--- a/Results/table5.taxonomy.docx
+++ b/Results/table5.taxonomy.docx
@@ -2417,7 +2417,7 @@
       </w:tr>
       <w:tr>
         <w:trPr>
-          <w:trHeight w:val="460" w:hRule="auto"/>
+          <w:trHeight w:val="461" w:hRule="auto"/>
         </w:trPr>
         body 7
         <w:tc>
@@ -2469,60 +2469,60 @@
                 <w:szCs w:val="22"/>
                 <w:color w:val="666666"/>
               </w:rPr>
-              <w:t xml:space="preserve">Callula frontifasciata </w:t>
-            </w:r>
-          </w:p>
-        </w:tc>
-        <w:tc>
-          <w:tcPr>
-            <w:tcBorders>
-              <w:bottom w:val="none" w:sz="0" w:space="0" w:color="000000"/>
-              <w:top w:val="none" w:sz="0" w:space="0" w:color="000000"/>
-              <w:left w:val="none" w:sz="0" w:space="0" w:color="000000"/>
-              <w:right w:val="none" w:sz="0" w:space="0" w:color="000000"/>
-            </w:tcBorders>
-            <w:shd w:val="clear" w:color="auto" w:fill="FFFFFF"/>
-            <w:tcMar>
-              <w:top w:w="0" w:type="dxa"/>
-              <w:bottom w:w="0" w:type="dxa"/>
-              <w:left w:w="0" w:type="dxa"/>
-              <w:right w:w="0" w:type="dxa"/>
-            </w:tcMar>
-            <w:vAlign w:val="center"/>
-          </w:tcPr>
-          <w:p>
-            <w:pPr>
-              <w:pStyle w:val="Normal"/>
-              <w:jc w:val="left"/>
-              <w:pBdr>
-                <w:bottom w:val="none" w:sz="0" w:space="0" w:color="000000"/>
-                <w:top w:val="none" w:sz="0" w:space="0" w:color="000000"/>
-                <w:left w:val="none" w:sz="0" w:space="0" w:color="000000"/>
-                <w:right w:val="none" w:sz="0" w:space="0" w:color="000000"/>
-              </w:pBdr>
-              <w:spacing w:after="40" w:before="40" w:line="240"/>
-              <w:ind w:left="40" w:right="40" w:firstLine="0" w:firstLineChars="0"/>
-              <w:rPr>
-                <w:rFonts w:ascii="Helvetica" w:hAnsi="Helvetica" w:eastAsia="Helvetica" w:cs="Helvetica"/>
-                <w:i w:val="false"/>
-                <w:b w:val="false"/>
-                <w:u w:val="none"/>
-                <w:sz w:val="22"/>
-                <w:szCs w:val="22"/>
-                <w:color w:val="666666"/>
-              </w:rPr>
-            </w:pPr>
-            <w:r>
-              <w:rPr>
-                <w:rFonts w:ascii="Helvetica" w:hAnsi="Helvetica" w:eastAsia="Helvetica" w:cs="Helvetica"/>
-                <w:i w:val="false"/>
-                <w:b w:val="false"/>
-                <w:u w:val="none"/>
-                <w:sz w:val="22"/>
-                <w:szCs w:val="22"/>
-                <w:color w:val="666666"/>
-              </w:rPr>
-              <w:t xml:space="preserve">(Horst, 1883)</w:t>
+              <w:t xml:space="preserve">Cophixalus geislerorum </w:t>
+            </w:r>
+          </w:p>
+        </w:tc>
+        <w:tc>
+          <w:tcPr>
+            <w:tcBorders>
+              <w:bottom w:val="none" w:sz="0" w:space="0" w:color="000000"/>
+              <w:top w:val="none" w:sz="0" w:space="0" w:color="000000"/>
+              <w:left w:val="none" w:sz="0" w:space="0" w:color="000000"/>
+              <w:right w:val="none" w:sz="0" w:space="0" w:color="000000"/>
+            </w:tcBorders>
+            <w:shd w:val="clear" w:color="auto" w:fill="FFFFFF"/>
+            <w:tcMar>
+              <w:top w:w="0" w:type="dxa"/>
+              <w:bottom w:w="0" w:type="dxa"/>
+              <w:left w:w="0" w:type="dxa"/>
+              <w:right w:w="0" w:type="dxa"/>
+            </w:tcMar>
+            <w:vAlign w:val="center"/>
+          </w:tcPr>
+          <w:p>
+            <w:pPr>
+              <w:pStyle w:val="Normal"/>
+              <w:jc w:val="left"/>
+              <w:pBdr>
+                <w:bottom w:val="none" w:sz="0" w:space="0" w:color="000000"/>
+                <w:top w:val="none" w:sz="0" w:space="0" w:color="000000"/>
+                <w:left w:val="none" w:sz="0" w:space="0" w:color="000000"/>
+                <w:right w:val="none" w:sz="0" w:space="0" w:color="000000"/>
+              </w:pBdr>
+              <w:spacing w:after="40" w:before="40" w:line="240"/>
+              <w:ind w:left="40" w:right="40" w:firstLine="0" w:firstLineChars="0"/>
+              <w:rPr>
+                <w:rFonts w:ascii="Helvetica" w:hAnsi="Helvetica" w:eastAsia="Helvetica" w:cs="Helvetica"/>
+                <w:i w:val="false"/>
+                <w:b w:val="false"/>
+                <w:u w:val="none"/>
+                <w:sz w:val="22"/>
+                <w:szCs w:val="22"/>
+                <w:color w:val="666666"/>
+              </w:rPr>
+            </w:pPr>
+            <w:r>
+              <w:rPr>
+                <w:rFonts w:ascii="Helvetica" w:hAnsi="Helvetica" w:eastAsia="Helvetica" w:cs="Helvetica"/>
+                <w:i w:val="false"/>
+                <w:b w:val="false"/>
+                <w:u w:val="none"/>
+                <w:sz w:val="22"/>
+                <w:szCs w:val="22"/>
+                <w:color w:val="666666"/>
+              </w:rPr>
+              <w:t xml:space="preserve">(Boettger, 1892)</w:t>
             </w:r>
           </w:p>
         </w:tc>
@@ -2681,7 +2681,7 @@
                 <w:szCs w:val="22"/>
                 <w:color w:val="666666"/>
               </w:rPr>
-              <w:t xml:space="preserve">frontifasciata</w:t>
+              <w:t xml:space="preserve">geislerorum</w:t>
             </w:r>
           </w:p>
         </w:tc>
@@ -2793,60 +2793,60 @@
                 <w:szCs w:val="22"/>
                 <w:color w:val="666666"/>
               </w:rPr>
-              <w:t xml:space="preserve">Cophixalus geislerorum </w:t>
-            </w:r>
-          </w:p>
-        </w:tc>
-        <w:tc>
-          <w:tcPr>
-            <w:tcBorders>
-              <w:bottom w:val="none" w:sz="0" w:space="0" w:color="000000"/>
-              <w:top w:val="none" w:sz="0" w:space="0" w:color="000000"/>
-              <w:left w:val="none" w:sz="0" w:space="0" w:color="000000"/>
-              <w:right w:val="none" w:sz="0" w:space="0" w:color="000000"/>
-            </w:tcBorders>
-            <w:shd w:val="clear" w:color="auto" w:fill="FFFFFF"/>
-            <w:tcMar>
-              <w:top w:w="0" w:type="dxa"/>
-              <w:bottom w:w="0" w:type="dxa"/>
-              <w:left w:w="0" w:type="dxa"/>
-              <w:right w:w="0" w:type="dxa"/>
-            </w:tcMar>
-            <w:vAlign w:val="center"/>
-          </w:tcPr>
-          <w:p>
-            <w:pPr>
-              <w:pStyle w:val="Normal"/>
-              <w:jc w:val="left"/>
-              <w:pBdr>
-                <w:bottom w:val="none" w:sz="0" w:space="0" w:color="000000"/>
-                <w:top w:val="none" w:sz="0" w:space="0" w:color="000000"/>
-                <w:left w:val="none" w:sz="0" w:space="0" w:color="000000"/>
-                <w:right w:val="none" w:sz="0" w:space="0" w:color="000000"/>
-              </w:pBdr>
-              <w:spacing w:after="40" w:before="40" w:line="240"/>
-              <w:ind w:left="40" w:right="40" w:firstLine="0" w:firstLineChars="0"/>
-              <w:rPr>
-                <w:rFonts w:ascii="Helvetica" w:hAnsi="Helvetica" w:eastAsia="Helvetica" w:cs="Helvetica"/>
-                <w:i w:val="false"/>
-                <w:b w:val="false"/>
-                <w:u w:val="none"/>
-                <w:sz w:val="22"/>
-                <w:szCs w:val="22"/>
-                <w:color w:val="666666"/>
-              </w:rPr>
-            </w:pPr>
-            <w:r>
-              <w:rPr>
-                <w:rFonts w:ascii="Helvetica" w:hAnsi="Helvetica" w:eastAsia="Helvetica" w:cs="Helvetica"/>
-                <w:i w:val="false"/>
-                <w:b w:val="false"/>
-                <w:u w:val="none"/>
-                <w:sz w:val="22"/>
-                <w:szCs w:val="22"/>
-                <w:color w:val="666666"/>
-              </w:rPr>
-              <w:t xml:space="preserve">(Boettger, 1892)</w:t>
+              <w:t xml:space="preserve">Oreophryne graminis </w:t>
+            </w:r>
+          </w:p>
+        </w:tc>
+        <w:tc>
+          <w:tcPr>
+            <w:tcBorders>
+              <w:bottom w:val="none" w:sz="0" w:space="0" w:color="000000"/>
+              <w:top w:val="none" w:sz="0" w:space="0" w:color="000000"/>
+              <w:left w:val="none" w:sz="0" w:space="0" w:color="000000"/>
+              <w:right w:val="none" w:sz="0" w:space="0" w:color="000000"/>
+            </w:tcBorders>
+            <w:shd w:val="clear" w:color="auto" w:fill="FFFFFF"/>
+            <w:tcMar>
+              <w:top w:w="0" w:type="dxa"/>
+              <w:bottom w:w="0" w:type="dxa"/>
+              <w:left w:w="0" w:type="dxa"/>
+              <w:right w:w="0" w:type="dxa"/>
+            </w:tcMar>
+            <w:vAlign w:val="center"/>
+          </w:tcPr>
+          <w:p>
+            <w:pPr>
+              <w:pStyle w:val="Normal"/>
+              <w:jc w:val="left"/>
+              <w:pBdr>
+                <w:bottom w:val="none" w:sz="0" w:space="0" w:color="000000"/>
+                <w:top w:val="none" w:sz="0" w:space="0" w:color="000000"/>
+                <w:left w:val="none" w:sz="0" w:space="0" w:color="000000"/>
+                <w:right w:val="none" w:sz="0" w:space="0" w:color="000000"/>
+              </w:pBdr>
+              <w:spacing w:after="40" w:before="40" w:line="240"/>
+              <w:ind w:left="40" w:right="40" w:firstLine="0" w:firstLineChars="0"/>
+              <w:rPr>
+                <w:rFonts w:ascii="Helvetica" w:hAnsi="Helvetica" w:eastAsia="Helvetica" w:cs="Helvetica"/>
+                <w:i w:val="false"/>
+                <w:b w:val="false"/>
+                <w:u w:val="none"/>
+                <w:sz w:val="22"/>
+                <w:szCs w:val="22"/>
+                <w:color w:val="666666"/>
+              </w:rPr>
+            </w:pPr>
+            <w:r>
+              <w:rPr>
+                <w:rFonts w:ascii="Helvetica" w:hAnsi="Helvetica" w:eastAsia="Helvetica" w:cs="Helvetica"/>
+                <w:i w:val="false"/>
+                <w:b w:val="false"/>
+                <w:u w:val="none"/>
+                <w:sz w:val="22"/>
+                <w:szCs w:val="22"/>
+                <w:color w:val="666666"/>
+              </w:rPr>
+              <w:t xml:space="preserve">(Günther &amp; Richards, 2012)</w:t>
             </w:r>
           </w:p>
         </w:tc>
@@ -3005,7 +3005,7 @@
                 <w:szCs w:val="22"/>
                 <w:color w:val="666666"/>
               </w:rPr>
-              <w:t xml:space="preserve">geislerorum</w:t>
+              <w:t xml:space="preserve">graminis</w:t>
             </w:r>
           </w:p>
         </w:tc>
@@ -3065,7 +3065,7 @@
       </w:tr>
       <w:tr>
         <w:trPr>
-          <w:trHeight w:val="461" w:hRule="auto"/>
+          <w:trHeight w:val="460" w:hRule="auto"/>
         </w:trPr>
         body 9
         <w:tc>
@@ -3117,60 +3117,60 @@
                 <w:szCs w:val="22"/>
                 <w:color w:val="666666"/>
               </w:rPr>
-              <w:t xml:space="preserve">Oreophryne graminis </w:t>
-            </w:r>
-          </w:p>
-        </w:tc>
-        <w:tc>
-          <w:tcPr>
-            <w:tcBorders>
-              <w:bottom w:val="none" w:sz="0" w:space="0" w:color="000000"/>
-              <w:top w:val="none" w:sz="0" w:space="0" w:color="000000"/>
-              <w:left w:val="none" w:sz="0" w:space="0" w:color="000000"/>
-              <w:right w:val="none" w:sz="0" w:space="0" w:color="000000"/>
-            </w:tcBorders>
-            <w:shd w:val="clear" w:color="auto" w:fill="FFFFFF"/>
-            <w:tcMar>
-              <w:top w:w="0" w:type="dxa"/>
-              <w:bottom w:w="0" w:type="dxa"/>
-              <w:left w:w="0" w:type="dxa"/>
-              <w:right w:w="0" w:type="dxa"/>
-            </w:tcMar>
-            <w:vAlign w:val="center"/>
-          </w:tcPr>
-          <w:p>
-            <w:pPr>
-              <w:pStyle w:val="Normal"/>
-              <w:jc w:val="left"/>
-              <w:pBdr>
-                <w:bottom w:val="none" w:sz="0" w:space="0" w:color="000000"/>
-                <w:top w:val="none" w:sz="0" w:space="0" w:color="000000"/>
-                <w:left w:val="none" w:sz="0" w:space="0" w:color="000000"/>
-                <w:right w:val="none" w:sz="0" w:space="0" w:color="000000"/>
-              </w:pBdr>
-              <w:spacing w:after="40" w:before="40" w:line="240"/>
-              <w:ind w:left="40" w:right="40" w:firstLine="0" w:firstLineChars="0"/>
-              <w:rPr>
-                <w:rFonts w:ascii="Helvetica" w:hAnsi="Helvetica" w:eastAsia="Helvetica" w:cs="Helvetica"/>
-                <w:i w:val="false"/>
-                <w:b w:val="false"/>
-                <w:u w:val="none"/>
-                <w:sz w:val="22"/>
-                <w:szCs w:val="22"/>
-                <w:color w:val="666666"/>
-              </w:rPr>
-            </w:pPr>
-            <w:r>
-              <w:rPr>
-                <w:rFonts w:ascii="Helvetica" w:hAnsi="Helvetica" w:eastAsia="Helvetica" w:cs="Helvetica"/>
-                <w:i w:val="false"/>
-                <w:b w:val="false"/>
-                <w:u w:val="none"/>
-                <w:sz w:val="22"/>
-                <w:szCs w:val="22"/>
-                <w:color w:val="666666"/>
-              </w:rPr>
-              <w:t xml:space="preserve">(Günther &amp; Richards, 2012)</w:t>
+              <w:t xml:space="preserve">Oreophryne inornata </w:t>
+            </w:r>
+          </w:p>
+        </w:tc>
+        <w:tc>
+          <w:tcPr>
+            <w:tcBorders>
+              <w:bottom w:val="none" w:sz="0" w:space="0" w:color="000000"/>
+              <w:top w:val="none" w:sz="0" w:space="0" w:color="000000"/>
+              <w:left w:val="none" w:sz="0" w:space="0" w:color="000000"/>
+              <w:right w:val="none" w:sz="0" w:space="0" w:color="000000"/>
+            </w:tcBorders>
+            <w:shd w:val="clear" w:color="auto" w:fill="FFFFFF"/>
+            <w:tcMar>
+              <w:top w:w="0" w:type="dxa"/>
+              <w:bottom w:w="0" w:type="dxa"/>
+              <w:left w:w="0" w:type="dxa"/>
+              <w:right w:w="0" w:type="dxa"/>
+            </w:tcMar>
+            <w:vAlign w:val="center"/>
+          </w:tcPr>
+          <w:p>
+            <w:pPr>
+              <w:pStyle w:val="Normal"/>
+              <w:jc w:val="left"/>
+              <w:pBdr>
+                <w:bottom w:val="none" w:sz="0" w:space="0" w:color="000000"/>
+                <w:top w:val="none" w:sz="0" w:space="0" w:color="000000"/>
+                <w:left w:val="none" w:sz="0" w:space="0" w:color="000000"/>
+                <w:right w:val="none" w:sz="0" w:space="0" w:color="000000"/>
+              </w:pBdr>
+              <w:spacing w:after="40" w:before="40" w:line="240"/>
+              <w:ind w:left="40" w:right="40" w:firstLine="0" w:firstLineChars="0"/>
+              <w:rPr>
+                <w:rFonts w:ascii="Helvetica" w:hAnsi="Helvetica" w:eastAsia="Helvetica" w:cs="Helvetica"/>
+                <w:i w:val="false"/>
+                <w:b w:val="false"/>
+                <w:u w:val="none"/>
+                <w:sz w:val="22"/>
+                <w:szCs w:val="22"/>
+                <w:color w:val="666666"/>
+              </w:rPr>
+            </w:pPr>
+            <w:r>
+              <w:rPr>
+                <w:rFonts w:ascii="Helvetica" w:hAnsi="Helvetica" w:eastAsia="Helvetica" w:cs="Helvetica"/>
+                <w:i w:val="false"/>
+                <w:b w:val="false"/>
+                <w:u w:val="none"/>
+                <w:sz w:val="22"/>
+                <w:szCs w:val="22"/>
+                <w:color w:val="666666"/>
+              </w:rPr>
+              <w:t xml:space="preserve">(Zweifel, 1956)</w:t>
             </w:r>
           </w:p>
         </w:tc>
@@ -3329,7 +3329,7 @@
                 <w:szCs w:val="22"/>
                 <w:color w:val="666666"/>
               </w:rPr>
-              <w:t xml:space="preserve">graminis</w:t>
+              <w:t xml:space="preserve">inornata</w:t>
             </w:r>
           </w:p>
         </w:tc>
@@ -3441,60 +3441,60 @@
                 <w:szCs w:val="22"/>
                 <w:color w:val="666666"/>
               </w:rPr>
-              <w:t xml:space="preserve">Oreophryne inornata </w:t>
-            </w:r>
-          </w:p>
-        </w:tc>
-        <w:tc>
-          <w:tcPr>
-            <w:tcBorders>
-              <w:bottom w:val="none" w:sz="0" w:space="0" w:color="000000"/>
-              <w:top w:val="none" w:sz="0" w:space="0" w:color="000000"/>
-              <w:left w:val="none" w:sz="0" w:space="0" w:color="000000"/>
-              <w:right w:val="none" w:sz="0" w:space="0" w:color="000000"/>
-            </w:tcBorders>
-            <w:shd w:val="clear" w:color="auto" w:fill="FFFFFF"/>
-            <w:tcMar>
-              <w:top w:w="0" w:type="dxa"/>
-              <w:bottom w:w="0" w:type="dxa"/>
-              <w:left w:w="0" w:type="dxa"/>
-              <w:right w:w="0" w:type="dxa"/>
-            </w:tcMar>
-            <w:vAlign w:val="center"/>
-          </w:tcPr>
-          <w:p>
-            <w:pPr>
-              <w:pStyle w:val="Normal"/>
-              <w:jc w:val="left"/>
-              <w:pBdr>
-                <w:bottom w:val="none" w:sz="0" w:space="0" w:color="000000"/>
-                <w:top w:val="none" w:sz="0" w:space="0" w:color="000000"/>
-                <w:left w:val="none" w:sz="0" w:space="0" w:color="000000"/>
-                <w:right w:val="none" w:sz="0" w:space="0" w:color="000000"/>
-              </w:pBdr>
-              <w:spacing w:after="40" w:before="40" w:line="240"/>
-              <w:ind w:left="40" w:right="40" w:firstLine="0" w:firstLineChars="0"/>
-              <w:rPr>
-                <w:rFonts w:ascii="Helvetica" w:hAnsi="Helvetica" w:eastAsia="Helvetica" w:cs="Helvetica"/>
-                <w:i w:val="false"/>
-                <w:b w:val="false"/>
-                <w:u w:val="none"/>
-                <w:sz w:val="22"/>
-                <w:szCs w:val="22"/>
-                <w:color w:val="666666"/>
-              </w:rPr>
-            </w:pPr>
-            <w:r>
-              <w:rPr>
-                <w:rFonts w:ascii="Helvetica" w:hAnsi="Helvetica" w:eastAsia="Helvetica" w:cs="Helvetica"/>
-                <w:i w:val="false"/>
-                <w:b w:val="false"/>
-                <w:u w:val="none"/>
-                <w:sz w:val="22"/>
-                <w:szCs w:val="22"/>
-                <w:color w:val="666666"/>
-              </w:rPr>
-              <w:t xml:space="preserve">(Zweifel, 1956)</w:t>
+              <w:t xml:space="preserve">Oreophryne lemur </w:t>
+            </w:r>
+          </w:p>
+        </w:tc>
+        <w:tc>
+          <w:tcPr>
+            <w:tcBorders>
+              <w:bottom w:val="none" w:sz="0" w:space="0" w:color="000000"/>
+              <w:top w:val="none" w:sz="0" w:space="0" w:color="000000"/>
+              <w:left w:val="none" w:sz="0" w:space="0" w:color="000000"/>
+              <w:right w:val="none" w:sz="0" w:space="0" w:color="000000"/>
+            </w:tcBorders>
+            <w:shd w:val="clear" w:color="auto" w:fill="FFFFFF"/>
+            <w:tcMar>
+              <w:top w:w="0" w:type="dxa"/>
+              <w:bottom w:w="0" w:type="dxa"/>
+              <w:left w:w="0" w:type="dxa"/>
+              <w:right w:w="0" w:type="dxa"/>
+            </w:tcMar>
+            <w:vAlign w:val="center"/>
+          </w:tcPr>
+          <w:p>
+            <w:pPr>
+              <w:pStyle w:val="Normal"/>
+              <w:jc w:val="left"/>
+              <w:pBdr>
+                <w:bottom w:val="none" w:sz="0" w:space="0" w:color="000000"/>
+                <w:top w:val="none" w:sz="0" w:space="0" w:color="000000"/>
+                <w:left w:val="none" w:sz="0" w:space="0" w:color="000000"/>
+                <w:right w:val="none" w:sz="0" w:space="0" w:color="000000"/>
+              </w:pBdr>
+              <w:spacing w:after="40" w:before="40" w:line="240"/>
+              <w:ind w:left="40" w:right="40" w:firstLine="0" w:firstLineChars="0"/>
+              <w:rPr>
+                <w:rFonts w:ascii="Helvetica" w:hAnsi="Helvetica" w:eastAsia="Helvetica" w:cs="Helvetica"/>
+                <w:i w:val="false"/>
+                <w:b w:val="false"/>
+                <w:u w:val="none"/>
+                <w:sz w:val="22"/>
+                <w:szCs w:val="22"/>
+                <w:color w:val="666666"/>
+              </w:rPr>
+            </w:pPr>
+            <w:r>
+              <w:rPr>
+                <w:rFonts w:ascii="Helvetica" w:hAnsi="Helvetica" w:eastAsia="Helvetica" w:cs="Helvetica"/>
+                <w:i w:val="false"/>
+                <w:b w:val="false"/>
+                <w:u w:val="none"/>
+                <w:sz w:val="22"/>
+                <w:szCs w:val="22"/>
+                <w:color w:val="666666"/>
+              </w:rPr>
+              <w:t xml:space="preserve">(Kraus, 2016)</w:t>
             </w:r>
           </w:p>
         </w:tc>
@@ -3653,7 +3653,7 @@
                 <w:szCs w:val="22"/>
                 <w:color w:val="666666"/>
               </w:rPr>
-              <w:t xml:space="preserve">inornata</w:t>
+              <w:t xml:space="preserve">lemur</w:t>
             </w:r>
           </w:p>
         </w:tc>
@@ -3765,60 +3765,60 @@
                 <w:szCs w:val="22"/>
                 <w:color w:val="666666"/>
               </w:rPr>
-              <w:t xml:space="preserve">Oreophryne lemur </w:t>
-            </w:r>
-          </w:p>
-        </w:tc>
-        <w:tc>
-          <w:tcPr>
-            <w:tcBorders>
-              <w:bottom w:val="none" w:sz="0" w:space="0" w:color="000000"/>
-              <w:top w:val="none" w:sz="0" w:space="0" w:color="000000"/>
-              <w:left w:val="none" w:sz="0" w:space="0" w:color="000000"/>
-              <w:right w:val="none" w:sz="0" w:space="0" w:color="000000"/>
-            </w:tcBorders>
-            <w:shd w:val="clear" w:color="auto" w:fill="FFFFFF"/>
-            <w:tcMar>
-              <w:top w:w="0" w:type="dxa"/>
-              <w:bottom w:w="0" w:type="dxa"/>
-              <w:left w:w="0" w:type="dxa"/>
-              <w:right w:w="0" w:type="dxa"/>
-            </w:tcMar>
-            <w:vAlign w:val="center"/>
-          </w:tcPr>
-          <w:p>
-            <w:pPr>
-              <w:pStyle w:val="Normal"/>
-              <w:jc w:val="left"/>
-              <w:pBdr>
-                <w:bottom w:val="none" w:sz="0" w:space="0" w:color="000000"/>
-                <w:top w:val="none" w:sz="0" w:space="0" w:color="000000"/>
-                <w:left w:val="none" w:sz="0" w:space="0" w:color="000000"/>
-                <w:right w:val="none" w:sz="0" w:space="0" w:color="000000"/>
-              </w:pBdr>
-              <w:spacing w:after="40" w:before="40" w:line="240"/>
-              <w:ind w:left="40" w:right="40" w:firstLine="0" w:firstLineChars="0"/>
-              <w:rPr>
-                <w:rFonts w:ascii="Helvetica" w:hAnsi="Helvetica" w:eastAsia="Helvetica" w:cs="Helvetica"/>
-                <w:i w:val="false"/>
-                <w:b w:val="false"/>
-                <w:u w:val="none"/>
-                <w:sz w:val="22"/>
-                <w:szCs w:val="22"/>
-                <w:color w:val="666666"/>
-              </w:rPr>
-            </w:pPr>
-            <w:r>
-              <w:rPr>
-                <w:rFonts w:ascii="Helvetica" w:hAnsi="Helvetica" w:eastAsia="Helvetica" w:cs="Helvetica"/>
-                <w:i w:val="false"/>
-                <w:b w:val="false"/>
-                <w:u w:val="none"/>
-                <w:sz w:val="22"/>
-                <w:szCs w:val="22"/>
-                <w:color w:val="666666"/>
-              </w:rPr>
-              <w:t xml:space="preserve">(Kraus, 2016)</w:t>
+              <w:t xml:space="preserve">Sphenophryne loriae </w:t>
+            </w:r>
+          </w:p>
+        </w:tc>
+        <w:tc>
+          <w:tcPr>
+            <w:tcBorders>
+              <w:bottom w:val="none" w:sz="0" w:space="0" w:color="000000"/>
+              <w:top w:val="none" w:sz="0" w:space="0" w:color="000000"/>
+              <w:left w:val="none" w:sz="0" w:space="0" w:color="000000"/>
+              <w:right w:val="none" w:sz="0" w:space="0" w:color="000000"/>
+            </w:tcBorders>
+            <w:shd w:val="clear" w:color="auto" w:fill="FFFFFF"/>
+            <w:tcMar>
+              <w:top w:w="0" w:type="dxa"/>
+              <w:bottom w:w="0" w:type="dxa"/>
+              <w:left w:w="0" w:type="dxa"/>
+              <w:right w:w="0" w:type="dxa"/>
+            </w:tcMar>
+            <w:vAlign w:val="center"/>
+          </w:tcPr>
+          <w:p>
+            <w:pPr>
+              <w:pStyle w:val="Normal"/>
+              <w:jc w:val="left"/>
+              <w:pBdr>
+                <w:bottom w:val="none" w:sz="0" w:space="0" w:color="000000"/>
+                <w:top w:val="none" w:sz="0" w:space="0" w:color="000000"/>
+                <w:left w:val="none" w:sz="0" w:space="0" w:color="000000"/>
+                <w:right w:val="none" w:sz="0" w:space="0" w:color="000000"/>
+              </w:pBdr>
+              <w:spacing w:after="40" w:before="40" w:line="240"/>
+              <w:ind w:left="40" w:right="40" w:firstLine="0" w:firstLineChars="0"/>
+              <w:rPr>
+                <w:rFonts w:ascii="Helvetica" w:hAnsi="Helvetica" w:eastAsia="Helvetica" w:cs="Helvetica"/>
+                <w:i w:val="false"/>
+                <w:b w:val="false"/>
+                <w:u w:val="none"/>
+                <w:sz w:val="22"/>
+                <w:szCs w:val="22"/>
+                <w:color w:val="666666"/>
+              </w:rPr>
+            </w:pPr>
+            <w:r>
+              <w:rPr>
+                <w:rFonts w:ascii="Helvetica" w:hAnsi="Helvetica" w:eastAsia="Helvetica" w:cs="Helvetica"/>
+                <w:i w:val="false"/>
+                <w:b w:val="false"/>
+                <w:u w:val="none"/>
+                <w:sz w:val="22"/>
+                <w:szCs w:val="22"/>
+                <w:color w:val="666666"/>
+              </w:rPr>
+              <w:t xml:space="preserve">(Boulenger, 1898)</w:t>
             </w:r>
           </w:p>
         </w:tc>
@@ -3977,7 +3977,7 @@
                 <w:szCs w:val="22"/>
                 <w:color w:val="666666"/>
               </w:rPr>
-              <w:t xml:space="preserve">lemur</w:t>
+              <w:t xml:space="preserve">loriae</w:t>
             </w:r>
           </w:p>
         </w:tc>
@@ -4089,60 +4089,60 @@
                 <w:szCs w:val="22"/>
                 <w:color w:val="666666"/>
               </w:rPr>
-              <w:t xml:space="preserve">Sphenophryne loriae </w:t>
-            </w:r>
-          </w:p>
-        </w:tc>
-        <w:tc>
-          <w:tcPr>
-            <w:tcBorders>
-              <w:bottom w:val="none" w:sz="0" w:space="0" w:color="000000"/>
-              <w:top w:val="none" w:sz="0" w:space="0" w:color="000000"/>
-              <w:left w:val="none" w:sz="0" w:space="0" w:color="000000"/>
-              <w:right w:val="none" w:sz="0" w:space="0" w:color="000000"/>
-            </w:tcBorders>
-            <w:shd w:val="clear" w:color="auto" w:fill="FFFFFF"/>
-            <w:tcMar>
-              <w:top w:w="0" w:type="dxa"/>
-              <w:bottom w:w="0" w:type="dxa"/>
-              <w:left w:w="0" w:type="dxa"/>
-              <w:right w:w="0" w:type="dxa"/>
-            </w:tcMar>
-            <w:vAlign w:val="center"/>
-          </w:tcPr>
-          <w:p>
-            <w:pPr>
-              <w:pStyle w:val="Normal"/>
-              <w:jc w:val="left"/>
-              <w:pBdr>
-                <w:bottom w:val="none" w:sz="0" w:space="0" w:color="000000"/>
-                <w:top w:val="none" w:sz="0" w:space="0" w:color="000000"/>
-                <w:left w:val="none" w:sz="0" w:space="0" w:color="000000"/>
-                <w:right w:val="none" w:sz="0" w:space="0" w:color="000000"/>
-              </w:pBdr>
-              <w:spacing w:after="40" w:before="40" w:line="240"/>
-              <w:ind w:left="40" w:right="40" w:firstLine="0" w:firstLineChars="0"/>
-              <w:rPr>
-                <w:rFonts w:ascii="Helvetica" w:hAnsi="Helvetica" w:eastAsia="Helvetica" w:cs="Helvetica"/>
-                <w:i w:val="false"/>
-                <w:b w:val="false"/>
-                <w:u w:val="none"/>
-                <w:sz w:val="22"/>
-                <w:szCs w:val="22"/>
-                <w:color w:val="666666"/>
-              </w:rPr>
-            </w:pPr>
-            <w:r>
-              <w:rPr>
-                <w:rFonts w:ascii="Helvetica" w:hAnsi="Helvetica" w:eastAsia="Helvetica" w:cs="Helvetica"/>
-                <w:i w:val="false"/>
-                <w:b w:val="false"/>
-                <w:u w:val="none"/>
-                <w:sz w:val="22"/>
-                <w:szCs w:val="22"/>
-                <w:color w:val="666666"/>
-              </w:rPr>
-              <w:t xml:space="preserve">(Boulenger, 1898)</w:t>
+              <w:t xml:space="preserve">Oreophryne nana </w:t>
+            </w:r>
+          </w:p>
+        </w:tc>
+        <w:tc>
+          <w:tcPr>
+            <w:tcBorders>
+              <w:bottom w:val="none" w:sz="0" w:space="0" w:color="000000"/>
+              <w:top w:val="none" w:sz="0" w:space="0" w:color="000000"/>
+              <w:left w:val="none" w:sz="0" w:space="0" w:color="000000"/>
+              <w:right w:val="none" w:sz="0" w:space="0" w:color="000000"/>
+            </w:tcBorders>
+            <w:shd w:val="clear" w:color="auto" w:fill="FFFFFF"/>
+            <w:tcMar>
+              <w:top w:w="0" w:type="dxa"/>
+              <w:bottom w:w="0" w:type="dxa"/>
+              <w:left w:w="0" w:type="dxa"/>
+              <w:right w:w="0" w:type="dxa"/>
+            </w:tcMar>
+            <w:vAlign w:val="center"/>
+          </w:tcPr>
+          <w:p>
+            <w:pPr>
+              <w:pStyle w:val="Normal"/>
+              <w:jc w:val="left"/>
+              <w:pBdr>
+                <w:bottom w:val="none" w:sz="0" w:space="0" w:color="000000"/>
+                <w:top w:val="none" w:sz="0" w:space="0" w:color="000000"/>
+                <w:left w:val="none" w:sz="0" w:space="0" w:color="000000"/>
+                <w:right w:val="none" w:sz="0" w:space="0" w:color="000000"/>
+              </w:pBdr>
+              <w:spacing w:after="40" w:before="40" w:line="240"/>
+              <w:ind w:left="40" w:right="40" w:firstLine="0" w:firstLineChars="0"/>
+              <w:rPr>
+                <w:rFonts w:ascii="Helvetica" w:hAnsi="Helvetica" w:eastAsia="Helvetica" w:cs="Helvetica"/>
+                <w:i w:val="false"/>
+                <w:b w:val="false"/>
+                <w:u w:val="none"/>
+                <w:sz w:val="22"/>
+                <w:szCs w:val="22"/>
+                <w:color w:val="666666"/>
+              </w:rPr>
+            </w:pPr>
+            <w:r>
+              <w:rPr>
+                <w:rFonts w:ascii="Helvetica" w:hAnsi="Helvetica" w:eastAsia="Helvetica" w:cs="Helvetica"/>
+                <w:i w:val="false"/>
+                <w:b w:val="false"/>
+                <w:u w:val="none"/>
+                <w:sz w:val="22"/>
+                <w:szCs w:val="22"/>
+                <w:color w:val="666666"/>
+              </w:rPr>
+              <w:t xml:space="preserve">(Brown &amp; Alcala, 1967)</w:t>
             </w:r>
           </w:p>
         </w:tc>
@@ -4301,7 +4301,7 @@
                 <w:szCs w:val="22"/>
                 <w:color w:val="666666"/>
               </w:rPr>
-              <w:t xml:space="preserve">loriae</w:t>
+              <w:t xml:space="preserve">nana</w:t>
             </w:r>
           </w:p>
         </w:tc>
@@ -4413,60 +4413,60 @@
                 <w:szCs w:val="22"/>
                 <w:color w:val="666666"/>
               </w:rPr>
-              <w:t xml:space="preserve">Oreophryne nana </w:t>
-            </w:r>
-          </w:p>
-        </w:tc>
-        <w:tc>
-          <w:tcPr>
-            <w:tcBorders>
-              <w:bottom w:val="none" w:sz="0" w:space="0" w:color="000000"/>
-              <w:top w:val="none" w:sz="0" w:space="0" w:color="000000"/>
-              <w:left w:val="none" w:sz="0" w:space="0" w:color="000000"/>
-              <w:right w:val="none" w:sz="0" w:space="0" w:color="000000"/>
-            </w:tcBorders>
-            <w:shd w:val="clear" w:color="auto" w:fill="FFFFFF"/>
-            <w:tcMar>
-              <w:top w:w="0" w:type="dxa"/>
-              <w:bottom w:w="0" w:type="dxa"/>
-              <w:left w:w="0" w:type="dxa"/>
-              <w:right w:w="0" w:type="dxa"/>
-            </w:tcMar>
-            <w:vAlign w:val="center"/>
-          </w:tcPr>
-          <w:p>
-            <w:pPr>
-              <w:pStyle w:val="Normal"/>
-              <w:jc w:val="left"/>
-              <w:pBdr>
-                <w:bottom w:val="none" w:sz="0" w:space="0" w:color="000000"/>
-                <w:top w:val="none" w:sz="0" w:space="0" w:color="000000"/>
-                <w:left w:val="none" w:sz="0" w:space="0" w:color="000000"/>
-                <w:right w:val="none" w:sz="0" w:space="0" w:color="000000"/>
-              </w:pBdr>
-              <w:spacing w:after="40" w:before="40" w:line="240"/>
-              <w:ind w:left="40" w:right="40" w:firstLine="0" w:firstLineChars="0"/>
-              <w:rPr>
-                <w:rFonts w:ascii="Helvetica" w:hAnsi="Helvetica" w:eastAsia="Helvetica" w:cs="Helvetica"/>
-                <w:i w:val="false"/>
-                <w:b w:val="false"/>
-                <w:u w:val="none"/>
-                <w:sz w:val="22"/>
-                <w:szCs w:val="22"/>
-                <w:color w:val="666666"/>
-              </w:rPr>
-            </w:pPr>
-            <w:r>
-              <w:rPr>
-                <w:rFonts w:ascii="Helvetica" w:hAnsi="Helvetica" w:eastAsia="Helvetica" w:cs="Helvetica"/>
-                <w:i w:val="false"/>
-                <w:b w:val="false"/>
-                <w:u w:val="none"/>
-                <w:sz w:val="22"/>
-                <w:szCs w:val="22"/>
-                <w:color w:val="666666"/>
-              </w:rPr>
-              <w:t xml:space="preserve">(Brown &amp; Alcala, 1967)</w:t>
+              <w:t xml:space="preserve">Oreophryne notata </w:t>
+            </w:r>
+          </w:p>
+        </w:tc>
+        <w:tc>
+          <w:tcPr>
+            <w:tcBorders>
+              <w:bottom w:val="none" w:sz="0" w:space="0" w:color="000000"/>
+              <w:top w:val="none" w:sz="0" w:space="0" w:color="000000"/>
+              <w:left w:val="none" w:sz="0" w:space="0" w:color="000000"/>
+              <w:right w:val="none" w:sz="0" w:space="0" w:color="000000"/>
+            </w:tcBorders>
+            <w:shd w:val="clear" w:color="auto" w:fill="FFFFFF"/>
+            <w:tcMar>
+              <w:top w:w="0" w:type="dxa"/>
+              <w:bottom w:w="0" w:type="dxa"/>
+              <w:left w:w="0" w:type="dxa"/>
+              <w:right w:w="0" w:type="dxa"/>
+            </w:tcMar>
+            <w:vAlign w:val="center"/>
+          </w:tcPr>
+          <w:p>
+            <w:pPr>
+              <w:pStyle w:val="Normal"/>
+              <w:jc w:val="left"/>
+              <w:pBdr>
+                <w:bottom w:val="none" w:sz="0" w:space="0" w:color="000000"/>
+                <w:top w:val="none" w:sz="0" w:space="0" w:color="000000"/>
+                <w:left w:val="none" w:sz="0" w:space="0" w:color="000000"/>
+                <w:right w:val="none" w:sz="0" w:space="0" w:color="000000"/>
+              </w:pBdr>
+              <w:spacing w:after="40" w:before="40" w:line="240"/>
+              <w:ind w:left="40" w:right="40" w:firstLine="0" w:firstLineChars="0"/>
+              <w:rPr>
+                <w:rFonts w:ascii="Helvetica" w:hAnsi="Helvetica" w:eastAsia="Helvetica" w:cs="Helvetica"/>
+                <w:i w:val="false"/>
+                <w:b w:val="false"/>
+                <w:u w:val="none"/>
+                <w:sz w:val="22"/>
+                <w:szCs w:val="22"/>
+                <w:color w:val="666666"/>
+              </w:rPr>
+            </w:pPr>
+            <w:r>
+              <w:rPr>
+                <w:rFonts w:ascii="Helvetica" w:hAnsi="Helvetica" w:eastAsia="Helvetica" w:cs="Helvetica"/>
+                <w:i w:val="false"/>
+                <w:b w:val="false"/>
+                <w:u w:val="none"/>
+                <w:sz w:val="22"/>
+                <w:szCs w:val="22"/>
+                <w:color w:val="666666"/>
+              </w:rPr>
+              <w:t xml:space="preserve">(Zweifel, 2003)</w:t>
             </w:r>
           </w:p>
         </w:tc>
@@ -4625,7 +4625,7 @@
                 <w:szCs w:val="22"/>
                 <w:color w:val="666666"/>
               </w:rPr>
-              <w:t xml:space="preserve">nana</w:t>
+              <w:t xml:space="preserve">notata</w:t>
             </w:r>
           </w:p>
         </w:tc>
@@ -4737,60 +4737,60 @@
                 <w:szCs w:val="22"/>
                 <w:color w:val="666666"/>
               </w:rPr>
-              <w:t xml:space="preserve">Oreophryne notata </w:t>
-            </w:r>
-          </w:p>
-        </w:tc>
-        <w:tc>
-          <w:tcPr>
-            <w:tcBorders>
-              <w:bottom w:val="none" w:sz="0" w:space="0" w:color="000000"/>
-              <w:top w:val="none" w:sz="0" w:space="0" w:color="000000"/>
-              <w:left w:val="none" w:sz="0" w:space="0" w:color="000000"/>
-              <w:right w:val="none" w:sz="0" w:space="0" w:color="000000"/>
-            </w:tcBorders>
-            <w:shd w:val="clear" w:color="auto" w:fill="FFFFFF"/>
-            <w:tcMar>
-              <w:top w:w="0" w:type="dxa"/>
-              <w:bottom w:w="0" w:type="dxa"/>
-              <w:left w:w="0" w:type="dxa"/>
-              <w:right w:w="0" w:type="dxa"/>
-            </w:tcMar>
-            <w:vAlign w:val="center"/>
-          </w:tcPr>
-          <w:p>
-            <w:pPr>
-              <w:pStyle w:val="Normal"/>
-              <w:jc w:val="left"/>
-              <w:pBdr>
-                <w:bottom w:val="none" w:sz="0" w:space="0" w:color="000000"/>
-                <w:top w:val="none" w:sz="0" w:space="0" w:color="000000"/>
-                <w:left w:val="none" w:sz="0" w:space="0" w:color="000000"/>
-                <w:right w:val="none" w:sz="0" w:space="0" w:color="000000"/>
-              </w:pBdr>
-              <w:spacing w:after="40" w:before="40" w:line="240"/>
-              <w:ind w:left="40" w:right="40" w:firstLine="0" w:firstLineChars="0"/>
-              <w:rPr>
-                <w:rFonts w:ascii="Helvetica" w:hAnsi="Helvetica" w:eastAsia="Helvetica" w:cs="Helvetica"/>
-                <w:i w:val="false"/>
-                <w:b w:val="false"/>
-                <w:u w:val="none"/>
-                <w:sz w:val="22"/>
-                <w:szCs w:val="22"/>
-                <w:color w:val="666666"/>
-              </w:rPr>
-            </w:pPr>
-            <w:r>
-              <w:rPr>
-                <w:rFonts w:ascii="Helvetica" w:hAnsi="Helvetica" w:eastAsia="Helvetica" w:cs="Helvetica"/>
-                <w:i w:val="false"/>
-                <w:b w:val="false"/>
-                <w:u w:val="none"/>
-                <w:sz w:val="22"/>
-                <w:szCs w:val="22"/>
-                <w:color w:val="666666"/>
-              </w:rPr>
-              <w:t xml:space="preserve">(Zweifel, 2003)</w:t>
+              <w:t xml:space="preserve">Oreophryne parkeri </w:t>
+            </w:r>
+          </w:p>
+        </w:tc>
+        <w:tc>
+          <w:tcPr>
+            <w:tcBorders>
+              <w:bottom w:val="none" w:sz="0" w:space="0" w:color="000000"/>
+              <w:top w:val="none" w:sz="0" w:space="0" w:color="000000"/>
+              <w:left w:val="none" w:sz="0" w:space="0" w:color="000000"/>
+              <w:right w:val="none" w:sz="0" w:space="0" w:color="000000"/>
+            </w:tcBorders>
+            <w:shd w:val="clear" w:color="auto" w:fill="FFFFFF"/>
+            <w:tcMar>
+              <w:top w:w="0" w:type="dxa"/>
+              <w:bottom w:w="0" w:type="dxa"/>
+              <w:left w:w="0" w:type="dxa"/>
+              <w:right w:w="0" w:type="dxa"/>
+            </w:tcMar>
+            <w:vAlign w:val="center"/>
+          </w:tcPr>
+          <w:p>
+            <w:pPr>
+              <w:pStyle w:val="Normal"/>
+              <w:jc w:val="left"/>
+              <w:pBdr>
+                <w:bottom w:val="none" w:sz="0" w:space="0" w:color="000000"/>
+                <w:top w:val="none" w:sz="0" w:space="0" w:color="000000"/>
+                <w:left w:val="none" w:sz="0" w:space="0" w:color="000000"/>
+                <w:right w:val="none" w:sz="0" w:space="0" w:color="000000"/>
+              </w:pBdr>
+              <w:spacing w:after="40" w:before="40" w:line="240"/>
+              <w:ind w:left="40" w:right="40" w:firstLine="0" w:firstLineChars="0"/>
+              <w:rPr>
+                <w:rFonts w:ascii="Helvetica" w:hAnsi="Helvetica" w:eastAsia="Helvetica" w:cs="Helvetica"/>
+                <w:i w:val="false"/>
+                <w:b w:val="false"/>
+                <w:u w:val="none"/>
+                <w:sz w:val="22"/>
+                <w:szCs w:val="22"/>
+                <w:color w:val="666666"/>
+              </w:rPr>
+            </w:pPr>
+            <w:r>
+              <w:rPr>
+                <w:rFonts w:ascii="Helvetica" w:hAnsi="Helvetica" w:eastAsia="Helvetica" w:cs="Helvetica"/>
+                <w:i w:val="false"/>
+                <w:b w:val="false"/>
+                <w:u w:val="none"/>
+                <w:sz w:val="22"/>
+                <w:szCs w:val="22"/>
+                <w:color w:val="666666"/>
+              </w:rPr>
+              <w:t xml:space="preserve">(Loveridge, 1955)</w:t>
             </w:r>
           </w:p>
         </w:tc>
@@ -4949,7 +4949,7 @@
                 <w:szCs w:val="22"/>
                 <w:color w:val="666666"/>
               </w:rPr>
-              <w:t xml:space="preserve">notata</w:t>
+              <w:t xml:space="preserve">parkeri</w:t>
             </w:r>
           </w:p>
         </w:tc>
@@ -5061,60 +5061,60 @@
                 <w:szCs w:val="22"/>
                 <w:color w:val="666666"/>
               </w:rPr>
-              <w:t xml:space="preserve">Oreophryne parkeri </w:t>
-            </w:r>
-          </w:p>
-        </w:tc>
-        <w:tc>
-          <w:tcPr>
-            <w:tcBorders>
-              <w:bottom w:val="none" w:sz="0" w:space="0" w:color="000000"/>
-              <w:top w:val="none" w:sz="0" w:space="0" w:color="000000"/>
-              <w:left w:val="none" w:sz="0" w:space="0" w:color="000000"/>
-              <w:right w:val="none" w:sz="0" w:space="0" w:color="000000"/>
-            </w:tcBorders>
-            <w:shd w:val="clear" w:color="auto" w:fill="FFFFFF"/>
-            <w:tcMar>
-              <w:top w:w="0" w:type="dxa"/>
-              <w:bottom w:w="0" w:type="dxa"/>
-              <w:left w:w="0" w:type="dxa"/>
-              <w:right w:w="0" w:type="dxa"/>
-            </w:tcMar>
-            <w:vAlign w:val="center"/>
-          </w:tcPr>
-          <w:p>
-            <w:pPr>
-              <w:pStyle w:val="Normal"/>
-              <w:jc w:val="left"/>
-              <w:pBdr>
-                <w:bottom w:val="none" w:sz="0" w:space="0" w:color="000000"/>
-                <w:top w:val="none" w:sz="0" w:space="0" w:color="000000"/>
-                <w:left w:val="none" w:sz="0" w:space="0" w:color="000000"/>
-                <w:right w:val="none" w:sz="0" w:space="0" w:color="000000"/>
-              </w:pBdr>
-              <w:spacing w:after="40" w:before="40" w:line="240"/>
-              <w:ind w:left="40" w:right="40" w:firstLine="0" w:firstLineChars="0"/>
-              <w:rPr>
-                <w:rFonts w:ascii="Helvetica" w:hAnsi="Helvetica" w:eastAsia="Helvetica" w:cs="Helvetica"/>
-                <w:i w:val="false"/>
-                <w:b w:val="false"/>
-                <w:u w:val="none"/>
-                <w:sz w:val="22"/>
-                <w:szCs w:val="22"/>
-                <w:color w:val="666666"/>
-              </w:rPr>
-            </w:pPr>
-            <w:r>
-              <w:rPr>
-                <w:rFonts w:ascii="Helvetica" w:hAnsi="Helvetica" w:eastAsia="Helvetica" w:cs="Helvetica"/>
-                <w:i w:val="false"/>
-                <w:b w:val="false"/>
-                <w:u w:val="none"/>
-                <w:sz w:val="22"/>
-                <w:szCs w:val="22"/>
-                <w:color w:val="666666"/>
-              </w:rPr>
-              <w:t xml:space="preserve">(Loveridge, 1955)</w:t>
+              <w:t xml:space="preserve">Oreophryne parkopanorum </w:t>
+            </w:r>
+          </w:p>
+        </w:tc>
+        <w:tc>
+          <w:tcPr>
+            <w:tcBorders>
+              <w:bottom w:val="none" w:sz="0" w:space="0" w:color="000000"/>
+              <w:top w:val="none" w:sz="0" w:space="0" w:color="000000"/>
+              <w:left w:val="none" w:sz="0" w:space="0" w:color="000000"/>
+              <w:right w:val="none" w:sz="0" w:space="0" w:color="000000"/>
+            </w:tcBorders>
+            <w:shd w:val="clear" w:color="auto" w:fill="FFFFFF"/>
+            <w:tcMar>
+              <w:top w:w="0" w:type="dxa"/>
+              <w:bottom w:w="0" w:type="dxa"/>
+              <w:left w:w="0" w:type="dxa"/>
+              <w:right w:w="0" w:type="dxa"/>
+            </w:tcMar>
+            <w:vAlign w:val="center"/>
+          </w:tcPr>
+          <w:p>
+            <w:pPr>
+              <w:pStyle w:val="Normal"/>
+              <w:jc w:val="left"/>
+              <w:pBdr>
+                <w:bottom w:val="none" w:sz="0" w:space="0" w:color="000000"/>
+                <w:top w:val="none" w:sz="0" w:space="0" w:color="000000"/>
+                <w:left w:val="none" w:sz="0" w:space="0" w:color="000000"/>
+                <w:right w:val="none" w:sz="0" w:space="0" w:color="000000"/>
+              </w:pBdr>
+              <w:spacing w:after="40" w:before="40" w:line="240"/>
+              <w:ind w:left="40" w:right="40" w:firstLine="0" w:firstLineChars="0"/>
+              <w:rPr>
+                <w:rFonts w:ascii="Helvetica" w:hAnsi="Helvetica" w:eastAsia="Helvetica" w:cs="Helvetica"/>
+                <w:i w:val="false"/>
+                <w:b w:val="false"/>
+                <w:u w:val="none"/>
+                <w:sz w:val="22"/>
+                <w:szCs w:val="22"/>
+                <w:color w:val="666666"/>
+              </w:rPr>
+            </w:pPr>
+            <w:r>
+              <w:rPr>
+                <w:rFonts w:ascii="Helvetica" w:hAnsi="Helvetica" w:eastAsia="Helvetica" w:cs="Helvetica"/>
+                <w:i w:val="false"/>
+                <w:b w:val="false"/>
+                <w:u w:val="none"/>
+                <w:sz w:val="22"/>
+                <w:szCs w:val="22"/>
+                <w:color w:val="666666"/>
+              </w:rPr>
+              <w:t xml:space="preserve">(Kraus, 2013)</w:t>
             </w:r>
           </w:p>
         </w:tc>
@@ -5273,7 +5273,7 @@
                 <w:szCs w:val="22"/>
                 <w:color w:val="666666"/>
               </w:rPr>
-              <w:t xml:space="preserve">parkeri</w:t>
+              <w:t xml:space="preserve">parkopanorum</w:t>
             </w:r>
           </w:p>
         </w:tc>
@@ -5385,60 +5385,60 @@
                 <w:szCs w:val="22"/>
                 <w:color w:val="666666"/>
               </w:rPr>
-              <w:t xml:space="preserve">Oreophryne parkopanorum </w:t>
-            </w:r>
-          </w:p>
-        </w:tc>
-        <w:tc>
-          <w:tcPr>
-            <w:tcBorders>
-              <w:bottom w:val="none" w:sz="0" w:space="0" w:color="000000"/>
-              <w:top w:val="none" w:sz="0" w:space="0" w:color="000000"/>
-              <w:left w:val="none" w:sz="0" w:space="0" w:color="000000"/>
-              <w:right w:val="none" w:sz="0" w:space="0" w:color="000000"/>
-            </w:tcBorders>
-            <w:shd w:val="clear" w:color="auto" w:fill="FFFFFF"/>
-            <w:tcMar>
-              <w:top w:w="0" w:type="dxa"/>
-              <w:bottom w:w="0" w:type="dxa"/>
-              <w:left w:w="0" w:type="dxa"/>
-              <w:right w:w="0" w:type="dxa"/>
-            </w:tcMar>
-            <w:vAlign w:val="center"/>
-          </w:tcPr>
-          <w:p>
-            <w:pPr>
-              <w:pStyle w:val="Normal"/>
-              <w:jc w:val="left"/>
-              <w:pBdr>
-                <w:bottom w:val="none" w:sz="0" w:space="0" w:color="000000"/>
-                <w:top w:val="none" w:sz="0" w:space="0" w:color="000000"/>
-                <w:left w:val="none" w:sz="0" w:space="0" w:color="000000"/>
-                <w:right w:val="none" w:sz="0" w:space="0" w:color="000000"/>
-              </w:pBdr>
-              <w:spacing w:after="40" w:before="40" w:line="240"/>
-              <w:ind w:left="40" w:right="40" w:firstLine="0" w:firstLineChars="0"/>
-              <w:rPr>
-                <w:rFonts w:ascii="Helvetica" w:hAnsi="Helvetica" w:eastAsia="Helvetica" w:cs="Helvetica"/>
-                <w:i w:val="false"/>
-                <w:b w:val="false"/>
-                <w:u w:val="none"/>
-                <w:sz w:val="22"/>
-                <w:szCs w:val="22"/>
-                <w:color w:val="666666"/>
-              </w:rPr>
-            </w:pPr>
-            <w:r>
-              <w:rPr>
-                <w:rFonts w:ascii="Helvetica" w:hAnsi="Helvetica" w:eastAsia="Helvetica" w:cs="Helvetica"/>
-                <w:i w:val="false"/>
-                <w:b w:val="false"/>
-                <w:u w:val="none"/>
-                <w:sz w:val="22"/>
-                <w:szCs w:val="22"/>
-                <w:color w:val="666666"/>
-              </w:rPr>
-              <w:t xml:space="preserve">(Kraus, 2013)</w:t>
+              <w:t xml:space="preserve">Oreophryne philosylleptoris </w:t>
+            </w:r>
+          </w:p>
+        </w:tc>
+        <w:tc>
+          <w:tcPr>
+            <w:tcBorders>
+              <w:bottom w:val="none" w:sz="0" w:space="0" w:color="000000"/>
+              <w:top w:val="none" w:sz="0" w:space="0" w:color="000000"/>
+              <w:left w:val="none" w:sz="0" w:space="0" w:color="000000"/>
+              <w:right w:val="none" w:sz="0" w:space="0" w:color="000000"/>
+            </w:tcBorders>
+            <w:shd w:val="clear" w:color="auto" w:fill="FFFFFF"/>
+            <w:tcMar>
+              <w:top w:w="0" w:type="dxa"/>
+              <w:bottom w:w="0" w:type="dxa"/>
+              <w:left w:w="0" w:type="dxa"/>
+              <w:right w:w="0" w:type="dxa"/>
+            </w:tcMar>
+            <w:vAlign w:val="center"/>
+          </w:tcPr>
+          <w:p>
+            <w:pPr>
+              <w:pStyle w:val="Normal"/>
+              <w:jc w:val="left"/>
+              <w:pBdr>
+                <w:bottom w:val="none" w:sz="0" w:space="0" w:color="000000"/>
+                <w:top w:val="none" w:sz="0" w:space="0" w:color="000000"/>
+                <w:left w:val="none" w:sz="0" w:space="0" w:color="000000"/>
+                <w:right w:val="none" w:sz="0" w:space="0" w:color="000000"/>
+              </w:pBdr>
+              <w:spacing w:after="40" w:before="40" w:line="240"/>
+              <w:ind w:left="40" w:right="40" w:firstLine="0" w:firstLineChars="0"/>
+              <w:rPr>
+                <w:rFonts w:ascii="Helvetica" w:hAnsi="Helvetica" w:eastAsia="Helvetica" w:cs="Helvetica"/>
+                <w:i w:val="false"/>
+                <w:b w:val="false"/>
+                <w:u w:val="none"/>
+                <w:sz w:val="22"/>
+                <w:szCs w:val="22"/>
+                <w:color w:val="666666"/>
+              </w:rPr>
+            </w:pPr>
+            <w:r>
+              <w:rPr>
+                <w:rFonts w:ascii="Helvetica" w:hAnsi="Helvetica" w:eastAsia="Helvetica" w:cs="Helvetica"/>
+                <w:i w:val="false"/>
+                <w:b w:val="false"/>
+                <w:u w:val="none"/>
+                <w:sz w:val="22"/>
+                <w:szCs w:val="22"/>
+                <w:color w:val="666666"/>
+              </w:rPr>
+              <w:t xml:space="preserve">(Kraus, 2016)</w:t>
             </w:r>
           </w:p>
         </w:tc>
@@ -5597,14 +5597,338 @@
                 <w:szCs w:val="22"/>
                 <w:color w:val="666666"/>
               </w:rPr>
-              <w:t xml:space="preserve">parkopanorum</w:t>
-            </w:r>
-          </w:p>
-        </w:tc>
-        <w:tc>
-          <w:tcPr>
-            <w:tcBorders>
-              <w:bottom w:val="none" w:sz="0" w:space="0" w:color="000000"/>
+              <w:t xml:space="preserve">philosylleptoris</w:t>
+            </w:r>
+          </w:p>
+        </w:tc>
+        <w:tc>
+          <w:tcPr>
+            <w:tcBorders>
+              <w:bottom w:val="none" w:sz="0" w:space="0" w:color="000000"/>
+              <w:top w:val="none" w:sz="0" w:space="0" w:color="000000"/>
+              <w:left w:val="none" w:sz="0" w:space="0" w:color="000000"/>
+              <w:right w:val="none" w:sz="0" w:space="0" w:color="000000"/>
+            </w:tcBorders>
+            <w:shd w:val="clear" w:color="auto" w:fill="FFFFFF"/>
+            <w:tcMar>
+              <w:top w:w="0" w:type="dxa"/>
+              <w:bottom w:w="0" w:type="dxa"/>
+              <w:left w:w="0" w:type="dxa"/>
+              <w:right w:w="0" w:type="dxa"/>
+            </w:tcMar>
+            <w:vAlign w:val="center"/>
+          </w:tcPr>
+          <w:p>
+            <w:pPr>
+              <w:pStyle w:val="Normal"/>
+              <w:jc w:val="left"/>
+              <w:pBdr>
+                <w:bottom w:val="none" w:sz="0" w:space="0" w:color="000000"/>
+                <w:top w:val="none" w:sz="0" w:space="0" w:color="000000"/>
+                <w:left w:val="none" w:sz="0" w:space="0" w:color="000000"/>
+                <w:right w:val="none" w:sz="0" w:space="0" w:color="000000"/>
+              </w:pBdr>
+              <w:spacing w:after="40" w:before="40" w:line="240"/>
+              <w:ind w:left="40" w:right="40" w:firstLine="0" w:firstLineChars="0"/>
+              <w:rPr>
+                <w:rFonts w:ascii="Helvetica" w:hAnsi="Helvetica" w:eastAsia="Helvetica" w:cs="Helvetica"/>
+                <w:i w:val="false"/>
+                <w:b w:val="false"/>
+                <w:u w:val="none"/>
+                <w:sz w:val="22"/>
+                <w:szCs w:val="22"/>
+                <w:color w:val="666666"/>
+              </w:rPr>
+            </w:pPr>
+            <w:r>
+              <w:rPr>
+                <w:rFonts w:ascii="Helvetica" w:hAnsi="Helvetica" w:eastAsia="Helvetica" w:cs="Helvetica"/>
+                <w:i w:val="false"/>
+                <w:b w:val="false"/>
+                <w:u w:val="none"/>
+                <w:sz w:val="22"/>
+                <w:szCs w:val="22"/>
+                <w:color w:val="666666"/>
+              </w:rPr>
+              <w:t xml:space="preserve">Retained in Oreophryne</w:t>
+            </w:r>
+          </w:p>
+        </w:tc>
+      </w:tr>
+      <w:tr>
+        <w:trPr>
+          <w:trHeight w:val="461" w:hRule="auto"/>
+        </w:trPr>
+        body17
+        <w:tc>
+          <w:tcPr>
+            <w:tcBorders>
+              <w:bottom w:val="single" w:sz="8" w:space="0" w:color="666666"/>
+              <w:top w:val="none" w:sz="0" w:space="0" w:color="000000"/>
+              <w:left w:val="none" w:sz="0" w:space="0" w:color="000000"/>
+              <w:right w:val="none" w:sz="0" w:space="0" w:color="000000"/>
+            </w:tcBorders>
+            <w:shd w:val="clear" w:color="auto" w:fill="FFFFFF"/>
+            <w:tcMar>
+              <w:top w:w="0" w:type="dxa"/>
+              <w:bottom w:w="0" w:type="dxa"/>
+              <w:left w:w="0" w:type="dxa"/>
+              <w:right w:w="0" w:type="dxa"/>
+            </w:tcMar>
+            <w:vAlign w:val="center"/>
+          </w:tcPr>
+          <w:p>
+            <w:pPr>
+              <w:pStyle w:val="Normal"/>
+              <w:jc w:val="left"/>
+              <w:pBdr>
+                <w:bottom w:val="none" w:sz="0" w:space="0" w:color="000000"/>
+                <w:top w:val="none" w:sz="0" w:space="0" w:color="000000"/>
+                <w:left w:val="none" w:sz="0" w:space="0" w:color="000000"/>
+                <w:right w:val="none" w:sz="0" w:space="0" w:color="000000"/>
+              </w:pBdr>
+              <w:spacing w:after="40" w:before="40" w:line="240"/>
+              <w:ind w:left="40" w:right="40" w:firstLine="0" w:firstLineChars="0"/>
+              <w:rPr>
+                <w:rFonts w:ascii="Helvetica" w:hAnsi="Helvetica" w:eastAsia="Helvetica" w:cs="Helvetica"/>
+                <w:i w:val="true"/>
+                <w:b w:val="false"/>
+                <w:u w:val="none"/>
+                <w:sz w:val="22"/>
+                <w:szCs w:val="22"/>
+                <w:color w:val="666666"/>
+              </w:rPr>
+            </w:pPr>
+            <w:r>
+              <w:rPr>
+                <w:rFonts w:ascii="Helvetica" w:hAnsi="Helvetica" w:eastAsia="Helvetica" w:cs="Helvetica"/>
+                <w:i w:val="true"/>
+                <w:b w:val="false"/>
+                <w:u w:val="none"/>
+                <w:sz w:val="22"/>
+                <w:szCs w:val="22"/>
+                <w:color w:val="666666"/>
+              </w:rPr>
+              <w:t xml:space="preserve">Oreophryne senkenbergiana </w:t>
+            </w:r>
+          </w:p>
+        </w:tc>
+        <w:tc>
+          <w:tcPr>
+            <w:tcBorders>
+              <w:bottom w:val="single" w:sz="8" w:space="0" w:color="666666"/>
+              <w:top w:val="none" w:sz="0" w:space="0" w:color="000000"/>
+              <w:left w:val="none" w:sz="0" w:space="0" w:color="000000"/>
+              <w:right w:val="none" w:sz="0" w:space="0" w:color="000000"/>
+            </w:tcBorders>
+            <w:shd w:val="clear" w:color="auto" w:fill="FFFFFF"/>
+            <w:tcMar>
+              <w:top w:w="0" w:type="dxa"/>
+              <w:bottom w:w="0" w:type="dxa"/>
+              <w:left w:w="0" w:type="dxa"/>
+              <w:right w:w="0" w:type="dxa"/>
+            </w:tcMar>
+            <w:vAlign w:val="center"/>
+          </w:tcPr>
+          <w:p>
+            <w:pPr>
+              <w:pStyle w:val="Normal"/>
+              <w:jc w:val="left"/>
+              <w:pBdr>
+                <w:bottom w:val="none" w:sz="0" w:space="0" w:color="000000"/>
+                <w:top w:val="none" w:sz="0" w:space="0" w:color="000000"/>
+                <w:left w:val="none" w:sz="0" w:space="0" w:color="000000"/>
+                <w:right w:val="none" w:sz="0" w:space="0" w:color="000000"/>
+              </w:pBdr>
+              <w:spacing w:after="40" w:before="40" w:line="240"/>
+              <w:ind w:left="40" w:right="40" w:firstLine="0" w:firstLineChars="0"/>
+              <w:rPr>
+                <w:rFonts w:ascii="Helvetica" w:hAnsi="Helvetica" w:eastAsia="Helvetica" w:cs="Helvetica"/>
+                <w:i w:val="false"/>
+                <w:b w:val="false"/>
+                <w:u w:val="none"/>
+                <w:sz w:val="22"/>
+                <w:szCs w:val="22"/>
+                <w:color w:val="666666"/>
+              </w:rPr>
+            </w:pPr>
+            <w:r>
+              <w:rPr>
+                <w:rFonts w:ascii="Helvetica" w:hAnsi="Helvetica" w:eastAsia="Helvetica" w:cs="Helvetica"/>
+                <w:i w:val="false"/>
+                <w:b w:val="false"/>
+                <w:u w:val="none"/>
+                <w:sz w:val="22"/>
+                <w:szCs w:val="22"/>
+                <w:color w:val="666666"/>
+              </w:rPr>
+              <w:t xml:space="preserve">(Boettger, 1895)</w:t>
+            </w:r>
+          </w:p>
+        </w:tc>
+        <w:tc>
+          <w:tcPr>
+            <w:tcBorders>
+              <w:bottom w:val="single" w:sz="8" w:space="0" w:color="666666"/>
+              <w:top w:val="none" w:sz="0" w:space="0" w:color="000000"/>
+              <w:left w:val="none" w:sz="0" w:space="0" w:color="000000"/>
+              <w:right w:val="none" w:sz="0" w:space="0" w:color="000000"/>
+            </w:tcBorders>
+            <w:shd w:val="clear" w:color="auto" w:fill="FFFFFF"/>
+            <w:tcMar>
+              <w:top w:w="0" w:type="dxa"/>
+              <w:bottom w:w="0" w:type="dxa"/>
+              <w:left w:w="0" w:type="dxa"/>
+              <w:right w:w="0" w:type="dxa"/>
+            </w:tcMar>
+            <w:vAlign w:val="center"/>
+          </w:tcPr>
+          <w:p>
+            <w:pPr>
+              <w:pStyle w:val="Normal"/>
+              <w:jc w:val="left"/>
+              <w:pBdr>
+                <w:bottom w:val="none" w:sz="0" w:space="0" w:color="000000"/>
+                <w:top w:val="none" w:sz="0" w:space="0" w:color="000000"/>
+                <w:left w:val="none" w:sz="0" w:space="0" w:color="000000"/>
+                <w:right w:val="none" w:sz="0" w:space="0" w:color="000000"/>
+              </w:pBdr>
+              <w:spacing w:after="40" w:before="40" w:line="240"/>
+              <w:ind w:left="40" w:right="40" w:firstLine="0" w:firstLineChars="0"/>
+              <w:rPr>
+                <w:rFonts w:ascii="Helvetica" w:hAnsi="Helvetica" w:eastAsia="Helvetica" w:cs="Helvetica"/>
+                <w:i w:val="true"/>
+                <w:b w:val="false"/>
+                <w:u w:val="none"/>
+                <w:sz w:val="22"/>
+                <w:szCs w:val="22"/>
+                <w:color w:val="666666"/>
+              </w:rPr>
+            </w:pPr>
+            <w:r>
+              <w:rPr>
+                <w:rFonts w:ascii="Helvetica" w:hAnsi="Helvetica" w:eastAsia="Helvetica" w:cs="Helvetica"/>
+                <w:i w:val="true"/>
+                <w:b w:val="false"/>
+                <w:u w:val="none"/>
+                <w:sz w:val="22"/>
+                <w:szCs w:val="22"/>
+                <w:color w:val="666666"/>
+              </w:rPr>
+              <w:t xml:space="preserve">Oreophryne</w:t>
+            </w:r>
+          </w:p>
+        </w:tc>
+        <w:tc>
+          <w:tcPr>
+            <w:tcBorders>
+              <w:bottom w:val="single" w:sz="8" w:space="0" w:color="666666"/>
+              <w:top w:val="none" w:sz="0" w:space="0" w:color="000000"/>
+              <w:left w:val="none" w:sz="0" w:space="0" w:color="000000"/>
+              <w:right w:val="none" w:sz="0" w:space="0" w:color="000000"/>
+            </w:tcBorders>
+            <w:shd w:val="clear" w:color="auto" w:fill="FFFFFF"/>
+            <w:tcMar>
+              <w:top w:w="0" w:type="dxa"/>
+              <w:bottom w:w="0" w:type="dxa"/>
+              <w:left w:w="0" w:type="dxa"/>
+              <w:right w:w="0" w:type="dxa"/>
+            </w:tcMar>
+            <w:vAlign w:val="center"/>
+          </w:tcPr>
+          <w:p>
+            <w:pPr>
+              <w:pStyle w:val="Normal"/>
+              <w:jc w:val="left"/>
+              <w:pBdr>
+                <w:bottom w:val="none" w:sz="0" w:space="0" w:color="000000"/>
+                <w:top w:val="none" w:sz="0" w:space="0" w:color="000000"/>
+                <w:left w:val="none" w:sz="0" w:space="0" w:color="000000"/>
+                <w:right w:val="none" w:sz="0" w:space="0" w:color="000000"/>
+              </w:pBdr>
+              <w:spacing w:after="40" w:before="40" w:line="240"/>
+              <w:ind w:left="40" w:right="40" w:firstLine="0" w:firstLineChars="0"/>
+              <w:rPr>
+                <w:rFonts w:ascii="Helvetica" w:hAnsi="Helvetica" w:eastAsia="Helvetica" w:cs="Helvetica"/>
+                <w:i w:val="true"/>
+                <w:b w:val="false"/>
+                <w:u w:val="none"/>
+                <w:sz w:val="22"/>
+                <w:szCs w:val="22"/>
+                <w:color w:val="666666"/>
+              </w:rPr>
+            </w:pPr>
+            <w:r>
+              <w:rPr>
+                <w:rFonts w:ascii="Helvetica" w:hAnsi="Helvetica" w:eastAsia="Helvetica" w:cs="Helvetica"/>
+                <w:i w:val="true"/>
+                <w:b w:val="false"/>
+                <w:u w:val="none"/>
+                <w:sz w:val="22"/>
+                <w:szCs w:val="22"/>
+                <w:color w:val="666666"/>
+              </w:rPr>
+              <w:t xml:space="preserve">Oreophryne</w:t>
+            </w:r>
+          </w:p>
+        </w:tc>
+        <w:tc>
+          <w:tcPr>
+            <w:tcBorders>
+              <w:bottom w:val="single" w:sz="8" w:space="0" w:color="666666"/>
+              <w:top w:val="none" w:sz="0" w:space="0" w:color="000000"/>
+              <w:left w:val="none" w:sz="0" w:space="0" w:color="000000"/>
+              <w:right w:val="none" w:sz="0" w:space="0" w:color="000000"/>
+            </w:tcBorders>
+            <w:shd w:val="clear" w:color="auto" w:fill="FFFFFF"/>
+            <w:tcMar>
+              <w:top w:w="0" w:type="dxa"/>
+              <w:bottom w:w="0" w:type="dxa"/>
+              <w:left w:w="0" w:type="dxa"/>
+              <w:right w:w="0" w:type="dxa"/>
+            </w:tcMar>
+            <w:vAlign w:val="center"/>
+          </w:tcPr>
+          <w:p>
+            <w:pPr>
+              <w:pStyle w:val="Normal"/>
+              <w:jc w:val="left"/>
+              <w:pBdr>
+                <w:bottom w:val="none" w:sz="0" w:space="0" w:color="000000"/>
+                <w:top w:val="none" w:sz="0" w:space="0" w:color="000000"/>
+                <w:left w:val="none" w:sz="0" w:space="0" w:color="000000"/>
+                <w:right w:val="none" w:sz="0" w:space="0" w:color="000000"/>
+              </w:pBdr>
+              <w:spacing w:after="40" w:before="40" w:line="240"/>
+              <w:ind w:left="40" w:right="40" w:firstLine="0" w:firstLineChars="0"/>
+              <w:rPr>
+                <w:rFonts w:ascii="Helvetica" w:hAnsi="Helvetica" w:eastAsia="Helvetica" w:cs="Helvetica"/>
+                <w:i w:val="true"/>
+                <w:b w:val="false"/>
+                <w:u w:val="none"/>
+                <w:sz w:val="22"/>
+                <w:szCs w:val="22"/>
+                <w:color w:val="666666"/>
+              </w:rPr>
+            </w:pPr>
+            <w:r>
+              <w:rPr>
+                <w:rFonts w:ascii="Helvetica" w:hAnsi="Helvetica" w:eastAsia="Helvetica" w:cs="Helvetica"/>
+                <w:i w:val="true"/>
+                <w:b w:val="false"/>
+                <w:u w:val="none"/>
+                <w:sz w:val="22"/>
+                <w:szCs w:val="22"/>
+                <w:color w:val="666666"/>
+              </w:rPr>
+              <w:t xml:space="preserve">senkenbergiana</w:t>
+            </w:r>
+          </w:p>
+        </w:tc>
+        <w:tc>
+          <w:tcPr>
+            <w:tcBorders>
+              <w:bottom w:val="single" w:sz="8" w:space="0" w:color="666666"/>
               <w:top w:val="none" w:sz="0" w:space="0" w:color="000000"/>
               <w:left w:val="none" w:sz="0" w:space="0" w:color="000000"/>
               <w:right w:val="none" w:sz="0" w:space="0" w:color="000000"/>
@@ -5659,118 +5983,118 @@
         <w:trPr>
           <w:trHeight w:val="460" w:hRule="auto"/>
         </w:trPr>
-        body17
-        <w:tc>
-          <w:tcPr>
-            <w:tcBorders>
-              <w:bottom w:val="none" w:sz="0" w:space="0" w:color="000000"/>
-              <w:top w:val="none" w:sz="0" w:space="0" w:color="000000"/>
-              <w:left w:val="none" w:sz="0" w:space="0" w:color="000000"/>
-              <w:right w:val="none" w:sz="0" w:space="0" w:color="000000"/>
-            </w:tcBorders>
-            <w:shd w:val="clear" w:color="auto" w:fill="FFFFFF"/>
-            <w:tcMar>
-              <w:top w:w="0" w:type="dxa"/>
-              <w:bottom w:w="0" w:type="dxa"/>
-              <w:left w:w="0" w:type="dxa"/>
-              <w:right w:w="0" w:type="dxa"/>
-            </w:tcMar>
-            <w:vAlign w:val="center"/>
-          </w:tcPr>
-          <w:p>
-            <w:pPr>
-              <w:pStyle w:val="Normal"/>
-              <w:jc w:val="left"/>
-              <w:pBdr>
-                <w:bottom w:val="none" w:sz="0" w:space="0" w:color="000000"/>
-                <w:top w:val="none" w:sz="0" w:space="0" w:color="000000"/>
-                <w:left w:val="none" w:sz="0" w:space="0" w:color="000000"/>
-                <w:right w:val="none" w:sz="0" w:space="0" w:color="000000"/>
-              </w:pBdr>
-              <w:spacing w:after="40" w:before="40" w:line="240"/>
-              <w:ind w:left="40" w:right="40" w:firstLine="0" w:firstLineChars="0"/>
-              <w:rPr>
-                <w:rFonts w:ascii="Helvetica" w:hAnsi="Helvetica" w:eastAsia="Helvetica" w:cs="Helvetica"/>
-                <w:i w:val="true"/>
-                <w:b w:val="false"/>
-                <w:u w:val="none"/>
-                <w:sz w:val="22"/>
-                <w:szCs w:val="22"/>
-                <w:color w:val="666666"/>
-              </w:rPr>
-            </w:pPr>
-            <w:r>
-              <w:rPr>
-                <w:rFonts w:ascii="Helvetica" w:hAnsi="Helvetica" w:eastAsia="Helvetica" w:cs="Helvetica"/>
-                <w:i w:val="true"/>
-                <w:b w:val="false"/>
-                <w:u w:val="none"/>
-                <w:sz w:val="22"/>
-                <w:szCs w:val="22"/>
-                <w:color w:val="666666"/>
-              </w:rPr>
-              <w:t xml:space="preserve">Oreophryne philosylleptoris </w:t>
-            </w:r>
-          </w:p>
-        </w:tc>
-        <w:tc>
-          <w:tcPr>
-            <w:tcBorders>
-              <w:bottom w:val="none" w:sz="0" w:space="0" w:color="000000"/>
-              <w:top w:val="none" w:sz="0" w:space="0" w:color="000000"/>
-              <w:left w:val="none" w:sz="0" w:space="0" w:color="000000"/>
-              <w:right w:val="none" w:sz="0" w:space="0" w:color="000000"/>
-            </w:tcBorders>
-            <w:shd w:val="clear" w:color="auto" w:fill="FFFFFF"/>
-            <w:tcMar>
-              <w:top w:w="0" w:type="dxa"/>
-              <w:bottom w:w="0" w:type="dxa"/>
-              <w:left w:w="0" w:type="dxa"/>
-              <w:right w:w="0" w:type="dxa"/>
-            </w:tcMar>
-            <w:vAlign w:val="center"/>
-          </w:tcPr>
-          <w:p>
-            <w:pPr>
-              <w:pStyle w:val="Normal"/>
-              <w:jc w:val="left"/>
-              <w:pBdr>
-                <w:bottom w:val="none" w:sz="0" w:space="0" w:color="000000"/>
-                <w:top w:val="none" w:sz="0" w:space="0" w:color="000000"/>
-                <w:left w:val="none" w:sz="0" w:space="0" w:color="000000"/>
-                <w:right w:val="none" w:sz="0" w:space="0" w:color="000000"/>
-              </w:pBdr>
-              <w:spacing w:after="40" w:before="40" w:line="240"/>
-              <w:ind w:left="40" w:right="40" w:firstLine="0" w:firstLineChars="0"/>
-              <w:rPr>
-                <w:rFonts w:ascii="Helvetica" w:hAnsi="Helvetica" w:eastAsia="Helvetica" w:cs="Helvetica"/>
-                <w:i w:val="false"/>
-                <w:b w:val="false"/>
-                <w:u w:val="none"/>
-                <w:sz w:val="22"/>
-                <w:szCs w:val="22"/>
-                <w:color w:val="666666"/>
-              </w:rPr>
-            </w:pPr>
-            <w:r>
-              <w:rPr>
-                <w:rFonts w:ascii="Helvetica" w:hAnsi="Helvetica" w:eastAsia="Helvetica" w:cs="Helvetica"/>
-                <w:i w:val="false"/>
-                <w:b w:val="false"/>
-                <w:u w:val="none"/>
-                <w:sz w:val="22"/>
-                <w:szCs w:val="22"/>
-                <w:color w:val="666666"/>
-              </w:rPr>
-              <w:t xml:space="preserve">(Kraus, 2016)</w:t>
-            </w:r>
-          </w:p>
-        </w:tc>
-        <w:tc>
-          <w:tcPr>
-            <w:tcBorders>
-              <w:bottom w:val="none" w:sz="0" w:space="0" w:color="000000"/>
-              <w:top w:val="none" w:sz="0" w:space="0" w:color="000000"/>
+        body18
+        <w:tc>
+          <w:tcPr>
+            <w:tcBorders>
+              <w:bottom w:val="none" w:sz="0" w:space="0" w:color="000000"/>
+              <w:top w:val="single" w:sz="8" w:space="0" w:color="666666"/>
+              <w:left w:val="none" w:sz="0" w:space="0" w:color="000000"/>
+              <w:right w:val="none" w:sz="0" w:space="0" w:color="000000"/>
+            </w:tcBorders>
+            <w:shd w:val="clear" w:color="auto" w:fill="FFFFFF"/>
+            <w:tcMar>
+              <w:top w:w="0" w:type="dxa"/>
+              <w:bottom w:w="0" w:type="dxa"/>
+              <w:left w:w="0" w:type="dxa"/>
+              <w:right w:w="0" w:type="dxa"/>
+            </w:tcMar>
+            <w:vAlign w:val="center"/>
+          </w:tcPr>
+          <w:p>
+            <w:pPr>
+              <w:pStyle w:val="Normal"/>
+              <w:jc w:val="left"/>
+              <w:pBdr>
+                <w:bottom w:val="none" w:sz="0" w:space="0" w:color="000000"/>
+                <w:top w:val="none" w:sz="0" w:space="0" w:color="000000"/>
+                <w:left w:val="none" w:sz="0" w:space="0" w:color="000000"/>
+                <w:right w:val="none" w:sz="0" w:space="0" w:color="000000"/>
+              </w:pBdr>
+              <w:spacing w:after="40" w:before="40" w:line="240"/>
+              <w:ind w:left="40" w:right="40" w:firstLine="0" w:firstLineChars="0"/>
+              <w:rPr>
+                <w:rFonts w:ascii="Helvetica" w:hAnsi="Helvetica" w:eastAsia="Helvetica" w:cs="Helvetica"/>
+                <w:i w:val="true"/>
+                <w:b w:val="false"/>
+                <w:u w:val="none"/>
+                <w:sz w:val="22"/>
+                <w:szCs w:val="22"/>
+                <w:color w:val="666666"/>
+              </w:rPr>
+            </w:pPr>
+            <w:r>
+              <w:rPr>
+                <w:rFonts w:ascii="Helvetica" w:hAnsi="Helvetica" w:eastAsia="Helvetica" w:cs="Helvetica"/>
+                <w:i w:val="true"/>
+                <w:b w:val="false"/>
+                <w:u w:val="none"/>
+                <w:sz w:val="22"/>
+                <w:szCs w:val="22"/>
+                <w:color w:val="666666"/>
+              </w:rPr>
+              <w:t xml:space="preserve">Oreophryne brunnea </w:t>
+            </w:r>
+          </w:p>
+        </w:tc>
+        <w:tc>
+          <w:tcPr>
+            <w:tcBorders>
+              <w:bottom w:val="none" w:sz="0" w:space="0" w:color="000000"/>
+              <w:top w:val="single" w:sz="8" w:space="0" w:color="666666"/>
+              <w:left w:val="none" w:sz="0" w:space="0" w:color="000000"/>
+              <w:right w:val="none" w:sz="0" w:space="0" w:color="000000"/>
+            </w:tcBorders>
+            <w:shd w:val="clear" w:color="auto" w:fill="FFFFFF"/>
+            <w:tcMar>
+              <w:top w:w="0" w:type="dxa"/>
+              <w:bottom w:w="0" w:type="dxa"/>
+              <w:left w:w="0" w:type="dxa"/>
+              <w:right w:w="0" w:type="dxa"/>
+            </w:tcMar>
+            <w:vAlign w:val="center"/>
+          </w:tcPr>
+          <w:p>
+            <w:pPr>
+              <w:pStyle w:val="Normal"/>
+              <w:jc w:val="left"/>
+              <w:pBdr>
+                <w:bottom w:val="none" w:sz="0" w:space="0" w:color="000000"/>
+                <w:top w:val="none" w:sz="0" w:space="0" w:color="000000"/>
+                <w:left w:val="none" w:sz="0" w:space="0" w:color="000000"/>
+                <w:right w:val="none" w:sz="0" w:space="0" w:color="000000"/>
+              </w:pBdr>
+              <w:spacing w:after="40" w:before="40" w:line="240"/>
+              <w:ind w:left="40" w:right="40" w:firstLine="0" w:firstLineChars="0"/>
+              <w:rPr>
+                <w:rFonts w:ascii="Helvetica" w:hAnsi="Helvetica" w:eastAsia="Helvetica" w:cs="Helvetica"/>
+                <w:i w:val="false"/>
+                <w:b w:val="false"/>
+                <w:u w:val="none"/>
+                <w:sz w:val="22"/>
+                <w:szCs w:val="22"/>
+                <w:color w:val="666666"/>
+              </w:rPr>
+            </w:pPr>
+            <w:r>
+              <w:rPr>
+                <w:rFonts w:ascii="Helvetica" w:hAnsi="Helvetica" w:eastAsia="Helvetica" w:cs="Helvetica"/>
+                <w:i w:val="false"/>
+                <w:b w:val="false"/>
+                <w:u w:val="none"/>
+                <w:sz w:val="22"/>
+                <w:szCs w:val="22"/>
+                <w:color w:val="666666"/>
+              </w:rPr>
+              <w:t xml:space="preserve">(Kraus, 2017)</w:t>
+            </w:r>
+          </w:p>
+        </w:tc>
+        <w:tc>
+          <w:tcPr>
+            <w:tcBorders>
+              <w:bottom w:val="none" w:sz="0" w:space="0" w:color="000000"/>
+              <w:top w:val="single" w:sz="8" w:space="0" w:color="666666"/>
               <w:left w:val="none" w:sz="0" w:space="0" w:color="000000"/>
               <w:right w:val="none" w:sz="0" w:space="0" w:color="000000"/>
             </w:tcBorders>
@@ -5823,482 +6147,158 @@
           <w:tcPr>
             <w:tcBorders>
               <w:bottom w:val="none" w:sz="0" w:space="0" w:color="000000"/>
-              <w:top w:val="none" w:sz="0" w:space="0" w:color="000000"/>
-              <w:left w:val="none" w:sz="0" w:space="0" w:color="000000"/>
-              <w:right w:val="none" w:sz="0" w:space="0" w:color="000000"/>
-            </w:tcBorders>
-            <w:shd w:val="clear" w:color="auto" w:fill="FFFFFF"/>
-            <w:tcMar>
-              <w:top w:w="0" w:type="dxa"/>
-              <w:bottom w:w="0" w:type="dxa"/>
-              <w:left w:w="0" w:type="dxa"/>
-              <w:right w:w="0" w:type="dxa"/>
-            </w:tcMar>
-            <w:vAlign w:val="center"/>
-          </w:tcPr>
-          <w:p>
-            <w:pPr>
-              <w:pStyle w:val="Normal"/>
-              <w:jc w:val="left"/>
-              <w:pBdr>
-                <w:bottom w:val="none" w:sz="0" w:space="0" w:color="000000"/>
-                <w:top w:val="none" w:sz="0" w:space="0" w:color="000000"/>
-                <w:left w:val="none" w:sz="0" w:space="0" w:color="000000"/>
-                <w:right w:val="none" w:sz="0" w:space="0" w:color="000000"/>
-              </w:pBdr>
-              <w:spacing w:after="40" w:before="40" w:line="240"/>
-              <w:ind w:left="40" w:right="40" w:firstLine="0" w:firstLineChars="0"/>
-              <w:rPr>
-                <w:rFonts w:ascii="Helvetica" w:hAnsi="Helvetica" w:eastAsia="Helvetica" w:cs="Helvetica"/>
-                <w:i w:val="true"/>
-                <w:b w:val="false"/>
-                <w:u w:val="none"/>
-                <w:sz w:val="22"/>
-                <w:szCs w:val="22"/>
-                <w:color w:val="666666"/>
-              </w:rPr>
-            </w:pPr>
-            <w:r>
-              <w:rPr>
-                <w:rFonts w:ascii="Helvetica" w:hAnsi="Helvetica" w:eastAsia="Helvetica" w:cs="Helvetica"/>
-                <w:i w:val="true"/>
-                <w:b w:val="false"/>
-                <w:u w:val="none"/>
-                <w:sz w:val="22"/>
-                <w:szCs w:val="22"/>
-                <w:color w:val="666666"/>
-              </w:rPr>
-              <w:t xml:space="preserve">Oreophryne</w:t>
-            </w:r>
-          </w:p>
-        </w:tc>
-        <w:tc>
-          <w:tcPr>
-            <w:tcBorders>
-              <w:bottom w:val="none" w:sz="0" w:space="0" w:color="000000"/>
-              <w:top w:val="none" w:sz="0" w:space="0" w:color="000000"/>
-              <w:left w:val="none" w:sz="0" w:space="0" w:color="000000"/>
-              <w:right w:val="none" w:sz="0" w:space="0" w:color="000000"/>
-            </w:tcBorders>
-            <w:shd w:val="clear" w:color="auto" w:fill="FFFFFF"/>
-            <w:tcMar>
-              <w:top w:w="0" w:type="dxa"/>
-              <w:bottom w:w="0" w:type="dxa"/>
-              <w:left w:w="0" w:type="dxa"/>
-              <w:right w:w="0" w:type="dxa"/>
-            </w:tcMar>
-            <w:vAlign w:val="center"/>
-          </w:tcPr>
-          <w:p>
-            <w:pPr>
-              <w:pStyle w:val="Normal"/>
-              <w:jc w:val="left"/>
-              <w:pBdr>
-                <w:bottom w:val="none" w:sz="0" w:space="0" w:color="000000"/>
-                <w:top w:val="none" w:sz="0" w:space="0" w:color="000000"/>
-                <w:left w:val="none" w:sz="0" w:space="0" w:color="000000"/>
-                <w:right w:val="none" w:sz="0" w:space="0" w:color="000000"/>
-              </w:pBdr>
-              <w:spacing w:after="40" w:before="40" w:line="240"/>
-              <w:ind w:left="40" w:right="40" w:firstLine="0" w:firstLineChars="0"/>
-              <w:rPr>
-                <w:rFonts w:ascii="Helvetica" w:hAnsi="Helvetica" w:eastAsia="Helvetica" w:cs="Helvetica"/>
-                <w:i w:val="true"/>
-                <w:b w:val="false"/>
-                <w:u w:val="none"/>
-                <w:sz w:val="22"/>
-                <w:szCs w:val="22"/>
-                <w:color w:val="666666"/>
-              </w:rPr>
-            </w:pPr>
-            <w:r>
-              <w:rPr>
-                <w:rFonts w:ascii="Helvetica" w:hAnsi="Helvetica" w:eastAsia="Helvetica" w:cs="Helvetica"/>
-                <w:i w:val="true"/>
-                <w:b w:val="false"/>
-                <w:u w:val="none"/>
-                <w:sz w:val="22"/>
-                <w:szCs w:val="22"/>
-                <w:color w:val="666666"/>
-              </w:rPr>
-              <w:t xml:space="preserve">philosylleptoris</w:t>
-            </w:r>
-          </w:p>
-        </w:tc>
-        <w:tc>
-          <w:tcPr>
-            <w:tcBorders>
-              <w:bottom w:val="none" w:sz="0" w:space="0" w:color="000000"/>
-              <w:top w:val="none" w:sz="0" w:space="0" w:color="000000"/>
-              <w:left w:val="none" w:sz="0" w:space="0" w:color="000000"/>
-              <w:right w:val="none" w:sz="0" w:space="0" w:color="000000"/>
-            </w:tcBorders>
-            <w:shd w:val="clear" w:color="auto" w:fill="FFFFFF"/>
-            <w:tcMar>
-              <w:top w:w="0" w:type="dxa"/>
-              <w:bottom w:w="0" w:type="dxa"/>
-              <w:left w:w="0" w:type="dxa"/>
-              <w:right w:w="0" w:type="dxa"/>
-            </w:tcMar>
-            <w:vAlign w:val="center"/>
-          </w:tcPr>
-          <w:p>
-            <w:pPr>
-              <w:pStyle w:val="Normal"/>
-              <w:jc w:val="left"/>
-              <w:pBdr>
-                <w:bottom w:val="none" w:sz="0" w:space="0" w:color="000000"/>
-                <w:top w:val="none" w:sz="0" w:space="0" w:color="000000"/>
-                <w:left w:val="none" w:sz="0" w:space="0" w:color="000000"/>
-                <w:right w:val="none" w:sz="0" w:space="0" w:color="000000"/>
-              </w:pBdr>
-              <w:spacing w:after="40" w:before="40" w:line="240"/>
-              <w:ind w:left="40" w:right="40" w:firstLine="0" w:firstLineChars="0"/>
-              <w:rPr>
-                <w:rFonts w:ascii="Helvetica" w:hAnsi="Helvetica" w:eastAsia="Helvetica" w:cs="Helvetica"/>
-                <w:i w:val="false"/>
-                <w:b w:val="false"/>
-                <w:u w:val="none"/>
-                <w:sz w:val="22"/>
-                <w:szCs w:val="22"/>
-                <w:color w:val="666666"/>
-              </w:rPr>
-            </w:pPr>
-            <w:r>
-              <w:rPr>
-                <w:rFonts w:ascii="Helvetica" w:hAnsi="Helvetica" w:eastAsia="Helvetica" w:cs="Helvetica"/>
-                <w:i w:val="false"/>
-                <w:b w:val="false"/>
-                <w:u w:val="none"/>
-                <w:sz w:val="22"/>
-                <w:szCs w:val="22"/>
-                <w:color w:val="666666"/>
-              </w:rPr>
-              <w:t xml:space="preserve">Retained in Oreophryne</w:t>
-            </w:r>
-          </w:p>
-        </w:tc>
-      </w:tr>
-      <w:tr>
-        <w:trPr>
-          <w:trHeight w:val="461" w:hRule="auto"/>
-        </w:trPr>
-        body18
-        <w:tc>
-          <w:tcPr>
-            <w:tcBorders>
-              <w:bottom w:val="single" w:sz="8" w:space="0" w:color="666666"/>
-              <w:top w:val="none" w:sz="0" w:space="0" w:color="000000"/>
-              <w:left w:val="none" w:sz="0" w:space="0" w:color="000000"/>
-              <w:right w:val="none" w:sz="0" w:space="0" w:color="000000"/>
-            </w:tcBorders>
-            <w:shd w:val="clear" w:color="auto" w:fill="FFFFFF"/>
-            <w:tcMar>
-              <w:top w:w="0" w:type="dxa"/>
-              <w:bottom w:w="0" w:type="dxa"/>
-              <w:left w:w="0" w:type="dxa"/>
-              <w:right w:w="0" w:type="dxa"/>
-            </w:tcMar>
-            <w:vAlign w:val="center"/>
-          </w:tcPr>
-          <w:p>
-            <w:pPr>
-              <w:pStyle w:val="Normal"/>
-              <w:jc w:val="left"/>
-              <w:pBdr>
-                <w:bottom w:val="none" w:sz="0" w:space="0" w:color="000000"/>
-                <w:top w:val="none" w:sz="0" w:space="0" w:color="000000"/>
-                <w:left w:val="none" w:sz="0" w:space="0" w:color="000000"/>
-                <w:right w:val="none" w:sz="0" w:space="0" w:color="000000"/>
-              </w:pBdr>
-              <w:spacing w:after="40" w:before="40" w:line="240"/>
-              <w:ind w:left="40" w:right="40" w:firstLine="0" w:firstLineChars="0"/>
-              <w:rPr>
-                <w:rFonts w:ascii="Helvetica" w:hAnsi="Helvetica" w:eastAsia="Helvetica" w:cs="Helvetica"/>
-                <w:i w:val="true"/>
-                <w:b w:val="false"/>
-                <w:u w:val="none"/>
-                <w:sz w:val="22"/>
-                <w:szCs w:val="22"/>
-                <w:color w:val="666666"/>
-              </w:rPr>
-            </w:pPr>
-            <w:r>
-              <w:rPr>
-                <w:rFonts w:ascii="Helvetica" w:hAnsi="Helvetica" w:eastAsia="Helvetica" w:cs="Helvetica"/>
-                <w:i w:val="true"/>
-                <w:b w:val="false"/>
-                <w:u w:val="none"/>
-                <w:sz w:val="22"/>
-                <w:szCs w:val="22"/>
-                <w:color w:val="666666"/>
-              </w:rPr>
-              <w:t xml:space="preserve">Oreophryne senkenbergiana </w:t>
-            </w:r>
-          </w:p>
-        </w:tc>
-        <w:tc>
-          <w:tcPr>
-            <w:tcBorders>
-              <w:bottom w:val="single" w:sz="8" w:space="0" w:color="666666"/>
-              <w:top w:val="none" w:sz="0" w:space="0" w:color="000000"/>
-              <w:left w:val="none" w:sz="0" w:space="0" w:color="000000"/>
-              <w:right w:val="none" w:sz="0" w:space="0" w:color="000000"/>
-            </w:tcBorders>
-            <w:shd w:val="clear" w:color="auto" w:fill="FFFFFF"/>
-            <w:tcMar>
-              <w:top w:w="0" w:type="dxa"/>
-              <w:bottom w:w="0" w:type="dxa"/>
-              <w:left w:w="0" w:type="dxa"/>
-              <w:right w:w="0" w:type="dxa"/>
-            </w:tcMar>
-            <w:vAlign w:val="center"/>
-          </w:tcPr>
-          <w:p>
-            <w:pPr>
-              <w:pStyle w:val="Normal"/>
-              <w:jc w:val="left"/>
-              <w:pBdr>
-                <w:bottom w:val="none" w:sz="0" w:space="0" w:color="000000"/>
-                <w:top w:val="none" w:sz="0" w:space="0" w:color="000000"/>
-                <w:left w:val="none" w:sz="0" w:space="0" w:color="000000"/>
-                <w:right w:val="none" w:sz="0" w:space="0" w:color="000000"/>
-              </w:pBdr>
-              <w:spacing w:after="40" w:before="40" w:line="240"/>
-              <w:ind w:left="40" w:right="40" w:firstLine="0" w:firstLineChars="0"/>
-              <w:rPr>
-                <w:rFonts w:ascii="Helvetica" w:hAnsi="Helvetica" w:eastAsia="Helvetica" w:cs="Helvetica"/>
-                <w:i w:val="false"/>
-                <w:b w:val="false"/>
-                <w:u w:val="none"/>
-                <w:sz w:val="22"/>
-                <w:szCs w:val="22"/>
-                <w:color w:val="666666"/>
-              </w:rPr>
-            </w:pPr>
-            <w:r>
-              <w:rPr>
-                <w:rFonts w:ascii="Helvetica" w:hAnsi="Helvetica" w:eastAsia="Helvetica" w:cs="Helvetica"/>
-                <w:i w:val="false"/>
-                <w:b w:val="false"/>
-                <w:u w:val="none"/>
-                <w:sz w:val="22"/>
-                <w:szCs w:val="22"/>
-                <w:color w:val="666666"/>
-              </w:rPr>
-              <w:t xml:space="preserve">(Boettger, 1895)</w:t>
-            </w:r>
-          </w:p>
-        </w:tc>
-        <w:tc>
-          <w:tcPr>
-            <w:tcBorders>
-              <w:bottom w:val="single" w:sz="8" w:space="0" w:color="666666"/>
-              <w:top w:val="none" w:sz="0" w:space="0" w:color="000000"/>
-              <w:left w:val="none" w:sz="0" w:space="0" w:color="000000"/>
-              <w:right w:val="none" w:sz="0" w:space="0" w:color="000000"/>
-            </w:tcBorders>
-            <w:shd w:val="clear" w:color="auto" w:fill="FFFFFF"/>
-            <w:tcMar>
-              <w:top w:w="0" w:type="dxa"/>
-              <w:bottom w:w="0" w:type="dxa"/>
-              <w:left w:w="0" w:type="dxa"/>
-              <w:right w:w="0" w:type="dxa"/>
-            </w:tcMar>
-            <w:vAlign w:val="center"/>
-          </w:tcPr>
-          <w:p>
-            <w:pPr>
-              <w:pStyle w:val="Normal"/>
-              <w:jc w:val="left"/>
-              <w:pBdr>
-                <w:bottom w:val="none" w:sz="0" w:space="0" w:color="000000"/>
-                <w:top w:val="none" w:sz="0" w:space="0" w:color="000000"/>
-                <w:left w:val="none" w:sz="0" w:space="0" w:color="000000"/>
-                <w:right w:val="none" w:sz="0" w:space="0" w:color="000000"/>
-              </w:pBdr>
-              <w:spacing w:after="40" w:before="40" w:line="240"/>
-              <w:ind w:left="40" w:right="40" w:firstLine="0" w:firstLineChars="0"/>
-              <w:rPr>
-                <w:rFonts w:ascii="Helvetica" w:hAnsi="Helvetica" w:eastAsia="Helvetica" w:cs="Helvetica"/>
-                <w:i w:val="true"/>
-                <w:b w:val="false"/>
-                <w:u w:val="none"/>
-                <w:sz w:val="22"/>
-                <w:szCs w:val="22"/>
-                <w:color w:val="666666"/>
-              </w:rPr>
-            </w:pPr>
-            <w:r>
-              <w:rPr>
-                <w:rFonts w:ascii="Helvetica" w:hAnsi="Helvetica" w:eastAsia="Helvetica" w:cs="Helvetica"/>
-                <w:i w:val="true"/>
-                <w:b w:val="false"/>
-                <w:u w:val="none"/>
-                <w:sz w:val="22"/>
-                <w:szCs w:val="22"/>
-                <w:color w:val="666666"/>
-              </w:rPr>
-              <w:t xml:space="preserve">Oreophryne</w:t>
-            </w:r>
-          </w:p>
-        </w:tc>
-        <w:tc>
-          <w:tcPr>
-            <w:tcBorders>
-              <w:bottom w:val="single" w:sz="8" w:space="0" w:color="666666"/>
-              <w:top w:val="none" w:sz="0" w:space="0" w:color="000000"/>
-              <w:left w:val="none" w:sz="0" w:space="0" w:color="000000"/>
-              <w:right w:val="none" w:sz="0" w:space="0" w:color="000000"/>
-            </w:tcBorders>
-            <w:shd w:val="clear" w:color="auto" w:fill="FFFFFF"/>
-            <w:tcMar>
-              <w:top w:w="0" w:type="dxa"/>
-              <w:bottom w:w="0" w:type="dxa"/>
-              <w:left w:w="0" w:type="dxa"/>
-              <w:right w:w="0" w:type="dxa"/>
-            </w:tcMar>
-            <w:vAlign w:val="center"/>
-          </w:tcPr>
-          <w:p>
-            <w:pPr>
-              <w:pStyle w:val="Normal"/>
-              <w:jc w:val="left"/>
-              <w:pBdr>
-                <w:bottom w:val="none" w:sz="0" w:space="0" w:color="000000"/>
-                <w:top w:val="none" w:sz="0" w:space="0" w:color="000000"/>
-                <w:left w:val="none" w:sz="0" w:space="0" w:color="000000"/>
-                <w:right w:val="none" w:sz="0" w:space="0" w:color="000000"/>
-              </w:pBdr>
-              <w:spacing w:after="40" w:before="40" w:line="240"/>
-              <w:ind w:left="40" w:right="40" w:firstLine="0" w:firstLineChars="0"/>
-              <w:rPr>
-                <w:rFonts w:ascii="Helvetica" w:hAnsi="Helvetica" w:eastAsia="Helvetica" w:cs="Helvetica"/>
-                <w:i w:val="true"/>
-                <w:b w:val="false"/>
-                <w:u w:val="none"/>
-                <w:sz w:val="22"/>
-                <w:szCs w:val="22"/>
-                <w:color w:val="666666"/>
-              </w:rPr>
-            </w:pPr>
-            <w:r>
-              <w:rPr>
-                <w:rFonts w:ascii="Helvetica" w:hAnsi="Helvetica" w:eastAsia="Helvetica" w:cs="Helvetica"/>
-                <w:i w:val="true"/>
-                <w:b w:val="false"/>
-                <w:u w:val="none"/>
-                <w:sz w:val="22"/>
-                <w:szCs w:val="22"/>
-                <w:color w:val="666666"/>
-              </w:rPr>
-              <w:t xml:space="preserve">Oreophryne</w:t>
-            </w:r>
-          </w:p>
-        </w:tc>
-        <w:tc>
-          <w:tcPr>
-            <w:tcBorders>
-              <w:bottom w:val="single" w:sz="8" w:space="0" w:color="666666"/>
-              <w:top w:val="none" w:sz="0" w:space="0" w:color="000000"/>
-              <w:left w:val="none" w:sz="0" w:space="0" w:color="000000"/>
-              <w:right w:val="none" w:sz="0" w:space="0" w:color="000000"/>
-            </w:tcBorders>
-            <w:shd w:val="clear" w:color="auto" w:fill="FFFFFF"/>
-            <w:tcMar>
-              <w:top w:w="0" w:type="dxa"/>
-              <w:bottom w:w="0" w:type="dxa"/>
-              <w:left w:w="0" w:type="dxa"/>
-              <w:right w:w="0" w:type="dxa"/>
-            </w:tcMar>
-            <w:vAlign w:val="center"/>
-          </w:tcPr>
-          <w:p>
-            <w:pPr>
-              <w:pStyle w:val="Normal"/>
-              <w:jc w:val="left"/>
-              <w:pBdr>
-                <w:bottom w:val="none" w:sz="0" w:space="0" w:color="000000"/>
-                <w:top w:val="none" w:sz="0" w:space="0" w:color="000000"/>
-                <w:left w:val="none" w:sz="0" w:space="0" w:color="000000"/>
-                <w:right w:val="none" w:sz="0" w:space="0" w:color="000000"/>
-              </w:pBdr>
-              <w:spacing w:after="40" w:before="40" w:line="240"/>
-              <w:ind w:left="40" w:right="40" w:firstLine="0" w:firstLineChars="0"/>
-              <w:rPr>
-                <w:rFonts w:ascii="Helvetica" w:hAnsi="Helvetica" w:eastAsia="Helvetica" w:cs="Helvetica"/>
-                <w:i w:val="true"/>
-                <w:b w:val="false"/>
-                <w:u w:val="none"/>
-                <w:sz w:val="22"/>
-                <w:szCs w:val="22"/>
-                <w:color w:val="666666"/>
-              </w:rPr>
-            </w:pPr>
-            <w:r>
-              <w:rPr>
-                <w:rFonts w:ascii="Helvetica" w:hAnsi="Helvetica" w:eastAsia="Helvetica" w:cs="Helvetica"/>
-                <w:i w:val="true"/>
-                <w:b w:val="false"/>
-                <w:u w:val="none"/>
-                <w:sz w:val="22"/>
-                <w:szCs w:val="22"/>
-                <w:color w:val="666666"/>
-              </w:rPr>
-              <w:t xml:space="preserve">senkenbergiana</w:t>
-            </w:r>
-          </w:p>
-        </w:tc>
-        <w:tc>
-          <w:tcPr>
-            <w:tcBorders>
-              <w:bottom w:val="single" w:sz="8" w:space="0" w:color="666666"/>
-              <w:top w:val="none" w:sz="0" w:space="0" w:color="000000"/>
-              <w:left w:val="none" w:sz="0" w:space="0" w:color="000000"/>
-              <w:right w:val="none" w:sz="0" w:space="0" w:color="000000"/>
-            </w:tcBorders>
-            <w:shd w:val="clear" w:color="auto" w:fill="FFFFFF"/>
-            <w:tcMar>
-              <w:top w:w="0" w:type="dxa"/>
-              <w:bottom w:w="0" w:type="dxa"/>
-              <w:left w:w="0" w:type="dxa"/>
-              <w:right w:w="0" w:type="dxa"/>
-            </w:tcMar>
-            <w:vAlign w:val="center"/>
-          </w:tcPr>
-          <w:p>
-            <w:pPr>
-              <w:pStyle w:val="Normal"/>
-              <w:jc w:val="left"/>
-              <w:pBdr>
-                <w:bottom w:val="none" w:sz="0" w:space="0" w:color="000000"/>
-                <w:top w:val="none" w:sz="0" w:space="0" w:color="000000"/>
-                <w:left w:val="none" w:sz="0" w:space="0" w:color="000000"/>
-                <w:right w:val="none" w:sz="0" w:space="0" w:color="000000"/>
-              </w:pBdr>
-              <w:spacing w:after="40" w:before="40" w:line="240"/>
-              <w:ind w:left="40" w:right="40" w:firstLine="0" w:firstLineChars="0"/>
-              <w:rPr>
-                <w:rFonts w:ascii="Helvetica" w:hAnsi="Helvetica" w:eastAsia="Helvetica" w:cs="Helvetica"/>
-                <w:i w:val="false"/>
-                <w:b w:val="false"/>
-                <w:u w:val="none"/>
-                <w:sz w:val="22"/>
-                <w:szCs w:val="22"/>
-                <w:color w:val="666666"/>
-              </w:rPr>
-            </w:pPr>
-            <w:r>
-              <w:rPr>
-                <w:rFonts w:ascii="Helvetica" w:hAnsi="Helvetica" w:eastAsia="Helvetica" w:cs="Helvetica"/>
-                <w:i w:val="false"/>
-                <w:b w:val="false"/>
-                <w:u w:val="none"/>
-                <w:sz w:val="22"/>
-                <w:szCs w:val="22"/>
-                <w:color w:val="666666"/>
-              </w:rPr>
-              <w:t xml:space="preserve">Retained in Oreophryne</w:t>
+              <w:top w:val="single" w:sz="8" w:space="0" w:color="666666"/>
+              <w:left w:val="none" w:sz="0" w:space="0" w:color="000000"/>
+              <w:right w:val="none" w:sz="0" w:space="0" w:color="000000"/>
+            </w:tcBorders>
+            <w:shd w:val="clear" w:color="auto" w:fill="FFFFFF"/>
+            <w:tcMar>
+              <w:top w:w="0" w:type="dxa"/>
+              <w:bottom w:w="0" w:type="dxa"/>
+              <w:left w:w="0" w:type="dxa"/>
+              <w:right w:w="0" w:type="dxa"/>
+            </w:tcMar>
+            <w:vAlign w:val="center"/>
+          </w:tcPr>
+          <w:p>
+            <w:pPr>
+              <w:pStyle w:val="Normal"/>
+              <w:jc w:val="left"/>
+              <w:pBdr>
+                <w:bottom w:val="none" w:sz="0" w:space="0" w:color="000000"/>
+                <w:top w:val="none" w:sz="0" w:space="0" w:color="000000"/>
+                <w:left w:val="none" w:sz="0" w:space="0" w:color="000000"/>
+                <w:right w:val="none" w:sz="0" w:space="0" w:color="000000"/>
+              </w:pBdr>
+              <w:spacing w:after="40" w:before="40" w:line="240"/>
+              <w:ind w:left="40" w:right="40" w:firstLine="0" w:firstLineChars="0"/>
+              <w:rPr>
+                <w:rFonts w:ascii="Helvetica" w:hAnsi="Helvetica" w:eastAsia="Helvetica" w:cs="Helvetica"/>
+                <w:i w:val="true"/>
+                <w:b w:val="false"/>
+                <w:u w:val="none"/>
+                <w:sz w:val="22"/>
+                <w:szCs w:val="22"/>
+                <w:color w:val="666666"/>
+              </w:rPr>
+            </w:pPr>
+            <w:r>
+              <w:rPr>
+                <w:rFonts w:ascii="Helvetica" w:hAnsi="Helvetica" w:eastAsia="Helvetica" w:cs="Helvetica"/>
+                <w:i w:val="true"/>
+                <w:b w:val="false"/>
+                <w:u w:val="none"/>
+                <w:sz w:val="22"/>
+                <w:szCs w:val="22"/>
+                <w:color w:val="666666"/>
+              </w:rPr>
+              <w:t xml:space="preserve">Auparoparo</w:t>
+            </w:r>
+          </w:p>
+        </w:tc>
+        <w:tc>
+          <w:tcPr>
+            <w:tcBorders>
+              <w:bottom w:val="none" w:sz="0" w:space="0" w:color="000000"/>
+              <w:top w:val="single" w:sz="8" w:space="0" w:color="666666"/>
+              <w:left w:val="none" w:sz="0" w:space="0" w:color="000000"/>
+              <w:right w:val="none" w:sz="0" w:space="0" w:color="000000"/>
+            </w:tcBorders>
+            <w:shd w:val="clear" w:color="auto" w:fill="FFFFFF"/>
+            <w:tcMar>
+              <w:top w:w="0" w:type="dxa"/>
+              <w:bottom w:w="0" w:type="dxa"/>
+              <w:left w:w="0" w:type="dxa"/>
+              <w:right w:w="0" w:type="dxa"/>
+            </w:tcMar>
+            <w:vAlign w:val="center"/>
+          </w:tcPr>
+          <w:p>
+            <w:pPr>
+              <w:pStyle w:val="Normal"/>
+              <w:jc w:val="left"/>
+              <w:pBdr>
+                <w:bottom w:val="none" w:sz="0" w:space="0" w:color="000000"/>
+                <w:top w:val="none" w:sz="0" w:space="0" w:color="000000"/>
+                <w:left w:val="none" w:sz="0" w:space="0" w:color="000000"/>
+                <w:right w:val="none" w:sz="0" w:space="0" w:color="000000"/>
+              </w:pBdr>
+              <w:spacing w:after="40" w:before="40" w:line="240"/>
+              <w:ind w:left="40" w:right="40" w:firstLine="0" w:firstLineChars="0"/>
+              <w:rPr>
+                <w:rFonts w:ascii="Helvetica" w:hAnsi="Helvetica" w:eastAsia="Helvetica" w:cs="Helvetica"/>
+                <w:i w:val="true"/>
+                <w:b w:val="false"/>
+                <w:u w:val="none"/>
+                <w:sz w:val="22"/>
+                <w:szCs w:val="22"/>
+                <w:color w:val="666666"/>
+              </w:rPr>
+            </w:pPr>
+            <w:r>
+              <w:rPr>
+                <w:rFonts w:ascii="Helvetica" w:hAnsi="Helvetica" w:eastAsia="Helvetica" w:cs="Helvetica"/>
+                <w:i w:val="true"/>
+                <w:b w:val="false"/>
+                <w:u w:val="none"/>
+                <w:sz w:val="22"/>
+                <w:szCs w:val="22"/>
+                <w:color w:val="666666"/>
+              </w:rPr>
+              <w:t xml:space="preserve">brunnea</w:t>
+            </w:r>
+          </w:p>
+        </w:tc>
+        <w:tc>
+          <w:tcPr>
+            <w:tcBorders>
+              <w:bottom w:val="none" w:sz="0" w:space="0" w:color="000000"/>
+              <w:top w:val="single" w:sz="8" w:space="0" w:color="666666"/>
+              <w:left w:val="none" w:sz="0" w:space="0" w:color="000000"/>
+              <w:right w:val="none" w:sz="0" w:space="0" w:color="000000"/>
+            </w:tcBorders>
+            <w:shd w:val="clear" w:color="auto" w:fill="FFFFFF"/>
+            <w:tcMar>
+              <w:top w:w="0" w:type="dxa"/>
+              <w:bottom w:w="0" w:type="dxa"/>
+              <w:left w:w="0" w:type="dxa"/>
+              <w:right w:w="0" w:type="dxa"/>
+            </w:tcMar>
+            <w:vAlign w:val="center"/>
+          </w:tcPr>
+          <w:p>
+            <w:pPr>
+              <w:pStyle w:val="Normal"/>
+              <w:jc w:val="left"/>
+              <w:pBdr>
+                <w:bottom w:val="none" w:sz="0" w:space="0" w:color="000000"/>
+                <w:top w:val="none" w:sz="0" w:space="0" w:color="000000"/>
+                <w:left w:val="none" w:sz="0" w:space="0" w:color="000000"/>
+                <w:right w:val="none" w:sz="0" w:space="0" w:color="000000"/>
+              </w:pBdr>
+              <w:spacing w:after="40" w:before="40" w:line="240"/>
+              <w:ind w:left="40" w:right="40" w:firstLine="0" w:firstLineChars="0"/>
+              <w:rPr>
+                <w:rFonts w:ascii="Helvetica" w:hAnsi="Helvetica" w:eastAsia="Helvetica" w:cs="Helvetica"/>
+                <w:i w:val="false"/>
+                <w:b w:val="false"/>
+                <w:u w:val="none"/>
+                <w:sz w:val="22"/>
+                <w:szCs w:val="22"/>
+                <w:color w:val="666666"/>
+              </w:rPr>
+            </w:pPr>
+            <w:r>
+              <w:rPr>
+                <w:rFonts w:ascii="Helvetica" w:hAnsi="Helvetica" w:eastAsia="Helvetica" w:cs="Helvetica"/>
+                <w:i w:val="false"/>
+                <w:b w:val="false"/>
+                <w:u w:val="none"/>
+                <w:sz w:val="22"/>
+                <w:szCs w:val="22"/>
+                <w:color w:val="666666"/>
+              </w:rPr>
+              <w:t xml:space="preserve">Transferred to Auparoparo</w:t>
             </w:r>
           </w:p>
         </w:tc>
@@ -6312,113 +6312,113 @@
           <w:tcPr>
             <w:tcBorders>
               <w:bottom w:val="none" w:sz="0" w:space="0" w:color="000000"/>
-              <w:top w:val="single" w:sz="8" w:space="0" w:color="666666"/>
-              <w:left w:val="none" w:sz="0" w:space="0" w:color="000000"/>
-              <w:right w:val="none" w:sz="0" w:space="0" w:color="000000"/>
-            </w:tcBorders>
-            <w:shd w:val="clear" w:color="auto" w:fill="FFFFFF"/>
-            <w:tcMar>
-              <w:top w:w="0" w:type="dxa"/>
-              <w:bottom w:w="0" w:type="dxa"/>
-              <w:left w:w="0" w:type="dxa"/>
-              <w:right w:w="0" w:type="dxa"/>
-            </w:tcMar>
-            <w:vAlign w:val="center"/>
-          </w:tcPr>
-          <w:p>
-            <w:pPr>
-              <w:pStyle w:val="Normal"/>
-              <w:jc w:val="left"/>
-              <w:pBdr>
-                <w:bottom w:val="none" w:sz="0" w:space="0" w:color="000000"/>
-                <w:top w:val="none" w:sz="0" w:space="0" w:color="000000"/>
-                <w:left w:val="none" w:sz="0" w:space="0" w:color="000000"/>
-                <w:right w:val="none" w:sz="0" w:space="0" w:color="000000"/>
-              </w:pBdr>
-              <w:spacing w:after="40" w:before="40" w:line="240"/>
-              <w:ind w:left="40" w:right="40" w:firstLine="0" w:firstLineChars="0"/>
-              <w:rPr>
-                <w:rFonts w:ascii="Helvetica" w:hAnsi="Helvetica" w:eastAsia="Helvetica" w:cs="Helvetica"/>
-                <w:i w:val="true"/>
-                <w:b w:val="false"/>
-                <w:u w:val="none"/>
-                <w:sz w:val="22"/>
-                <w:szCs w:val="22"/>
-                <w:color w:val="666666"/>
-              </w:rPr>
-            </w:pPr>
-            <w:r>
-              <w:rPr>
-                <w:rFonts w:ascii="Helvetica" w:hAnsi="Helvetica" w:eastAsia="Helvetica" w:cs="Helvetica"/>
-                <w:i w:val="true"/>
-                <w:b w:val="false"/>
-                <w:u w:val="none"/>
-                <w:sz w:val="22"/>
-                <w:szCs w:val="22"/>
-                <w:color w:val="666666"/>
-              </w:rPr>
-              <w:t xml:space="preserve">Oreophryne brunnea </w:t>
-            </w:r>
-          </w:p>
-        </w:tc>
-        <w:tc>
-          <w:tcPr>
-            <w:tcBorders>
-              <w:bottom w:val="none" w:sz="0" w:space="0" w:color="000000"/>
-              <w:top w:val="single" w:sz="8" w:space="0" w:color="666666"/>
-              <w:left w:val="none" w:sz="0" w:space="0" w:color="000000"/>
-              <w:right w:val="none" w:sz="0" w:space="0" w:color="000000"/>
-            </w:tcBorders>
-            <w:shd w:val="clear" w:color="auto" w:fill="FFFFFF"/>
-            <w:tcMar>
-              <w:top w:w="0" w:type="dxa"/>
-              <w:bottom w:w="0" w:type="dxa"/>
-              <w:left w:w="0" w:type="dxa"/>
-              <w:right w:w="0" w:type="dxa"/>
-            </w:tcMar>
-            <w:vAlign w:val="center"/>
-          </w:tcPr>
-          <w:p>
-            <w:pPr>
-              <w:pStyle w:val="Normal"/>
-              <w:jc w:val="left"/>
-              <w:pBdr>
-                <w:bottom w:val="none" w:sz="0" w:space="0" w:color="000000"/>
-                <w:top w:val="none" w:sz="0" w:space="0" w:color="000000"/>
-                <w:left w:val="none" w:sz="0" w:space="0" w:color="000000"/>
-                <w:right w:val="none" w:sz="0" w:space="0" w:color="000000"/>
-              </w:pBdr>
-              <w:spacing w:after="40" w:before="40" w:line="240"/>
-              <w:ind w:left="40" w:right="40" w:firstLine="0" w:firstLineChars="0"/>
-              <w:rPr>
-                <w:rFonts w:ascii="Helvetica" w:hAnsi="Helvetica" w:eastAsia="Helvetica" w:cs="Helvetica"/>
-                <w:i w:val="false"/>
-                <w:b w:val="false"/>
-                <w:u w:val="none"/>
-                <w:sz w:val="22"/>
-                <w:szCs w:val="22"/>
-                <w:color w:val="666666"/>
-              </w:rPr>
-            </w:pPr>
-            <w:r>
-              <w:rPr>
-                <w:rFonts w:ascii="Helvetica" w:hAnsi="Helvetica" w:eastAsia="Helvetica" w:cs="Helvetica"/>
-                <w:i w:val="false"/>
-                <w:b w:val="false"/>
-                <w:u w:val="none"/>
-                <w:sz w:val="22"/>
-                <w:szCs w:val="22"/>
-                <w:color w:val="666666"/>
-              </w:rPr>
-              <w:t xml:space="preserve">(Kraus, 2017)</w:t>
-            </w:r>
-          </w:p>
-        </w:tc>
-        <w:tc>
-          <w:tcPr>
-            <w:tcBorders>
-              <w:bottom w:val="none" w:sz="0" w:space="0" w:color="000000"/>
-              <w:top w:val="single" w:sz="8" w:space="0" w:color="666666"/>
+              <w:top w:val="none" w:sz="0" w:space="0" w:color="000000"/>
+              <w:left w:val="none" w:sz="0" w:space="0" w:color="000000"/>
+              <w:right w:val="none" w:sz="0" w:space="0" w:color="000000"/>
+            </w:tcBorders>
+            <w:shd w:val="clear" w:color="auto" w:fill="FFFFFF"/>
+            <w:tcMar>
+              <w:top w:w="0" w:type="dxa"/>
+              <w:bottom w:w="0" w:type="dxa"/>
+              <w:left w:w="0" w:type="dxa"/>
+              <w:right w:w="0" w:type="dxa"/>
+            </w:tcMar>
+            <w:vAlign w:val="center"/>
+          </w:tcPr>
+          <w:p>
+            <w:pPr>
+              <w:pStyle w:val="Normal"/>
+              <w:jc w:val="left"/>
+              <w:pBdr>
+                <w:bottom w:val="none" w:sz="0" w:space="0" w:color="000000"/>
+                <w:top w:val="none" w:sz="0" w:space="0" w:color="000000"/>
+                <w:left w:val="none" w:sz="0" w:space="0" w:color="000000"/>
+                <w:right w:val="none" w:sz="0" w:space="0" w:color="000000"/>
+              </w:pBdr>
+              <w:spacing w:after="40" w:before="40" w:line="240"/>
+              <w:ind w:left="40" w:right="40" w:firstLine="0" w:firstLineChars="0"/>
+              <w:rPr>
+                <w:rFonts w:ascii="Helvetica" w:hAnsi="Helvetica" w:eastAsia="Helvetica" w:cs="Helvetica"/>
+                <w:i w:val="true"/>
+                <w:b w:val="false"/>
+                <w:u w:val="none"/>
+                <w:sz w:val="22"/>
+                <w:szCs w:val="22"/>
+                <w:color w:val="666666"/>
+              </w:rPr>
+            </w:pPr>
+            <w:r>
+              <w:rPr>
+                <w:rFonts w:ascii="Helvetica" w:hAnsi="Helvetica" w:eastAsia="Helvetica" w:cs="Helvetica"/>
+                <w:i w:val="true"/>
+                <w:b w:val="false"/>
+                <w:u w:val="none"/>
+                <w:sz w:val="22"/>
+                <w:szCs w:val="22"/>
+                <w:color w:val="666666"/>
+              </w:rPr>
+              <w:t xml:space="preserve">Oreophryne equus </w:t>
+            </w:r>
+          </w:p>
+        </w:tc>
+        <w:tc>
+          <w:tcPr>
+            <w:tcBorders>
+              <w:bottom w:val="none" w:sz="0" w:space="0" w:color="000000"/>
+              <w:top w:val="none" w:sz="0" w:space="0" w:color="000000"/>
+              <w:left w:val="none" w:sz="0" w:space="0" w:color="000000"/>
+              <w:right w:val="none" w:sz="0" w:space="0" w:color="000000"/>
+            </w:tcBorders>
+            <w:shd w:val="clear" w:color="auto" w:fill="FFFFFF"/>
+            <w:tcMar>
+              <w:top w:w="0" w:type="dxa"/>
+              <w:bottom w:w="0" w:type="dxa"/>
+              <w:left w:w="0" w:type="dxa"/>
+              <w:right w:w="0" w:type="dxa"/>
+            </w:tcMar>
+            <w:vAlign w:val="center"/>
+          </w:tcPr>
+          <w:p>
+            <w:pPr>
+              <w:pStyle w:val="Normal"/>
+              <w:jc w:val="left"/>
+              <w:pBdr>
+                <w:bottom w:val="none" w:sz="0" w:space="0" w:color="000000"/>
+                <w:top w:val="none" w:sz="0" w:space="0" w:color="000000"/>
+                <w:left w:val="none" w:sz="0" w:space="0" w:color="000000"/>
+                <w:right w:val="none" w:sz="0" w:space="0" w:color="000000"/>
+              </w:pBdr>
+              <w:spacing w:after="40" w:before="40" w:line="240"/>
+              <w:ind w:left="40" w:right="40" w:firstLine="0" w:firstLineChars="0"/>
+              <w:rPr>
+                <w:rFonts w:ascii="Helvetica" w:hAnsi="Helvetica" w:eastAsia="Helvetica" w:cs="Helvetica"/>
+                <w:i w:val="false"/>
+                <w:b w:val="false"/>
+                <w:u w:val="none"/>
+                <w:sz w:val="22"/>
+                <w:szCs w:val="22"/>
+                <w:color w:val="666666"/>
+              </w:rPr>
+            </w:pPr>
+            <w:r>
+              <w:rPr>
+                <w:rFonts w:ascii="Helvetica" w:hAnsi="Helvetica" w:eastAsia="Helvetica" w:cs="Helvetica"/>
+                <w:i w:val="false"/>
+                <w:b w:val="false"/>
+                <w:u w:val="none"/>
+                <w:sz w:val="22"/>
+                <w:szCs w:val="22"/>
+                <w:color w:val="666666"/>
+              </w:rPr>
+              <w:t xml:space="preserve">(Kraus, 2016)</w:t>
+            </w:r>
+          </w:p>
+        </w:tc>
+        <w:tc>
+          <w:tcPr>
+            <w:tcBorders>
+              <w:bottom w:val="none" w:sz="0" w:space="0" w:color="000000"/>
+              <w:top w:val="none" w:sz="0" w:space="0" w:color="000000"/>
               <w:left w:val="none" w:sz="0" w:space="0" w:color="000000"/>
               <w:right w:val="none" w:sz="0" w:space="0" w:color="000000"/>
             </w:tcBorders>
@@ -6471,7 +6471,7 @@
           <w:tcPr>
             <w:tcBorders>
               <w:bottom w:val="none" w:sz="0" w:space="0" w:color="000000"/>
-              <w:top w:val="single" w:sz="8" w:space="0" w:color="666666"/>
+              <w:top w:val="none" w:sz="0" w:space="0" w:color="000000"/>
               <w:left w:val="none" w:sz="0" w:space="0" w:color="000000"/>
               <w:right w:val="none" w:sz="0" w:space="0" w:color="000000"/>
             </w:tcBorders>
@@ -6524,60 +6524,60 @@
           <w:tcPr>
             <w:tcBorders>
               <w:bottom w:val="none" w:sz="0" w:space="0" w:color="000000"/>
-              <w:top w:val="single" w:sz="8" w:space="0" w:color="666666"/>
-              <w:left w:val="none" w:sz="0" w:space="0" w:color="000000"/>
-              <w:right w:val="none" w:sz="0" w:space="0" w:color="000000"/>
-            </w:tcBorders>
-            <w:shd w:val="clear" w:color="auto" w:fill="FFFFFF"/>
-            <w:tcMar>
-              <w:top w:w="0" w:type="dxa"/>
-              <w:bottom w:w="0" w:type="dxa"/>
-              <w:left w:w="0" w:type="dxa"/>
-              <w:right w:w="0" w:type="dxa"/>
-            </w:tcMar>
-            <w:vAlign w:val="center"/>
-          </w:tcPr>
-          <w:p>
-            <w:pPr>
-              <w:pStyle w:val="Normal"/>
-              <w:jc w:val="left"/>
-              <w:pBdr>
-                <w:bottom w:val="none" w:sz="0" w:space="0" w:color="000000"/>
-                <w:top w:val="none" w:sz="0" w:space="0" w:color="000000"/>
-                <w:left w:val="none" w:sz="0" w:space="0" w:color="000000"/>
-                <w:right w:val="none" w:sz="0" w:space="0" w:color="000000"/>
-              </w:pBdr>
-              <w:spacing w:after="40" w:before="40" w:line="240"/>
-              <w:ind w:left="40" w:right="40" w:firstLine="0" w:firstLineChars="0"/>
-              <w:rPr>
-                <w:rFonts w:ascii="Helvetica" w:hAnsi="Helvetica" w:eastAsia="Helvetica" w:cs="Helvetica"/>
-                <w:i w:val="true"/>
-                <w:b w:val="false"/>
-                <w:u w:val="none"/>
-                <w:sz w:val="22"/>
-                <w:szCs w:val="22"/>
-                <w:color w:val="666666"/>
-              </w:rPr>
-            </w:pPr>
-            <w:r>
-              <w:rPr>
-                <w:rFonts w:ascii="Helvetica" w:hAnsi="Helvetica" w:eastAsia="Helvetica" w:cs="Helvetica"/>
-                <w:i w:val="true"/>
-                <w:b w:val="false"/>
-                <w:u w:val="none"/>
-                <w:sz w:val="22"/>
-                <w:szCs w:val="22"/>
-                <w:color w:val="666666"/>
-              </w:rPr>
-              <w:t xml:space="preserve">brunnea</w:t>
-            </w:r>
-          </w:p>
-        </w:tc>
-        <w:tc>
-          <w:tcPr>
-            <w:tcBorders>
-              <w:bottom w:val="none" w:sz="0" w:space="0" w:color="000000"/>
-              <w:top w:val="single" w:sz="8" w:space="0" w:color="666666"/>
+              <w:top w:val="none" w:sz="0" w:space="0" w:color="000000"/>
+              <w:left w:val="none" w:sz="0" w:space="0" w:color="000000"/>
+              <w:right w:val="none" w:sz="0" w:space="0" w:color="000000"/>
+            </w:tcBorders>
+            <w:shd w:val="clear" w:color="auto" w:fill="FFFFFF"/>
+            <w:tcMar>
+              <w:top w:w="0" w:type="dxa"/>
+              <w:bottom w:w="0" w:type="dxa"/>
+              <w:left w:w="0" w:type="dxa"/>
+              <w:right w:w="0" w:type="dxa"/>
+            </w:tcMar>
+            <w:vAlign w:val="center"/>
+          </w:tcPr>
+          <w:p>
+            <w:pPr>
+              <w:pStyle w:val="Normal"/>
+              <w:jc w:val="left"/>
+              <w:pBdr>
+                <w:bottom w:val="none" w:sz="0" w:space="0" w:color="000000"/>
+                <w:top w:val="none" w:sz="0" w:space="0" w:color="000000"/>
+                <w:left w:val="none" w:sz="0" w:space="0" w:color="000000"/>
+                <w:right w:val="none" w:sz="0" w:space="0" w:color="000000"/>
+              </w:pBdr>
+              <w:spacing w:after="40" w:before="40" w:line="240"/>
+              <w:ind w:left="40" w:right="40" w:firstLine="0" w:firstLineChars="0"/>
+              <w:rPr>
+                <w:rFonts w:ascii="Helvetica" w:hAnsi="Helvetica" w:eastAsia="Helvetica" w:cs="Helvetica"/>
+                <w:i w:val="true"/>
+                <w:b w:val="false"/>
+                <w:u w:val="none"/>
+                <w:sz w:val="22"/>
+                <w:szCs w:val="22"/>
+                <w:color w:val="666666"/>
+              </w:rPr>
+            </w:pPr>
+            <w:r>
+              <w:rPr>
+                <w:rFonts w:ascii="Helvetica" w:hAnsi="Helvetica" w:eastAsia="Helvetica" w:cs="Helvetica"/>
+                <w:i w:val="true"/>
+                <w:b w:val="false"/>
+                <w:u w:val="none"/>
+                <w:sz w:val="22"/>
+                <w:szCs w:val="22"/>
+                <w:color w:val="666666"/>
+              </w:rPr>
+              <w:t xml:space="preserve">equus</w:t>
+            </w:r>
+          </w:p>
+        </w:tc>
+        <w:tc>
+          <w:tcPr>
+            <w:tcBorders>
+              <w:bottom w:val="none" w:sz="0" w:space="0" w:color="000000"/>
+              <w:top w:val="none" w:sz="0" w:space="0" w:color="000000"/>
               <w:left w:val="none" w:sz="0" w:space="0" w:color="000000"/>
               <w:right w:val="none" w:sz="0" w:space="0" w:color="000000"/>
             </w:tcBorders>
@@ -6681,60 +6681,60 @@
                 <w:szCs w:val="22"/>
                 <w:color w:val="666666"/>
               </w:rPr>
-              <w:t xml:space="preserve">Oreophryne equus </w:t>
-            </w:r>
-          </w:p>
-        </w:tc>
-        <w:tc>
-          <w:tcPr>
-            <w:tcBorders>
-              <w:bottom w:val="none" w:sz="0" w:space="0" w:color="000000"/>
-              <w:top w:val="none" w:sz="0" w:space="0" w:color="000000"/>
-              <w:left w:val="none" w:sz="0" w:space="0" w:color="000000"/>
-              <w:right w:val="none" w:sz="0" w:space="0" w:color="000000"/>
-            </w:tcBorders>
-            <w:shd w:val="clear" w:color="auto" w:fill="FFFFFF"/>
-            <w:tcMar>
-              <w:top w:w="0" w:type="dxa"/>
-              <w:bottom w:w="0" w:type="dxa"/>
-              <w:left w:w="0" w:type="dxa"/>
-              <w:right w:w="0" w:type="dxa"/>
-            </w:tcMar>
-            <w:vAlign w:val="center"/>
-          </w:tcPr>
-          <w:p>
-            <w:pPr>
-              <w:pStyle w:val="Normal"/>
-              <w:jc w:val="left"/>
-              <w:pBdr>
-                <w:bottom w:val="none" w:sz="0" w:space="0" w:color="000000"/>
-                <w:top w:val="none" w:sz="0" w:space="0" w:color="000000"/>
-                <w:left w:val="none" w:sz="0" w:space="0" w:color="000000"/>
-                <w:right w:val="none" w:sz="0" w:space="0" w:color="000000"/>
-              </w:pBdr>
-              <w:spacing w:after="40" w:before="40" w:line="240"/>
-              <w:ind w:left="40" w:right="40" w:firstLine="0" w:firstLineChars="0"/>
-              <w:rPr>
-                <w:rFonts w:ascii="Helvetica" w:hAnsi="Helvetica" w:eastAsia="Helvetica" w:cs="Helvetica"/>
-                <w:i w:val="false"/>
-                <w:b w:val="false"/>
-                <w:u w:val="none"/>
-                <w:sz w:val="22"/>
-                <w:szCs w:val="22"/>
-                <w:color w:val="666666"/>
-              </w:rPr>
-            </w:pPr>
-            <w:r>
-              <w:rPr>
-                <w:rFonts w:ascii="Helvetica" w:hAnsi="Helvetica" w:eastAsia="Helvetica" w:cs="Helvetica"/>
-                <w:i w:val="false"/>
-                <w:b w:val="false"/>
-                <w:u w:val="none"/>
-                <w:sz w:val="22"/>
-                <w:szCs w:val="22"/>
-                <w:color w:val="666666"/>
-              </w:rPr>
-              <w:t xml:space="preserve">(Kraus, 2016)</w:t>
+              <w:t xml:space="preserve">Oreophryne ezra </w:t>
+            </w:r>
+          </w:p>
+        </w:tc>
+        <w:tc>
+          <w:tcPr>
+            <w:tcBorders>
+              <w:bottom w:val="none" w:sz="0" w:space="0" w:color="000000"/>
+              <w:top w:val="none" w:sz="0" w:space="0" w:color="000000"/>
+              <w:left w:val="none" w:sz="0" w:space="0" w:color="000000"/>
+              <w:right w:val="none" w:sz="0" w:space="0" w:color="000000"/>
+            </w:tcBorders>
+            <w:shd w:val="clear" w:color="auto" w:fill="FFFFFF"/>
+            <w:tcMar>
+              <w:top w:w="0" w:type="dxa"/>
+              <w:bottom w:w="0" w:type="dxa"/>
+              <w:left w:w="0" w:type="dxa"/>
+              <w:right w:w="0" w:type="dxa"/>
+            </w:tcMar>
+            <w:vAlign w:val="center"/>
+          </w:tcPr>
+          <w:p>
+            <w:pPr>
+              <w:pStyle w:val="Normal"/>
+              <w:jc w:val="left"/>
+              <w:pBdr>
+                <w:bottom w:val="none" w:sz="0" w:space="0" w:color="000000"/>
+                <w:top w:val="none" w:sz="0" w:space="0" w:color="000000"/>
+                <w:left w:val="none" w:sz="0" w:space="0" w:color="000000"/>
+                <w:right w:val="none" w:sz="0" w:space="0" w:color="000000"/>
+              </w:pBdr>
+              <w:spacing w:after="40" w:before="40" w:line="240"/>
+              <w:ind w:left="40" w:right="40" w:firstLine="0" w:firstLineChars="0"/>
+              <w:rPr>
+                <w:rFonts w:ascii="Helvetica" w:hAnsi="Helvetica" w:eastAsia="Helvetica" w:cs="Helvetica"/>
+                <w:i w:val="false"/>
+                <w:b w:val="false"/>
+                <w:u w:val="none"/>
+                <w:sz w:val="22"/>
+                <w:szCs w:val="22"/>
+                <w:color w:val="666666"/>
+              </w:rPr>
+            </w:pPr>
+            <w:r>
+              <w:rPr>
+                <w:rFonts w:ascii="Helvetica" w:hAnsi="Helvetica" w:eastAsia="Helvetica" w:cs="Helvetica"/>
+                <w:i w:val="false"/>
+                <w:b w:val="false"/>
+                <w:u w:val="none"/>
+                <w:sz w:val="22"/>
+                <w:szCs w:val="22"/>
+                <w:color w:val="666666"/>
+              </w:rPr>
+              <w:t xml:space="preserve">(Kraus &amp; Allison, 2009)</w:t>
             </w:r>
           </w:p>
         </w:tc>
@@ -6893,7 +6893,331 @@
                 <w:szCs w:val="22"/>
                 <w:color w:val="666666"/>
               </w:rPr>
-              <w:t xml:space="preserve">equus</w:t>
+              <w:t xml:space="preserve">ezra</w:t>
+            </w:r>
+          </w:p>
+        </w:tc>
+        <w:tc>
+          <w:tcPr>
+            <w:tcBorders>
+              <w:bottom w:val="none" w:sz="0" w:space="0" w:color="000000"/>
+              <w:top w:val="none" w:sz="0" w:space="0" w:color="000000"/>
+              <w:left w:val="none" w:sz="0" w:space="0" w:color="000000"/>
+              <w:right w:val="none" w:sz="0" w:space="0" w:color="000000"/>
+            </w:tcBorders>
+            <w:shd w:val="clear" w:color="auto" w:fill="FFFFFF"/>
+            <w:tcMar>
+              <w:top w:w="0" w:type="dxa"/>
+              <w:bottom w:w="0" w:type="dxa"/>
+              <w:left w:w="0" w:type="dxa"/>
+              <w:right w:w="0" w:type="dxa"/>
+            </w:tcMar>
+            <w:vAlign w:val="center"/>
+          </w:tcPr>
+          <w:p>
+            <w:pPr>
+              <w:pStyle w:val="Normal"/>
+              <w:jc w:val="left"/>
+              <w:pBdr>
+                <w:bottom w:val="none" w:sz="0" w:space="0" w:color="000000"/>
+                <w:top w:val="none" w:sz="0" w:space="0" w:color="000000"/>
+                <w:left w:val="none" w:sz="0" w:space="0" w:color="000000"/>
+                <w:right w:val="none" w:sz="0" w:space="0" w:color="000000"/>
+              </w:pBdr>
+              <w:spacing w:after="40" w:before="40" w:line="240"/>
+              <w:ind w:left="40" w:right="40" w:firstLine="0" w:firstLineChars="0"/>
+              <w:rPr>
+                <w:rFonts w:ascii="Helvetica" w:hAnsi="Helvetica" w:eastAsia="Helvetica" w:cs="Helvetica"/>
+                <w:i w:val="false"/>
+                <w:b w:val="false"/>
+                <w:u w:val="none"/>
+                <w:sz w:val="22"/>
+                <w:szCs w:val="22"/>
+                <w:color w:val="666666"/>
+              </w:rPr>
+            </w:pPr>
+            <w:r>
+              <w:rPr>
+                <w:rFonts w:ascii="Helvetica" w:hAnsi="Helvetica" w:eastAsia="Helvetica" w:cs="Helvetica"/>
+                <w:i w:val="false"/>
+                <w:b w:val="false"/>
+                <w:u w:val="none"/>
+                <w:sz w:val="22"/>
+                <w:szCs w:val="22"/>
+                <w:color w:val="666666"/>
+              </w:rPr>
+              <w:t xml:space="preserve">Transferred to Auparoparo</w:t>
+            </w:r>
+          </w:p>
+        </w:tc>
+      </w:tr>
+      <w:tr>
+        <w:trPr>
+          <w:trHeight w:val="461" w:hRule="auto"/>
+        </w:trPr>
+        body21
+        <w:tc>
+          <w:tcPr>
+            <w:tcBorders>
+              <w:bottom w:val="none" w:sz="0" w:space="0" w:color="000000"/>
+              <w:top w:val="none" w:sz="0" w:space="0" w:color="000000"/>
+              <w:left w:val="none" w:sz="0" w:space="0" w:color="000000"/>
+              <w:right w:val="none" w:sz="0" w:space="0" w:color="000000"/>
+            </w:tcBorders>
+            <w:shd w:val="clear" w:color="auto" w:fill="FFFFFF"/>
+            <w:tcMar>
+              <w:top w:w="0" w:type="dxa"/>
+              <w:bottom w:w="0" w:type="dxa"/>
+              <w:left w:w="0" w:type="dxa"/>
+              <w:right w:w="0" w:type="dxa"/>
+            </w:tcMar>
+            <w:vAlign w:val="center"/>
+          </w:tcPr>
+          <w:p>
+            <w:pPr>
+              <w:pStyle w:val="Normal"/>
+              <w:jc w:val="left"/>
+              <w:pBdr>
+                <w:bottom w:val="none" w:sz="0" w:space="0" w:color="000000"/>
+                <w:top w:val="none" w:sz="0" w:space="0" w:color="000000"/>
+                <w:left w:val="none" w:sz="0" w:space="0" w:color="000000"/>
+                <w:right w:val="none" w:sz="0" w:space="0" w:color="000000"/>
+              </w:pBdr>
+              <w:spacing w:after="40" w:before="40" w:line="240"/>
+              <w:ind w:left="40" w:right="40" w:firstLine="0" w:firstLineChars="0"/>
+              <w:rPr>
+                <w:rFonts w:ascii="Helvetica" w:hAnsi="Helvetica" w:eastAsia="Helvetica" w:cs="Helvetica"/>
+                <w:i w:val="true"/>
+                <w:b w:val="false"/>
+                <w:u w:val="none"/>
+                <w:sz w:val="22"/>
+                <w:szCs w:val="22"/>
+                <w:color w:val="666666"/>
+              </w:rPr>
+            </w:pPr>
+            <w:r>
+              <w:rPr>
+                <w:rFonts w:ascii="Helvetica" w:hAnsi="Helvetica" w:eastAsia="Helvetica" w:cs="Helvetica"/>
+                <w:i w:val="true"/>
+                <w:b w:val="false"/>
+                <w:u w:val="none"/>
+                <w:sz w:val="22"/>
+                <w:szCs w:val="22"/>
+                <w:color w:val="666666"/>
+              </w:rPr>
+              <w:t xml:space="preserve">Oreophryne gagneorum </w:t>
+            </w:r>
+          </w:p>
+        </w:tc>
+        <w:tc>
+          <w:tcPr>
+            <w:tcBorders>
+              <w:bottom w:val="none" w:sz="0" w:space="0" w:color="000000"/>
+              <w:top w:val="none" w:sz="0" w:space="0" w:color="000000"/>
+              <w:left w:val="none" w:sz="0" w:space="0" w:color="000000"/>
+              <w:right w:val="none" w:sz="0" w:space="0" w:color="000000"/>
+            </w:tcBorders>
+            <w:shd w:val="clear" w:color="auto" w:fill="FFFFFF"/>
+            <w:tcMar>
+              <w:top w:w="0" w:type="dxa"/>
+              <w:bottom w:w="0" w:type="dxa"/>
+              <w:left w:w="0" w:type="dxa"/>
+              <w:right w:w="0" w:type="dxa"/>
+            </w:tcMar>
+            <w:vAlign w:val="center"/>
+          </w:tcPr>
+          <w:p>
+            <w:pPr>
+              <w:pStyle w:val="Normal"/>
+              <w:jc w:val="left"/>
+              <w:pBdr>
+                <w:bottom w:val="none" w:sz="0" w:space="0" w:color="000000"/>
+                <w:top w:val="none" w:sz="0" w:space="0" w:color="000000"/>
+                <w:left w:val="none" w:sz="0" w:space="0" w:color="000000"/>
+                <w:right w:val="none" w:sz="0" w:space="0" w:color="000000"/>
+              </w:pBdr>
+              <w:spacing w:after="40" w:before="40" w:line="240"/>
+              <w:ind w:left="40" w:right="40" w:firstLine="0" w:firstLineChars="0"/>
+              <w:rPr>
+                <w:rFonts w:ascii="Helvetica" w:hAnsi="Helvetica" w:eastAsia="Helvetica" w:cs="Helvetica"/>
+                <w:i w:val="false"/>
+                <w:b w:val="false"/>
+                <w:u w:val="none"/>
+                <w:sz w:val="22"/>
+                <w:szCs w:val="22"/>
+                <w:color w:val="666666"/>
+              </w:rPr>
+            </w:pPr>
+            <w:r>
+              <w:rPr>
+                <w:rFonts w:ascii="Helvetica" w:hAnsi="Helvetica" w:eastAsia="Helvetica" w:cs="Helvetica"/>
+                <w:i w:val="false"/>
+                <w:b w:val="false"/>
+                <w:u w:val="none"/>
+                <w:sz w:val="22"/>
+                <w:szCs w:val="22"/>
+                <w:color w:val="666666"/>
+              </w:rPr>
+              <w:t xml:space="preserve">(Kraus, 2013)</w:t>
+            </w:r>
+          </w:p>
+        </w:tc>
+        <w:tc>
+          <w:tcPr>
+            <w:tcBorders>
+              <w:bottom w:val="none" w:sz="0" w:space="0" w:color="000000"/>
+              <w:top w:val="none" w:sz="0" w:space="0" w:color="000000"/>
+              <w:left w:val="none" w:sz="0" w:space="0" w:color="000000"/>
+              <w:right w:val="none" w:sz="0" w:space="0" w:color="000000"/>
+            </w:tcBorders>
+            <w:shd w:val="clear" w:color="auto" w:fill="FFFFFF"/>
+            <w:tcMar>
+              <w:top w:w="0" w:type="dxa"/>
+              <w:bottom w:w="0" w:type="dxa"/>
+              <w:left w:w="0" w:type="dxa"/>
+              <w:right w:w="0" w:type="dxa"/>
+            </w:tcMar>
+            <w:vAlign w:val="center"/>
+          </w:tcPr>
+          <w:p>
+            <w:pPr>
+              <w:pStyle w:val="Normal"/>
+              <w:jc w:val="left"/>
+              <w:pBdr>
+                <w:bottom w:val="none" w:sz="0" w:space="0" w:color="000000"/>
+                <w:top w:val="none" w:sz="0" w:space="0" w:color="000000"/>
+                <w:left w:val="none" w:sz="0" w:space="0" w:color="000000"/>
+                <w:right w:val="none" w:sz="0" w:space="0" w:color="000000"/>
+              </w:pBdr>
+              <w:spacing w:after="40" w:before="40" w:line="240"/>
+              <w:ind w:left="40" w:right="40" w:firstLine="0" w:firstLineChars="0"/>
+              <w:rPr>
+                <w:rFonts w:ascii="Helvetica" w:hAnsi="Helvetica" w:eastAsia="Helvetica" w:cs="Helvetica"/>
+                <w:i w:val="true"/>
+                <w:b w:val="false"/>
+                <w:u w:val="none"/>
+                <w:sz w:val="22"/>
+                <w:szCs w:val="22"/>
+                <w:color w:val="666666"/>
+              </w:rPr>
+            </w:pPr>
+            <w:r>
+              <w:rPr>
+                <w:rFonts w:ascii="Helvetica" w:hAnsi="Helvetica" w:eastAsia="Helvetica" w:cs="Helvetica"/>
+                <w:i w:val="true"/>
+                <w:b w:val="false"/>
+                <w:u w:val="none"/>
+                <w:sz w:val="22"/>
+                <w:szCs w:val="22"/>
+                <w:color w:val="666666"/>
+              </w:rPr>
+              <w:t xml:space="preserve">Oreophryne</w:t>
+            </w:r>
+          </w:p>
+        </w:tc>
+        <w:tc>
+          <w:tcPr>
+            <w:tcBorders>
+              <w:bottom w:val="none" w:sz="0" w:space="0" w:color="000000"/>
+              <w:top w:val="none" w:sz="0" w:space="0" w:color="000000"/>
+              <w:left w:val="none" w:sz="0" w:space="0" w:color="000000"/>
+              <w:right w:val="none" w:sz="0" w:space="0" w:color="000000"/>
+            </w:tcBorders>
+            <w:shd w:val="clear" w:color="auto" w:fill="FFFFFF"/>
+            <w:tcMar>
+              <w:top w:w="0" w:type="dxa"/>
+              <w:bottom w:w="0" w:type="dxa"/>
+              <w:left w:w="0" w:type="dxa"/>
+              <w:right w:w="0" w:type="dxa"/>
+            </w:tcMar>
+            <w:vAlign w:val="center"/>
+          </w:tcPr>
+          <w:p>
+            <w:pPr>
+              <w:pStyle w:val="Normal"/>
+              <w:jc w:val="left"/>
+              <w:pBdr>
+                <w:bottom w:val="none" w:sz="0" w:space="0" w:color="000000"/>
+                <w:top w:val="none" w:sz="0" w:space="0" w:color="000000"/>
+                <w:left w:val="none" w:sz="0" w:space="0" w:color="000000"/>
+                <w:right w:val="none" w:sz="0" w:space="0" w:color="000000"/>
+              </w:pBdr>
+              <w:spacing w:after="40" w:before="40" w:line="240"/>
+              <w:ind w:left="40" w:right="40" w:firstLine="0" w:firstLineChars="0"/>
+              <w:rPr>
+                <w:rFonts w:ascii="Helvetica" w:hAnsi="Helvetica" w:eastAsia="Helvetica" w:cs="Helvetica"/>
+                <w:i w:val="true"/>
+                <w:b w:val="false"/>
+                <w:u w:val="none"/>
+                <w:sz w:val="22"/>
+                <w:szCs w:val="22"/>
+                <w:color w:val="666666"/>
+              </w:rPr>
+            </w:pPr>
+            <w:r>
+              <w:rPr>
+                <w:rFonts w:ascii="Helvetica" w:hAnsi="Helvetica" w:eastAsia="Helvetica" w:cs="Helvetica"/>
+                <w:i w:val="true"/>
+                <w:b w:val="false"/>
+                <w:u w:val="none"/>
+                <w:sz w:val="22"/>
+                <w:szCs w:val="22"/>
+                <w:color w:val="666666"/>
+              </w:rPr>
+              <w:t xml:space="preserve">Auparoparo</w:t>
+            </w:r>
+          </w:p>
+        </w:tc>
+        <w:tc>
+          <w:tcPr>
+            <w:tcBorders>
+              <w:bottom w:val="none" w:sz="0" w:space="0" w:color="000000"/>
+              <w:top w:val="none" w:sz="0" w:space="0" w:color="000000"/>
+              <w:left w:val="none" w:sz="0" w:space="0" w:color="000000"/>
+              <w:right w:val="none" w:sz="0" w:space="0" w:color="000000"/>
+            </w:tcBorders>
+            <w:shd w:val="clear" w:color="auto" w:fill="FFFFFF"/>
+            <w:tcMar>
+              <w:top w:w="0" w:type="dxa"/>
+              <w:bottom w:w="0" w:type="dxa"/>
+              <w:left w:w="0" w:type="dxa"/>
+              <w:right w:w="0" w:type="dxa"/>
+            </w:tcMar>
+            <w:vAlign w:val="center"/>
+          </w:tcPr>
+          <w:p>
+            <w:pPr>
+              <w:pStyle w:val="Normal"/>
+              <w:jc w:val="left"/>
+              <w:pBdr>
+                <w:bottom w:val="none" w:sz="0" w:space="0" w:color="000000"/>
+                <w:top w:val="none" w:sz="0" w:space="0" w:color="000000"/>
+                <w:left w:val="none" w:sz="0" w:space="0" w:color="000000"/>
+                <w:right w:val="none" w:sz="0" w:space="0" w:color="000000"/>
+              </w:pBdr>
+              <w:spacing w:after="40" w:before="40" w:line="240"/>
+              <w:ind w:left="40" w:right="40" w:firstLine="0" w:firstLineChars="0"/>
+              <w:rPr>
+                <w:rFonts w:ascii="Helvetica" w:hAnsi="Helvetica" w:eastAsia="Helvetica" w:cs="Helvetica"/>
+                <w:i w:val="true"/>
+                <w:b w:val="false"/>
+                <w:u w:val="none"/>
+                <w:sz w:val="22"/>
+                <w:szCs w:val="22"/>
+                <w:color w:val="666666"/>
+              </w:rPr>
+            </w:pPr>
+            <w:r>
+              <w:rPr>
+                <w:rFonts w:ascii="Helvetica" w:hAnsi="Helvetica" w:eastAsia="Helvetica" w:cs="Helvetica"/>
+                <w:i w:val="true"/>
+                <w:b w:val="false"/>
+                <w:u w:val="none"/>
+                <w:sz w:val="22"/>
+                <w:szCs w:val="22"/>
+                <w:color w:val="666666"/>
+              </w:rPr>
+              <w:t xml:space="preserve">gagneorum</w:t>
             </w:r>
           </w:p>
         </w:tc>
@@ -6955,110 +7279,110 @@
         <w:trPr>
           <w:trHeight w:val="460" w:hRule="auto"/>
         </w:trPr>
-        body21
-        <w:tc>
-          <w:tcPr>
-            <w:tcBorders>
-              <w:bottom w:val="none" w:sz="0" w:space="0" w:color="000000"/>
-              <w:top w:val="none" w:sz="0" w:space="0" w:color="000000"/>
-              <w:left w:val="none" w:sz="0" w:space="0" w:color="000000"/>
-              <w:right w:val="none" w:sz="0" w:space="0" w:color="000000"/>
-            </w:tcBorders>
-            <w:shd w:val="clear" w:color="auto" w:fill="FFFFFF"/>
-            <w:tcMar>
-              <w:top w:w="0" w:type="dxa"/>
-              <w:bottom w:w="0" w:type="dxa"/>
-              <w:left w:w="0" w:type="dxa"/>
-              <w:right w:w="0" w:type="dxa"/>
-            </w:tcMar>
-            <w:vAlign w:val="center"/>
-          </w:tcPr>
-          <w:p>
-            <w:pPr>
-              <w:pStyle w:val="Normal"/>
-              <w:jc w:val="left"/>
-              <w:pBdr>
-                <w:bottom w:val="none" w:sz="0" w:space="0" w:color="000000"/>
-                <w:top w:val="none" w:sz="0" w:space="0" w:color="000000"/>
-                <w:left w:val="none" w:sz="0" w:space="0" w:color="000000"/>
-                <w:right w:val="none" w:sz="0" w:space="0" w:color="000000"/>
-              </w:pBdr>
-              <w:spacing w:after="40" w:before="40" w:line="240"/>
-              <w:ind w:left="40" w:right="40" w:firstLine="0" w:firstLineChars="0"/>
-              <w:rPr>
-                <w:rFonts w:ascii="Helvetica" w:hAnsi="Helvetica" w:eastAsia="Helvetica" w:cs="Helvetica"/>
-                <w:i w:val="true"/>
-                <w:b w:val="false"/>
-                <w:u w:val="none"/>
-                <w:sz w:val="22"/>
-                <w:szCs w:val="22"/>
-                <w:color w:val="666666"/>
-              </w:rPr>
-            </w:pPr>
-            <w:r>
-              <w:rPr>
-                <w:rFonts w:ascii="Helvetica" w:hAnsi="Helvetica" w:eastAsia="Helvetica" w:cs="Helvetica"/>
-                <w:i w:val="true"/>
-                <w:b w:val="false"/>
-                <w:u w:val="none"/>
-                <w:sz w:val="22"/>
-                <w:szCs w:val="22"/>
-                <w:color w:val="666666"/>
-              </w:rPr>
-              <w:t xml:space="preserve">Oreophryne ezra </w:t>
-            </w:r>
-          </w:p>
-        </w:tc>
-        <w:tc>
-          <w:tcPr>
-            <w:tcBorders>
-              <w:bottom w:val="none" w:sz="0" w:space="0" w:color="000000"/>
-              <w:top w:val="none" w:sz="0" w:space="0" w:color="000000"/>
-              <w:left w:val="none" w:sz="0" w:space="0" w:color="000000"/>
-              <w:right w:val="none" w:sz="0" w:space="0" w:color="000000"/>
-            </w:tcBorders>
-            <w:shd w:val="clear" w:color="auto" w:fill="FFFFFF"/>
-            <w:tcMar>
-              <w:top w:w="0" w:type="dxa"/>
-              <w:bottom w:w="0" w:type="dxa"/>
-              <w:left w:w="0" w:type="dxa"/>
-              <w:right w:w="0" w:type="dxa"/>
-            </w:tcMar>
-            <w:vAlign w:val="center"/>
-          </w:tcPr>
-          <w:p>
-            <w:pPr>
-              <w:pStyle w:val="Normal"/>
-              <w:jc w:val="left"/>
-              <w:pBdr>
-                <w:bottom w:val="none" w:sz="0" w:space="0" w:color="000000"/>
-                <w:top w:val="none" w:sz="0" w:space="0" w:color="000000"/>
-                <w:left w:val="none" w:sz="0" w:space="0" w:color="000000"/>
-                <w:right w:val="none" w:sz="0" w:space="0" w:color="000000"/>
-              </w:pBdr>
-              <w:spacing w:after="40" w:before="40" w:line="240"/>
-              <w:ind w:left="40" w:right="40" w:firstLine="0" w:firstLineChars="0"/>
-              <w:rPr>
-                <w:rFonts w:ascii="Helvetica" w:hAnsi="Helvetica" w:eastAsia="Helvetica" w:cs="Helvetica"/>
-                <w:i w:val="false"/>
-                <w:b w:val="false"/>
-                <w:u w:val="none"/>
-                <w:sz w:val="22"/>
-                <w:szCs w:val="22"/>
-                <w:color w:val="666666"/>
-              </w:rPr>
-            </w:pPr>
-            <w:r>
-              <w:rPr>
-                <w:rFonts w:ascii="Helvetica" w:hAnsi="Helvetica" w:eastAsia="Helvetica" w:cs="Helvetica"/>
-                <w:i w:val="false"/>
-                <w:b w:val="false"/>
-                <w:u w:val="none"/>
-                <w:sz w:val="22"/>
-                <w:szCs w:val="22"/>
-                <w:color w:val="666666"/>
-              </w:rPr>
-              <w:t xml:space="preserve">(Kraus &amp; Allison, 2009)</w:t>
+        body22
+        <w:tc>
+          <w:tcPr>
+            <w:tcBorders>
+              <w:bottom w:val="none" w:sz="0" w:space="0" w:color="000000"/>
+              <w:top w:val="none" w:sz="0" w:space="0" w:color="000000"/>
+              <w:left w:val="none" w:sz="0" w:space="0" w:color="000000"/>
+              <w:right w:val="none" w:sz="0" w:space="0" w:color="000000"/>
+            </w:tcBorders>
+            <w:shd w:val="clear" w:color="auto" w:fill="FFFFFF"/>
+            <w:tcMar>
+              <w:top w:w="0" w:type="dxa"/>
+              <w:bottom w:w="0" w:type="dxa"/>
+              <w:left w:w="0" w:type="dxa"/>
+              <w:right w:w="0" w:type="dxa"/>
+            </w:tcMar>
+            <w:vAlign w:val="center"/>
+          </w:tcPr>
+          <w:p>
+            <w:pPr>
+              <w:pStyle w:val="Normal"/>
+              <w:jc w:val="left"/>
+              <w:pBdr>
+                <w:bottom w:val="none" w:sz="0" w:space="0" w:color="000000"/>
+                <w:top w:val="none" w:sz="0" w:space="0" w:color="000000"/>
+                <w:left w:val="none" w:sz="0" w:space="0" w:color="000000"/>
+                <w:right w:val="none" w:sz="0" w:space="0" w:color="000000"/>
+              </w:pBdr>
+              <w:spacing w:after="40" w:before="40" w:line="240"/>
+              <w:ind w:left="40" w:right="40" w:firstLine="0" w:firstLineChars="0"/>
+              <w:rPr>
+                <w:rFonts w:ascii="Helvetica" w:hAnsi="Helvetica" w:eastAsia="Helvetica" w:cs="Helvetica"/>
+                <w:i w:val="true"/>
+                <w:b w:val="false"/>
+                <w:u w:val="none"/>
+                <w:sz w:val="22"/>
+                <w:szCs w:val="22"/>
+                <w:color w:val="666666"/>
+              </w:rPr>
+            </w:pPr>
+            <w:r>
+              <w:rPr>
+                <w:rFonts w:ascii="Helvetica" w:hAnsi="Helvetica" w:eastAsia="Helvetica" w:cs="Helvetica"/>
+                <w:i w:val="true"/>
+                <w:b w:val="false"/>
+                <w:u w:val="none"/>
+                <w:sz w:val="22"/>
+                <w:szCs w:val="22"/>
+                <w:color w:val="666666"/>
+              </w:rPr>
+              <w:t xml:space="preserve">Oreophryne insulana </w:t>
+            </w:r>
+          </w:p>
+        </w:tc>
+        <w:tc>
+          <w:tcPr>
+            <w:tcBorders>
+              <w:bottom w:val="none" w:sz="0" w:space="0" w:color="000000"/>
+              <w:top w:val="none" w:sz="0" w:space="0" w:color="000000"/>
+              <w:left w:val="none" w:sz="0" w:space="0" w:color="000000"/>
+              <w:right w:val="none" w:sz="0" w:space="0" w:color="000000"/>
+            </w:tcBorders>
+            <w:shd w:val="clear" w:color="auto" w:fill="FFFFFF"/>
+            <w:tcMar>
+              <w:top w:w="0" w:type="dxa"/>
+              <w:bottom w:w="0" w:type="dxa"/>
+              <w:left w:w="0" w:type="dxa"/>
+              <w:right w:w="0" w:type="dxa"/>
+            </w:tcMar>
+            <w:vAlign w:val="center"/>
+          </w:tcPr>
+          <w:p>
+            <w:pPr>
+              <w:pStyle w:val="Normal"/>
+              <w:jc w:val="left"/>
+              <w:pBdr>
+                <w:bottom w:val="none" w:sz="0" w:space="0" w:color="000000"/>
+                <w:top w:val="none" w:sz="0" w:space="0" w:color="000000"/>
+                <w:left w:val="none" w:sz="0" w:space="0" w:color="000000"/>
+                <w:right w:val="none" w:sz="0" w:space="0" w:color="000000"/>
+              </w:pBdr>
+              <w:spacing w:after="40" w:before="40" w:line="240"/>
+              <w:ind w:left="40" w:right="40" w:firstLine="0" w:firstLineChars="0"/>
+              <w:rPr>
+                <w:rFonts w:ascii="Helvetica" w:hAnsi="Helvetica" w:eastAsia="Helvetica" w:cs="Helvetica"/>
+                <w:i w:val="false"/>
+                <w:b w:val="false"/>
+                <w:u w:val="none"/>
+                <w:sz w:val="22"/>
+                <w:szCs w:val="22"/>
+                <w:color w:val="666666"/>
+              </w:rPr>
+            </w:pPr>
+            <w:r>
+              <w:rPr>
+                <w:rFonts w:ascii="Helvetica" w:hAnsi="Helvetica" w:eastAsia="Helvetica" w:cs="Helvetica"/>
+                <w:i w:val="false"/>
+                <w:b w:val="false"/>
+                <w:u w:val="none"/>
+                <w:sz w:val="22"/>
+                <w:szCs w:val="22"/>
+                <w:color w:val="666666"/>
+              </w:rPr>
+              <w:t xml:space="preserve">(Zweifel, 1956)</w:t>
             </w:r>
           </w:p>
         </w:tc>
@@ -7217,331 +7541,7 @@
                 <w:szCs w:val="22"/>
                 <w:color w:val="666666"/>
               </w:rPr>
-              <w:t xml:space="preserve">ezra</w:t>
-            </w:r>
-          </w:p>
-        </w:tc>
-        <w:tc>
-          <w:tcPr>
-            <w:tcBorders>
-              <w:bottom w:val="none" w:sz="0" w:space="0" w:color="000000"/>
-              <w:top w:val="none" w:sz="0" w:space="0" w:color="000000"/>
-              <w:left w:val="none" w:sz="0" w:space="0" w:color="000000"/>
-              <w:right w:val="none" w:sz="0" w:space="0" w:color="000000"/>
-            </w:tcBorders>
-            <w:shd w:val="clear" w:color="auto" w:fill="FFFFFF"/>
-            <w:tcMar>
-              <w:top w:w="0" w:type="dxa"/>
-              <w:bottom w:w="0" w:type="dxa"/>
-              <w:left w:w="0" w:type="dxa"/>
-              <w:right w:w="0" w:type="dxa"/>
-            </w:tcMar>
-            <w:vAlign w:val="center"/>
-          </w:tcPr>
-          <w:p>
-            <w:pPr>
-              <w:pStyle w:val="Normal"/>
-              <w:jc w:val="left"/>
-              <w:pBdr>
-                <w:bottom w:val="none" w:sz="0" w:space="0" w:color="000000"/>
-                <w:top w:val="none" w:sz="0" w:space="0" w:color="000000"/>
-                <w:left w:val="none" w:sz="0" w:space="0" w:color="000000"/>
-                <w:right w:val="none" w:sz="0" w:space="0" w:color="000000"/>
-              </w:pBdr>
-              <w:spacing w:after="40" w:before="40" w:line="240"/>
-              <w:ind w:left="40" w:right="40" w:firstLine="0" w:firstLineChars="0"/>
-              <w:rPr>
-                <w:rFonts w:ascii="Helvetica" w:hAnsi="Helvetica" w:eastAsia="Helvetica" w:cs="Helvetica"/>
-                <w:i w:val="false"/>
-                <w:b w:val="false"/>
-                <w:u w:val="none"/>
-                <w:sz w:val="22"/>
-                <w:szCs w:val="22"/>
-                <w:color w:val="666666"/>
-              </w:rPr>
-            </w:pPr>
-            <w:r>
-              <w:rPr>
-                <w:rFonts w:ascii="Helvetica" w:hAnsi="Helvetica" w:eastAsia="Helvetica" w:cs="Helvetica"/>
-                <w:i w:val="false"/>
-                <w:b w:val="false"/>
-                <w:u w:val="none"/>
-                <w:sz w:val="22"/>
-                <w:szCs w:val="22"/>
-                <w:color w:val="666666"/>
-              </w:rPr>
-              <w:t xml:space="preserve">Transferred to Auparoparo</w:t>
-            </w:r>
-          </w:p>
-        </w:tc>
-      </w:tr>
-      <w:tr>
-        <w:trPr>
-          <w:trHeight w:val="461" w:hRule="auto"/>
-        </w:trPr>
-        body22
-        <w:tc>
-          <w:tcPr>
-            <w:tcBorders>
-              <w:bottom w:val="none" w:sz="0" w:space="0" w:color="000000"/>
-              <w:top w:val="none" w:sz="0" w:space="0" w:color="000000"/>
-              <w:left w:val="none" w:sz="0" w:space="0" w:color="000000"/>
-              <w:right w:val="none" w:sz="0" w:space="0" w:color="000000"/>
-            </w:tcBorders>
-            <w:shd w:val="clear" w:color="auto" w:fill="FFFFFF"/>
-            <w:tcMar>
-              <w:top w:w="0" w:type="dxa"/>
-              <w:bottom w:w="0" w:type="dxa"/>
-              <w:left w:w="0" w:type="dxa"/>
-              <w:right w:w="0" w:type="dxa"/>
-            </w:tcMar>
-            <w:vAlign w:val="center"/>
-          </w:tcPr>
-          <w:p>
-            <w:pPr>
-              <w:pStyle w:val="Normal"/>
-              <w:jc w:val="left"/>
-              <w:pBdr>
-                <w:bottom w:val="none" w:sz="0" w:space="0" w:color="000000"/>
-                <w:top w:val="none" w:sz="0" w:space="0" w:color="000000"/>
-                <w:left w:val="none" w:sz="0" w:space="0" w:color="000000"/>
-                <w:right w:val="none" w:sz="0" w:space="0" w:color="000000"/>
-              </w:pBdr>
-              <w:spacing w:after="40" w:before="40" w:line="240"/>
-              <w:ind w:left="40" w:right="40" w:firstLine="0" w:firstLineChars="0"/>
-              <w:rPr>
-                <w:rFonts w:ascii="Helvetica" w:hAnsi="Helvetica" w:eastAsia="Helvetica" w:cs="Helvetica"/>
-                <w:i w:val="true"/>
-                <w:b w:val="false"/>
-                <w:u w:val="none"/>
-                <w:sz w:val="22"/>
-                <w:szCs w:val="22"/>
-                <w:color w:val="666666"/>
-              </w:rPr>
-            </w:pPr>
-            <w:r>
-              <w:rPr>
-                <w:rFonts w:ascii="Helvetica" w:hAnsi="Helvetica" w:eastAsia="Helvetica" w:cs="Helvetica"/>
-                <w:i w:val="true"/>
-                <w:b w:val="false"/>
-                <w:u w:val="none"/>
-                <w:sz w:val="22"/>
-                <w:szCs w:val="22"/>
-                <w:color w:val="666666"/>
-              </w:rPr>
-              <w:t xml:space="preserve">Oreophryne gagneorum </w:t>
-            </w:r>
-          </w:p>
-        </w:tc>
-        <w:tc>
-          <w:tcPr>
-            <w:tcBorders>
-              <w:bottom w:val="none" w:sz="0" w:space="0" w:color="000000"/>
-              <w:top w:val="none" w:sz="0" w:space="0" w:color="000000"/>
-              <w:left w:val="none" w:sz="0" w:space="0" w:color="000000"/>
-              <w:right w:val="none" w:sz="0" w:space="0" w:color="000000"/>
-            </w:tcBorders>
-            <w:shd w:val="clear" w:color="auto" w:fill="FFFFFF"/>
-            <w:tcMar>
-              <w:top w:w="0" w:type="dxa"/>
-              <w:bottom w:w="0" w:type="dxa"/>
-              <w:left w:w="0" w:type="dxa"/>
-              <w:right w:w="0" w:type="dxa"/>
-            </w:tcMar>
-            <w:vAlign w:val="center"/>
-          </w:tcPr>
-          <w:p>
-            <w:pPr>
-              <w:pStyle w:val="Normal"/>
-              <w:jc w:val="left"/>
-              <w:pBdr>
-                <w:bottom w:val="none" w:sz="0" w:space="0" w:color="000000"/>
-                <w:top w:val="none" w:sz="0" w:space="0" w:color="000000"/>
-                <w:left w:val="none" w:sz="0" w:space="0" w:color="000000"/>
-                <w:right w:val="none" w:sz="0" w:space="0" w:color="000000"/>
-              </w:pBdr>
-              <w:spacing w:after="40" w:before="40" w:line="240"/>
-              <w:ind w:left="40" w:right="40" w:firstLine="0" w:firstLineChars="0"/>
-              <w:rPr>
-                <w:rFonts w:ascii="Helvetica" w:hAnsi="Helvetica" w:eastAsia="Helvetica" w:cs="Helvetica"/>
-                <w:i w:val="false"/>
-                <w:b w:val="false"/>
-                <w:u w:val="none"/>
-                <w:sz w:val="22"/>
-                <w:szCs w:val="22"/>
-                <w:color w:val="666666"/>
-              </w:rPr>
-            </w:pPr>
-            <w:r>
-              <w:rPr>
-                <w:rFonts w:ascii="Helvetica" w:hAnsi="Helvetica" w:eastAsia="Helvetica" w:cs="Helvetica"/>
-                <w:i w:val="false"/>
-                <w:b w:val="false"/>
-                <w:u w:val="none"/>
-                <w:sz w:val="22"/>
-                <w:szCs w:val="22"/>
-                <w:color w:val="666666"/>
-              </w:rPr>
-              <w:t xml:space="preserve">(Kraus, 2013)</w:t>
-            </w:r>
-          </w:p>
-        </w:tc>
-        <w:tc>
-          <w:tcPr>
-            <w:tcBorders>
-              <w:bottom w:val="none" w:sz="0" w:space="0" w:color="000000"/>
-              <w:top w:val="none" w:sz="0" w:space="0" w:color="000000"/>
-              <w:left w:val="none" w:sz="0" w:space="0" w:color="000000"/>
-              <w:right w:val="none" w:sz="0" w:space="0" w:color="000000"/>
-            </w:tcBorders>
-            <w:shd w:val="clear" w:color="auto" w:fill="FFFFFF"/>
-            <w:tcMar>
-              <w:top w:w="0" w:type="dxa"/>
-              <w:bottom w:w="0" w:type="dxa"/>
-              <w:left w:w="0" w:type="dxa"/>
-              <w:right w:w="0" w:type="dxa"/>
-            </w:tcMar>
-            <w:vAlign w:val="center"/>
-          </w:tcPr>
-          <w:p>
-            <w:pPr>
-              <w:pStyle w:val="Normal"/>
-              <w:jc w:val="left"/>
-              <w:pBdr>
-                <w:bottom w:val="none" w:sz="0" w:space="0" w:color="000000"/>
-                <w:top w:val="none" w:sz="0" w:space="0" w:color="000000"/>
-                <w:left w:val="none" w:sz="0" w:space="0" w:color="000000"/>
-                <w:right w:val="none" w:sz="0" w:space="0" w:color="000000"/>
-              </w:pBdr>
-              <w:spacing w:after="40" w:before="40" w:line="240"/>
-              <w:ind w:left="40" w:right="40" w:firstLine="0" w:firstLineChars="0"/>
-              <w:rPr>
-                <w:rFonts w:ascii="Helvetica" w:hAnsi="Helvetica" w:eastAsia="Helvetica" w:cs="Helvetica"/>
-                <w:i w:val="true"/>
-                <w:b w:val="false"/>
-                <w:u w:val="none"/>
-                <w:sz w:val="22"/>
-                <w:szCs w:val="22"/>
-                <w:color w:val="666666"/>
-              </w:rPr>
-            </w:pPr>
-            <w:r>
-              <w:rPr>
-                <w:rFonts w:ascii="Helvetica" w:hAnsi="Helvetica" w:eastAsia="Helvetica" w:cs="Helvetica"/>
-                <w:i w:val="true"/>
-                <w:b w:val="false"/>
-                <w:u w:val="none"/>
-                <w:sz w:val="22"/>
-                <w:szCs w:val="22"/>
-                <w:color w:val="666666"/>
-              </w:rPr>
-              <w:t xml:space="preserve">Oreophryne</w:t>
-            </w:r>
-          </w:p>
-        </w:tc>
-        <w:tc>
-          <w:tcPr>
-            <w:tcBorders>
-              <w:bottom w:val="none" w:sz="0" w:space="0" w:color="000000"/>
-              <w:top w:val="none" w:sz="0" w:space="0" w:color="000000"/>
-              <w:left w:val="none" w:sz="0" w:space="0" w:color="000000"/>
-              <w:right w:val="none" w:sz="0" w:space="0" w:color="000000"/>
-            </w:tcBorders>
-            <w:shd w:val="clear" w:color="auto" w:fill="FFFFFF"/>
-            <w:tcMar>
-              <w:top w:w="0" w:type="dxa"/>
-              <w:bottom w:w="0" w:type="dxa"/>
-              <w:left w:w="0" w:type="dxa"/>
-              <w:right w:w="0" w:type="dxa"/>
-            </w:tcMar>
-            <w:vAlign w:val="center"/>
-          </w:tcPr>
-          <w:p>
-            <w:pPr>
-              <w:pStyle w:val="Normal"/>
-              <w:jc w:val="left"/>
-              <w:pBdr>
-                <w:bottom w:val="none" w:sz="0" w:space="0" w:color="000000"/>
-                <w:top w:val="none" w:sz="0" w:space="0" w:color="000000"/>
-                <w:left w:val="none" w:sz="0" w:space="0" w:color="000000"/>
-                <w:right w:val="none" w:sz="0" w:space="0" w:color="000000"/>
-              </w:pBdr>
-              <w:spacing w:after="40" w:before="40" w:line="240"/>
-              <w:ind w:left="40" w:right="40" w:firstLine="0" w:firstLineChars="0"/>
-              <w:rPr>
-                <w:rFonts w:ascii="Helvetica" w:hAnsi="Helvetica" w:eastAsia="Helvetica" w:cs="Helvetica"/>
-                <w:i w:val="true"/>
-                <w:b w:val="false"/>
-                <w:u w:val="none"/>
-                <w:sz w:val="22"/>
-                <w:szCs w:val="22"/>
-                <w:color w:val="666666"/>
-              </w:rPr>
-            </w:pPr>
-            <w:r>
-              <w:rPr>
-                <w:rFonts w:ascii="Helvetica" w:hAnsi="Helvetica" w:eastAsia="Helvetica" w:cs="Helvetica"/>
-                <w:i w:val="true"/>
-                <w:b w:val="false"/>
-                <w:u w:val="none"/>
-                <w:sz w:val="22"/>
-                <w:szCs w:val="22"/>
-                <w:color w:val="666666"/>
-              </w:rPr>
-              <w:t xml:space="preserve">Auparoparo</w:t>
-            </w:r>
-          </w:p>
-        </w:tc>
-        <w:tc>
-          <w:tcPr>
-            <w:tcBorders>
-              <w:bottom w:val="none" w:sz="0" w:space="0" w:color="000000"/>
-              <w:top w:val="none" w:sz="0" w:space="0" w:color="000000"/>
-              <w:left w:val="none" w:sz="0" w:space="0" w:color="000000"/>
-              <w:right w:val="none" w:sz="0" w:space="0" w:color="000000"/>
-            </w:tcBorders>
-            <w:shd w:val="clear" w:color="auto" w:fill="FFFFFF"/>
-            <w:tcMar>
-              <w:top w:w="0" w:type="dxa"/>
-              <w:bottom w:w="0" w:type="dxa"/>
-              <w:left w:w="0" w:type="dxa"/>
-              <w:right w:w="0" w:type="dxa"/>
-            </w:tcMar>
-            <w:vAlign w:val="center"/>
-          </w:tcPr>
-          <w:p>
-            <w:pPr>
-              <w:pStyle w:val="Normal"/>
-              <w:jc w:val="left"/>
-              <w:pBdr>
-                <w:bottom w:val="none" w:sz="0" w:space="0" w:color="000000"/>
-                <w:top w:val="none" w:sz="0" w:space="0" w:color="000000"/>
-                <w:left w:val="none" w:sz="0" w:space="0" w:color="000000"/>
-                <w:right w:val="none" w:sz="0" w:space="0" w:color="000000"/>
-              </w:pBdr>
-              <w:spacing w:after="40" w:before="40" w:line="240"/>
-              <w:ind w:left="40" w:right="40" w:firstLine="0" w:firstLineChars="0"/>
-              <w:rPr>
-                <w:rFonts w:ascii="Helvetica" w:hAnsi="Helvetica" w:eastAsia="Helvetica" w:cs="Helvetica"/>
-                <w:i w:val="true"/>
-                <w:b w:val="false"/>
-                <w:u w:val="none"/>
-                <w:sz w:val="22"/>
-                <w:szCs w:val="22"/>
-                <w:color w:val="666666"/>
-              </w:rPr>
-            </w:pPr>
-            <w:r>
-              <w:rPr>
-                <w:rFonts w:ascii="Helvetica" w:hAnsi="Helvetica" w:eastAsia="Helvetica" w:cs="Helvetica"/>
-                <w:i w:val="true"/>
-                <w:b w:val="false"/>
-                <w:u w:val="none"/>
-                <w:sz w:val="22"/>
-                <w:szCs w:val="22"/>
-                <w:color w:val="666666"/>
-              </w:rPr>
-              <w:t xml:space="preserve">gagneorum</w:t>
+              <w:t xml:space="preserve">insulana</w:t>
             </w:r>
           </w:p>
         </w:tc>
@@ -7653,60 +7653,60 @@
                 <w:szCs w:val="22"/>
                 <w:color w:val="666666"/>
               </w:rPr>
-              <w:t xml:space="preserve">Oreophryne insulana </w:t>
-            </w:r>
-          </w:p>
-        </w:tc>
-        <w:tc>
-          <w:tcPr>
-            <w:tcBorders>
-              <w:bottom w:val="none" w:sz="0" w:space="0" w:color="000000"/>
-              <w:top w:val="none" w:sz="0" w:space="0" w:color="000000"/>
-              <w:left w:val="none" w:sz="0" w:space="0" w:color="000000"/>
-              <w:right w:val="none" w:sz="0" w:space="0" w:color="000000"/>
-            </w:tcBorders>
-            <w:shd w:val="clear" w:color="auto" w:fill="FFFFFF"/>
-            <w:tcMar>
-              <w:top w:w="0" w:type="dxa"/>
-              <w:bottom w:w="0" w:type="dxa"/>
-              <w:left w:w="0" w:type="dxa"/>
-              <w:right w:w="0" w:type="dxa"/>
-            </w:tcMar>
-            <w:vAlign w:val="center"/>
-          </w:tcPr>
-          <w:p>
-            <w:pPr>
-              <w:pStyle w:val="Normal"/>
-              <w:jc w:val="left"/>
-              <w:pBdr>
-                <w:bottom w:val="none" w:sz="0" w:space="0" w:color="000000"/>
-                <w:top w:val="none" w:sz="0" w:space="0" w:color="000000"/>
-                <w:left w:val="none" w:sz="0" w:space="0" w:color="000000"/>
-                <w:right w:val="none" w:sz="0" w:space="0" w:color="000000"/>
-              </w:pBdr>
-              <w:spacing w:after="40" w:before="40" w:line="240"/>
-              <w:ind w:left="40" w:right="40" w:firstLine="0" w:firstLineChars="0"/>
-              <w:rPr>
-                <w:rFonts w:ascii="Helvetica" w:hAnsi="Helvetica" w:eastAsia="Helvetica" w:cs="Helvetica"/>
-                <w:i w:val="false"/>
-                <w:b w:val="false"/>
-                <w:u w:val="none"/>
-                <w:sz w:val="22"/>
-                <w:szCs w:val="22"/>
-                <w:color w:val="666666"/>
-              </w:rPr>
-            </w:pPr>
-            <w:r>
-              <w:rPr>
-                <w:rFonts w:ascii="Helvetica" w:hAnsi="Helvetica" w:eastAsia="Helvetica" w:cs="Helvetica"/>
-                <w:i w:val="false"/>
-                <w:b w:val="false"/>
-                <w:u w:val="none"/>
-                <w:sz w:val="22"/>
-                <w:szCs w:val="22"/>
-                <w:color w:val="666666"/>
-              </w:rPr>
-              <w:t xml:space="preserve">(Zweifel, 1956)</w:t>
+              <w:t xml:space="preserve">Oreophryne matawan </w:t>
+            </w:r>
+          </w:p>
+        </w:tc>
+        <w:tc>
+          <w:tcPr>
+            <w:tcBorders>
+              <w:bottom w:val="none" w:sz="0" w:space="0" w:color="000000"/>
+              <w:top w:val="none" w:sz="0" w:space="0" w:color="000000"/>
+              <w:left w:val="none" w:sz="0" w:space="0" w:color="000000"/>
+              <w:right w:val="none" w:sz="0" w:space="0" w:color="000000"/>
+            </w:tcBorders>
+            <w:shd w:val="clear" w:color="auto" w:fill="FFFFFF"/>
+            <w:tcMar>
+              <w:top w:w="0" w:type="dxa"/>
+              <w:bottom w:w="0" w:type="dxa"/>
+              <w:left w:w="0" w:type="dxa"/>
+              <w:right w:w="0" w:type="dxa"/>
+            </w:tcMar>
+            <w:vAlign w:val="center"/>
+          </w:tcPr>
+          <w:p>
+            <w:pPr>
+              <w:pStyle w:val="Normal"/>
+              <w:jc w:val="left"/>
+              <w:pBdr>
+                <w:bottom w:val="none" w:sz="0" w:space="0" w:color="000000"/>
+                <w:top w:val="none" w:sz="0" w:space="0" w:color="000000"/>
+                <w:left w:val="none" w:sz="0" w:space="0" w:color="000000"/>
+                <w:right w:val="none" w:sz="0" w:space="0" w:color="000000"/>
+              </w:pBdr>
+              <w:spacing w:after="40" w:before="40" w:line="240"/>
+              <w:ind w:left="40" w:right="40" w:firstLine="0" w:firstLineChars="0"/>
+              <w:rPr>
+                <w:rFonts w:ascii="Helvetica" w:hAnsi="Helvetica" w:eastAsia="Helvetica" w:cs="Helvetica"/>
+                <w:i w:val="false"/>
+                <w:b w:val="false"/>
+                <w:u w:val="none"/>
+                <w:sz w:val="22"/>
+                <w:szCs w:val="22"/>
+                <w:color w:val="666666"/>
+              </w:rPr>
+            </w:pPr>
+            <w:r>
+              <w:rPr>
+                <w:rFonts w:ascii="Helvetica" w:hAnsi="Helvetica" w:eastAsia="Helvetica" w:cs="Helvetica"/>
+                <w:i w:val="false"/>
+                <w:b w:val="false"/>
+                <w:u w:val="none"/>
+                <w:sz w:val="22"/>
+                <w:szCs w:val="22"/>
+                <w:color w:val="666666"/>
+              </w:rPr>
+              <w:t xml:space="preserve">(Kraus, 2016)</w:t>
             </w:r>
           </w:p>
         </w:tc>
@@ -7865,7 +7865,7 @@
                 <w:szCs w:val="22"/>
                 <w:color w:val="666666"/>
               </w:rPr>
-              <w:t xml:space="preserve">insulana</w:t>
+              <w:t xml:space="preserve">matawan</w:t>
             </w:r>
           </w:p>
         </w:tc>
@@ -7977,7 +7977,7 @@
                 <w:szCs w:val="22"/>
                 <w:color w:val="666666"/>
               </w:rPr>
-              <w:t xml:space="preserve">Oreophryne matawan </w:t>
+              <w:t xml:space="preserve">Oreophryne meliades </w:t>
             </w:r>
           </w:p>
         </w:tc>
@@ -8189,7 +8189,7 @@
                 <w:szCs w:val="22"/>
                 <w:color w:val="666666"/>
               </w:rPr>
-              <w:t xml:space="preserve">matawan</w:t>
+              <w:t xml:space="preserve">meliades</w:t>
             </w:r>
           </w:p>
         </w:tc>
@@ -8301,7 +8301,7 @@
                 <w:szCs w:val="22"/>
                 <w:color w:val="666666"/>
               </w:rPr>
-              <w:t xml:space="preserve">Oreophryne meliades </w:t>
+              <w:t xml:space="preserve">Oreophryne penelopeia </w:t>
             </w:r>
           </w:p>
         </w:tc>
@@ -8513,7 +8513,7 @@
                 <w:szCs w:val="22"/>
                 <w:color w:val="666666"/>
               </w:rPr>
-              <w:t xml:space="preserve">meliades</w:t>
+              <w:t xml:space="preserve">penelopeia</w:t>
             </w:r>
           </w:p>
         </w:tc>
@@ -8625,60 +8625,60 @@
                 <w:szCs w:val="22"/>
                 <w:color w:val="666666"/>
               </w:rPr>
-              <w:t xml:space="preserve">Oreophryne penelopeia </w:t>
-            </w:r>
-          </w:p>
-        </w:tc>
-        <w:tc>
-          <w:tcPr>
-            <w:tcBorders>
-              <w:bottom w:val="none" w:sz="0" w:space="0" w:color="000000"/>
-              <w:top w:val="none" w:sz="0" w:space="0" w:color="000000"/>
-              <w:left w:val="none" w:sz="0" w:space="0" w:color="000000"/>
-              <w:right w:val="none" w:sz="0" w:space="0" w:color="000000"/>
-            </w:tcBorders>
-            <w:shd w:val="clear" w:color="auto" w:fill="FFFFFF"/>
-            <w:tcMar>
-              <w:top w:w="0" w:type="dxa"/>
-              <w:bottom w:w="0" w:type="dxa"/>
-              <w:left w:w="0" w:type="dxa"/>
-              <w:right w:w="0" w:type="dxa"/>
-            </w:tcMar>
-            <w:vAlign w:val="center"/>
-          </w:tcPr>
-          <w:p>
-            <w:pPr>
-              <w:pStyle w:val="Normal"/>
-              <w:jc w:val="left"/>
-              <w:pBdr>
-                <w:bottom w:val="none" w:sz="0" w:space="0" w:color="000000"/>
-                <w:top w:val="none" w:sz="0" w:space="0" w:color="000000"/>
-                <w:left w:val="none" w:sz="0" w:space="0" w:color="000000"/>
-                <w:right w:val="none" w:sz="0" w:space="0" w:color="000000"/>
-              </w:pBdr>
-              <w:spacing w:after="40" w:before="40" w:line="240"/>
-              <w:ind w:left="40" w:right="40" w:firstLine="0" w:firstLineChars="0"/>
-              <w:rPr>
-                <w:rFonts w:ascii="Helvetica" w:hAnsi="Helvetica" w:eastAsia="Helvetica" w:cs="Helvetica"/>
-                <w:i w:val="false"/>
-                <w:b w:val="false"/>
-                <w:u w:val="none"/>
-                <w:sz w:val="22"/>
-                <w:szCs w:val="22"/>
-                <w:color w:val="666666"/>
-              </w:rPr>
-            </w:pPr>
-            <w:r>
-              <w:rPr>
-                <w:rFonts w:ascii="Helvetica" w:hAnsi="Helvetica" w:eastAsia="Helvetica" w:cs="Helvetica"/>
-                <w:i w:val="false"/>
-                <w:b w:val="false"/>
-                <w:u w:val="none"/>
-                <w:sz w:val="22"/>
-                <w:szCs w:val="22"/>
-                <w:color w:val="666666"/>
-              </w:rPr>
-              <w:t xml:space="preserve">(Kraus, 2016)</w:t>
+              <w:t xml:space="preserve">Oreophryne phoebe </w:t>
+            </w:r>
+          </w:p>
+        </w:tc>
+        <w:tc>
+          <w:tcPr>
+            <w:tcBorders>
+              <w:bottom w:val="none" w:sz="0" w:space="0" w:color="000000"/>
+              <w:top w:val="none" w:sz="0" w:space="0" w:color="000000"/>
+              <w:left w:val="none" w:sz="0" w:space="0" w:color="000000"/>
+              <w:right w:val="none" w:sz="0" w:space="0" w:color="000000"/>
+            </w:tcBorders>
+            <w:shd w:val="clear" w:color="auto" w:fill="FFFFFF"/>
+            <w:tcMar>
+              <w:top w:w="0" w:type="dxa"/>
+              <w:bottom w:w="0" w:type="dxa"/>
+              <w:left w:w="0" w:type="dxa"/>
+              <w:right w:w="0" w:type="dxa"/>
+            </w:tcMar>
+            <w:vAlign w:val="center"/>
+          </w:tcPr>
+          <w:p>
+            <w:pPr>
+              <w:pStyle w:val="Normal"/>
+              <w:jc w:val="left"/>
+              <w:pBdr>
+                <w:bottom w:val="none" w:sz="0" w:space="0" w:color="000000"/>
+                <w:top w:val="none" w:sz="0" w:space="0" w:color="000000"/>
+                <w:left w:val="none" w:sz="0" w:space="0" w:color="000000"/>
+                <w:right w:val="none" w:sz="0" w:space="0" w:color="000000"/>
+              </w:pBdr>
+              <w:spacing w:after="40" w:before="40" w:line="240"/>
+              <w:ind w:left="40" w:right="40" w:firstLine="0" w:firstLineChars="0"/>
+              <w:rPr>
+                <w:rFonts w:ascii="Helvetica" w:hAnsi="Helvetica" w:eastAsia="Helvetica" w:cs="Helvetica"/>
+                <w:i w:val="false"/>
+                <w:b w:val="false"/>
+                <w:u w:val="none"/>
+                <w:sz w:val="22"/>
+                <w:szCs w:val="22"/>
+                <w:color w:val="666666"/>
+              </w:rPr>
+            </w:pPr>
+            <w:r>
+              <w:rPr>
+                <w:rFonts w:ascii="Helvetica" w:hAnsi="Helvetica" w:eastAsia="Helvetica" w:cs="Helvetica"/>
+                <w:i w:val="false"/>
+                <w:b w:val="false"/>
+                <w:u w:val="none"/>
+                <w:sz w:val="22"/>
+                <w:szCs w:val="22"/>
+                <w:color w:val="666666"/>
+              </w:rPr>
+              <w:t xml:space="preserve">(Kraus, 2017)</w:t>
             </w:r>
           </w:p>
         </w:tc>
@@ -8837,7 +8837,7 @@
                 <w:szCs w:val="22"/>
                 <w:color w:val="666666"/>
               </w:rPr>
-              <w:t xml:space="preserve">penelopeia</w:t>
+              <w:t xml:space="preserve">phoebe</w:t>
             </w:r>
           </w:p>
         </w:tc>
@@ -8949,60 +8949,60 @@
                 <w:szCs w:val="22"/>
                 <w:color w:val="666666"/>
               </w:rPr>
-              <w:t xml:space="preserve">Oreophryne phoebe </w:t>
-            </w:r>
-          </w:p>
-        </w:tc>
-        <w:tc>
-          <w:tcPr>
-            <w:tcBorders>
-              <w:bottom w:val="none" w:sz="0" w:space="0" w:color="000000"/>
-              <w:top w:val="none" w:sz="0" w:space="0" w:color="000000"/>
-              <w:left w:val="none" w:sz="0" w:space="0" w:color="000000"/>
-              <w:right w:val="none" w:sz="0" w:space="0" w:color="000000"/>
-            </w:tcBorders>
-            <w:shd w:val="clear" w:color="auto" w:fill="FFFFFF"/>
-            <w:tcMar>
-              <w:top w:w="0" w:type="dxa"/>
-              <w:bottom w:w="0" w:type="dxa"/>
-              <w:left w:w="0" w:type="dxa"/>
-              <w:right w:w="0" w:type="dxa"/>
-            </w:tcMar>
-            <w:vAlign w:val="center"/>
-          </w:tcPr>
-          <w:p>
-            <w:pPr>
-              <w:pStyle w:val="Normal"/>
-              <w:jc w:val="left"/>
-              <w:pBdr>
-                <w:bottom w:val="none" w:sz="0" w:space="0" w:color="000000"/>
-                <w:top w:val="none" w:sz="0" w:space="0" w:color="000000"/>
-                <w:left w:val="none" w:sz="0" w:space="0" w:color="000000"/>
-                <w:right w:val="none" w:sz="0" w:space="0" w:color="000000"/>
-              </w:pBdr>
-              <w:spacing w:after="40" w:before="40" w:line="240"/>
-              <w:ind w:left="40" w:right="40" w:firstLine="0" w:firstLineChars="0"/>
-              <w:rPr>
-                <w:rFonts w:ascii="Helvetica" w:hAnsi="Helvetica" w:eastAsia="Helvetica" w:cs="Helvetica"/>
-                <w:i w:val="false"/>
-                <w:b w:val="false"/>
-                <w:u w:val="none"/>
-                <w:sz w:val="22"/>
-                <w:szCs w:val="22"/>
-                <w:color w:val="666666"/>
-              </w:rPr>
-            </w:pPr>
-            <w:r>
-              <w:rPr>
-                <w:rFonts w:ascii="Helvetica" w:hAnsi="Helvetica" w:eastAsia="Helvetica" w:cs="Helvetica"/>
-                <w:i w:val="false"/>
-                <w:b w:val="false"/>
-                <w:u w:val="none"/>
-                <w:sz w:val="22"/>
-                <w:szCs w:val="22"/>
-                <w:color w:val="666666"/>
-              </w:rPr>
-              <w:t xml:space="preserve">(Kraus, 2017)</w:t>
+              <w:t xml:space="preserve">Oreophryne picticrus </w:t>
+            </w:r>
+          </w:p>
+        </w:tc>
+        <w:tc>
+          <w:tcPr>
+            <w:tcBorders>
+              <w:bottom w:val="none" w:sz="0" w:space="0" w:color="000000"/>
+              <w:top w:val="none" w:sz="0" w:space="0" w:color="000000"/>
+              <w:left w:val="none" w:sz="0" w:space="0" w:color="000000"/>
+              <w:right w:val="none" w:sz="0" w:space="0" w:color="000000"/>
+            </w:tcBorders>
+            <w:shd w:val="clear" w:color="auto" w:fill="FFFFFF"/>
+            <w:tcMar>
+              <w:top w:w="0" w:type="dxa"/>
+              <w:bottom w:w="0" w:type="dxa"/>
+              <w:left w:w="0" w:type="dxa"/>
+              <w:right w:w="0" w:type="dxa"/>
+            </w:tcMar>
+            <w:vAlign w:val="center"/>
+          </w:tcPr>
+          <w:p>
+            <w:pPr>
+              <w:pStyle w:val="Normal"/>
+              <w:jc w:val="left"/>
+              <w:pBdr>
+                <w:bottom w:val="none" w:sz="0" w:space="0" w:color="000000"/>
+                <w:top w:val="none" w:sz="0" w:space="0" w:color="000000"/>
+                <w:left w:val="none" w:sz="0" w:space="0" w:color="000000"/>
+                <w:right w:val="none" w:sz="0" w:space="0" w:color="000000"/>
+              </w:pBdr>
+              <w:spacing w:after="40" w:before="40" w:line="240"/>
+              <w:ind w:left="40" w:right="40" w:firstLine="0" w:firstLineChars="0"/>
+              <w:rPr>
+                <w:rFonts w:ascii="Helvetica" w:hAnsi="Helvetica" w:eastAsia="Helvetica" w:cs="Helvetica"/>
+                <w:i w:val="false"/>
+                <w:b w:val="false"/>
+                <w:u w:val="none"/>
+                <w:sz w:val="22"/>
+                <w:szCs w:val="22"/>
+                <w:color w:val="666666"/>
+              </w:rPr>
+            </w:pPr>
+            <w:r>
+              <w:rPr>
+                <w:rFonts w:ascii="Helvetica" w:hAnsi="Helvetica" w:eastAsia="Helvetica" w:cs="Helvetica"/>
+                <w:i w:val="false"/>
+                <w:b w:val="false"/>
+                <w:u w:val="none"/>
+                <w:sz w:val="22"/>
+                <w:szCs w:val="22"/>
+                <w:color w:val="666666"/>
+              </w:rPr>
+              <w:t xml:space="preserve">(Kraus, 2016)</w:t>
             </w:r>
           </w:p>
         </w:tc>
@@ -9161,7 +9161,7 @@
                 <w:szCs w:val="22"/>
                 <w:color w:val="666666"/>
               </w:rPr>
-              <w:t xml:space="preserve">phoebe</w:t>
+              <w:t xml:space="preserve">picticrus</w:t>
             </w:r>
           </w:p>
         </w:tc>
@@ -9227,113 +9227,113 @@
         <w:tc>
           <w:tcPr>
             <w:tcBorders>
-              <w:bottom w:val="none" w:sz="0" w:space="0" w:color="000000"/>
-              <w:top w:val="none" w:sz="0" w:space="0" w:color="000000"/>
-              <w:left w:val="none" w:sz="0" w:space="0" w:color="000000"/>
-              <w:right w:val="none" w:sz="0" w:space="0" w:color="000000"/>
-            </w:tcBorders>
-            <w:shd w:val="clear" w:color="auto" w:fill="FFFFFF"/>
-            <w:tcMar>
-              <w:top w:w="0" w:type="dxa"/>
-              <w:bottom w:w="0" w:type="dxa"/>
-              <w:left w:w="0" w:type="dxa"/>
-              <w:right w:w="0" w:type="dxa"/>
-            </w:tcMar>
-            <w:vAlign w:val="center"/>
-          </w:tcPr>
-          <w:p>
-            <w:pPr>
-              <w:pStyle w:val="Normal"/>
-              <w:jc w:val="left"/>
-              <w:pBdr>
-                <w:bottom w:val="none" w:sz="0" w:space="0" w:color="000000"/>
-                <w:top w:val="none" w:sz="0" w:space="0" w:color="000000"/>
-                <w:left w:val="none" w:sz="0" w:space="0" w:color="000000"/>
-                <w:right w:val="none" w:sz="0" w:space="0" w:color="000000"/>
-              </w:pBdr>
-              <w:spacing w:after="40" w:before="40" w:line="240"/>
-              <w:ind w:left="40" w:right="40" w:firstLine="0" w:firstLineChars="0"/>
-              <w:rPr>
-                <w:rFonts w:ascii="Helvetica" w:hAnsi="Helvetica" w:eastAsia="Helvetica" w:cs="Helvetica"/>
-                <w:i w:val="true"/>
-                <w:b w:val="false"/>
-                <w:u w:val="none"/>
-                <w:sz w:val="22"/>
-                <w:szCs w:val="22"/>
-                <w:color w:val="666666"/>
-              </w:rPr>
-            </w:pPr>
-            <w:r>
-              <w:rPr>
-                <w:rFonts w:ascii="Helvetica" w:hAnsi="Helvetica" w:eastAsia="Helvetica" w:cs="Helvetica"/>
-                <w:i w:val="true"/>
-                <w:b w:val="false"/>
-                <w:u w:val="none"/>
-                <w:sz w:val="22"/>
-                <w:szCs w:val="22"/>
-                <w:color w:val="666666"/>
-              </w:rPr>
-              <w:t xml:space="preserve">Oreophryne picticrus </w:t>
-            </w:r>
-          </w:p>
-        </w:tc>
-        <w:tc>
-          <w:tcPr>
-            <w:tcBorders>
-              <w:bottom w:val="none" w:sz="0" w:space="0" w:color="000000"/>
-              <w:top w:val="none" w:sz="0" w:space="0" w:color="000000"/>
-              <w:left w:val="none" w:sz="0" w:space="0" w:color="000000"/>
-              <w:right w:val="none" w:sz="0" w:space="0" w:color="000000"/>
-            </w:tcBorders>
-            <w:shd w:val="clear" w:color="auto" w:fill="FFFFFF"/>
-            <w:tcMar>
-              <w:top w:w="0" w:type="dxa"/>
-              <w:bottom w:w="0" w:type="dxa"/>
-              <w:left w:w="0" w:type="dxa"/>
-              <w:right w:w="0" w:type="dxa"/>
-            </w:tcMar>
-            <w:vAlign w:val="center"/>
-          </w:tcPr>
-          <w:p>
-            <w:pPr>
-              <w:pStyle w:val="Normal"/>
-              <w:jc w:val="left"/>
-              <w:pBdr>
-                <w:bottom w:val="none" w:sz="0" w:space="0" w:color="000000"/>
-                <w:top w:val="none" w:sz="0" w:space="0" w:color="000000"/>
-                <w:left w:val="none" w:sz="0" w:space="0" w:color="000000"/>
-                <w:right w:val="none" w:sz="0" w:space="0" w:color="000000"/>
-              </w:pBdr>
-              <w:spacing w:after="40" w:before="40" w:line="240"/>
-              <w:ind w:left="40" w:right="40" w:firstLine="0" w:firstLineChars="0"/>
-              <w:rPr>
-                <w:rFonts w:ascii="Helvetica" w:hAnsi="Helvetica" w:eastAsia="Helvetica" w:cs="Helvetica"/>
-                <w:i w:val="false"/>
-                <w:b w:val="false"/>
-                <w:u w:val="none"/>
-                <w:sz w:val="22"/>
-                <w:szCs w:val="22"/>
-                <w:color w:val="666666"/>
-              </w:rPr>
-            </w:pPr>
-            <w:r>
-              <w:rPr>
-                <w:rFonts w:ascii="Helvetica" w:hAnsi="Helvetica" w:eastAsia="Helvetica" w:cs="Helvetica"/>
-                <w:i w:val="false"/>
-                <w:b w:val="false"/>
-                <w:u w:val="none"/>
-                <w:sz w:val="22"/>
-                <w:szCs w:val="22"/>
-                <w:color w:val="666666"/>
-              </w:rPr>
-              <w:t xml:space="preserve">(Kraus, 2016)</w:t>
-            </w:r>
-          </w:p>
-        </w:tc>
-        <w:tc>
-          <w:tcPr>
-            <w:tcBorders>
-              <w:bottom w:val="none" w:sz="0" w:space="0" w:color="000000"/>
+              <w:bottom w:val="single" w:sz="8" w:space="0" w:color="666666"/>
+              <w:top w:val="none" w:sz="0" w:space="0" w:color="000000"/>
+              <w:left w:val="none" w:sz="0" w:space="0" w:color="000000"/>
+              <w:right w:val="none" w:sz="0" w:space="0" w:color="000000"/>
+            </w:tcBorders>
+            <w:shd w:val="clear" w:color="auto" w:fill="FFFFFF"/>
+            <w:tcMar>
+              <w:top w:w="0" w:type="dxa"/>
+              <w:bottom w:w="0" w:type="dxa"/>
+              <w:left w:w="0" w:type="dxa"/>
+              <w:right w:w="0" w:type="dxa"/>
+            </w:tcMar>
+            <w:vAlign w:val="center"/>
+          </w:tcPr>
+          <w:p>
+            <w:pPr>
+              <w:pStyle w:val="Normal"/>
+              <w:jc w:val="left"/>
+              <w:pBdr>
+                <w:bottom w:val="none" w:sz="0" w:space="0" w:color="000000"/>
+                <w:top w:val="none" w:sz="0" w:space="0" w:color="000000"/>
+                <w:left w:val="none" w:sz="0" w:space="0" w:color="000000"/>
+                <w:right w:val="none" w:sz="0" w:space="0" w:color="000000"/>
+              </w:pBdr>
+              <w:spacing w:after="40" w:before="40" w:line="240"/>
+              <w:ind w:left="40" w:right="40" w:firstLine="0" w:firstLineChars="0"/>
+              <w:rPr>
+                <w:rFonts w:ascii="Helvetica" w:hAnsi="Helvetica" w:eastAsia="Helvetica" w:cs="Helvetica"/>
+                <w:i w:val="true"/>
+                <w:b w:val="false"/>
+                <w:u w:val="none"/>
+                <w:sz w:val="22"/>
+                <w:szCs w:val="22"/>
+                <w:color w:val="666666"/>
+              </w:rPr>
+            </w:pPr>
+            <w:r>
+              <w:rPr>
+                <w:rFonts w:ascii="Helvetica" w:hAnsi="Helvetica" w:eastAsia="Helvetica" w:cs="Helvetica"/>
+                <w:i w:val="true"/>
+                <w:b w:val="false"/>
+                <w:u w:val="none"/>
+                <w:sz w:val="22"/>
+                <w:szCs w:val="22"/>
+                <w:color w:val="666666"/>
+              </w:rPr>
+              <w:t xml:space="preserve">Sphenophryne variabilis </w:t>
+            </w:r>
+          </w:p>
+        </w:tc>
+        <w:tc>
+          <w:tcPr>
+            <w:tcBorders>
+              <w:bottom w:val="single" w:sz="8" w:space="0" w:color="666666"/>
+              <w:top w:val="none" w:sz="0" w:space="0" w:color="000000"/>
+              <w:left w:val="none" w:sz="0" w:space="0" w:color="000000"/>
+              <w:right w:val="none" w:sz="0" w:space="0" w:color="000000"/>
+            </w:tcBorders>
+            <w:shd w:val="clear" w:color="auto" w:fill="FFFFFF"/>
+            <w:tcMar>
+              <w:top w:w="0" w:type="dxa"/>
+              <w:bottom w:w="0" w:type="dxa"/>
+              <w:left w:w="0" w:type="dxa"/>
+              <w:right w:w="0" w:type="dxa"/>
+            </w:tcMar>
+            <w:vAlign w:val="center"/>
+          </w:tcPr>
+          <w:p>
+            <w:pPr>
+              <w:pStyle w:val="Normal"/>
+              <w:jc w:val="left"/>
+              <w:pBdr>
+                <w:bottom w:val="none" w:sz="0" w:space="0" w:color="000000"/>
+                <w:top w:val="none" w:sz="0" w:space="0" w:color="000000"/>
+                <w:left w:val="none" w:sz="0" w:space="0" w:color="000000"/>
+                <w:right w:val="none" w:sz="0" w:space="0" w:color="000000"/>
+              </w:pBdr>
+              <w:spacing w:after="40" w:before="40" w:line="240"/>
+              <w:ind w:left="40" w:right="40" w:firstLine="0" w:firstLineChars="0"/>
+              <w:rPr>
+                <w:rFonts w:ascii="Helvetica" w:hAnsi="Helvetica" w:eastAsia="Helvetica" w:cs="Helvetica"/>
+                <w:i w:val="false"/>
+                <w:b w:val="false"/>
+                <w:u w:val="none"/>
+                <w:sz w:val="22"/>
+                <w:szCs w:val="22"/>
+                <w:color w:val="666666"/>
+              </w:rPr>
+            </w:pPr>
+            <w:r>
+              <w:rPr>
+                <w:rFonts w:ascii="Helvetica" w:hAnsi="Helvetica" w:eastAsia="Helvetica" w:cs="Helvetica"/>
+                <w:i w:val="false"/>
+                <w:b w:val="false"/>
+                <w:u w:val="none"/>
+                <w:sz w:val="22"/>
+                <w:szCs w:val="22"/>
+                <w:color w:val="666666"/>
+              </w:rPr>
+              <w:t xml:space="preserve">(Boulenger, 1896)</w:t>
+            </w:r>
+          </w:p>
+        </w:tc>
+        <w:tc>
+          <w:tcPr>
+            <w:tcBorders>
+              <w:bottom w:val="single" w:sz="8" w:space="0" w:color="666666"/>
               <w:top w:val="none" w:sz="0" w:space="0" w:color="000000"/>
               <w:left w:val="none" w:sz="0" w:space="0" w:color="000000"/>
               <w:right w:val="none" w:sz="0" w:space="0" w:color="000000"/>
@@ -9386,7 +9386,7 @@
         <w:tc>
           <w:tcPr>
             <w:tcBorders>
-              <w:bottom w:val="none" w:sz="0" w:space="0" w:color="000000"/>
+              <w:bottom w:val="single" w:sz="8" w:space="0" w:color="666666"/>
               <w:top w:val="none" w:sz="0" w:space="0" w:color="000000"/>
               <w:left w:val="none" w:sz="0" w:space="0" w:color="000000"/>
               <w:right w:val="none" w:sz="0" w:space="0" w:color="000000"/>
@@ -9439,60 +9439,60 @@
         <w:tc>
           <w:tcPr>
             <w:tcBorders>
-              <w:bottom w:val="none" w:sz="0" w:space="0" w:color="000000"/>
-              <w:top w:val="none" w:sz="0" w:space="0" w:color="000000"/>
-              <w:left w:val="none" w:sz="0" w:space="0" w:color="000000"/>
-              <w:right w:val="none" w:sz="0" w:space="0" w:color="000000"/>
-            </w:tcBorders>
-            <w:shd w:val="clear" w:color="auto" w:fill="FFFFFF"/>
-            <w:tcMar>
-              <w:top w:w="0" w:type="dxa"/>
-              <w:bottom w:w="0" w:type="dxa"/>
-              <w:left w:w="0" w:type="dxa"/>
-              <w:right w:w="0" w:type="dxa"/>
-            </w:tcMar>
-            <w:vAlign w:val="center"/>
-          </w:tcPr>
-          <w:p>
-            <w:pPr>
-              <w:pStyle w:val="Normal"/>
-              <w:jc w:val="left"/>
-              <w:pBdr>
-                <w:bottom w:val="none" w:sz="0" w:space="0" w:color="000000"/>
-                <w:top w:val="none" w:sz="0" w:space="0" w:color="000000"/>
-                <w:left w:val="none" w:sz="0" w:space="0" w:color="000000"/>
-                <w:right w:val="none" w:sz="0" w:space="0" w:color="000000"/>
-              </w:pBdr>
-              <w:spacing w:after="40" w:before="40" w:line="240"/>
-              <w:ind w:left="40" w:right="40" w:firstLine="0" w:firstLineChars="0"/>
-              <w:rPr>
-                <w:rFonts w:ascii="Helvetica" w:hAnsi="Helvetica" w:eastAsia="Helvetica" w:cs="Helvetica"/>
-                <w:i w:val="true"/>
-                <w:b w:val="false"/>
-                <w:u w:val="none"/>
-                <w:sz w:val="22"/>
-                <w:szCs w:val="22"/>
-                <w:color w:val="666666"/>
-              </w:rPr>
-            </w:pPr>
-            <w:r>
-              <w:rPr>
-                <w:rFonts w:ascii="Helvetica" w:hAnsi="Helvetica" w:eastAsia="Helvetica" w:cs="Helvetica"/>
-                <w:i w:val="true"/>
-                <w:b w:val="false"/>
-                <w:u w:val="none"/>
-                <w:sz w:val="22"/>
-                <w:szCs w:val="22"/>
-                <w:color w:val="666666"/>
-              </w:rPr>
-              <w:t xml:space="preserve">picticrus</w:t>
-            </w:r>
-          </w:p>
-        </w:tc>
-        <w:tc>
-          <w:tcPr>
-            <w:tcBorders>
-              <w:bottom w:val="none" w:sz="0" w:space="0" w:color="000000"/>
+              <w:bottom w:val="single" w:sz="8" w:space="0" w:color="666666"/>
+              <w:top w:val="none" w:sz="0" w:space="0" w:color="000000"/>
+              <w:left w:val="none" w:sz="0" w:space="0" w:color="000000"/>
+              <w:right w:val="none" w:sz="0" w:space="0" w:color="000000"/>
+            </w:tcBorders>
+            <w:shd w:val="clear" w:color="auto" w:fill="FFFFFF"/>
+            <w:tcMar>
+              <w:top w:w="0" w:type="dxa"/>
+              <w:bottom w:w="0" w:type="dxa"/>
+              <w:left w:w="0" w:type="dxa"/>
+              <w:right w:w="0" w:type="dxa"/>
+            </w:tcMar>
+            <w:vAlign w:val="center"/>
+          </w:tcPr>
+          <w:p>
+            <w:pPr>
+              <w:pStyle w:val="Normal"/>
+              <w:jc w:val="left"/>
+              <w:pBdr>
+                <w:bottom w:val="none" w:sz="0" w:space="0" w:color="000000"/>
+                <w:top w:val="none" w:sz="0" w:space="0" w:color="000000"/>
+                <w:left w:val="none" w:sz="0" w:space="0" w:color="000000"/>
+                <w:right w:val="none" w:sz="0" w:space="0" w:color="000000"/>
+              </w:pBdr>
+              <w:spacing w:after="40" w:before="40" w:line="240"/>
+              <w:ind w:left="40" w:right="40" w:firstLine="0" w:firstLineChars="0"/>
+              <w:rPr>
+                <w:rFonts w:ascii="Helvetica" w:hAnsi="Helvetica" w:eastAsia="Helvetica" w:cs="Helvetica"/>
+                <w:i w:val="true"/>
+                <w:b w:val="false"/>
+                <w:u w:val="none"/>
+                <w:sz w:val="22"/>
+                <w:szCs w:val="22"/>
+                <w:color w:val="666666"/>
+              </w:rPr>
+            </w:pPr>
+            <w:r>
+              <w:rPr>
+                <w:rFonts w:ascii="Helvetica" w:hAnsi="Helvetica" w:eastAsia="Helvetica" w:cs="Helvetica"/>
+                <w:i w:val="true"/>
+                <w:b w:val="false"/>
+                <w:u w:val="none"/>
+                <w:sz w:val="22"/>
+                <w:szCs w:val="22"/>
+                <w:color w:val="666666"/>
+              </w:rPr>
+              <w:t xml:space="preserve">variabilis</w:t>
+            </w:r>
+          </w:p>
+        </w:tc>
+        <w:tc>
+          <w:tcPr>
+            <w:tcBorders>
+              <w:bottom w:val="single" w:sz="8" w:space="0" w:color="666666"/>
               <w:top w:val="none" w:sz="0" w:space="0" w:color="000000"/>
               <w:left w:val="none" w:sz="0" w:space="0" w:color="000000"/>
               <w:right w:val="none" w:sz="0" w:space="0" w:color="000000"/>
@@ -9551,114 +9551,114 @@
         <w:tc>
           <w:tcPr>
             <w:tcBorders>
-              <w:bottom w:val="single" w:sz="8" w:space="0" w:color="666666"/>
-              <w:top w:val="none" w:sz="0" w:space="0" w:color="000000"/>
-              <w:left w:val="none" w:sz="0" w:space="0" w:color="000000"/>
-              <w:right w:val="none" w:sz="0" w:space="0" w:color="000000"/>
-            </w:tcBorders>
-            <w:shd w:val="clear" w:color="auto" w:fill="FFFFFF"/>
-            <w:tcMar>
-              <w:top w:w="0" w:type="dxa"/>
-              <w:bottom w:w="0" w:type="dxa"/>
-              <w:left w:w="0" w:type="dxa"/>
-              <w:right w:w="0" w:type="dxa"/>
-            </w:tcMar>
-            <w:vAlign w:val="center"/>
-          </w:tcPr>
-          <w:p>
-            <w:pPr>
-              <w:pStyle w:val="Normal"/>
-              <w:jc w:val="left"/>
-              <w:pBdr>
-                <w:bottom w:val="none" w:sz="0" w:space="0" w:color="000000"/>
-                <w:top w:val="none" w:sz="0" w:space="0" w:color="000000"/>
-                <w:left w:val="none" w:sz="0" w:space="0" w:color="000000"/>
-                <w:right w:val="none" w:sz="0" w:space="0" w:color="000000"/>
-              </w:pBdr>
-              <w:spacing w:after="40" w:before="40" w:line="240"/>
-              <w:ind w:left="40" w:right="40" w:firstLine="0" w:firstLineChars="0"/>
-              <w:rPr>
-                <w:rFonts w:ascii="Helvetica" w:hAnsi="Helvetica" w:eastAsia="Helvetica" w:cs="Helvetica"/>
-                <w:i w:val="true"/>
-                <w:b w:val="false"/>
-                <w:u w:val="none"/>
-                <w:sz w:val="22"/>
-                <w:szCs w:val="22"/>
-                <w:color w:val="666666"/>
-              </w:rPr>
-            </w:pPr>
-            <w:r>
-              <w:rPr>
-                <w:rFonts w:ascii="Helvetica" w:hAnsi="Helvetica" w:eastAsia="Helvetica" w:cs="Helvetica"/>
-                <w:i w:val="true"/>
-                <w:b w:val="false"/>
-                <w:u w:val="none"/>
-                <w:sz w:val="22"/>
-                <w:szCs w:val="22"/>
-                <w:color w:val="666666"/>
-              </w:rPr>
-              <w:t xml:space="preserve">Sphenophryne variabilis </w:t>
-            </w:r>
-          </w:p>
-        </w:tc>
-        <w:tc>
-          <w:tcPr>
-            <w:tcBorders>
-              <w:bottom w:val="single" w:sz="8" w:space="0" w:color="666666"/>
-              <w:top w:val="none" w:sz="0" w:space="0" w:color="000000"/>
-              <w:left w:val="none" w:sz="0" w:space="0" w:color="000000"/>
-              <w:right w:val="none" w:sz="0" w:space="0" w:color="000000"/>
-            </w:tcBorders>
-            <w:shd w:val="clear" w:color="auto" w:fill="FFFFFF"/>
-            <w:tcMar>
-              <w:top w:w="0" w:type="dxa"/>
-              <w:bottom w:w="0" w:type="dxa"/>
-              <w:left w:w="0" w:type="dxa"/>
-              <w:right w:w="0" w:type="dxa"/>
-            </w:tcMar>
-            <w:vAlign w:val="center"/>
-          </w:tcPr>
-          <w:p>
-            <w:pPr>
-              <w:pStyle w:val="Normal"/>
-              <w:jc w:val="left"/>
-              <w:pBdr>
-                <w:bottom w:val="none" w:sz="0" w:space="0" w:color="000000"/>
-                <w:top w:val="none" w:sz="0" w:space="0" w:color="000000"/>
-                <w:left w:val="none" w:sz="0" w:space="0" w:color="000000"/>
-                <w:right w:val="none" w:sz="0" w:space="0" w:color="000000"/>
-              </w:pBdr>
-              <w:spacing w:after="40" w:before="40" w:line="240"/>
-              <w:ind w:left="40" w:right="40" w:firstLine="0" w:firstLineChars="0"/>
-              <w:rPr>
-                <w:rFonts w:ascii="Helvetica" w:hAnsi="Helvetica" w:eastAsia="Helvetica" w:cs="Helvetica"/>
-                <w:i w:val="false"/>
-                <w:b w:val="false"/>
-                <w:u w:val="none"/>
-                <w:sz w:val="22"/>
-                <w:szCs w:val="22"/>
-                <w:color w:val="666666"/>
-              </w:rPr>
-            </w:pPr>
-            <w:r>
-              <w:rPr>
-                <w:rFonts w:ascii="Helvetica" w:hAnsi="Helvetica" w:eastAsia="Helvetica" w:cs="Helvetica"/>
-                <w:i w:val="false"/>
-                <w:b w:val="false"/>
-                <w:u w:val="none"/>
-                <w:sz w:val="22"/>
-                <w:szCs w:val="22"/>
-                <w:color w:val="666666"/>
-              </w:rPr>
-              <w:t xml:space="preserve">(Boulenger, 1896)</w:t>
-            </w:r>
-          </w:p>
-        </w:tc>
-        <w:tc>
-          <w:tcPr>
-            <w:tcBorders>
-              <w:bottom w:val="single" w:sz="8" w:space="0" w:color="666666"/>
-              <w:top w:val="none" w:sz="0" w:space="0" w:color="000000"/>
+              <w:bottom w:val="none" w:sz="0" w:space="0" w:color="000000"/>
+              <w:top w:val="single" w:sz="8" w:space="0" w:color="666666"/>
+              <w:left w:val="none" w:sz="0" w:space="0" w:color="000000"/>
+              <w:right w:val="none" w:sz="0" w:space="0" w:color="000000"/>
+            </w:tcBorders>
+            <w:shd w:val="clear" w:color="auto" w:fill="FFFFFF"/>
+            <w:tcMar>
+              <w:top w:w="0" w:type="dxa"/>
+              <w:bottom w:w="0" w:type="dxa"/>
+              <w:left w:w="0" w:type="dxa"/>
+              <w:right w:w="0" w:type="dxa"/>
+            </w:tcMar>
+            <w:vAlign w:val="center"/>
+          </w:tcPr>
+          <w:p>
+            <w:pPr>
+              <w:pStyle w:val="Normal"/>
+              <w:jc w:val="left"/>
+              <w:pBdr>
+                <w:bottom w:val="none" w:sz="0" w:space="0" w:color="000000"/>
+                <w:top w:val="none" w:sz="0" w:space="0" w:color="000000"/>
+                <w:left w:val="none" w:sz="0" w:space="0" w:color="000000"/>
+                <w:right w:val="none" w:sz="0" w:space="0" w:color="000000"/>
+              </w:pBdr>
+              <w:spacing w:after="40" w:before="40" w:line="240"/>
+              <w:ind w:left="40" w:right="40" w:firstLine="0" w:firstLineChars="0"/>
+              <w:rPr>
+                <w:rFonts w:ascii="Helvetica" w:hAnsi="Helvetica" w:eastAsia="Helvetica" w:cs="Helvetica"/>
+                <w:i w:val="true"/>
+                <w:b w:val="false"/>
+                <w:u w:val="none"/>
+                <w:sz w:val="22"/>
+                <w:szCs w:val="22"/>
+                <w:color w:val="666666"/>
+              </w:rPr>
+            </w:pPr>
+            <w:r>
+              <w:rPr>
+                <w:rFonts w:ascii="Helvetica" w:hAnsi="Helvetica" w:eastAsia="Helvetica" w:cs="Helvetica"/>
+                <w:i w:val="true"/>
+                <w:b w:val="false"/>
+                <w:u w:val="none"/>
+                <w:sz w:val="22"/>
+                <w:szCs w:val="22"/>
+                <w:color w:val="666666"/>
+              </w:rPr>
+              <w:t xml:space="preserve">Oreophryne albitympanum </w:t>
+            </w:r>
+          </w:p>
+        </w:tc>
+        <w:tc>
+          <w:tcPr>
+            <w:tcBorders>
+              <w:bottom w:val="none" w:sz="0" w:space="0" w:color="000000"/>
+              <w:top w:val="single" w:sz="8" w:space="0" w:color="666666"/>
+              <w:left w:val="none" w:sz="0" w:space="0" w:color="000000"/>
+              <w:right w:val="none" w:sz="0" w:space="0" w:color="000000"/>
+            </w:tcBorders>
+            <w:shd w:val="clear" w:color="auto" w:fill="FFFFFF"/>
+            <w:tcMar>
+              <w:top w:w="0" w:type="dxa"/>
+              <w:bottom w:w="0" w:type="dxa"/>
+              <w:left w:w="0" w:type="dxa"/>
+              <w:right w:w="0" w:type="dxa"/>
+            </w:tcMar>
+            <w:vAlign w:val="center"/>
+          </w:tcPr>
+          <w:p>
+            <w:pPr>
+              <w:pStyle w:val="Normal"/>
+              <w:jc w:val="left"/>
+              <w:pBdr>
+                <w:bottom w:val="none" w:sz="0" w:space="0" w:color="000000"/>
+                <w:top w:val="none" w:sz="0" w:space="0" w:color="000000"/>
+                <w:left w:val="none" w:sz="0" w:space="0" w:color="000000"/>
+                <w:right w:val="none" w:sz="0" w:space="0" w:color="000000"/>
+              </w:pBdr>
+              <w:spacing w:after="40" w:before="40" w:line="240"/>
+              <w:ind w:left="40" w:right="40" w:firstLine="0" w:firstLineChars="0"/>
+              <w:rPr>
+                <w:rFonts w:ascii="Helvetica" w:hAnsi="Helvetica" w:eastAsia="Helvetica" w:cs="Helvetica"/>
+                <w:i w:val="false"/>
+                <w:b w:val="false"/>
+                <w:u w:val="none"/>
+                <w:sz w:val="22"/>
+                <w:szCs w:val="22"/>
+                <w:color w:val="666666"/>
+              </w:rPr>
+            </w:pPr>
+            <w:r>
+              <w:rPr>
+                <w:rFonts w:ascii="Helvetica" w:hAnsi="Helvetica" w:eastAsia="Helvetica" w:cs="Helvetica"/>
+                <w:i w:val="false"/>
+                <w:b w:val="false"/>
+                <w:u w:val="none"/>
+                <w:sz w:val="22"/>
+                <w:szCs w:val="22"/>
+                <w:color w:val="666666"/>
+              </w:rPr>
+              <w:t xml:space="preserve">(Günther, Richards, and Tjaturadi, 2018)</w:t>
+            </w:r>
+          </w:p>
+        </w:tc>
+        <w:tc>
+          <w:tcPr>
+            <w:tcBorders>
+              <w:bottom w:val="none" w:sz="0" w:space="0" w:color="000000"/>
+              <w:top w:val="single" w:sz="8" w:space="0" w:color="666666"/>
               <w:left w:val="none" w:sz="0" w:space="0" w:color="000000"/>
               <w:right w:val="none" w:sz="0" w:space="0" w:color="000000"/>
             </w:tcBorders>
@@ -9710,159 +9710,159 @@
         <w:tc>
           <w:tcPr>
             <w:tcBorders>
-              <w:bottom w:val="single" w:sz="8" w:space="0" w:color="666666"/>
-              <w:top w:val="none" w:sz="0" w:space="0" w:color="000000"/>
-              <w:left w:val="none" w:sz="0" w:space="0" w:color="000000"/>
-              <w:right w:val="none" w:sz="0" w:space="0" w:color="000000"/>
-            </w:tcBorders>
-            <w:shd w:val="clear" w:color="auto" w:fill="FFFFFF"/>
-            <w:tcMar>
-              <w:top w:w="0" w:type="dxa"/>
-              <w:bottom w:w="0" w:type="dxa"/>
-              <w:left w:w="0" w:type="dxa"/>
-              <w:right w:w="0" w:type="dxa"/>
-            </w:tcMar>
-            <w:vAlign w:val="center"/>
-          </w:tcPr>
-          <w:p>
-            <w:pPr>
-              <w:pStyle w:val="Normal"/>
-              <w:jc w:val="left"/>
-              <w:pBdr>
-                <w:bottom w:val="none" w:sz="0" w:space="0" w:color="000000"/>
-                <w:top w:val="none" w:sz="0" w:space="0" w:color="000000"/>
-                <w:left w:val="none" w:sz="0" w:space="0" w:color="000000"/>
-                <w:right w:val="none" w:sz="0" w:space="0" w:color="000000"/>
-              </w:pBdr>
-              <w:spacing w:after="40" w:before="40" w:line="240"/>
-              <w:ind w:left="40" w:right="40" w:firstLine="0" w:firstLineChars="0"/>
-              <w:rPr>
-                <w:rFonts w:ascii="Helvetica" w:hAnsi="Helvetica" w:eastAsia="Helvetica" w:cs="Helvetica"/>
-                <w:i w:val="true"/>
-                <w:b w:val="false"/>
-                <w:u w:val="none"/>
-                <w:sz w:val="22"/>
-                <w:szCs w:val="22"/>
-                <w:color w:val="666666"/>
-              </w:rPr>
-            </w:pPr>
-            <w:r>
-              <w:rPr>
-                <w:rFonts w:ascii="Helvetica" w:hAnsi="Helvetica" w:eastAsia="Helvetica" w:cs="Helvetica"/>
-                <w:i w:val="true"/>
-                <w:b w:val="false"/>
-                <w:u w:val="none"/>
-                <w:sz w:val="22"/>
-                <w:szCs w:val="22"/>
-                <w:color w:val="666666"/>
-              </w:rPr>
-              <w:t xml:space="preserve">Auparoparo</w:t>
-            </w:r>
-          </w:p>
-        </w:tc>
-        <w:tc>
-          <w:tcPr>
-            <w:tcBorders>
-              <w:bottom w:val="single" w:sz="8" w:space="0" w:color="666666"/>
-              <w:top w:val="none" w:sz="0" w:space="0" w:color="000000"/>
-              <w:left w:val="none" w:sz="0" w:space="0" w:color="000000"/>
-              <w:right w:val="none" w:sz="0" w:space="0" w:color="000000"/>
-            </w:tcBorders>
-            <w:shd w:val="clear" w:color="auto" w:fill="FFFFFF"/>
-            <w:tcMar>
-              <w:top w:w="0" w:type="dxa"/>
-              <w:bottom w:w="0" w:type="dxa"/>
-              <w:left w:w="0" w:type="dxa"/>
-              <w:right w:w="0" w:type="dxa"/>
-            </w:tcMar>
-            <w:vAlign w:val="center"/>
-          </w:tcPr>
-          <w:p>
-            <w:pPr>
-              <w:pStyle w:val="Normal"/>
-              <w:jc w:val="left"/>
-              <w:pBdr>
-                <w:bottom w:val="none" w:sz="0" w:space="0" w:color="000000"/>
-                <w:top w:val="none" w:sz="0" w:space="0" w:color="000000"/>
-                <w:left w:val="none" w:sz="0" w:space="0" w:color="000000"/>
-                <w:right w:val="none" w:sz="0" w:space="0" w:color="000000"/>
-              </w:pBdr>
-              <w:spacing w:after="40" w:before="40" w:line="240"/>
-              <w:ind w:left="40" w:right="40" w:firstLine="0" w:firstLineChars="0"/>
-              <w:rPr>
-                <w:rFonts w:ascii="Helvetica" w:hAnsi="Helvetica" w:eastAsia="Helvetica" w:cs="Helvetica"/>
-                <w:i w:val="true"/>
-                <w:b w:val="false"/>
-                <w:u w:val="none"/>
-                <w:sz w:val="22"/>
-                <w:szCs w:val="22"/>
-                <w:color w:val="666666"/>
-              </w:rPr>
-            </w:pPr>
-            <w:r>
-              <w:rPr>
-                <w:rFonts w:ascii="Helvetica" w:hAnsi="Helvetica" w:eastAsia="Helvetica" w:cs="Helvetica"/>
-                <w:i w:val="true"/>
-                <w:b w:val="false"/>
-                <w:u w:val="none"/>
-                <w:sz w:val="22"/>
-                <w:szCs w:val="22"/>
-                <w:color w:val="666666"/>
-              </w:rPr>
-              <w:t xml:space="preserve">variabilis</w:t>
-            </w:r>
-          </w:p>
-        </w:tc>
-        <w:tc>
-          <w:tcPr>
-            <w:tcBorders>
-              <w:bottom w:val="single" w:sz="8" w:space="0" w:color="666666"/>
-              <w:top w:val="none" w:sz="0" w:space="0" w:color="000000"/>
-              <w:left w:val="none" w:sz="0" w:space="0" w:color="000000"/>
-              <w:right w:val="none" w:sz="0" w:space="0" w:color="000000"/>
-            </w:tcBorders>
-            <w:shd w:val="clear" w:color="auto" w:fill="FFFFFF"/>
-            <w:tcMar>
-              <w:top w:w="0" w:type="dxa"/>
-              <w:bottom w:w="0" w:type="dxa"/>
-              <w:left w:w="0" w:type="dxa"/>
-              <w:right w:w="0" w:type="dxa"/>
-            </w:tcMar>
-            <w:vAlign w:val="center"/>
-          </w:tcPr>
-          <w:p>
-            <w:pPr>
-              <w:pStyle w:val="Normal"/>
-              <w:jc w:val="left"/>
-              <w:pBdr>
-                <w:bottom w:val="none" w:sz="0" w:space="0" w:color="000000"/>
-                <w:top w:val="none" w:sz="0" w:space="0" w:color="000000"/>
-                <w:left w:val="none" w:sz="0" w:space="0" w:color="000000"/>
-                <w:right w:val="none" w:sz="0" w:space="0" w:color="000000"/>
-              </w:pBdr>
-              <w:spacing w:after="40" w:before="40" w:line="240"/>
-              <w:ind w:left="40" w:right="40" w:firstLine="0" w:firstLineChars="0"/>
-              <w:rPr>
-                <w:rFonts w:ascii="Helvetica" w:hAnsi="Helvetica" w:eastAsia="Helvetica" w:cs="Helvetica"/>
-                <w:i w:val="false"/>
-                <w:b w:val="false"/>
-                <w:u w:val="none"/>
-                <w:sz w:val="22"/>
-                <w:szCs w:val="22"/>
-                <w:color w:val="666666"/>
-              </w:rPr>
-            </w:pPr>
-            <w:r>
-              <w:rPr>
-                <w:rFonts w:ascii="Helvetica" w:hAnsi="Helvetica" w:eastAsia="Helvetica" w:cs="Helvetica"/>
-                <w:i w:val="false"/>
-                <w:b w:val="false"/>
-                <w:u w:val="none"/>
-                <w:sz w:val="22"/>
-                <w:szCs w:val="22"/>
-                <w:color w:val="666666"/>
-              </w:rPr>
-              <w:t xml:space="preserve">Transferred to Auparoparo</w:t>
+              <w:bottom w:val="none" w:sz="0" w:space="0" w:color="000000"/>
+              <w:top w:val="single" w:sz="8" w:space="0" w:color="666666"/>
+              <w:left w:val="none" w:sz="0" w:space="0" w:color="000000"/>
+              <w:right w:val="none" w:sz="0" w:space="0" w:color="000000"/>
+            </w:tcBorders>
+            <w:shd w:val="clear" w:color="auto" w:fill="FFFFFF"/>
+            <w:tcMar>
+              <w:top w:w="0" w:type="dxa"/>
+              <w:bottom w:w="0" w:type="dxa"/>
+              <w:left w:w="0" w:type="dxa"/>
+              <w:right w:w="0" w:type="dxa"/>
+            </w:tcMar>
+            <w:vAlign w:val="center"/>
+          </w:tcPr>
+          <w:p>
+            <w:pPr>
+              <w:pStyle w:val="Normal"/>
+              <w:jc w:val="left"/>
+              <w:pBdr>
+                <w:bottom w:val="none" w:sz="0" w:space="0" w:color="000000"/>
+                <w:top w:val="none" w:sz="0" w:space="0" w:color="000000"/>
+                <w:left w:val="none" w:sz="0" w:space="0" w:color="000000"/>
+                <w:right w:val="none" w:sz="0" w:space="0" w:color="000000"/>
+              </w:pBdr>
+              <w:spacing w:after="40" w:before="40" w:line="240"/>
+              <w:ind w:left="40" w:right="40" w:firstLine="0" w:firstLineChars="0"/>
+              <w:rPr>
+                <w:rFonts w:ascii="Helvetica" w:hAnsi="Helvetica" w:eastAsia="Helvetica" w:cs="Helvetica"/>
+                <w:i w:val="true"/>
+                <w:b w:val="false"/>
+                <w:u w:val="none"/>
+                <w:sz w:val="22"/>
+                <w:szCs w:val="22"/>
+                <w:color w:val="666666"/>
+              </w:rPr>
+            </w:pPr>
+            <w:r>
+              <w:rPr>
+                <w:rFonts w:ascii="Helvetica" w:hAnsi="Helvetica" w:eastAsia="Helvetica" w:cs="Helvetica"/>
+                <w:i w:val="true"/>
+                <w:b w:val="false"/>
+                <w:u w:val="none"/>
+                <w:sz w:val="22"/>
+                <w:szCs w:val="22"/>
+                <w:color w:val="666666"/>
+              </w:rPr>
+              <w:t xml:space="preserve">incertae sedis</w:t>
+            </w:r>
+          </w:p>
+        </w:tc>
+        <w:tc>
+          <w:tcPr>
+            <w:tcBorders>
+              <w:bottom w:val="none" w:sz="0" w:space="0" w:color="000000"/>
+              <w:top w:val="single" w:sz="8" w:space="0" w:color="666666"/>
+              <w:left w:val="none" w:sz="0" w:space="0" w:color="000000"/>
+              <w:right w:val="none" w:sz="0" w:space="0" w:color="000000"/>
+            </w:tcBorders>
+            <w:shd w:val="clear" w:color="auto" w:fill="FFFFFF"/>
+            <w:tcMar>
+              <w:top w:w="0" w:type="dxa"/>
+              <w:bottom w:w="0" w:type="dxa"/>
+              <w:left w:w="0" w:type="dxa"/>
+              <w:right w:w="0" w:type="dxa"/>
+            </w:tcMar>
+            <w:vAlign w:val="center"/>
+          </w:tcPr>
+          <w:p>
+            <w:pPr>
+              <w:pStyle w:val="Normal"/>
+              <w:jc w:val="left"/>
+              <w:pBdr>
+                <w:bottom w:val="none" w:sz="0" w:space="0" w:color="000000"/>
+                <w:top w:val="none" w:sz="0" w:space="0" w:color="000000"/>
+                <w:left w:val="none" w:sz="0" w:space="0" w:color="000000"/>
+                <w:right w:val="none" w:sz="0" w:space="0" w:color="000000"/>
+              </w:pBdr>
+              <w:spacing w:after="40" w:before="40" w:line="240"/>
+              <w:ind w:left="40" w:right="40" w:firstLine="0" w:firstLineChars="0"/>
+              <w:rPr>
+                <w:rFonts w:ascii="Helvetica" w:hAnsi="Helvetica" w:eastAsia="Helvetica" w:cs="Helvetica"/>
+                <w:i w:val="true"/>
+                <w:b w:val="false"/>
+                <w:u w:val="none"/>
+                <w:sz w:val="22"/>
+                <w:szCs w:val="22"/>
+                <w:color w:val="666666"/>
+              </w:rPr>
+            </w:pPr>
+            <w:r>
+              <w:rPr>
+                <w:rFonts w:ascii="Helvetica" w:hAnsi="Helvetica" w:eastAsia="Helvetica" w:cs="Helvetica"/>
+                <w:i w:val="true"/>
+                <w:b w:val="false"/>
+                <w:u w:val="none"/>
+                <w:sz w:val="22"/>
+                <w:szCs w:val="22"/>
+                <w:color w:val="666666"/>
+              </w:rPr>
+              <w:t xml:space="preserve">albitympanum</w:t>
+            </w:r>
+          </w:p>
+        </w:tc>
+        <w:tc>
+          <w:tcPr>
+            <w:tcBorders>
+              <w:bottom w:val="none" w:sz="0" w:space="0" w:color="000000"/>
+              <w:top w:val="single" w:sz="8" w:space="0" w:color="666666"/>
+              <w:left w:val="none" w:sz="0" w:space="0" w:color="000000"/>
+              <w:right w:val="none" w:sz="0" w:space="0" w:color="000000"/>
+            </w:tcBorders>
+            <w:shd w:val="clear" w:color="auto" w:fill="FFFFFF"/>
+            <w:tcMar>
+              <w:top w:w="0" w:type="dxa"/>
+              <w:bottom w:w="0" w:type="dxa"/>
+              <w:left w:w="0" w:type="dxa"/>
+              <w:right w:w="0" w:type="dxa"/>
+            </w:tcMar>
+            <w:vAlign w:val="center"/>
+          </w:tcPr>
+          <w:p>
+            <w:pPr>
+              <w:pStyle w:val="Normal"/>
+              <w:jc w:val="left"/>
+              <w:pBdr>
+                <w:bottom w:val="none" w:sz="0" w:space="0" w:color="000000"/>
+                <w:top w:val="none" w:sz="0" w:space="0" w:color="000000"/>
+                <w:left w:val="none" w:sz="0" w:space="0" w:color="000000"/>
+                <w:right w:val="none" w:sz="0" w:space="0" w:color="000000"/>
+              </w:pBdr>
+              <w:spacing w:after="40" w:before="40" w:line="240"/>
+              <w:ind w:left="40" w:right="40" w:firstLine="0" w:firstLineChars="0"/>
+              <w:rPr>
+                <w:rFonts w:ascii="Helvetica" w:hAnsi="Helvetica" w:eastAsia="Helvetica" w:cs="Helvetica"/>
+                <w:i w:val="false"/>
+                <w:b w:val="false"/>
+                <w:u w:val="none"/>
+                <w:sz w:val="22"/>
+                <w:szCs w:val="22"/>
+                <w:color w:val="666666"/>
+              </w:rPr>
+            </w:pPr>
+            <w:r>
+              <w:rPr>
+                <w:rFonts w:ascii="Helvetica" w:hAnsi="Helvetica" w:eastAsia="Helvetica" w:cs="Helvetica"/>
+                <w:i w:val="false"/>
+                <w:b w:val="false"/>
+                <w:u w:val="none"/>
+                <w:sz w:val="22"/>
+                <w:szCs w:val="22"/>
+                <w:color w:val="666666"/>
+              </w:rPr>
+              <w:t xml:space="preserve"/>
             </w:r>
           </w:p>
         </w:tc>
@@ -9876,113 +9876,113 @@
           <w:tcPr>
             <w:tcBorders>
               <w:bottom w:val="none" w:sz="0" w:space="0" w:color="000000"/>
-              <w:top w:val="single" w:sz="8" w:space="0" w:color="666666"/>
-              <w:left w:val="none" w:sz="0" w:space="0" w:color="000000"/>
-              <w:right w:val="none" w:sz="0" w:space="0" w:color="000000"/>
-            </w:tcBorders>
-            <w:shd w:val="clear" w:color="auto" w:fill="FFFFFF"/>
-            <w:tcMar>
-              <w:top w:w="0" w:type="dxa"/>
-              <w:bottom w:w="0" w:type="dxa"/>
-              <w:left w:w="0" w:type="dxa"/>
-              <w:right w:w="0" w:type="dxa"/>
-            </w:tcMar>
-            <w:vAlign w:val="center"/>
-          </w:tcPr>
-          <w:p>
-            <w:pPr>
-              <w:pStyle w:val="Normal"/>
-              <w:jc w:val="left"/>
-              <w:pBdr>
-                <w:bottom w:val="none" w:sz="0" w:space="0" w:color="000000"/>
-                <w:top w:val="none" w:sz="0" w:space="0" w:color="000000"/>
-                <w:left w:val="none" w:sz="0" w:space="0" w:color="000000"/>
-                <w:right w:val="none" w:sz="0" w:space="0" w:color="000000"/>
-              </w:pBdr>
-              <w:spacing w:after="40" w:before="40" w:line="240"/>
-              <w:ind w:left="40" w:right="40" w:firstLine="0" w:firstLineChars="0"/>
-              <w:rPr>
-                <w:rFonts w:ascii="Helvetica" w:hAnsi="Helvetica" w:eastAsia="Helvetica" w:cs="Helvetica"/>
-                <w:i w:val="true"/>
-                <w:b w:val="false"/>
-                <w:u w:val="none"/>
-                <w:sz w:val="22"/>
-                <w:szCs w:val="22"/>
-                <w:color w:val="666666"/>
-              </w:rPr>
-            </w:pPr>
-            <w:r>
-              <w:rPr>
-                <w:rFonts w:ascii="Helvetica" w:hAnsi="Helvetica" w:eastAsia="Helvetica" w:cs="Helvetica"/>
-                <w:i w:val="true"/>
-                <w:b w:val="false"/>
-                <w:u w:val="none"/>
-                <w:sz w:val="22"/>
-                <w:szCs w:val="22"/>
-                <w:color w:val="666666"/>
-              </w:rPr>
-              <w:t xml:space="preserve">Oreophryne albitympanum </w:t>
-            </w:r>
-          </w:p>
-        </w:tc>
-        <w:tc>
-          <w:tcPr>
-            <w:tcBorders>
-              <w:bottom w:val="none" w:sz="0" w:space="0" w:color="000000"/>
-              <w:top w:val="single" w:sz="8" w:space="0" w:color="666666"/>
-              <w:left w:val="none" w:sz="0" w:space="0" w:color="000000"/>
-              <w:right w:val="none" w:sz="0" w:space="0" w:color="000000"/>
-            </w:tcBorders>
-            <w:shd w:val="clear" w:color="auto" w:fill="FFFFFF"/>
-            <w:tcMar>
-              <w:top w:w="0" w:type="dxa"/>
-              <w:bottom w:w="0" w:type="dxa"/>
-              <w:left w:w="0" w:type="dxa"/>
-              <w:right w:w="0" w:type="dxa"/>
-            </w:tcMar>
-            <w:vAlign w:val="center"/>
-          </w:tcPr>
-          <w:p>
-            <w:pPr>
-              <w:pStyle w:val="Normal"/>
-              <w:jc w:val="left"/>
-              <w:pBdr>
-                <w:bottom w:val="none" w:sz="0" w:space="0" w:color="000000"/>
-                <w:top w:val="none" w:sz="0" w:space="0" w:color="000000"/>
-                <w:left w:val="none" w:sz="0" w:space="0" w:color="000000"/>
-                <w:right w:val="none" w:sz="0" w:space="0" w:color="000000"/>
-              </w:pBdr>
-              <w:spacing w:after="40" w:before="40" w:line="240"/>
-              <w:ind w:left="40" w:right="40" w:firstLine="0" w:firstLineChars="0"/>
-              <w:rPr>
-                <w:rFonts w:ascii="Helvetica" w:hAnsi="Helvetica" w:eastAsia="Helvetica" w:cs="Helvetica"/>
-                <w:i w:val="false"/>
-                <w:b w:val="false"/>
-                <w:u w:val="none"/>
-                <w:sz w:val="22"/>
-                <w:szCs w:val="22"/>
-                <w:color w:val="666666"/>
-              </w:rPr>
-            </w:pPr>
-            <w:r>
-              <w:rPr>
-                <w:rFonts w:ascii="Helvetica" w:hAnsi="Helvetica" w:eastAsia="Helvetica" w:cs="Helvetica"/>
-                <w:i w:val="false"/>
-                <w:b w:val="false"/>
-                <w:u w:val="none"/>
-                <w:sz w:val="22"/>
-                <w:szCs w:val="22"/>
-                <w:color w:val="666666"/>
-              </w:rPr>
-              <w:t xml:space="preserve">(Günther, Richards, and Tjaturadi, 2018)</w:t>
-            </w:r>
-          </w:p>
-        </w:tc>
-        <w:tc>
-          <w:tcPr>
-            <w:tcBorders>
-              <w:bottom w:val="none" w:sz="0" w:space="0" w:color="000000"/>
-              <w:top w:val="single" w:sz="8" w:space="0" w:color="666666"/>
+              <w:top w:val="none" w:sz="0" w:space="0" w:color="000000"/>
+              <w:left w:val="none" w:sz="0" w:space="0" w:color="000000"/>
+              <w:right w:val="none" w:sz="0" w:space="0" w:color="000000"/>
+            </w:tcBorders>
+            <w:shd w:val="clear" w:color="auto" w:fill="FFFFFF"/>
+            <w:tcMar>
+              <w:top w:w="0" w:type="dxa"/>
+              <w:bottom w:w="0" w:type="dxa"/>
+              <w:left w:w="0" w:type="dxa"/>
+              <w:right w:w="0" w:type="dxa"/>
+            </w:tcMar>
+            <w:vAlign w:val="center"/>
+          </w:tcPr>
+          <w:p>
+            <w:pPr>
+              <w:pStyle w:val="Normal"/>
+              <w:jc w:val="left"/>
+              <w:pBdr>
+                <w:bottom w:val="none" w:sz="0" w:space="0" w:color="000000"/>
+                <w:top w:val="none" w:sz="0" w:space="0" w:color="000000"/>
+                <w:left w:val="none" w:sz="0" w:space="0" w:color="000000"/>
+                <w:right w:val="none" w:sz="0" w:space="0" w:color="000000"/>
+              </w:pBdr>
+              <w:spacing w:after="40" w:before="40" w:line="240"/>
+              <w:ind w:left="40" w:right="40" w:firstLine="0" w:firstLineChars="0"/>
+              <w:rPr>
+                <w:rFonts w:ascii="Helvetica" w:hAnsi="Helvetica" w:eastAsia="Helvetica" w:cs="Helvetica"/>
+                <w:i w:val="true"/>
+                <w:b w:val="false"/>
+                <w:u w:val="none"/>
+                <w:sz w:val="22"/>
+                <w:szCs w:val="22"/>
+                <w:color w:val="666666"/>
+              </w:rPr>
+            </w:pPr>
+            <w:r>
+              <w:rPr>
+                <w:rFonts w:ascii="Helvetica" w:hAnsi="Helvetica" w:eastAsia="Helvetica" w:cs="Helvetica"/>
+                <w:i w:val="true"/>
+                <w:b w:val="false"/>
+                <w:u w:val="none"/>
+                <w:sz w:val="22"/>
+                <w:szCs w:val="22"/>
+                <w:color w:val="666666"/>
+              </w:rPr>
+              <w:t xml:space="preserve">Oreophryne albomaculata </w:t>
+            </w:r>
+          </w:p>
+        </w:tc>
+        <w:tc>
+          <w:tcPr>
+            <w:tcBorders>
+              <w:bottom w:val="none" w:sz="0" w:space="0" w:color="000000"/>
+              <w:top w:val="none" w:sz="0" w:space="0" w:color="000000"/>
+              <w:left w:val="none" w:sz="0" w:space="0" w:color="000000"/>
+              <w:right w:val="none" w:sz="0" w:space="0" w:color="000000"/>
+            </w:tcBorders>
+            <w:shd w:val="clear" w:color="auto" w:fill="FFFFFF"/>
+            <w:tcMar>
+              <w:top w:w="0" w:type="dxa"/>
+              <w:bottom w:w="0" w:type="dxa"/>
+              <w:left w:w="0" w:type="dxa"/>
+              <w:right w:w="0" w:type="dxa"/>
+            </w:tcMar>
+            <w:vAlign w:val="center"/>
+          </w:tcPr>
+          <w:p>
+            <w:pPr>
+              <w:pStyle w:val="Normal"/>
+              <w:jc w:val="left"/>
+              <w:pBdr>
+                <w:bottom w:val="none" w:sz="0" w:space="0" w:color="000000"/>
+                <w:top w:val="none" w:sz="0" w:space="0" w:color="000000"/>
+                <w:left w:val="none" w:sz="0" w:space="0" w:color="000000"/>
+                <w:right w:val="none" w:sz="0" w:space="0" w:color="000000"/>
+              </w:pBdr>
+              <w:spacing w:after="40" w:before="40" w:line="240"/>
+              <w:ind w:left="40" w:right="40" w:firstLine="0" w:firstLineChars="0"/>
+              <w:rPr>
+                <w:rFonts w:ascii="Helvetica" w:hAnsi="Helvetica" w:eastAsia="Helvetica" w:cs="Helvetica"/>
+                <w:i w:val="false"/>
+                <w:b w:val="false"/>
+                <w:u w:val="none"/>
+                <w:sz w:val="22"/>
+                <w:szCs w:val="22"/>
+                <w:color w:val="666666"/>
+              </w:rPr>
+            </w:pPr>
+            <w:r>
+              <w:rPr>
+                <w:rFonts w:ascii="Helvetica" w:hAnsi="Helvetica" w:eastAsia="Helvetica" w:cs="Helvetica"/>
+                <w:i w:val="false"/>
+                <w:b w:val="false"/>
+                <w:u w:val="none"/>
+                <w:sz w:val="22"/>
+                <w:szCs w:val="22"/>
+                <w:color w:val="666666"/>
+              </w:rPr>
+              <w:t xml:space="preserve">(Günther, Richards, and Dahl, 2014)</w:t>
+            </w:r>
+          </w:p>
+        </w:tc>
+        <w:tc>
+          <w:tcPr>
+            <w:tcBorders>
+              <w:bottom w:val="none" w:sz="0" w:space="0" w:color="000000"/>
+              <w:top w:val="none" w:sz="0" w:space="0" w:color="000000"/>
               <w:left w:val="none" w:sz="0" w:space="0" w:color="000000"/>
               <w:right w:val="none" w:sz="0" w:space="0" w:color="000000"/>
             </w:tcBorders>
@@ -10035,7 +10035,7 @@
           <w:tcPr>
             <w:tcBorders>
               <w:bottom w:val="none" w:sz="0" w:space="0" w:color="000000"/>
-              <w:top w:val="single" w:sz="8" w:space="0" w:color="666666"/>
+              <w:top w:val="none" w:sz="0" w:space="0" w:color="000000"/>
               <w:left w:val="none" w:sz="0" w:space="0" w:color="000000"/>
               <w:right w:val="none" w:sz="0" w:space="0" w:color="000000"/>
             </w:tcBorders>
@@ -10088,60 +10088,60 @@
           <w:tcPr>
             <w:tcBorders>
               <w:bottom w:val="none" w:sz="0" w:space="0" w:color="000000"/>
-              <w:top w:val="single" w:sz="8" w:space="0" w:color="666666"/>
-              <w:left w:val="none" w:sz="0" w:space="0" w:color="000000"/>
-              <w:right w:val="none" w:sz="0" w:space="0" w:color="000000"/>
-            </w:tcBorders>
-            <w:shd w:val="clear" w:color="auto" w:fill="FFFFFF"/>
-            <w:tcMar>
-              <w:top w:w="0" w:type="dxa"/>
-              <w:bottom w:w="0" w:type="dxa"/>
-              <w:left w:w="0" w:type="dxa"/>
-              <w:right w:w="0" w:type="dxa"/>
-            </w:tcMar>
-            <w:vAlign w:val="center"/>
-          </w:tcPr>
-          <w:p>
-            <w:pPr>
-              <w:pStyle w:val="Normal"/>
-              <w:jc w:val="left"/>
-              <w:pBdr>
-                <w:bottom w:val="none" w:sz="0" w:space="0" w:color="000000"/>
-                <w:top w:val="none" w:sz="0" w:space="0" w:color="000000"/>
-                <w:left w:val="none" w:sz="0" w:space="0" w:color="000000"/>
-                <w:right w:val="none" w:sz="0" w:space="0" w:color="000000"/>
-              </w:pBdr>
-              <w:spacing w:after="40" w:before="40" w:line="240"/>
-              <w:ind w:left="40" w:right="40" w:firstLine="0" w:firstLineChars="0"/>
-              <w:rPr>
-                <w:rFonts w:ascii="Helvetica" w:hAnsi="Helvetica" w:eastAsia="Helvetica" w:cs="Helvetica"/>
-                <w:i w:val="true"/>
-                <w:b w:val="false"/>
-                <w:u w:val="none"/>
-                <w:sz w:val="22"/>
-                <w:szCs w:val="22"/>
-                <w:color w:val="666666"/>
-              </w:rPr>
-            </w:pPr>
-            <w:r>
-              <w:rPr>
-                <w:rFonts w:ascii="Helvetica" w:hAnsi="Helvetica" w:eastAsia="Helvetica" w:cs="Helvetica"/>
-                <w:i w:val="true"/>
-                <w:b w:val="false"/>
-                <w:u w:val="none"/>
-                <w:sz w:val="22"/>
-                <w:szCs w:val="22"/>
-                <w:color w:val="666666"/>
-              </w:rPr>
-              <w:t xml:space="preserve">albitympanum</w:t>
-            </w:r>
-          </w:p>
-        </w:tc>
-        <w:tc>
-          <w:tcPr>
-            <w:tcBorders>
-              <w:bottom w:val="none" w:sz="0" w:space="0" w:color="000000"/>
-              <w:top w:val="single" w:sz="8" w:space="0" w:color="666666"/>
+              <w:top w:val="none" w:sz="0" w:space="0" w:color="000000"/>
+              <w:left w:val="none" w:sz="0" w:space="0" w:color="000000"/>
+              <w:right w:val="none" w:sz="0" w:space="0" w:color="000000"/>
+            </w:tcBorders>
+            <w:shd w:val="clear" w:color="auto" w:fill="FFFFFF"/>
+            <w:tcMar>
+              <w:top w:w="0" w:type="dxa"/>
+              <w:bottom w:w="0" w:type="dxa"/>
+              <w:left w:w="0" w:type="dxa"/>
+              <w:right w:w="0" w:type="dxa"/>
+            </w:tcMar>
+            <w:vAlign w:val="center"/>
+          </w:tcPr>
+          <w:p>
+            <w:pPr>
+              <w:pStyle w:val="Normal"/>
+              <w:jc w:val="left"/>
+              <w:pBdr>
+                <w:bottom w:val="none" w:sz="0" w:space="0" w:color="000000"/>
+                <w:top w:val="none" w:sz="0" w:space="0" w:color="000000"/>
+                <w:left w:val="none" w:sz="0" w:space="0" w:color="000000"/>
+                <w:right w:val="none" w:sz="0" w:space="0" w:color="000000"/>
+              </w:pBdr>
+              <w:spacing w:after="40" w:before="40" w:line="240"/>
+              <w:ind w:left="40" w:right="40" w:firstLine="0" w:firstLineChars="0"/>
+              <w:rPr>
+                <w:rFonts w:ascii="Helvetica" w:hAnsi="Helvetica" w:eastAsia="Helvetica" w:cs="Helvetica"/>
+                <w:i w:val="true"/>
+                <w:b w:val="false"/>
+                <w:u w:val="none"/>
+                <w:sz w:val="22"/>
+                <w:szCs w:val="22"/>
+                <w:color w:val="666666"/>
+              </w:rPr>
+            </w:pPr>
+            <w:r>
+              <w:rPr>
+                <w:rFonts w:ascii="Helvetica" w:hAnsi="Helvetica" w:eastAsia="Helvetica" w:cs="Helvetica"/>
+                <w:i w:val="true"/>
+                <w:b w:val="false"/>
+                <w:u w:val="none"/>
+                <w:sz w:val="22"/>
+                <w:szCs w:val="22"/>
+                <w:color w:val="666666"/>
+              </w:rPr>
+              <w:t xml:space="preserve">albomaculata</w:t>
+            </w:r>
+          </w:p>
+        </w:tc>
+        <w:tc>
+          <w:tcPr>
+            <w:tcBorders>
+              <w:bottom w:val="none" w:sz="0" w:space="0" w:color="000000"/>
+              <w:top w:val="none" w:sz="0" w:space="0" w:color="000000"/>
               <w:left w:val="none" w:sz="0" w:space="0" w:color="000000"/>
               <w:right w:val="none" w:sz="0" w:space="0" w:color="000000"/>
             </w:tcBorders>
@@ -10245,60 +10245,60 @@
                 <w:szCs w:val="22"/>
                 <w:color w:val="666666"/>
               </w:rPr>
-              <w:t xml:space="preserve">Oreophryne albomaculata </w:t>
-            </w:r>
-          </w:p>
-        </w:tc>
-        <w:tc>
-          <w:tcPr>
-            <w:tcBorders>
-              <w:bottom w:val="none" w:sz="0" w:space="0" w:color="000000"/>
-              <w:top w:val="none" w:sz="0" w:space="0" w:color="000000"/>
-              <w:left w:val="none" w:sz="0" w:space="0" w:color="000000"/>
-              <w:right w:val="none" w:sz="0" w:space="0" w:color="000000"/>
-            </w:tcBorders>
-            <w:shd w:val="clear" w:color="auto" w:fill="FFFFFF"/>
-            <w:tcMar>
-              <w:top w:w="0" w:type="dxa"/>
-              <w:bottom w:w="0" w:type="dxa"/>
-              <w:left w:w="0" w:type="dxa"/>
-              <w:right w:w="0" w:type="dxa"/>
-            </w:tcMar>
-            <w:vAlign w:val="center"/>
-          </w:tcPr>
-          <w:p>
-            <w:pPr>
-              <w:pStyle w:val="Normal"/>
-              <w:jc w:val="left"/>
-              <w:pBdr>
-                <w:bottom w:val="none" w:sz="0" w:space="0" w:color="000000"/>
-                <w:top w:val="none" w:sz="0" w:space="0" w:color="000000"/>
-                <w:left w:val="none" w:sz="0" w:space="0" w:color="000000"/>
-                <w:right w:val="none" w:sz="0" w:space="0" w:color="000000"/>
-              </w:pBdr>
-              <w:spacing w:after="40" w:before="40" w:line="240"/>
-              <w:ind w:left="40" w:right="40" w:firstLine="0" w:firstLineChars="0"/>
-              <w:rPr>
-                <w:rFonts w:ascii="Helvetica" w:hAnsi="Helvetica" w:eastAsia="Helvetica" w:cs="Helvetica"/>
-                <w:i w:val="false"/>
-                <w:b w:val="false"/>
-                <w:u w:val="none"/>
-                <w:sz w:val="22"/>
-                <w:szCs w:val="22"/>
-                <w:color w:val="666666"/>
-              </w:rPr>
-            </w:pPr>
-            <w:r>
-              <w:rPr>
-                <w:rFonts w:ascii="Helvetica" w:hAnsi="Helvetica" w:eastAsia="Helvetica" w:cs="Helvetica"/>
-                <w:i w:val="false"/>
-                <w:b w:val="false"/>
-                <w:u w:val="none"/>
-                <w:sz w:val="22"/>
-                <w:szCs w:val="22"/>
-                <w:color w:val="666666"/>
-              </w:rPr>
-              <w:t xml:space="preserve">(Günther, Richards, and Dahl, 2014)</w:t>
+              <w:t xml:space="preserve">Sphenophryne albopunctata </w:t>
+            </w:r>
+          </w:p>
+        </w:tc>
+        <w:tc>
+          <w:tcPr>
+            <w:tcBorders>
+              <w:bottom w:val="none" w:sz="0" w:space="0" w:color="000000"/>
+              <w:top w:val="none" w:sz="0" w:space="0" w:color="000000"/>
+              <w:left w:val="none" w:sz="0" w:space="0" w:color="000000"/>
+              <w:right w:val="none" w:sz="0" w:space="0" w:color="000000"/>
+            </w:tcBorders>
+            <w:shd w:val="clear" w:color="auto" w:fill="FFFFFF"/>
+            <w:tcMar>
+              <w:top w:w="0" w:type="dxa"/>
+              <w:bottom w:w="0" w:type="dxa"/>
+              <w:left w:w="0" w:type="dxa"/>
+              <w:right w:w="0" w:type="dxa"/>
+            </w:tcMar>
+            <w:vAlign w:val="center"/>
+          </w:tcPr>
+          <w:p>
+            <w:pPr>
+              <w:pStyle w:val="Normal"/>
+              <w:jc w:val="left"/>
+              <w:pBdr>
+                <w:bottom w:val="none" w:sz="0" w:space="0" w:color="000000"/>
+                <w:top w:val="none" w:sz="0" w:space="0" w:color="000000"/>
+                <w:left w:val="none" w:sz="0" w:space="0" w:color="000000"/>
+                <w:right w:val="none" w:sz="0" w:space="0" w:color="000000"/>
+              </w:pBdr>
+              <w:spacing w:after="40" w:before="40" w:line="240"/>
+              <w:ind w:left="40" w:right="40" w:firstLine="0" w:firstLineChars="0"/>
+              <w:rPr>
+                <w:rFonts w:ascii="Helvetica" w:hAnsi="Helvetica" w:eastAsia="Helvetica" w:cs="Helvetica"/>
+                <w:i w:val="false"/>
+                <w:b w:val="false"/>
+                <w:u w:val="none"/>
+                <w:sz w:val="22"/>
+                <w:szCs w:val="22"/>
+                <w:color w:val="666666"/>
+              </w:rPr>
+            </w:pPr>
+            <w:r>
+              <w:rPr>
+                <w:rFonts w:ascii="Helvetica" w:hAnsi="Helvetica" w:eastAsia="Helvetica" w:cs="Helvetica"/>
+                <w:i w:val="false"/>
+                <w:b w:val="false"/>
+                <w:u w:val="none"/>
+                <w:sz w:val="22"/>
+                <w:szCs w:val="22"/>
+                <w:color w:val="666666"/>
+              </w:rPr>
+              <w:t xml:space="preserve">(Van Kampen, 1909)</w:t>
             </w:r>
           </w:p>
         </w:tc>
@@ -10457,7 +10457,331 @@
                 <w:szCs w:val="22"/>
                 <w:color w:val="666666"/>
               </w:rPr>
-              <w:t xml:space="preserve">albomaculata</w:t>
+              <w:t xml:space="preserve">albopunctata</w:t>
+            </w:r>
+          </w:p>
+        </w:tc>
+        <w:tc>
+          <w:tcPr>
+            <w:tcBorders>
+              <w:bottom w:val="none" w:sz="0" w:space="0" w:color="000000"/>
+              <w:top w:val="none" w:sz="0" w:space="0" w:color="000000"/>
+              <w:left w:val="none" w:sz="0" w:space="0" w:color="000000"/>
+              <w:right w:val="none" w:sz="0" w:space="0" w:color="000000"/>
+            </w:tcBorders>
+            <w:shd w:val="clear" w:color="auto" w:fill="FFFFFF"/>
+            <w:tcMar>
+              <w:top w:w="0" w:type="dxa"/>
+              <w:bottom w:w="0" w:type="dxa"/>
+              <w:left w:w="0" w:type="dxa"/>
+              <w:right w:w="0" w:type="dxa"/>
+            </w:tcMar>
+            <w:vAlign w:val="center"/>
+          </w:tcPr>
+          <w:p>
+            <w:pPr>
+              <w:pStyle w:val="Normal"/>
+              <w:jc w:val="left"/>
+              <w:pBdr>
+                <w:bottom w:val="none" w:sz="0" w:space="0" w:color="000000"/>
+                <w:top w:val="none" w:sz="0" w:space="0" w:color="000000"/>
+                <w:left w:val="none" w:sz="0" w:space="0" w:color="000000"/>
+                <w:right w:val="none" w:sz="0" w:space="0" w:color="000000"/>
+              </w:pBdr>
+              <w:spacing w:after="40" w:before="40" w:line="240"/>
+              <w:ind w:left="40" w:right="40" w:firstLine="0" w:firstLineChars="0"/>
+              <w:rPr>
+                <w:rFonts w:ascii="Helvetica" w:hAnsi="Helvetica" w:eastAsia="Helvetica" w:cs="Helvetica"/>
+                <w:i w:val="false"/>
+                <w:b w:val="false"/>
+                <w:u w:val="none"/>
+                <w:sz w:val="22"/>
+                <w:szCs w:val="22"/>
+                <w:color w:val="666666"/>
+              </w:rPr>
+            </w:pPr>
+            <w:r>
+              <w:rPr>
+                <w:rFonts w:ascii="Helvetica" w:hAnsi="Helvetica" w:eastAsia="Helvetica" w:cs="Helvetica"/>
+                <w:i w:val="false"/>
+                <w:b w:val="false"/>
+                <w:u w:val="none"/>
+                <w:sz w:val="22"/>
+                <w:szCs w:val="22"/>
+                <w:color w:val="666666"/>
+              </w:rPr>
+              <w:t xml:space="preserve"/>
+            </w:r>
+          </w:p>
+        </w:tc>
+      </w:tr>
+      <w:tr>
+        <w:trPr>
+          <w:trHeight w:val="461" w:hRule="auto"/>
+        </w:trPr>
+        body32
+        <w:tc>
+          <w:tcPr>
+            <w:tcBorders>
+              <w:bottom w:val="none" w:sz="0" w:space="0" w:color="000000"/>
+              <w:top w:val="none" w:sz="0" w:space="0" w:color="000000"/>
+              <w:left w:val="none" w:sz="0" w:space="0" w:color="000000"/>
+              <w:right w:val="none" w:sz="0" w:space="0" w:color="000000"/>
+            </w:tcBorders>
+            <w:shd w:val="clear" w:color="auto" w:fill="FFFFFF"/>
+            <w:tcMar>
+              <w:top w:w="0" w:type="dxa"/>
+              <w:bottom w:w="0" w:type="dxa"/>
+              <w:left w:w="0" w:type="dxa"/>
+              <w:right w:w="0" w:type="dxa"/>
+            </w:tcMar>
+            <w:vAlign w:val="center"/>
+          </w:tcPr>
+          <w:p>
+            <w:pPr>
+              <w:pStyle w:val="Normal"/>
+              <w:jc w:val="left"/>
+              <w:pBdr>
+                <w:bottom w:val="none" w:sz="0" w:space="0" w:color="000000"/>
+                <w:top w:val="none" w:sz="0" w:space="0" w:color="000000"/>
+                <w:left w:val="none" w:sz="0" w:space="0" w:color="000000"/>
+                <w:right w:val="none" w:sz="0" w:space="0" w:color="000000"/>
+              </w:pBdr>
+              <w:spacing w:after="40" w:before="40" w:line="240"/>
+              <w:ind w:left="40" w:right="40" w:firstLine="0" w:firstLineChars="0"/>
+              <w:rPr>
+                <w:rFonts w:ascii="Helvetica" w:hAnsi="Helvetica" w:eastAsia="Helvetica" w:cs="Helvetica"/>
+                <w:i w:val="true"/>
+                <w:b w:val="false"/>
+                <w:u w:val="none"/>
+                <w:sz w:val="22"/>
+                <w:szCs w:val="22"/>
+                <w:color w:val="666666"/>
+              </w:rPr>
+            </w:pPr>
+            <w:r>
+              <w:rPr>
+                <w:rFonts w:ascii="Helvetica" w:hAnsi="Helvetica" w:eastAsia="Helvetica" w:cs="Helvetica"/>
+                <w:i w:val="true"/>
+                <w:b w:val="false"/>
+                <w:u w:val="none"/>
+                <w:sz w:val="22"/>
+                <w:szCs w:val="22"/>
+                <w:color w:val="666666"/>
+              </w:rPr>
+              <w:t xml:space="preserve">Oreophryne alticola </w:t>
+            </w:r>
+          </w:p>
+        </w:tc>
+        <w:tc>
+          <w:tcPr>
+            <w:tcBorders>
+              <w:bottom w:val="none" w:sz="0" w:space="0" w:color="000000"/>
+              <w:top w:val="none" w:sz="0" w:space="0" w:color="000000"/>
+              <w:left w:val="none" w:sz="0" w:space="0" w:color="000000"/>
+              <w:right w:val="none" w:sz="0" w:space="0" w:color="000000"/>
+            </w:tcBorders>
+            <w:shd w:val="clear" w:color="auto" w:fill="FFFFFF"/>
+            <w:tcMar>
+              <w:top w:w="0" w:type="dxa"/>
+              <w:bottom w:w="0" w:type="dxa"/>
+              <w:left w:w="0" w:type="dxa"/>
+              <w:right w:w="0" w:type="dxa"/>
+            </w:tcMar>
+            <w:vAlign w:val="center"/>
+          </w:tcPr>
+          <w:p>
+            <w:pPr>
+              <w:pStyle w:val="Normal"/>
+              <w:jc w:val="left"/>
+              <w:pBdr>
+                <w:bottom w:val="none" w:sz="0" w:space="0" w:color="000000"/>
+                <w:top w:val="none" w:sz="0" w:space="0" w:color="000000"/>
+                <w:left w:val="none" w:sz="0" w:space="0" w:color="000000"/>
+                <w:right w:val="none" w:sz="0" w:space="0" w:color="000000"/>
+              </w:pBdr>
+              <w:spacing w:after="40" w:before="40" w:line="240"/>
+              <w:ind w:left="40" w:right="40" w:firstLine="0" w:firstLineChars="0"/>
+              <w:rPr>
+                <w:rFonts w:ascii="Helvetica" w:hAnsi="Helvetica" w:eastAsia="Helvetica" w:cs="Helvetica"/>
+                <w:i w:val="false"/>
+                <w:b w:val="false"/>
+                <w:u w:val="none"/>
+                <w:sz w:val="22"/>
+                <w:szCs w:val="22"/>
+                <w:color w:val="666666"/>
+              </w:rPr>
+            </w:pPr>
+            <w:r>
+              <w:rPr>
+                <w:rFonts w:ascii="Helvetica" w:hAnsi="Helvetica" w:eastAsia="Helvetica" w:cs="Helvetica"/>
+                <w:i w:val="false"/>
+                <w:b w:val="false"/>
+                <w:u w:val="none"/>
+                <w:sz w:val="22"/>
+                <w:szCs w:val="22"/>
+                <w:color w:val="666666"/>
+              </w:rPr>
+              <w:t xml:space="preserve">(Zweifel, Cogger, and Richards, 2005)</w:t>
+            </w:r>
+          </w:p>
+        </w:tc>
+        <w:tc>
+          <w:tcPr>
+            <w:tcBorders>
+              <w:bottom w:val="none" w:sz="0" w:space="0" w:color="000000"/>
+              <w:top w:val="none" w:sz="0" w:space="0" w:color="000000"/>
+              <w:left w:val="none" w:sz="0" w:space="0" w:color="000000"/>
+              <w:right w:val="none" w:sz="0" w:space="0" w:color="000000"/>
+            </w:tcBorders>
+            <w:shd w:val="clear" w:color="auto" w:fill="FFFFFF"/>
+            <w:tcMar>
+              <w:top w:w="0" w:type="dxa"/>
+              <w:bottom w:w="0" w:type="dxa"/>
+              <w:left w:w="0" w:type="dxa"/>
+              <w:right w:w="0" w:type="dxa"/>
+            </w:tcMar>
+            <w:vAlign w:val="center"/>
+          </w:tcPr>
+          <w:p>
+            <w:pPr>
+              <w:pStyle w:val="Normal"/>
+              <w:jc w:val="left"/>
+              <w:pBdr>
+                <w:bottom w:val="none" w:sz="0" w:space="0" w:color="000000"/>
+                <w:top w:val="none" w:sz="0" w:space="0" w:color="000000"/>
+                <w:left w:val="none" w:sz="0" w:space="0" w:color="000000"/>
+                <w:right w:val="none" w:sz="0" w:space="0" w:color="000000"/>
+              </w:pBdr>
+              <w:spacing w:after="40" w:before="40" w:line="240"/>
+              <w:ind w:left="40" w:right="40" w:firstLine="0" w:firstLineChars="0"/>
+              <w:rPr>
+                <w:rFonts w:ascii="Helvetica" w:hAnsi="Helvetica" w:eastAsia="Helvetica" w:cs="Helvetica"/>
+                <w:i w:val="true"/>
+                <w:b w:val="false"/>
+                <w:u w:val="none"/>
+                <w:sz w:val="22"/>
+                <w:szCs w:val="22"/>
+                <w:color w:val="666666"/>
+              </w:rPr>
+            </w:pPr>
+            <w:r>
+              <w:rPr>
+                <w:rFonts w:ascii="Helvetica" w:hAnsi="Helvetica" w:eastAsia="Helvetica" w:cs="Helvetica"/>
+                <w:i w:val="true"/>
+                <w:b w:val="false"/>
+                <w:u w:val="none"/>
+                <w:sz w:val="22"/>
+                <w:szCs w:val="22"/>
+                <w:color w:val="666666"/>
+              </w:rPr>
+              <w:t xml:space="preserve">Oreophryne</w:t>
+            </w:r>
+          </w:p>
+        </w:tc>
+        <w:tc>
+          <w:tcPr>
+            <w:tcBorders>
+              <w:bottom w:val="none" w:sz="0" w:space="0" w:color="000000"/>
+              <w:top w:val="none" w:sz="0" w:space="0" w:color="000000"/>
+              <w:left w:val="none" w:sz="0" w:space="0" w:color="000000"/>
+              <w:right w:val="none" w:sz="0" w:space="0" w:color="000000"/>
+            </w:tcBorders>
+            <w:shd w:val="clear" w:color="auto" w:fill="FFFFFF"/>
+            <w:tcMar>
+              <w:top w:w="0" w:type="dxa"/>
+              <w:bottom w:w="0" w:type="dxa"/>
+              <w:left w:w="0" w:type="dxa"/>
+              <w:right w:w="0" w:type="dxa"/>
+            </w:tcMar>
+            <w:vAlign w:val="center"/>
+          </w:tcPr>
+          <w:p>
+            <w:pPr>
+              <w:pStyle w:val="Normal"/>
+              <w:jc w:val="left"/>
+              <w:pBdr>
+                <w:bottom w:val="none" w:sz="0" w:space="0" w:color="000000"/>
+                <w:top w:val="none" w:sz="0" w:space="0" w:color="000000"/>
+                <w:left w:val="none" w:sz="0" w:space="0" w:color="000000"/>
+                <w:right w:val="none" w:sz="0" w:space="0" w:color="000000"/>
+              </w:pBdr>
+              <w:spacing w:after="40" w:before="40" w:line="240"/>
+              <w:ind w:left="40" w:right="40" w:firstLine="0" w:firstLineChars="0"/>
+              <w:rPr>
+                <w:rFonts w:ascii="Helvetica" w:hAnsi="Helvetica" w:eastAsia="Helvetica" w:cs="Helvetica"/>
+                <w:i w:val="true"/>
+                <w:b w:val="false"/>
+                <w:u w:val="none"/>
+                <w:sz w:val="22"/>
+                <w:szCs w:val="22"/>
+                <w:color w:val="666666"/>
+              </w:rPr>
+            </w:pPr>
+            <w:r>
+              <w:rPr>
+                <w:rFonts w:ascii="Helvetica" w:hAnsi="Helvetica" w:eastAsia="Helvetica" w:cs="Helvetica"/>
+                <w:i w:val="true"/>
+                <w:b w:val="false"/>
+                <w:u w:val="none"/>
+                <w:sz w:val="22"/>
+                <w:szCs w:val="22"/>
+                <w:color w:val="666666"/>
+              </w:rPr>
+              <w:t xml:space="preserve">incertae sedis</w:t>
+            </w:r>
+          </w:p>
+        </w:tc>
+        <w:tc>
+          <w:tcPr>
+            <w:tcBorders>
+              <w:bottom w:val="none" w:sz="0" w:space="0" w:color="000000"/>
+              <w:top w:val="none" w:sz="0" w:space="0" w:color="000000"/>
+              <w:left w:val="none" w:sz="0" w:space="0" w:color="000000"/>
+              <w:right w:val="none" w:sz="0" w:space="0" w:color="000000"/>
+            </w:tcBorders>
+            <w:shd w:val="clear" w:color="auto" w:fill="FFFFFF"/>
+            <w:tcMar>
+              <w:top w:w="0" w:type="dxa"/>
+              <w:bottom w:w="0" w:type="dxa"/>
+              <w:left w:w="0" w:type="dxa"/>
+              <w:right w:w="0" w:type="dxa"/>
+            </w:tcMar>
+            <w:vAlign w:val="center"/>
+          </w:tcPr>
+          <w:p>
+            <w:pPr>
+              <w:pStyle w:val="Normal"/>
+              <w:jc w:val="left"/>
+              <w:pBdr>
+                <w:bottom w:val="none" w:sz="0" w:space="0" w:color="000000"/>
+                <w:top w:val="none" w:sz="0" w:space="0" w:color="000000"/>
+                <w:left w:val="none" w:sz="0" w:space="0" w:color="000000"/>
+                <w:right w:val="none" w:sz="0" w:space="0" w:color="000000"/>
+              </w:pBdr>
+              <w:spacing w:after="40" w:before="40" w:line="240"/>
+              <w:ind w:left="40" w:right="40" w:firstLine="0" w:firstLineChars="0"/>
+              <w:rPr>
+                <w:rFonts w:ascii="Helvetica" w:hAnsi="Helvetica" w:eastAsia="Helvetica" w:cs="Helvetica"/>
+                <w:i w:val="true"/>
+                <w:b w:val="false"/>
+                <w:u w:val="none"/>
+                <w:sz w:val="22"/>
+                <w:szCs w:val="22"/>
+                <w:color w:val="666666"/>
+              </w:rPr>
+            </w:pPr>
+            <w:r>
+              <w:rPr>
+                <w:rFonts w:ascii="Helvetica" w:hAnsi="Helvetica" w:eastAsia="Helvetica" w:cs="Helvetica"/>
+                <w:i w:val="true"/>
+                <w:b w:val="false"/>
+                <w:u w:val="none"/>
+                <w:sz w:val="22"/>
+                <w:szCs w:val="22"/>
+                <w:color w:val="666666"/>
+              </w:rPr>
+              <w:t xml:space="preserve">alticola</w:t>
             </w:r>
           </w:p>
         </w:tc>
@@ -10519,110 +10843,110 @@
         <w:trPr>
           <w:trHeight w:val="460" w:hRule="auto"/>
         </w:trPr>
-        body32
-        <w:tc>
-          <w:tcPr>
-            <w:tcBorders>
-              <w:bottom w:val="none" w:sz="0" w:space="0" w:color="000000"/>
-              <w:top w:val="none" w:sz="0" w:space="0" w:color="000000"/>
-              <w:left w:val="none" w:sz="0" w:space="0" w:color="000000"/>
-              <w:right w:val="none" w:sz="0" w:space="0" w:color="000000"/>
-            </w:tcBorders>
-            <w:shd w:val="clear" w:color="auto" w:fill="FFFFFF"/>
-            <w:tcMar>
-              <w:top w:w="0" w:type="dxa"/>
-              <w:bottom w:w="0" w:type="dxa"/>
-              <w:left w:w="0" w:type="dxa"/>
-              <w:right w:w="0" w:type="dxa"/>
-            </w:tcMar>
-            <w:vAlign w:val="center"/>
-          </w:tcPr>
-          <w:p>
-            <w:pPr>
-              <w:pStyle w:val="Normal"/>
-              <w:jc w:val="left"/>
-              <w:pBdr>
-                <w:bottom w:val="none" w:sz="0" w:space="0" w:color="000000"/>
-                <w:top w:val="none" w:sz="0" w:space="0" w:color="000000"/>
-                <w:left w:val="none" w:sz="0" w:space="0" w:color="000000"/>
-                <w:right w:val="none" w:sz="0" w:space="0" w:color="000000"/>
-              </w:pBdr>
-              <w:spacing w:after="40" w:before="40" w:line="240"/>
-              <w:ind w:left="40" w:right="40" w:firstLine="0" w:firstLineChars="0"/>
-              <w:rPr>
-                <w:rFonts w:ascii="Helvetica" w:hAnsi="Helvetica" w:eastAsia="Helvetica" w:cs="Helvetica"/>
-                <w:i w:val="true"/>
-                <w:b w:val="false"/>
-                <w:u w:val="none"/>
-                <w:sz w:val="22"/>
-                <w:szCs w:val="22"/>
-                <w:color w:val="666666"/>
-              </w:rPr>
-            </w:pPr>
-            <w:r>
-              <w:rPr>
-                <w:rFonts w:ascii="Helvetica" w:hAnsi="Helvetica" w:eastAsia="Helvetica" w:cs="Helvetica"/>
-                <w:i w:val="true"/>
-                <w:b w:val="false"/>
-                <w:u w:val="none"/>
-                <w:sz w:val="22"/>
-                <w:szCs w:val="22"/>
-                <w:color w:val="666666"/>
-              </w:rPr>
-              <w:t xml:space="preserve">Sphenophryne albopunctata </w:t>
-            </w:r>
-          </w:p>
-        </w:tc>
-        <w:tc>
-          <w:tcPr>
-            <w:tcBorders>
-              <w:bottom w:val="none" w:sz="0" w:space="0" w:color="000000"/>
-              <w:top w:val="none" w:sz="0" w:space="0" w:color="000000"/>
-              <w:left w:val="none" w:sz="0" w:space="0" w:color="000000"/>
-              <w:right w:val="none" w:sz="0" w:space="0" w:color="000000"/>
-            </w:tcBorders>
-            <w:shd w:val="clear" w:color="auto" w:fill="FFFFFF"/>
-            <w:tcMar>
-              <w:top w:w="0" w:type="dxa"/>
-              <w:bottom w:w="0" w:type="dxa"/>
-              <w:left w:w="0" w:type="dxa"/>
-              <w:right w:w="0" w:type="dxa"/>
-            </w:tcMar>
-            <w:vAlign w:val="center"/>
-          </w:tcPr>
-          <w:p>
-            <w:pPr>
-              <w:pStyle w:val="Normal"/>
-              <w:jc w:val="left"/>
-              <w:pBdr>
-                <w:bottom w:val="none" w:sz="0" w:space="0" w:color="000000"/>
-                <w:top w:val="none" w:sz="0" w:space="0" w:color="000000"/>
-                <w:left w:val="none" w:sz="0" w:space="0" w:color="000000"/>
-                <w:right w:val="none" w:sz="0" w:space="0" w:color="000000"/>
-              </w:pBdr>
-              <w:spacing w:after="40" w:before="40" w:line="240"/>
-              <w:ind w:left="40" w:right="40" w:firstLine="0" w:firstLineChars="0"/>
-              <w:rPr>
-                <w:rFonts w:ascii="Helvetica" w:hAnsi="Helvetica" w:eastAsia="Helvetica" w:cs="Helvetica"/>
-                <w:i w:val="false"/>
-                <w:b w:val="false"/>
-                <w:u w:val="none"/>
-                <w:sz w:val="22"/>
-                <w:szCs w:val="22"/>
-                <w:color w:val="666666"/>
-              </w:rPr>
-            </w:pPr>
-            <w:r>
-              <w:rPr>
-                <w:rFonts w:ascii="Helvetica" w:hAnsi="Helvetica" w:eastAsia="Helvetica" w:cs="Helvetica"/>
-                <w:i w:val="false"/>
-                <w:b w:val="false"/>
-                <w:u w:val="none"/>
-                <w:sz w:val="22"/>
-                <w:szCs w:val="22"/>
-                <w:color w:val="666666"/>
-              </w:rPr>
-              <w:t xml:space="preserve">(Van Kampen, 1909)</w:t>
+        body33
+        <w:tc>
+          <w:tcPr>
+            <w:tcBorders>
+              <w:bottom w:val="none" w:sz="0" w:space="0" w:color="000000"/>
+              <w:top w:val="none" w:sz="0" w:space="0" w:color="000000"/>
+              <w:left w:val="none" w:sz="0" w:space="0" w:color="000000"/>
+              <w:right w:val="none" w:sz="0" w:space="0" w:color="000000"/>
+            </w:tcBorders>
+            <w:shd w:val="clear" w:color="auto" w:fill="FFFFFF"/>
+            <w:tcMar>
+              <w:top w:w="0" w:type="dxa"/>
+              <w:bottom w:w="0" w:type="dxa"/>
+              <w:left w:w="0" w:type="dxa"/>
+              <w:right w:w="0" w:type="dxa"/>
+            </w:tcMar>
+            <w:vAlign w:val="center"/>
+          </w:tcPr>
+          <w:p>
+            <w:pPr>
+              <w:pStyle w:val="Normal"/>
+              <w:jc w:val="left"/>
+              <w:pBdr>
+                <w:bottom w:val="none" w:sz="0" w:space="0" w:color="000000"/>
+                <w:top w:val="none" w:sz="0" w:space="0" w:color="000000"/>
+                <w:left w:val="none" w:sz="0" w:space="0" w:color="000000"/>
+                <w:right w:val="none" w:sz="0" w:space="0" w:color="000000"/>
+              </w:pBdr>
+              <w:spacing w:after="40" w:before="40" w:line="240"/>
+              <w:ind w:left="40" w:right="40" w:firstLine="0" w:firstLineChars="0"/>
+              <w:rPr>
+                <w:rFonts w:ascii="Helvetica" w:hAnsi="Helvetica" w:eastAsia="Helvetica" w:cs="Helvetica"/>
+                <w:i w:val="true"/>
+                <w:b w:val="false"/>
+                <w:u w:val="none"/>
+                <w:sz w:val="22"/>
+                <w:szCs w:val="22"/>
+                <w:color w:val="666666"/>
+              </w:rPr>
+            </w:pPr>
+            <w:r>
+              <w:rPr>
+                <w:rFonts w:ascii="Helvetica" w:hAnsi="Helvetica" w:eastAsia="Helvetica" w:cs="Helvetica"/>
+                <w:i w:val="true"/>
+                <w:b w:val="false"/>
+                <w:u w:val="none"/>
+                <w:sz w:val="22"/>
+                <w:szCs w:val="22"/>
+                <w:color w:val="666666"/>
+              </w:rPr>
+              <w:t xml:space="preserve">Oreophryne ampelos </w:t>
+            </w:r>
+          </w:p>
+        </w:tc>
+        <w:tc>
+          <w:tcPr>
+            <w:tcBorders>
+              <w:bottom w:val="none" w:sz="0" w:space="0" w:color="000000"/>
+              <w:top w:val="none" w:sz="0" w:space="0" w:color="000000"/>
+              <w:left w:val="none" w:sz="0" w:space="0" w:color="000000"/>
+              <w:right w:val="none" w:sz="0" w:space="0" w:color="000000"/>
+            </w:tcBorders>
+            <w:shd w:val="clear" w:color="auto" w:fill="FFFFFF"/>
+            <w:tcMar>
+              <w:top w:w="0" w:type="dxa"/>
+              <w:bottom w:w="0" w:type="dxa"/>
+              <w:left w:w="0" w:type="dxa"/>
+              <w:right w:w="0" w:type="dxa"/>
+            </w:tcMar>
+            <w:vAlign w:val="center"/>
+          </w:tcPr>
+          <w:p>
+            <w:pPr>
+              <w:pStyle w:val="Normal"/>
+              <w:jc w:val="left"/>
+              <w:pBdr>
+                <w:bottom w:val="none" w:sz="0" w:space="0" w:color="000000"/>
+                <w:top w:val="none" w:sz="0" w:space="0" w:color="000000"/>
+                <w:left w:val="none" w:sz="0" w:space="0" w:color="000000"/>
+                <w:right w:val="none" w:sz="0" w:space="0" w:color="000000"/>
+              </w:pBdr>
+              <w:spacing w:after="40" w:before="40" w:line="240"/>
+              <w:ind w:left="40" w:right="40" w:firstLine="0" w:firstLineChars="0"/>
+              <w:rPr>
+                <w:rFonts w:ascii="Helvetica" w:hAnsi="Helvetica" w:eastAsia="Helvetica" w:cs="Helvetica"/>
+                <w:i w:val="false"/>
+                <w:b w:val="false"/>
+                <w:u w:val="none"/>
+                <w:sz w:val="22"/>
+                <w:szCs w:val="22"/>
+                <w:color w:val="666666"/>
+              </w:rPr>
+            </w:pPr>
+            <w:r>
+              <w:rPr>
+                <w:rFonts w:ascii="Helvetica" w:hAnsi="Helvetica" w:eastAsia="Helvetica" w:cs="Helvetica"/>
+                <w:i w:val="false"/>
+                <w:b w:val="false"/>
+                <w:u w:val="none"/>
+                <w:sz w:val="22"/>
+                <w:szCs w:val="22"/>
+                <w:color w:val="666666"/>
+              </w:rPr>
+              <w:t xml:space="preserve">(Kraus, 2011)</w:t>
             </w:r>
           </w:p>
         </w:tc>
@@ -10781,331 +11105,7 @@
                 <w:szCs w:val="22"/>
                 <w:color w:val="666666"/>
               </w:rPr>
-              <w:t xml:space="preserve">albopunctata</w:t>
-            </w:r>
-          </w:p>
-        </w:tc>
-        <w:tc>
-          <w:tcPr>
-            <w:tcBorders>
-              <w:bottom w:val="none" w:sz="0" w:space="0" w:color="000000"/>
-              <w:top w:val="none" w:sz="0" w:space="0" w:color="000000"/>
-              <w:left w:val="none" w:sz="0" w:space="0" w:color="000000"/>
-              <w:right w:val="none" w:sz="0" w:space="0" w:color="000000"/>
-            </w:tcBorders>
-            <w:shd w:val="clear" w:color="auto" w:fill="FFFFFF"/>
-            <w:tcMar>
-              <w:top w:w="0" w:type="dxa"/>
-              <w:bottom w:w="0" w:type="dxa"/>
-              <w:left w:w="0" w:type="dxa"/>
-              <w:right w:w="0" w:type="dxa"/>
-            </w:tcMar>
-            <w:vAlign w:val="center"/>
-          </w:tcPr>
-          <w:p>
-            <w:pPr>
-              <w:pStyle w:val="Normal"/>
-              <w:jc w:val="left"/>
-              <w:pBdr>
-                <w:bottom w:val="none" w:sz="0" w:space="0" w:color="000000"/>
-                <w:top w:val="none" w:sz="0" w:space="0" w:color="000000"/>
-                <w:left w:val="none" w:sz="0" w:space="0" w:color="000000"/>
-                <w:right w:val="none" w:sz="0" w:space="0" w:color="000000"/>
-              </w:pBdr>
-              <w:spacing w:after="40" w:before="40" w:line="240"/>
-              <w:ind w:left="40" w:right="40" w:firstLine="0" w:firstLineChars="0"/>
-              <w:rPr>
-                <w:rFonts w:ascii="Helvetica" w:hAnsi="Helvetica" w:eastAsia="Helvetica" w:cs="Helvetica"/>
-                <w:i w:val="false"/>
-                <w:b w:val="false"/>
-                <w:u w:val="none"/>
-                <w:sz w:val="22"/>
-                <w:szCs w:val="22"/>
-                <w:color w:val="666666"/>
-              </w:rPr>
-            </w:pPr>
-            <w:r>
-              <w:rPr>
-                <w:rFonts w:ascii="Helvetica" w:hAnsi="Helvetica" w:eastAsia="Helvetica" w:cs="Helvetica"/>
-                <w:i w:val="false"/>
-                <w:b w:val="false"/>
-                <w:u w:val="none"/>
-                <w:sz w:val="22"/>
-                <w:szCs w:val="22"/>
-                <w:color w:val="666666"/>
-              </w:rPr>
-              <w:t xml:space="preserve"/>
-            </w:r>
-          </w:p>
-        </w:tc>
-      </w:tr>
-      <w:tr>
-        <w:trPr>
-          <w:trHeight w:val="461" w:hRule="auto"/>
-        </w:trPr>
-        body33
-        <w:tc>
-          <w:tcPr>
-            <w:tcBorders>
-              <w:bottom w:val="none" w:sz="0" w:space="0" w:color="000000"/>
-              <w:top w:val="none" w:sz="0" w:space="0" w:color="000000"/>
-              <w:left w:val="none" w:sz="0" w:space="0" w:color="000000"/>
-              <w:right w:val="none" w:sz="0" w:space="0" w:color="000000"/>
-            </w:tcBorders>
-            <w:shd w:val="clear" w:color="auto" w:fill="FFFFFF"/>
-            <w:tcMar>
-              <w:top w:w="0" w:type="dxa"/>
-              <w:bottom w:w="0" w:type="dxa"/>
-              <w:left w:w="0" w:type="dxa"/>
-              <w:right w:w="0" w:type="dxa"/>
-            </w:tcMar>
-            <w:vAlign w:val="center"/>
-          </w:tcPr>
-          <w:p>
-            <w:pPr>
-              <w:pStyle w:val="Normal"/>
-              <w:jc w:val="left"/>
-              <w:pBdr>
-                <w:bottom w:val="none" w:sz="0" w:space="0" w:color="000000"/>
-                <w:top w:val="none" w:sz="0" w:space="0" w:color="000000"/>
-                <w:left w:val="none" w:sz="0" w:space="0" w:color="000000"/>
-                <w:right w:val="none" w:sz="0" w:space="0" w:color="000000"/>
-              </w:pBdr>
-              <w:spacing w:after="40" w:before="40" w:line="240"/>
-              <w:ind w:left="40" w:right="40" w:firstLine="0" w:firstLineChars="0"/>
-              <w:rPr>
-                <w:rFonts w:ascii="Helvetica" w:hAnsi="Helvetica" w:eastAsia="Helvetica" w:cs="Helvetica"/>
-                <w:i w:val="true"/>
-                <w:b w:val="false"/>
-                <w:u w:val="none"/>
-                <w:sz w:val="22"/>
-                <w:szCs w:val="22"/>
-                <w:color w:val="666666"/>
-              </w:rPr>
-            </w:pPr>
-            <w:r>
-              <w:rPr>
-                <w:rFonts w:ascii="Helvetica" w:hAnsi="Helvetica" w:eastAsia="Helvetica" w:cs="Helvetica"/>
-                <w:i w:val="true"/>
-                <w:b w:val="false"/>
-                <w:u w:val="none"/>
-                <w:sz w:val="22"/>
-                <w:szCs w:val="22"/>
-                <w:color w:val="666666"/>
-              </w:rPr>
-              <w:t xml:space="preserve">Oreophryne alticola </w:t>
-            </w:r>
-          </w:p>
-        </w:tc>
-        <w:tc>
-          <w:tcPr>
-            <w:tcBorders>
-              <w:bottom w:val="none" w:sz="0" w:space="0" w:color="000000"/>
-              <w:top w:val="none" w:sz="0" w:space="0" w:color="000000"/>
-              <w:left w:val="none" w:sz="0" w:space="0" w:color="000000"/>
-              <w:right w:val="none" w:sz="0" w:space="0" w:color="000000"/>
-            </w:tcBorders>
-            <w:shd w:val="clear" w:color="auto" w:fill="FFFFFF"/>
-            <w:tcMar>
-              <w:top w:w="0" w:type="dxa"/>
-              <w:bottom w:w="0" w:type="dxa"/>
-              <w:left w:w="0" w:type="dxa"/>
-              <w:right w:w="0" w:type="dxa"/>
-            </w:tcMar>
-            <w:vAlign w:val="center"/>
-          </w:tcPr>
-          <w:p>
-            <w:pPr>
-              <w:pStyle w:val="Normal"/>
-              <w:jc w:val="left"/>
-              <w:pBdr>
-                <w:bottom w:val="none" w:sz="0" w:space="0" w:color="000000"/>
-                <w:top w:val="none" w:sz="0" w:space="0" w:color="000000"/>
-                <w:left w:val="none" w:sz="0" w:space="0" w:color="000000"/>
-                <w:right w:val="none" w:sz="0" w:space="0" w:color="000000"/>
-              </w:pBdr>
-              <w:spacing w:after="40" w:before="40" w:line="240"/>
-              <w:ind w:left="40" w:right="40" w:firstLine="0" w:firstLineChars="0"/>
-              <w:rPr>
-                <w:rFonts w:ascii="Helvetica" w:hAnsi="Helvetica" w:eastAsia="Helvetica" w:cs="Helvetica"/>
-                <w:i w:val="false"/>
-                <w:b w:val="false"/>
-                <w:u w:val="none"/>
-                <w:sz w:val="22"/>
-                <w:szCs w:val="22"/>
-                <w:color w:val="666666"/>
-              </w:rPr>
-            </w:pPr>
-            <w:r>
-              <w:rPr>
-                <w:rFonts w:ascii="Helvetica" w:hAnsi="Helvetica" w:eastAsia="Helvetica" w:cs="Helvetica"/>
-                <w:i w:val="false"/>
-                <w:b w:val="false"/>
-                <w:u w:val="none"/>
-                <w:sz w:val="22"/>
-                <w:szCs w:val="22"/>
-                <w:color w:val="666666"/>
-              </w:rPr>
-              <w:t xml:space="preserve">(Zweifel, Cogger, and Richards, 2005)</w:t>
-            </w:r>
-          </w:p>
-        </w:tc>
-        <w:tc>
-          <w:tcPr>
-            <w:tcBorders>
-              <w:bottom w:val="none" w:sz="0" w:space="0" w:color="000000"/>
-              <w:top w:val="none" w:sz="0" w:space="0" w:color="000000"/>
-              <w:left w:val="none" w:sz="0" w:space="0" w:color="000000"/>
-              <w:right w:val="none" w:sz="0" w:space="0" w:color="000000"/>
-            </w:tcBorders>
-            <w:shd w:val="clear" w:color="auto" w:fill="FFFFFF"/>
-            <w:tcMar>
-              <w:top w:w="0" w:type="dxa"/>
-              <w:bottom w:w="0" w:type="dxa"/>
-              <w:left w:w="0" w:type="dxa"/>
-              <w:right w:w="0" w:type="dxa"/>
-            </w:tcMar>
-            <w:vAlign w:val="center"/>
-          </w:tcPr>
-          <w:p>
-            <w:pPr>
-              <w:pStyle w:val="Normal"/>
-              <w:jc w:val="left"/>
-              <w:pBdr>
-                <w:bottom w:val="none" w:sz="0" w:space="0" w:color="000000"/>
-                <w:top w:val="none" w:sz="0" w:space="0" w:color="000000"/>
-                <w:left w:val="none" w:sz="0" w:space="0" w:color="000000"/>
-                <w:right w:val="none" w:sz="0" w:space="0" w:color="000000"/>
-              </w:pBdr>
-              <w:spacing w:after="40" w:before="40" w:line="240"/>
-              <w:ind w:left="40" w:right="40" w:firstLine="0" w:firstLineChars="0"/>
-              <w:rPr>
-                <w:rFonts w:ascii="Helvetica" w:hAnsi="Helvetica" w:eastAsia="Helvetica" w:cs="Helvetica"/>
-                <w:i w:val="true"/>
-                <w:b w:val="false"/>
-                <w:u w:val="none"/>
-                <w:sz w:val="22"/>
-                <w:szCs w:val="22"/>
-                <w:color w:val="666666"/>
-              </w:rPr>
-            </w:pPr>
-            <w:r>
-              <w:rPr>
-                <w:rFonts w:ascii="Helvetica" w:hAnsi="Helvetica" w:eastAsia="Helvetica" w:cs="Helvetica"/>
-                <w:i w:val="true"/>
-                <w:b w:val="false"/>
-                <w:u w:val="none"/>
-                <w:sz w:val="22"/>
-                <w:szCs w:val="22"/>
-                <w:color w:val="666666"/>
-              </w:rPr>
-              <w:t xml:space="preserve">Oreophryne</w:t>
-            </w:r>
-          </w:p>
-        </w:tc>
-        <w:tc>
-          <w:tcPr>
-            <w:tcBorders>
-              <w:bottom w:val="none" w:sz="0" w:space="0" w:color="000000"/>
-              <w:top w:val="none" w:sz="0" w:space="0" w:color="000000"/>
-              <w:left w:val="none" w:sz="0" w:space="0" w:color="000000"/>
-              <w:right w:val="none" w:sz="0" w:space="0" w:color="000000"/>
-            </w:tcBorders>
-            <w:shd w:val="clear" w:color="auto" w:fill="FFFFFF"/>
-            <w:tcMar>
-              <w:top w:w="0" w:type="dxa"/>
-              <w:bottom w:w="0" w:type="dxa"/>
-              <w:left w:w="0" w:type="dxa"/>
-              <w:right w:w="0" w:type="dxa"/>
-            </w:tcMar>
-            <w:vAlign w:val="center"/>
-          </w:tcPr>
-          <w:p>
-            <w:pPr>
-              <w:pStyle w:val="Normal"/>
-              <w:jc w:val="left"/>
-              <w:pBdr>
-                <w:bottom w:val="none" w:sz="0" w:space="0" w:color="000000"/>
-                <w:top w:val="none" w:sz="0" w:space="0" w:color="000000"/>
-                <w:left w:val="none" w:sz="0" w:space="0" w:color="000000"/>
-                <w:right w:val="none" w:sz="0" w:space="0" w:color="000000"/>
-              </w:pBdr>
-              <w:spacing w:after="40" w:before="40" w:line="240"/>
-              <w:ind w:left="40" w:right="40" w:firstLine="0" w:firstLineChars="0"/>
-              <w:rPr>
-                <w:rFonts w:ascii="Helvetica" w:hAnsi="Helvetica" w:eastAsia="Helvetica" w:cs="Helvetica"/>
-                <w:i w:val="true"/>
-                <w:b w:val="false"/>
-                <w:u w:val="none"/>
-                <w:sz w:val="22"/>
-                <w:szCs w:val="22"/>
-                <w:color w:val="666666"/>
-              </w:rPr>
-            </w:pPr>
-            <w:r>
-              <w:rPr>
-                <w:rFonts w:ascii="Helvetica" w:hAnsi="Helvetica" w:eastAsia="Helvetica" w:cs="Helvetica"/>
-                <w:i w:val="true"/>
-                <w:b w:val="false"/>
-                <w:u w:val="none"/>
-                <w:sz w:val="22"/>
-                <w:szCs w:val="22"/>
-                <w:color w:val="666666"/>
-              </w:rPr>
-              <w:t xml:space="preserve">incertae sedis</w:t>
-            </w:r>
-          </w:p>
-        </w:tc>
-        <w:tc>
-          <w:tcPr>
-            <w:tcBorders>
-              <w:bottom w:val="none" w:sz="0" w:space="0" w:color="000000"/>
-              <w:top w:val="none" w:sz="0" w:space="0" w:color="000000"/>
-              <w:left w:val="none" w:sz="0" w:space="0" w:color="000000"/>
-              <w:right w:val="none" w:sz="0" w:space="0" w:color="000000"/>
-            </w:tcBorders>
-            <w:shd w:val="clear" w:color="auto" w:fill="FFFFFF"/>
-            <w:tcMar>
-              <w:top w:w="0" w:type="dxa"/>
-              <w:bottom w:w="0" w:type="dxa"/>
-              <w:left w:w="0" w:type="dxa"/>
-              <w:right w:w="0" w:type="dxa"/>
-            </w:tcMar>
-            <w:vAlign w:val="center"/>
-          </w:tcPr>
-          <w:p>
-            <w:pPr>
-              <w:pStyle w:val="Normal"/>
-              <w:jc w:val="left"/>
-              <w:pBdr>
-                <w:bottom w:val="none" w:sz="0" w:space="0" w:color="000000"/>
-                <w:top w:val="none" w:sz="0" w:space="0" w:color="000000"/>
-                <w:left w:val="none" w:sz="0" w:space="0" w:color="000000"/>
-                <w:right w:val="none" w:sz="0" w:space="0" w:color="000000"/>
-              </w:pBdr>
-              <w:spacing w:after="40" w:before="40" w:line="240"/>
-              <w:ind w:left="40" w:right="40" w:firstLine="0" w:firstLineChars="0"/>
-              <w:rPr>
-                <w:rFonts w:ascii="Helvetica" w:hAnsi="Helvetica" w:eastAsia="Helvetica" w:cs="Helvetica"/>
-                <w:i w:val="true"/>
-                <w:b w:val="false"/>
-                <w:u w:val="none"/>
-                <w:sz w:val="22"/>
-                <w:szCs w:val="22"/>
-                <w:color w:val="666666"/>
-              </w:rPr>
-            </w:pPr>
-            <w:r>
-              <w:rPr>
-                <w:rFonts w:ascii="Helvetica" w:hAnsi="Helvetica" w:eastAsia="Helvetica" w:cs="Helvetica"/>
-                <w:i w:val="true"/>
-                <w:b w:val="false"/>
-                <w:u w:val="none"/>
-                <w:sz w:val="22"/>
-                <w:szCs w:val="22"/>
-                <w:color w:val="666666"/>
-              </w:rPr>
-              <w:t xml:space="preserve">alticola</w:t>
+              <w:t xml:space="preserve">ampelos</w:t>
             </w:r>
           </w:p>
         </w:tc>
@@ -11217,60 +11217,60 @@
                 <w:szCs w:val="22"/>
                 <w:color w:val="666666"/>
               </w:rPr>
-              <w:t xml:space="preserve">Oreophryne ampelos </w:t>
-            </w:r>
-          </w:p>
-        </w:tc>
-        <w:tc>
-          <w:tcPr>
-            <w:tcBorders>
-              <w:bottom w:val="none" w:sz="0" w:space="0" w:color="000000"/>
-              <w:top w:val="none" w:sz="0" w:space="0" w:color="000000"/>
-              <w:left w:val="none" w:sz="0" w:space="0" w:color="000000"/>
-              <w:right w:val="none" w:sz="0" w:space="0" w:color="000000"/>
-            </w:tcBorders>
-            <w:shd w:val="clear" w:color="auto" w:fill="FFFFFF"/>
-            <w:tcMar>
-              <w:top w:w="0" w:type="dxa"/>
-              <w:bottom w:w="0" w:type="dxa"/>
-              <w:left w:w="0" w:type="dxa"/>
-              <w:right w:w="0" w:type="dxa"/>
-            </w:tcMar>
-            <w:vAlign w:val="center"/>
-          </w:tcPr>
-          <w:p>
-            <w:pPr>
-              <w:pStyle w:val="Normal"/>
-              <w:jc w:val="left"/>
-              <w:pBdr>
-                <w:bottom w:val="none" w:sz="0" w:space="0" w:color="000000"/>
-                <w:top w:val="none" w:sz="0" w:space="0" w:color="000000"/>
-                <w:left w:val="none" w:sz="0" w:space="0" w:color="000000"/>
-                <w:right w:val="none" w:sz="0" w:space="0" w:color="000000"/>
-              </w:pBdr>
-              <w:spacing w:after="40" w:before="40" w:line="240"/>
-              <w:ind w:left="40" w:right="40" w:firstLine="0" w:firstLineChars="0"/>
-              <w:rPr>
-                <w:rFonts w:ascii="Helvetica" w:hAnsi="Helvetica" w:eastAsia="Helvetica" w:cs="Helvetica"/>
-                <w:i w:val="false"/>
-                <w:b w:val="false"/>
-                <w:u w:val="none"/>
-                <w:sz w:val="22"/>
-                <w:szCs w:val="22"/>
-                <w:color w:val="666666"/>
-              </w:rPr>
-            </w:pPr>
-            <w:r>
-              <w:rPr>
-                <w:rFonts w:ascii="Helvetica" w:hAnsi="Helvetica" w:eastAsia="Helvetica" w:cs="Helvetica"/>
-                <w:i w:val="false"/>
-                <w:b w:val="false"/>
-                <w:u w:val="none"/>
-                <w:sz w:val="22"/>
-                <w:szCs w:val="22"/>
-                <w:color w:val="666666"/>
-              </w:rPr>
-              <w:t xml:space="preserve">(Kraus, 2011)</w:t>
+              <w:t xml:space="preserve">Oreophryne anser </w:t>
+            </w:r>
+          </w:p>
+        </w:tc>
+        <w:tc>
+          <w:tcPr>
+            <w:tcBorders>
+              <w:bottom w:val="none" w:sz="0" w:space="0" w:color="000000"/>
+              <w:top w:val="none" w:sz="0" w:space="0" w:color="000000"/>
+              <w:left w:val="none" w:sz="0" w:space="0" w:color="000000"/>
+              <w:right w:val="none" w:sz="0" w:space="0" w:color="000000"/>
+            </w:tcBorders>
+            <w:shd w:val="clear" w:color="auto" w:fill="FFFFFF"/>
+            <w:tcMar>
+              <w:top w:w="0" w:type="dxa"/>
+              <w:bottom w:w="0" w:type="dxa"/>
+              <w:left w:w="0" w:type="dxa"/>
+              <w:right w:w="0" w:type="dxa"/>
+            </w:tcMar>
+            <w:vAlign w:val="center"/>
+          </w:tcPr>
+          <w:p>
+            <w:pPr>
+              <w:pStyle w:val="Normal"/>
+              <w:jc w:val="left"/>
+              <w:pBdr>
+                <w:bottom w:val="none" w:sz="0" w:space="0" w:color="000000"/>
+                <w:top w:val="none" w:sz="0" w:space="0" w:color="000000"/>
+                <w:left w:val="none" w:sz="0" w:space="0" w:color="000000"/>
+                <w:right w:val="none" w:sz="0" w:space="0" w:color="000000"/>
+              </w:pBdr>
+              <w:spacing w:after="40" w:before="40" w:line="240"/>
+              <w:ind w:left="40" w:right="40" w:firstLine="0" w:firstLineChars="0"/>
+              <w:rPr>
+                <w:rFonts w:ascii="Helvetica" w:hAnsi="Helvetica" w:eastAsia="Helvetica" w:cs="Helvetica"/>
+                <w:i w:val="false"/>
+                <w:b w:val="false"/>
+                <w:u w:val="none"/>
+                <w:sz w:val="22"/>
+                <w:szCs w:val="22"/>
+                <w:color w:val="666666"/>
+              </w:rPr>
+            </w:pPr>
+            <w:r>
+              <w:rPr>
+                <w:rFonts w:ascii="Helvetica" w:hAnsi="Helvetica" w:eastAsia="Helvetica" w:cs="Helvetica"/>
+                <w:i w:val="false"/>
+                <w:b w:val="false"/>
+                <w:u w:val="none"/>
+                <w:sz w:val="22"/>
+                <w:szCs w:val="22"/>
+                <w:color w:val="666666"/>
+              </w:rPr>
+              <w:t xml:space="preserve">(Kraus, 2016)</w:t>
             </w:r>
           </w:p>
         </w:tc>
@@ -11429,7 +11429,7 @@
                 <w:szCs w:val="22"/>
                 <w:color w:val="666666"/>
               </w:rPr>
-              <w:t xml:space="preserve">ampelos</w:t>
+              <w:t xml:space="preserve">anser</w:t>
             </w:r>
           </w:p>
         </w:tc>
@@ -11541,60 +11541,60 @@
                 <w:szCs w:val="22"/>
                 <w:color w:val="666666"/>
               </w:rPr>
-              <w:t xml:space="preserve">Oreophryne anser </w:t>
-            </w:r>
-          </w:p>
-        </w:tc>
-        <w:tc>
-          <w:tcPr>
-            <w:tcBorders>
-              <w:bottom w:val="none" w:sz="0" w:space="0" w:color="000000"/>
-              <w:top w:val="none" w:sz="0" w:space="0" w:color="000000"/>
-              <w:left w:val="none" w:sz="0" w:space="0" w:color="000000"/>
-              <w:right w:val="none" w:sz="0" w:space="0" w:color="000000"/>
-            </w:tcBorders>
-            <w:shd w:val="clear" w:color="auto" w:fill="FFFFFF"/>
-            <w:tcMar>
-              <w:top w:w="0" w:type="dxa"/>
-              <w:bottom w:w="0" w:type="dxa"/>
-              <w:left w:w="0" w:type="dxa"/>
-              <w:right w:w="0" w:type="dxa"/>
-            </w:tcMar>
-            <w:vAlign w:val="center"/>
-          </w:tcPr>
-          <w:p>
-            <w:pPr>
-              <w:pStyle w:val="Normal"/>
-              <w:jc w:val="left"/>
-              <w:pBdr>
-                <w:bottom w:val="none" w:sz="0" w:space="0" w:color="000000"/>
-                <w:top w:val="none" w:sz="0" w:space="0" w:color="000000"/>
-                <w:left w:val="none" w:sz="0" w:space="0" w:color="000000"/>
-                <w:right w:val="none" w:sz="0" w:space="0" w:color="000000"/>
-              </w:pBdr>
-              <w:spacing w:after="40" w:before="40" w:line="240"/>
-              <w:ind w:left="40" w:right="40" w:firstLine="0" w:firstLineChars="0"/>
-              <w:rPr>
-                <w:rFonts w:ascii="Helvetica" w:hAnsi="Helvetica" w:eastAsia="Helvetica" w:cs="Helvetica"/>
-                <w:i w:val="false"/>
-                <w:b w:val="false"/>
-                <w:u w:val="none"/>
-                <w:sz w:val="22"/>
-                <w:szCs w:val="22"/>
-                <w:color w:val="666666"/>
-              </w:rPr>
-            </w:pPr>
-            <w:r>
-              <w:rPr>
-                <w:rFonts w:ascii="Helvetica" w:hAnsi="Helvetica" w:eastAsia="Helvetica" w:cs="Helvetica"/>
-                <w:i w:val="false"/>
-                <w:b w:val="false"/>
-                <w:u w:val="none"/>
-                <w:sz w:val="22"/>
-                <w:szCs w:val="22"/>
-                <w:color w:val="666666"/>
-              </w:rPr>
-              <w:t xml:space="preserve">(Kraus, 2016)</w:t>
+              <w:t xml:space="preserve">Sphenophryne anthonyi </w:t>
+            </w:r>
+          </w:p>
+        </w:tc>
+        <w:tc>
+          <w:tcPr>
+            <w:tcBorders>
+              <w:bottom w:val="none" w:sz="0" w:space="0" w:color="000000"/>
+              <w:top w:val="none" w:sz="0" w:space="0" w:color="000000"/>
+              <w:left w:val="none" w:sz="0" w:space="0" w:color="000000"/>
+              <w:right w:val="none" w:sz="0" w:space="0" w:color="000000"/>
+            </w:tcBorders>
+            <w:shd w:val="clear" w:color="auto" w:fill="FFFFFF"/>
+            <w:tcMar>
+              <w:top w:w="0" w:type="dxa"/>
+              <w:bottom w:w="0" w:type="dxa"/>
+              <w:left w:w="0" w:type="dxa"/>
+              <w:right w:w="0" w:type="dxa"/>
+            </w:tcMar>
+            <w:vAlign w:val="center"/>
+          </w:tcPr>
+          <w:p>
+            <w:pPr>
+              <w:pStyle w:val="Normal"/>
+              <w:jc w:val="left"/>
+              <w:pBdr>
+                <w:bottom w:val="none" w:sz="0" w:space="0" w:color="000000"/>
+                <w:top w:val="none" w:sz="0" w:space="0" w:color="000000"/>
+                <w:left w:val="none" w:sz="0" w:space="0" w:color="000000"/>
+                <w:right w:val="none" w:sz="0" w:space="0" w:color="000000"/>
+              </w:pBdr>
+              <w:spacing w:after="40" w:before="40" w:line="240"/>
+              <w:ind w:left="40" w:right="40" w:firstLine="0" w:firstLineChars="0"/>
+              <w:rPr>
+                <w:rFonts w:ascii="Helvetica" w:hAnsi="Helvetica" w:eastAsia="Helvetica" w:cs="Helvetica"/>
+                <w:i w:val="false"/>
+                <w:b w:val="false"/>
+                <w:u w:val="none"/>
+                <w:sz w:val="22"/>
+                <w:szCs w:val="22"/>
+                <w:color w:val="666666"/>
+              </w:rPr>
+            </w:pPr>
+            <w:r>
+              <w:rPr>
+                <w:rFonts w:ascii="Helvetica" w:hAnsi="Helvetica" w:eastAsia="Helvetica" w:cs="Helvetica"/>
+                <w:i w:val="false"/>
+                <w:b w:val="false"/>
+                <w:u w:val="none"/>
+                <w:sz w:val="22"/>
+                <w:szCs w:val="22"/>
+                <w:color w:val="666666"/>
+              </w:rPr>
+              <w:t xml:space="preserve">(Boulenger, 1897)</w:t>
             </w:r>
           </w:p>
         </w:tc>
@@ -11753,7 +11753,7 @@
                 <w:szCs w:val="22"/>
                 <w:color w:val="666666"/>
               </w:rPr>
-              <w:t xml:space="preserve">anser</w:t>
+              <w:t xml:space="preserve">anthonyi</w:t>
             </w:r>
           </w:p>
         </w:tc>
@@ -11865,60 +11865,60 @@
                 <w:szCs w:val="22"/>
                 <w:color w:val="666666"/>
               </w:rPr>
-              <w:t xml:space="preserve">Sphenophryne anthonyi </w:t>
-            </w:r>
-          </w:p>
-        </w:tc>
-        <w:tc>
-          <w:tcPr>
-            <w:tcBorders>
-              <w:bottom w:val="none" w:sz="0" w:space="0" w:color="000000"/>
-              <w:top w:val="none" w:sz="0" w:space="0" w:color="000000"/>
-              <w:left w:val="none" w:sz="0" w:space="0" w:color="000000"/>
-              <w:right w:val="none" w:sz="0" w:space="0" w:color="000000"/>
-            </w:tcBorders>
-            <w:shd w:val="clear" w:color="auto" w:fill="FFFFFF"/>
-            <w:tcMar>
-              <w:top w:w="0" w:type="dxa"/>
-              <w:bottom w:w="0" w:type="dxa"/>
-              <w:left w:w="0" w:type="dxa"/>
-              <w:right w:w="0" w:type="dxa"/>
-            </w:tcMar>
-            <w:vAlign w:val="center"/>
-          </w:tcPr>
-          <w:p>
-            <w:pPr>
-              <w:pStyle w:val="Normal"/>
-              <w:jc w:val="left"/>
-              <w:pBdr>
-                <w:bottom w:val="none" w:sz="0" w:space="0" w:color="000000"/>
-                <w:top w:val="none" w:sz="0" w:space="0" w:color="000000"/>
-                <w:left w:val="none" w:sz="0" w:space="0" w:color="000000"/>
-                <w:right w:val="none" w:sz="0" w:space="0" w:color="000000"/>
-              </w:pBdr>
-              <w:spacing w:after="40" w:before="40" w:line="240"/>
-              <w:ind w:left="40" w:right="40" w:firstLine="0" w:firstLineChars="0"/>
-              <w:rPr>
-                <w:rFonts w:ascii="Helvetica" w:hAnsi="Helvetica" w:eastAsia="Helvetica" w:cs="Helvetica"/>
-                <w:i w:val="false"/>
-                <w:b w:val="false"/>
-                <w:u w:val="none"/>
-                <w:sz w:val="22"/>
-                <w:szCs w:val="22"/>
-                <w:color w:val="666666"/>
-              </w:rPr>
-            </w:pPr>
-            <w:r>
-              <w:rPr>
-                <w:rFonts w:ascii="Helvetica" w:hAnsi="Helvetica" w:eastAsia="Helvetica" w:cs="Helvetica"/>
-                <w:i w:val="false"/>
-                <w:b w:val="false"/>
-                <w:u w:val="none"/>
-                <w:sz w:val="22"/>
-                <w:szCs w:val="22"/>
-                <w:color w:val="666666"/>
-              </w:rPr>
-              <w:t xml:space="preserve">(Boulenger, 1897)</w:t>
+              <w:t xml:space="preserve">Oreophryne asplenicola </w:t>
+            </w:r>
+          </w:p>
+        </w:tc>
+        <w:tc>
+          <w:tcPr>
+            <w:tcBorders>
+              <w:bottom w:val="none" w:sz="0" w:space="0" w:color="000000"/>
+              <w:top w:val="none" w:sz="0" w:space="0" w:color="000000"/>
+              <w:left w:val="none" w:sz="0" w:space="0" w:color="000000"/>
+              <w:right w:val="none" w:sz="0" w:space="0" w:color="000000"/>
+            </w:tcBorders>
+            <w:shd w:val="clear" w:color="auto" w:fill="FFFFFF"/>
+            <w:tcMar>
+              <w:top w:w="0" w:type="dxa"/>
+              <w:bottom w:w="0" w:type="dxa"/>
+              <w:left w:w="0" w:type="dxa"/>
+              <w:right w:w="0" w:type="dxa"/>
+            </w:tcMar>
+            <w:vAlign w:val="center"/>
+          </w:tcPr>
+          <w:p>
+            <w:pPr>
+              <w:pStyle w:val="Normal"/>
+              <w:jc w:val="left"/>
+              <w:pBdr>
+                <w:bottom w:val="none" w:sz="0" w:space="0" w:color="000000"/>
+                <w:top w:val="none" w:sz="0" w:space="0" w:color="000000"/>
+                <w:left w:val="none" w:sz="0" w:space="0" w:color="000000"/>
+                <w:right w:val="none" w:sz="0" w:space="0" w:color="000000"/>
+              </w:pBdr>
+              <w:spacing w:after="40" w:before="40" w:line="240"/>
+              <w:ind w:left="40" w:right="40" w:firstLine="0" w:firstLineChars="0"/>
+              <w:rPr>
+                <w:rFonts w:ascii="Helvetica" w:hAnsi="Helvetica" w:eastAsia="Helvetica" w:cs="Helvetica"/>
+                <w:i w:val="false"/>
+                <w:b w:val="false"/>
+                <w:u w:val="none"/>
+                <w:sz w:val="22"/>
+                <w:szCs w:val="22"/>
+                <w:color w:val="666666"/>
+              </w:rPr>
+            </w:pPr>
+            <w:r>
+              <w:rPr>
+                <w:rFonts w:ascii="Helvetica" w:hAnsi="Helvetica" w:eastAsia="Helvetica" w:cs="Helvetica"/>
+                <w:i w:val="false"/>
+                <w:b w:val="false"/>
+                <w:u w:val="none"/>
+                <w:sz w:val="22"/>
+                <w:szCs w:val="22"/>
+                <w:color w:val="666666"/>
+              </w:rPr>
+              <w:t xml:space="preserve">(Günther, 2003)</w:t>
             </w:r>
           </w:p>
         </w:tc>
@@ -12077,7 +12077,331 @@
                 <w:szCs w:val="22"/>
                 <w:color w:val="666666"/>
               </w:rPr>
-              <w:t xml:space="preserve">anthonyi</w:t>
+              <w:t xml:space="preserve">asplenicola</w:t>
+            </w:r>
+          </w:p>
+        </w:tc>
+        <w:tc>
+          <w:tcPr>
+            <w:tcBorders>
+              <w:bottom w:val="none" w:sz="0" w:space="0" w:color="000000"/>
+              <w:top w:val="none" w:sz="0" w:space="0" w:color="000000"/>
+              <w:left w:val="none" w:sz="0" w:space="0" w:color="000000"/>
+              <w:right w:val="none" w:sz="0" w:space="0" w:color="000000"/>
+            </w:tcBorders>
+            <w:shd w:val="clear" w:color="auto" w:fill="FFFFFF"/>
+            <w:tcMar>
+              <w:top w:w="0" w:type="dxa"/>
+              <w:bottom w:w="0" w:type="dxa"/>
+              <w:left w:w="0" w:type="dxa"/>
+              <w:right w:w="0" w:type="dxa"/>
+            </w:tcMar>
+            <w:vAlign w:val="center"/>
+          </w:tcPr>
+          <w:p>
+            <w:pPr>
+              <w:pStyle w:val="Normal"/>
+              <w:jc w:val="left"/>
+              <w:pBdr>
+                <w:bottom w:val="none" w:sz="0" w:space="0" w:color="000000"/>
+                <w:top w:val="none" w:sz="0" w:space="0" w:color="000000"/>
+                <w:left w:val="none" w:sz="0" w:space="0" w:color="000000"/>
+                <w:right w:val="none" w:sz="0" w:space="0" w:color="000000"/>
+              </w:pBdr>
+              <w:spacing w:after="40" w:before="40" w:line="240"/>
+              <w:ind w:left="40" w:right="40" w:firstLine="0" w:firstLineChars="0"/>
+              <w:rPr>
+                <w:rFonts w:ascii="Helvetica" w:hAnsi="Helvetica" w:eastAsia="Helvetica" w:cs="Helvetica"/>
+                <w:i w:val="false"/>
+                <w:b w:val="false"/>
+                <w:u w:val="none"/>
+                <w:sz w:val="22"/>
+                <w:szCs w:val="22"/>
+                <w:color w:val="666666"/>
+              </w:rPr>
+            </w:pPr>
+            <w:r>
+              <w:rPr>
+                <w:rFonts w:ascii="Helvetica" w:hAnsi="Helvetica" w:eastAsia="Helvetica" w:cs="Helvetica"/>
+                <w:i w:val="false"/>
+                <w:b w:val="false"/>
+                <w:u w:val="none"/>
+                <w:sz w:val="22"/>
+                <w:szCs w:val="22"/>
+                <w:color w:val="666666"/>
+              </w:rPr>
+              <w:t xml:space="preserve"/>
+            </w:r>
+          </w:p>
+        </w:tc>
+      </w:tr>
+      <w:tr>
+        <w:trPr>
+          <w:trHeight w:val="461" w:hRule="auto"/>
+        </w:trPr>
+        body37
+        <w:tc>
+          <w:tcPr>
+            <w:tcBorders>
+              <w:bottom w:val="none" w:sz="0" w:space="0" w:color="000000"/>
+              <w:top w:val="none" w:sz="0" w:space="0" w:color="000000"/>
+              <w:left w:val="none" w:sz="0" w:space="0" w:color="000000"/>
+              <w:right w:val="none" w:sz="0" w:space="0" w:color="000000"/>
+            </w:tcBorders>
+            <w:shd w:val="clear" w:color="auto" w:fill="FFFFFF"/>
+            <w:tcMar>
+              <w:top w:w="0" w:type="dxa"/>
+              <w:bottom w:w="0" w:type="dxa"/>
+              <w:left w:w="0" w:type="dxa"/>
+              <w:right w:w="0" w:type="dxa"/>
+            </w:tcMar>
+            <w:vAlign w:val="center"/>
+          </w:tcPr>
+          <w:p>
+            <w:pPr>
+              <w:pStyle w:val="Normal"/>
+              <w:jc w:val="left"/>
+              <w:pBdr>
+                <w:bottom w:val="none" w:sz="0" w:space="0" w:color="000000"/>
+                <w:top w:val="none" w:sz="0" w:space="0" w:color="000000"/>
+                <w:left w:val="none" w:sz="0" w:space="0" w:color="000000"/>
+                <w:right w:val="none" w:sz="0" w:space="0" w:color="000000"/>
+              </w:pBdr>
+              <w:spacing w:after="40" w:before="40" w:line="240"/>
+              <w:ind w:left="40" w:right="40" w:firstLine="0" w:firstLineChars="0"/>
+              <w:rPr>
+                <w:rFonts w:ascii="Helvetica" w:hAnsi="Helvetica" w:eastAsia="Helvetica" w:cs="Helvetica"/>
+                <w:i w:val="true"/>
+                <w:b w:val="false"/>
+                <w:u w:val="none"/>
+                <w:sz w:val="22"/>
+                <w:szCs w:val="22"/>
+                <w:color w:val="666666"/>
+              </w:rPr>
+            </w:pPr>
+            <w:r>
+              <w:rPr>
+                <w:rFonts w:ascii="Helvetica" w:hAnsi="Helvetica" w:eastAsia="Helvetica" w:cs="Helvetica"/>
+                <w:i w:val="true"/>
+                <w:b w:val="false"/>
+                <w:u w:val="none"/>
+                <w:sz w:val="22"/>
+                <w:szCs w:val="22"/>
+                <w:color w:val="666666"/>
+              </w:rPr>
+              <w:t xml:space="preserve">Oreophryne atrigularis </w:t>
+            </w:r>
+          </w:p>
+        </w:tc>
+        <w:tc>
+          <w:tcPr>
+            <w:tcBorders>
+              <w:bottom w:val="none" w:sz="0" w:space="0" w:color="000000"/>
+              <w:top w:val="none" w:sz="0" w:space="0" w:color="000000"/>
+              <w:left w:val="none" w:sz="0" w:space="0" w:color="000000"/>
+              <w:right w:val="none" w:sz="0" w:space="0" w:color="000000"/>
+            </w:tcBorders>
+            <w:shd w:val="clear" w:color="auto" w:fill="FFFFFF"/>
+            <w:tcMar>
+              <w:top w:w="0" w:type="dxa"/>
+              <w:bottom w:w="0" w:type="dxa"/>
+              <w:left w:w="0" w:type="dxa"/>
+              <w:right w:w="0" w:type="dxa"/>
+            </w:tcMar>
+            <w:vAlign w:val="center"/>
+          </w:tcPr>
+          <w:p>
+            <w:pPr>
+              <w:pStyle w:val="Normal"/>
+              <w:jc w:val="left"/>
+              <w:pBdr>
+                <w:bottom w:val="none" w:sz="0" w:space="0" w:color="000000"/>
+                <w:top w:val="none" w:sz="0" w:space="0" w:color="000000"/>
+                <w:left w:val="none" w:sz="0" w:space="0" w:color="000000"/>
+                <w:right w:val="none" w:sz="0" w:space="0" w:color="000000"/>
+              </w:pBdr>
+              <w:spacing w:after="40" w:before="40" w:line="240"/>
+              <w:ind w:left="40" w:right="40" w:firstLine="0" w:firstLineChars="0"/>
+              <w:rPr>
+                <w:rFonts w:ascii="Helvetica" w:hAnsi="Helvetica" w:eastAsia="Helvetica" w:cs="Helvetica"/>
+                <w:i w:val="false"/>
+                <w:b w:val="false"/>
+                <w:u w:val="none"/>
+                <w:sz w:val="22"/>
+                <w:szCs w:val="22"/>
+                <w:color w:val="666666"/>
+              </w:rPr>
+            </w:pPr>
+            <w:r>
+              <w:rPr>
+                <w:rFonts w:ascii="Helvetica" w:hAnsi="Helvetica" w:eastAsia="Helvetica" w:cs="Helvetica"/>
+                <w:i w:val="false"/>
+                <w:b w:val="false"/>
+                <w:u w:val="none"/>
+                <w:sz w:val="22"/>
+                <w:szCs w:val="22"/>
+                <w:color w:val="666666"/>
+              </w:rPr>
+              <w:t xml:space="preserve">(Günther, Richards, and Iskandar, 2001)</w:t>
+            </w:r>
+          </w:p>
+        </w:tc>
+        <w:tc>
+          <w:tcPr>
+            <w:tcBorders>
+              <w:bottom w:val="none" w:sz="0" w:space="0" w:color="000000"/>
+              <w:top w:val="none" w:sz="0" w:space="0" w:color="000000"/>
+              <w:left w:val="none" w:sz="0" w:space="0" w:color="000000"/>
+              <w:right w:val="none" w:sz="0" w:space="0" w:color="000000"/>
+            </w:tcBorders>
+            <w:shd w:val="clear" w:color="auto" w:fill="FFFFFF"/>
+            <w:tcMar>
+              <w:top w:w="0" w:type="dxa"/>
+              <w:bottom w:w="0" w:type="dxa"/>
+              <w:left w:w="0" w:type="dxa"/>
+              <w:right w:w="0" w:type="dxa"/>
+            </w:tcMar>
+            <w:vAlign w:val="center"/>
+          </w:tcPr>
+          <w:p>
+            <w:pPr>
+              <w:pStyle w:val="Normal"/>
+              <w:jc w:val="left"/>
+              <w:pBdr>
+                <w:bottom w:val="none" w:sz="0" w:space="0" w:color="000000"/>
+                <w:top w:val="none" w:sz="0" w:space="0" w:color="000000"/>
+                <w:left w:val="none" w:sz="0" w:space="0" w:color="000000"/>
+                <w:right w:val="none" w:sz="0" w:space="0" w:color="000000"/>
+              </w:pBdr>
+              <w:spacing w:after="40" w:before="40" w:line="240"/>
+              <w:ind w:left="40" w:right="40" w:firstLine="0" w:firstLineChars="0"/>
+              <w:rPr>
+                <w:rFonts w:ascii="Helvetica" w:hAnsi="Helvetica" w:eastAsia="Helvetica" w:cs="Helvetica"/>
+                <w:i w:val="true"/>
+                <w:b w:val="false"/>
+                <w:u w:val="none"/>
+                <w:sz w:val="22"/>
+                <w:szCs w:val="22"/>
+                <w:color w:val="666666"/>
+              </w:rPr>
+            </w:pPr>
+            <w:r>
+              <w:rPr>
+                <w:rFonts w:ascii="Helvetica" w:hAnsi="Helvetica" w:eastAsia="Helvetica" w:cs="Helvetica"/>
+                <w:i w:val="true"/>
+                <w:b w:val="false"/>
+                <w:u w:val="none"/>
+                <w:sz w:val="22"/>
+                <w:szCs w:val="22"/>
+                <w:color w:val="666666"/>
+              </w:rPr>
+              <w:t xml:space="preserve">Oreophryne</w:t>
+            </w:r>
+          </w:p>
+        </w:tc>
+        <w:tc>
+          <w:tcPr>
+            <w:tcBorders>
+              <w:bottom w:val="none" w:sz="0" w:space="0" w:color="000000"/>
+              <w:top w:val="none" w:sz="0" w:space="0" w:color="000000"/>
+              <w:left w:val="none" w:sz="0" w:space="0" w:color="000000"/>
+              <w:right w:val="none" w:sz="0" w:space="0" w:color="000000"/>
+            </w:tcBorders>
+            <w:shd w:val="clear" w:color="auto" w:fill="FFFFFF"/>
+            <w:tcMar>
+              <w:top w:w="0" w:type="dxa"/>
+              <w:bottom w:w="0" w:type="dxa"/>
+              <w:left w:w="0" w:type="dxa"/>
+              <w:right w:w="0" w:type="dxa"/>
+            </w:tcMar>
+            <w:vAlign w:val="center"/>
+          </w:tcPr>
+          <w:p>
+            <w:pPr>
+              <w:pStyle w:val="Normal"/>
+              <w:jc w:val="left"/>
+              <w:pBdr>
+                <w:bottom w:val="none" w:sz="0" w:space="0" w:color="000000"/>
+                <w:top w:val="none" w:sz="0" w:space="0" w:color="000000"/>
+                <w:left w:val="none" w:sz="0" w:space="0" w:color="000000"/>
+                <w:right w:val="none" w:sz="0" w:space="0" w:color="000000"/>
+              </w:pBdr>
+              <w:spacing w:after="40" w:before="40" w:line="240"/>
+              <w:ind w:left="40" w:right="40" w:firstLine="0" w:firstLineChars="0"/>
+              <w:rPr>
+                <w:rFonts w:ascii="Helvetica" w:hAnsi="Helvetica" w:eastAsia="Helvetica" w:cs="Helvetica"/>
+                <w:i w:val="true"/>
+                <w:b w:val="false"/>
+                <w:u w:val="none"/>
+                <w:sz w:val="22"/>
+                <w:szCs w:val="22"/>
+                <w:color w:val="666666"/>
+              </w:rPr>
+            </w:pPr>
+            <w:r>
+              <w:rPr>
+                <w:rFonts w:ascii="Helvetica" w:hAnsi="Helvetica" w:eastAsia="Helvetica" w:cs="Helvetica"/>
+                <w:i w:val="true"/>
+                <w:b w:val="false"/>
+                <w:u w:val="none"/>
+                <w:sz w:val="22"/>
+                <w:szCs w:val="22"/>
+                <w:color w:val="666666"/>
+              </w:rPr>
+              <w:t xml:space="preserve">incertae sedis</w:t>
+            </w:r>
+          </w:p>
+        </w:tc>
+        <w:tc>
+          <w:tcPr>
+            <w:tcBorders>
+              <w:bottom w:val="none" w:sz="0" w:space="0" w:color="000000"/>
+              <w:top w:val="none" w:sz="0" w:space="0" w:color="000000"/>
+              <w:left w:val="none" w:sz="0" w:space="0" w:color="000000"/>
+              <w:right w:val="none" w:sz="0" w:space="0" w:color="000000"/>
+            </w:tcBorders>
+            <w:shd w:val="clear" w:color="auto" w:fill="FFFFFF"/>
+            <w:tcMar>
+              <w:top w:w="0" w:type="dxa"/>
+              <w:bottom w:w="0" w:type="dxa"/>
+              <w:left w:w="0" w:type="dxa"/>
+              <w:right w:w="0" w:type="dxa"/>
+            </w:tcMar>
+            <w:vAlign w:val="center"/>
+          </w:tcPr>
+          <w:p>
+            <w:pPr>
+              <w:pStyle w:val="Normal"/>
+              <w:jc w:val="left"/>
+              <w:pBdr>
+                <w:bottom w:val="none" w:sz="0" w:space="0" w:color="000000"/>
+                <w:top w:val="none" w:sz="0" w:space="0" w:color="000000"/>
+                <w:left w:val="none" w:sz="0" w:space="0" w:color="000000"/>
+                <w:right w:val="none" w:sz="0" w:space="0" w:color="000000"/>
+              </w:pBdr>
+              <w:spacing w:after="40" w:before="40" w:line="240"/>
+              <w:ind w:left="40" w:right="40" w:firstLine="0" w:firstLineChars="0"/>
+              <w:rPr>
+                <w:rFonts w:ascii="Helvetica" w:hAnsi="Helvetica" w:eastAsia="Helvetica" w:cs="Helvetica"/>
+                <w:i w:val="true"/>
+                <w:b w:val="false"/>
+                <w:u w:val="none"/>
+                <w:sz w:val="22"/>
+                <w:szCs w:val="22"/>
+                <w:color w:val="666666"/>
+              </w:rPr>
+            </w:pPr>
+            <w:r>
+              <w:rPr>
+                <w:rFonts w:ascii="Helvetica" w:hAnsi="Helvetica" w:eastAsia="Helvetica" w:cs="Helvetica"/>
+                <w:i w:val="true"/>
+                <w:b w:val="false"/>
+                <w:u w:val="none"/>
+                <w:sz w:val="22"/>
+                <w:szCs w:val="22"/>
+                <w:color w:val="666666"/>
+              </w:rPr>
+              <w:t xml:space="preserve">atrigularis</w:t>
             </w:r>
           </w:p>
         </w:tc>
@@ -12139,110 +12463,110 @@
         <w:trPr>
           <w:trHeight w:val="460" w:hRule="auto"/>
         </w:trPr>
-        body37
-        <w:tc>
-          <w:tcPr>
-            <w:tcBorders>
-              <w:bottom w:val="none" w:sz="0" w:space="0" w:color="000000"/>
-              <w:top w:val="none" w:sz="0" w:space="0" w:color="000000"/>
-              <w:left w:val="none" w:sz="0" w:space="0" w:color="000000"/>
-              <w:right w:val="none" w:sz="0" w:space="0" w:color="000000"/>
-            </w:tcBorders>
-            <w:shd w:val="clear" w:color="auto" w:fill="FFFFFF"/>
-            <w:tcMar>
-              <w:top w:w="0" w:type="dxa"/>
-              <w:bottom w:w="0" w:type="dxa"/>
-              <w:left w:w="0" w:type="dxa"/>
-              <w:right w:w="0" w:type="dxa"/>
-            </w:tcMar>
-            <w:vAlign w:val="center"/>
-          </w:tcPr>
-          <w:p>
-            <w:pPr>
-              <w:pStyle w:val="Normal"/>
-              <w:jc w:val="left"/>
-              <w:pBdr>
-                <w:bottom w:val="none" w:sz="0" w:space="0" w:color="000000"/>
-                <w:top w:val="none" w:sz="0" w:space="0" w:color="000000"/>
-                <w:left w:val="none" w:sz="0" w:space="0" w:color="000000"/>
-                <w:right w:val="none" w:sz="0" w:space="0" w:color="000000"/>
-              </w:pBdr>
-              <w:spacing w:after="40" w:before="40" w:line="240"/>
-              <w:ind w:left="40" w:right="40" w:firstLine="0" w:firstLineChars="0"/>
-              <w:rPr>
-                <w:rFonts w:ascii="Helvetica" w:hAnsi="Helvetica" w:eastAsia="Helvetica" w:cs="Helvetica"/>
-                <w:i w:val="true"/>
-                <w:b w:val="false"/>
-                <w:u w:val="none"/>
-                <w:sz w:val="22"/>
-                <w:szCs w:val="22"/>
-                <w:color w:val="666666"/>
-              </w:rPr>
-            </w:pPr>
-            <w:r>
-              <w:rPr>
-                <w:rFonts w:ascii="Helvetica" w:hAnsi="Helvetica" w:eastAsia="Helvetica" w:cs="Helvetica"/>
-                <w:i w:val="true"/>
-                <w:b w:val="false"/>
-                <w:u w:val="none"/>
-                <w:sz w:val="22"/>
-                <w:szCs w:val="22"/>
-                <w:color w:val="666666"/>
-              </w:rPr>
-              <w:t xml:space="preserve">Oreophryne asplenicola </w:t>
-            </w:r>
-          </w:p>
-        </w:tc>
-        <w:tc>
-          <w:tcPr>
-            <w:tcBorders>
-              <w:bottom w:val="none" w:sz="0" w:space="0" w:color="000000"/>
-              <w:top w:val="none" w:sz="0" w:space="0" w:color="000000"/>
-              <w:left w:val="none" w:sz="0" w:space="0" w:color="000000"/>
-              <w:right w:val="none" w:sz="0" w:space="0" w:color="000000"/>
-            </w:tcBorders>
-            <w:shd w:val="clear" w:color="auto" w:fill="FFFFFF"/>
-            <w:tcMar>
-              <w:top w:w="0" w:type="dxa"/>
-              <w:bottom w:w="0" w:type="dxa"/>
-              <w:left w:w="0" w:type="dxa"/>
-              <w:right w:w="0" w:type="dxa"/>
-            </w:tcMar>
-            <w:vAlign w:val="center"/>
-          </w:tcPr>
-          <w:p>
-            <w:pPr>
-              <w:pStyle w:val="Normal"/>
-              <w:jc w:val="left"/>
-              <w:pBdr>
-                <w:bottom w:val="none" w:sz="0" w:space="0" w:color="000000"/>
-                <w:top w:val="none" w:sz="0" w:space="0" w:color="000000"/>
-                <w:left w:val="none" w:sz="0" w:space="0" w:color="000000"/>
-                <w:right w:val="none" w:sz="0" w:space="0" w:color="000000"/>
-              </w:pBdr>
-              <w:spacing w:after="40" w:before="40" w:line="240"/>
-              <w:ind w:left="40" w:right="40" w:firstLine="0" w:firstLineChars="0"/>
-              <w:rPr>
-                <w:rFonts w:ascii="Helvetica" w:hAnsi="Helvetica" w:eastAsia="Helvetica" w:cs="Helvetica"/>
-                <w:i w:val="false"/>
-                <w:b w:val="false"/>
-                <w:u w:val="none"/>
-                <w:sz w:val="22"/>
-                <w:szCs w:val="22"/>
-                <w:color w:val="666666"/>
-              </w:rPr>
-            </w:pPr>
-            <w:r>
-              <w:rPr>
-                <w:rFonts w:ascii="Helvetica" w:hAnsi="Helvetica" w:eastAsia="Helvetica" w:cs="Helvetica"/>
-                <w:i w:val="false"/>
-                <w:b w:val="false"/>
-                <w:u w:val="none"/>
-                <w:sz w:val="22"/>
-                <w:szCs w:val="22"/>
-                <w:color w:val="666666"/>
-              </w:rPr>
-              <w:t xml:space="preserve">(Günther, 2003)</w:t>
+        body38
+        <w:tc>
+          <w:tcPr>
+            <w:tcBorders>
+              <w:bottom w:val="none" w:sz="0" w:space="0" w:color="000000"/>
+              <w:top w:val="none" w:sz="0" w:space="0" w:color="000000"/>
+              <w:left w:val="none" w:sz="0" w:space="0" w:color="000000"/>
+              <w:right w:val="none" w:sz="0" w:space="0" w:color="000000"/>
+            </w:tcBorders>
+            <w:shd w:val="clear" w:color="auto" w:fill="FFFFFF"/>
+            <w:tcMar>
+              <w:top w:w="0" w:type="dxa"/>
+              <w:bottom w:w="0" w:type="dxa"/>
+              <w:left w:w="0" w:type="dxa"/>
+              <w:right w:w="0" w:type="dxa"/>
+            </w:tcMar>
+            <w:vAlign w:val="center"/>
+          </w:tcPr>
+          <w:p>
+            <w:pPr>
+              <w:pStyle w:val="Normal"/>
+              <w:jc w:val="left"/>
+              <w:pBdr>
+                <w:bottom w:val="none" w:sz="0" w:space="0" w:color="000000"/>
+                <w:top w:val="none" w:sz="0" w:space="0" w:color="000000"/>
+                <w:left w:val="none" w:sz="0" w:space="0" w:color="000000"/>
+                <w:right w:val="none" w:sz="0" w:space="0" w:color="000000"/>
+              </w:pBdr>
+              <w:spacing w:after="40" w:before="40" w:line="240"/>
+              <w:ind w:left="40" w:right="40" w:firstLine="0" w:firstLineChars="0"/>
+              <w:rPr>
+                <w:rFonts w:ascii="Helvetica" w:hAnsi="Helvetica" w:eastAsia="Helvetica" w:cs="Helvetica"/>
+                <w:i w:val="true"/>
+                <w:b w:val="false"/>
+                <w:u w:val="none"/>
+                <w:sz w:val="22"/>
+                <w:szCs w:val="22"/>
+                <w:color w:val="666666"/>
+              </w:rPr>
+            </w:pPr>
+            <w:r>
+              <w:rPr>
+                <w:rFonts w:ascii="Helvetica" w:hAnsi="Helvetica" w:eastAsia="Helvetica" w:cs="Helvetica"/>
+                <w:i w:val="true"/>
+                <w:b w:val="false"/>
+                <w:u w:val="none"/>
+                <w:sz w:val="22"/>
+                <w:szCs w:val="22"/>
+                <w:color w:val="666666"/>
+              </w:rPr>
+              <w:t xml:space="preserve">Oreophryne banshee </w:t>
+            </w:r>
+          </w:p>
+        </w:tc>
+        <w:tc>
+          <w:tcPr>
+            <w:tcBorders>
+              <w:bottom w:val="none" w:sz="0" w:space="0" w:color="000000"/>
+              <w:top w:val="none" w:sz="0" w:space="0" w:color="000000"/>
+              <w:left w:val="none" w:sz="0" w:space="0" w:color="000000"/>
+              <w:right w:val="none" w:sz="0" w:space="0" w:color="000000"/>
+            </w:tcBorders>
+            <w:shd w:val="clear" w:color="auto" w:fill="FFFFFF"/>
+            <w:tcMar>
+              <w:top w:w="0" w:type="dxa"/>
+              <w:bottom w:w="0" w:type="dxa"/>
+              <w:left w:w="0" w:type="dxa"/>
+              <w:right w:w="0" w:type="dxa"/>
+            </w:tcMar>
+            <w:vAlign w:val="center"/>
+          </w:tcPr>
+          <w:p>
+            <w:pPr>
+              <w:pStyle w:val="Normal"/>
+              <w:jc w:val="left"/>
+              <w:pBdr>
+                <w:bottom w:val="none" w:sz="0" w:space="0" w:color="000000"/>
+                <w:top w:val="none" w:sz="0" w:space="0" w:color="000000"/>
+                <w:left w:val="none" w:sz="0" w:space="0" w:color="000000"/>
+                <w:right w:val="none" w:sz="0" w:space="0" w:color="000000"/>
+              </w:pBdr>
+              <w:spacing w:after="40" w:before="40" w:line="240"/>
+              <w:ind w:left="40" w:right="40" w:firstLine="0" w:firstLineChars="0"/>
+              <w:rPr>
+                <w:rFonts w:ascii="Helvetica" w:hAnsi="Helvetica" w:eastAsia="Helvetica" w:cs="Helvetica"/>
+                <w:i w:val="false"/>
+                <w:b w:val="false"/>
+                <w:u w:val="none"/>
+                <w:sz w:val="22"/>
+                <w:szCs w:val="22"/>
+                <w:color w:val="666666"/>
+              </w:rPr>
+            </w:pPr>
+            <w:r>
+              <w:rPr>
+                <w:rFonts w:ascii="Helvetica" w:hAnsi="Helvetica" w:eastAsia="Helvetica" w:cs="Helvetica"/>
+                <w:i w:val="false"/>
+                <w:b w:val="false"/>
+                <w:u w:val="none"/>
+                <w:sz w:val="22"/>
+                <w:szCs w:val="22"/>
+                <w:color w:val="666666"/>
+              </w:rPr>
+              <w:t xml:space="preserve">(Kraus, 2016)</w:t>
             </w:r>
           </w:p>
         </w:tc>
@@ -12401,331 +12725,7 @@
                 <w:szCs w:val="22"/>
                 <w:color w:val="666666"/>
               </w:rPr>
-              <w:t xml:space="preserve">asplenicola</w:t>
-            </w:r>
-          </w:p>
-        </w:tc>
-        <w:tc>
-          <w:tcPr>
-            <w:tcBorders>
-              <w:bottom w:val="none" w:sz="0" w:space="0" w:color="000000"/>
-              <w:top w:val="none" w:sz="0" w:space="0" w:color="000000"/>
-              <w:left w:val="none" w:sz="0" w:space="0" w:color="000000"/>
-              <w:right w:val="none" w:sz="0" w:space="0" w:color="000000"/>
-            </w:tcBorders>
-            <w:shd w:val="clear" w:color="auto" w:fill="FFFFFF"/>
-            <w:tcMar>
-              <w:top w:w="0" w:type="dxa"/>
-              <w:bottom w:w="0" w:type="dxa"/>
-              <w:left w:w="0" w:type="dxa"/>
-              <w:right w:w="0" w:type="dxa"/>
-            </w:tcMar>
-            <w:vAlign w:val="center"/>
-          </w:tcPr>
-          <w:p>
-            <w:pPr>
-              <w:pStyle w:val="Normal"/>
-              <w:jc w:val="left"/>
-              <w:pBdr>
-                <w:bottom w:val="none" w:sz="0" w:space="0" w:color="000000"/>
-                <w:top w:val="none" w:sz="0" w:space="0" w:color="000000"/>
-                <w:left w:val="none" w:sz="0" w:space="0" w:color="000000"/>
-                <w:right w:val="none" w:sz="0" w:space="0" w:color="000000"/>
-              </w:pBdr>
-              <w:spacing w:after="40" w:before="40" w:line="240"/>
-              <w:ind w:left="40" w:right="40" w:firstLine="0" w:firstLineChars="0"/>
-              <w:rPr>
-                <w:rFonts w:ascii="Helvetica" w:hAnsi="Helvetica" w:eastAsia="Helvetica" w:cs="Helvetica"/>
-                <w:i w:val="false"/>
-                <w:b w:val="false"/>
-                <w:u w:val="none"/>
-                <w:sz w:val="22"/>
-                <w:szCs w:val="22"/>
-                <w:color w:val="666666"/>
-              </w:rPr>
-            </w:pPr>
-            <w:r>
-              <w:rPr>
-                <w:rFonts w:ascii="Helvetica" w:hAnsi="Helvetica" w:eastAsia="Helvetica" w:cs="Helvetica"/>
-                <w:i w:val="false"/>
-                <w:b w:val="false"/>
-                <w:u w:val="none"/>
-                <w:sz w:val="22"/>
-                <w:szCs w:val="22"/>
-                <w:color w:val="666666"/>
-              </w:rPr>
-              <w:t xml:space="preserve"/>
-            </w:r>
-          </w:p>
-        </w:tc>
-      </w:tr>
-      <w:tr>
-        <w:trPr>
-          <w:trHeight w:val="461" w:hRule="auto"/>
-        </w:trPr>
-        body38
-        <w:tc>
-          <w:tcPr>
-            <w:tcBorders>
-              <w:bottom w:val="none" w:sz="0" w:space="0" w:color="000000"/>
-              <w:top w:val="none" w:sz="0" w:space="0" w:color="000000"/>
-              <w:left w:val="none" w:sz="0" w:space="0" w:color="000000"/>
-              <w:right w:val="none" w:sz="0" w:space="0" w:color="000000"/>
-            </w:tcBorders>
-            <w:shd w:val="clear" w:color="auto" w:fill="FFFFFF"/>
-            <w:tcMar>
-              <w:top w:w="0" w:type="dxa"/>
-              <w:bottom w:w="0" w:type="dxa"/>
-              <w:left w:w="0" w:type="dxa"/>
-              <w:right w:w="0" w:type="dxa"/>
-            </w:tcMar>
-            <w:vAlign w:val="center"/>
-          </w:tcPr>
-          <w:p>
-            <w:pPr>
-              <w:pStyle w:val="Normal"/>
-              <w:jc w:val="left"/>
-              <w:pBdr>
-                <w:bottom w:val="none" w:sz="0" w:space="0" w:color="000000"/>
-                <w:top w:val="none" w:sz="0" w:space="0" w:color="000000"/>
-                <w:left w:val="none" w:sz="0" w:space="0" w:color="000000"/>
-                <w:right w:val="none" w:sz="0" w:space="0" w:color="000000"/>
-              </w:pBdr>
-              <w:spacing w:after="40" w:before="40" w:line="240"/>
-              <w:ind w:left="40" w:right="40" w:firstLine="0" w:firstLineChars="0"/>
-              <w:rPr>
-                <w:rFonts w:ascii="Helvetica" w:hAnsi="Helvetica" w:eastAsia="Helvetica" w:cs="Helvetica"/>
-                <w:i w:val="true"/>
-                <w:b w:val="false"/>
-                <w:u w:val="none"/>
-                <w:sz w:val="22"/>
-                <w:szCs w:val="22"/>
-                <w:color w:val="666666"/>
-              </w:rPr>
-            </w:pPr>
-            <w:r>
-              <w:rPr>
-                <w:rFonts w:ascii="Helvetica" w:hAnsi="Helvetica" w:eastAsia="Helvetica" w:cs="Helvetica"/>
-                <w:i w:val="true"/>
-                <w:b w:val="false"/>
-                <w:u w:val="none"/>
-                <w:sz w:val="22"/>
-                <w:szCs w:val="22"/>
-                <w:color w:val="666666"/>
-              </w:rPr>
-              <w:t xml:space="preserve">Oreophryne atrigularis </w:t>
-            </w:r>
-          </w:p>
-        </w:tc>
-        <w:tc>
-          <w:tcPr>
-            <w:tcBorders>
-              <w:bottom w:val="none" w:sz="0" w:space="0" w:color="000000"/>
-              <w:top w:val="none" w:sz="0" w:space="0" w:color="000000"/>
-              <w:left w:val="none" w:sz="0" w:space="0" w:color="000000"/>
-              <w:right w:val="none" w:sz="0" w:space="0" w:color="000000"/>
-            </w:tcBorders>
-            <w:shd w:val="clear" w:color="auto" w:fill="FFFFFF"/>
-            <w:tcMar>
-              <w:top w:w="0" w:type="dxa"/>
-              <w:bottom w:w="0" w:type="dxa"/>
-              <w:left w:w="0" w:type="dxa"/>
-              <w:right w:w="0" w:type="dxa"/>
-            </w:tcMar>
-            <w:vAlign w:val="center"/>
-          </w:tcPr>
-          <w:p>
-            <w:pPr>
-              <w:pStyle w:val="Normal"/>
-              <w:jc w:val="left"/>
-              <w:pBdr>
-                <w:bottom w:val="none" w:sz="0" w:space="0" w:color="000000"/>
-                <w:top w:val="none" w:sz="0" w:space="0" w:color="000000"/>
-                <w:left w:val="none" w:sz="0" w:space="0" w:color="000000"/>
-                <w:right w:val="none" w:sz="0" w:space="0" w:color="000000"/>
-              </w:pBdr>
-              <w:spacing w:after="40" w:before="40" w:line="240"/>
-              <w:ind w:left="40" w:right="40" w:firstLine="0" w:firstLineChars="0"/>
-              <w:rPr>
-                <w:rFonts w:ascii="Helvetica" w:hAnsi="Helvetica" w:eastAsia="Helvetica" w:cs="Helvetica"/>
-                <w:i w:val="false"/>
-                <w:b w:val="false"/>
-                <w:u w:val="none"/>
-                <w:sz w:val="22"/>
-                <w:szCs w:val="22"/>
-                <w:color w:val="666666"/>
-              </w:rPr>
-            </w:pPr>
-            <w:r>
-              <w:rPr>
-                <w:rFonts w:ascii="Helvetica" w:hAnsi="Helvetica" w:eastAsia="Helvetica" w:cs="Helvetica"/>
-                <w:i w:val="false"/>
-                <w:b w:val="false"/>
-                <w:u w:val="none"/>
-                <w:sz w:val="22"/>
-                <w:szCs w:val="22"/>
-                <w:color w:val="666666"/>
-              </w:rPr>
-              <w:t xml:space="preserve">(Günther, Richards, and Iskandar, 2001)</w:t>
-            </w:r>
-          </w:p>
-        </w:tc>
-        <w:tc>
-          <w:tcPr>
-            <w:tcBorders>
-              <w:bottom w:val="none" w:sz="0" w:space="0" w:color="000000"/>
-              <w:top w:val="none" w:sz="0" w:space="0" w:color="000000"/>
-              <w:left w:val="none" w:sz="0" w:space="0" w:color="000000"/>
-              <w:right w:val="none" w:sz="0" w:space="0" w:color="000000"/>
-            </w:tcBorders>
-            <w:shd w:val="clear" w:color="auto" w:fill="FFFFFF"/>
-            <w:tcMar>
-              <w:top w:w="0" w:type="dxa"/>
-              <w:bottom w:w="0" w:type="dxa"/>
-              <w:left w:w="0" w:type="dxa"/>
-              <w:right w:w="0" w:type="dxa"/>
-            </w:tcMar>
-            <w:vAlign w:val="center"/>
-          </w:tcPr>
-          <w:p>
-            <w:pPr>
-              <w:pStyle w:val="Normal"/>
-              <w:jc w:val="left"/>
-              <w:pBdr>
-                <w:bottom w:val="none" w:sz="0" w:space="0" w:color="000000"/>
-                <w:top w:val="none" w:sz="0" w:space="0" w:color="000000"/>
-                <w:left w:val="none" w:sz="0" w:space="0" w:color="000000"/>
-                <w:right w:val="none" w:sz="0" w:space="0" w:color="000000"/>
-              </w:pBdr>
-              <w:spacing w:after="40" w:before="40" w:line="240"/>
-              <w:ind w:left="40" w:right="40" w:firstLine="0" w:firstLineChars="0"/>
-              <w:rPr>
-                <w:rFonts w:ascii="Helvetica" w:hAnsi="Helvetica" w:eastAsia="Helvetica" w:cs="Helvetica"/>
-                <w:i w:val="true"/>
-                <w:b w:val="false"/>
-                <w:u w:val="none"/>
-                <w:sz w:val="22"/>
-                <w:szCs w:val="22"/>
-                <w:color w:val="666666"/>
-              </w:rPr>
-            </w:pPr>
-            <w:r>
-              <w:rPr>
-                <w:rFonts w:ascii="Helvetica" w:hAnsi="Helvetica" w:eastAsia="Helvetica" w:cs="Helvetica"/>
-                <w:i w:val="true"/>
-                <w:b w:val="false"/>
-                <w:u w:val="none"/>
-                <w:sz w:val="22"/>
-                <w:szCs w:val="22"/>
-                <w:color w:val="666666"/>
-              </w:rPr>
-              <w:t xml:space="preserve">Oreophryne</w:t>
-            </w:r>
-          </w:p>
-        </w:tc>
-        <w:tc>
-          <w:tcPr>
-            <w:tcBorders>
-              <w:bottom w:val="none" w:sz="0" w:space="0" w:color="000000"/>
-              <w:top w:val="none" w:sz="0" w:space="0" w:color="000000"/>
-              <w:left w:val="none" w:sz="0" w:space="0" w:color="000000"/>
-              <w:right w:val="none" w:sz="0" w:space="0" w:color="000000"/>
-            </w:tcBorders>
-            <w:shd w:val="clear" w:color="auto" w:fill="FFFFFF"/>
-            <w:tcMar>
-              <w:top w:w="0" w:type="dxa"/>
-              <w:bottom w:w="0" w:type="dxa"/>
-              <w:left w:w="0" w:type="dxa"/>
-              <w:right w:w="0" w:type="dxa"/>
-            </w:tcMar>
-            <w:vAlign w:val="center"/>
-          </w:tcPr>
-          <w:p>
-            <w:pPr>
-              <w:pStyle w:val="Normal"/>
-              <w:jc w:val="left"/>
-              <w:pBdr>
-                <w:bottom w:val="none" w:sz="0" w:space="0" w:color="000000"/>
-                <w:top w:val="none" w:sz="0" w:space="0" w:color="000000"/>
-                <w:left w:val="none" w:sz="0" w:space="0" w:color="000000"/>
-                <w:right w:val="none" w:sz="0" w:space="0" w:color="000000"/>
-              </w:pBdr>
-              <w:spacing w:after="40" w:before="40" w:line="240"/>
-              <w:ind w:left="40" w:right="40" w:firstLine="0" w:firstLineChars="0"/>
-              <w:rPr>
-                <w:rFonts w:ascii="Helvetica" w:hAnsi="Helvetica" w:eastAsia="Helvetica" w:cs="Helvetica"/>
-                <w:i w:val="true"/>
-                <w:b w:val="false"/>
-                <w:u w:val="none"/>
-                <w:sz w:val="22"/>
-                <w:szCs w:val="22"/>
-                <w:color w:val="666666"/>
-              </w:rPr>
-            </w:pPr>
-            <w:r>
-              <w:rPr>
-                <w:rFonts w:ascii="Helvetica" w:hAnsi="Helvetica" w:eastAsia="Helvetica" w:cs="Helvetica"/>
-                <w:i w:val="true"/>
-                <w:b w:val="false"/>
-                <w:u w:val="none"/>
-                <w:sz w:val="22"/>
-                <w:szCs w:val="22"/>
-                <w:color w:val="666666"/>
-              </w:rPr>
-              <w:t xml:space="preserve">incertae sedis</w:t>
-            </w:r>
-          </w:p>
-        </w:tc>
-        <w:tc>
-          <w:tcPr>
-            <w:tcBorders>
-              <w:bottom w:val="none" w:sz="0" w:space="0" w:color="000000"/>
-              <w:top w:val="none" w:sz="0" w:space="0" w:color="000000"/>
-              <w:left w:val="none" w:sz="0" w:space="0" w:color="000000"/>
-              <w:right w:val="none" w:sz="0" w:space="0" w:color="000000"/>
-            </w:tcBorders>
-            <w:shd w:val="clear" w:color="auto" w:fill="FFFFFF"/>
-            <w:tcMar>
-              <w:top w:w="0" w:type="dxa"/>
-              <w:bottom w:w="0" w:type="dxa"/>
-              <w:left w:w="0" w:type="dxa"/>
-              <w:right w:w="0" w:type="dxa"/>
-            </w:tcMar>
-            <w:vAlign w:val="center"/>
-          </w:tcPr>
-          <w:p>
-            <w:pPr>
-              <w:pStyle w:val="Normal"/>
-              <w:jc w:val="left"/>
-              <w:pBdr>
-                <w:bottom w:val="none" w:sz="0" w:space="0" w:color="000000"/>
-                <w:top w:val="none" w:sz="0" w:space="0" w:color="000000"/>
-                <w:left w:val="none" w:sz="0" w:space="0" w:color="000000"/>
-                <w:right w:val="none" w:sz="0" w:space="0" w:color="000000"/>
-              </w:pBdr>
-              <w:spacing w:after="40" w:before="40" w:line="240"/>
-              <w:ind w:left="40" w:right="40" w:firstLine="0" w:firstLineChars="0"/>
-              <w:rPr>
-                <w:rFonts w:ascii="Helvetica" w:hAnsi="Helvetica" w:eastAsia="Helvetica" w:cs="Helvetica"/>
-                <w:i w:val="true"/>
-                <w:b w:val="false"/>
-                <w:u w:val="none"/>
-                <w:sz w:val="22"/>
-                <w:szCs w:val="22"/>
-                <w:color w:val="666666"/>
-              </w:rPr>
-            </w:pPr>
-            <w:r>
-              <w:rPr>
-                <w:rFonts w:ascii="Helvetica" w:hAnsi="Helvetica" w:eastAsia="Helvetica" w:cs="Helvetica"/>
-                <w:i w:val="true"/>
-                <w:b w:val="false"/>
-                <w:u w:val="none"/>
-                <w:sz w:val="22"/>
-                <w:szCs w:val="22"/>
-                <w:color w:val="666666"/>
-              </w:rPr>
-              <w:t xml:space="preserve">atrigularis</w:t>
+              <w:t xml:space="preserve">banshee</w:t>
             </w:r>
           </w:p>
         </w:tc>
@@ -12837,60 +12837,60 @@
                 <w:szCs w:val="22"/>
                 <w:color w:val="666666"/>
               </w:rPr>
-              <w:t xml:space="preserve">Oreophryne banshee </w:t>
-            </w:r>
-          </w:p>
-        </w:tc>
-        <w:tc>
-          <w:tcPr>
-            <w:tcBorders>
-              <w:bottom w:val="none" w:sz="0" w:space="0" w:color="000000"/>
-              <w:top w:val="none" w:sz="0" w:space="0" w:color="000000"/>
-              <w:left w:val="none" w:sz="0" w:space="0" w:color="000000"/>
-              <w:right w:val="none" w:sz="0" w:space="0" w:color="000000"/>
-            </w:tcBorders>
-            <w:shd w:val="clear" w:color="auto" w:fill="FFFFFF"/>
-            <w:tcMar>
-              <w:top w:w="0" w:type="dxa"/>
-              <w:bottom w:w="0" w:type="dxa"/>
-              <w:left w:w="0" w:type="dxa"/>
-              <w:right w:w="0" w:type="dxa"/>
-            </w:tcMar>
-            <w:vAlign w:val="center"/>
-          </w:tcPr>
-          <w:p>
-            <w:pPr>
-              <w:pStyle w:val="Normal"/>
-              <w:jc w:val="left"/>
-              <w:pBdr>
-                <w:bottom w:val="none" w:sz="0" w:space="0" w:color="000000"/>
-                <w:top w:val="none" w:sz="0" w:space="0" w:color="000000"/>
-                <w:left w:val="none" w:sz="0" w:space="0" w:color="000000"/>
-                <w:right w:val="none" w:sz="0" w:space="0" w:color="000000"/>
-              </w:pBdr>
-              <w:spacing w:after="40" w:before="40" w:line="240"/>
-              <w:ind w:left="40" w:right="40" w:firstLine="0" w:firstLineChars="0"/>
-              <w:rPr>
-                <w:rFonts w:ascii="Helvetica" w:hAnsi="Helvetica" w:eastAsia="Helvetica" w:cs="Helvetica"/>
-                <w:i w:val="false"/>
-                <w:b w:val="false"/>
-                <w:u w:val="none"/>
-                <w:sz w:val="22"/>
-                <w:szCs w:val="22"/>
-                <w:color w:val="666666"/>
-              </w:rPr>
-            </w:pPr>
-            <w:r>
-              <w:rPr>
-                <w:rFonts w:ascii="Helvetica" w:hAnsi="Helvetica" w:eastAsia="Helvetica" w:cs="Helvetica"/>
-                <w:i w:val="false"/>
-                <w:b w:val="false"/>
-                <w:u w:val="none"/>
-                <w:sz w:val="22"/>
-                <w:szCs w:val="22"/>
-                <w:color w:val="666666"/>
-              </w:rPr>
-              <w:t xml:space="preserve">(Kraus, 2016)</w:t>
+              <w:t xml:space="preserve">Oreophryne brevicrus </w:t>
+            </w:r>
+          </w:p>
+        </w:tc>
+        <w:tc>
+          <w:tcPr>
+            <w:tcBorders>
+              <w:bottom w:val="none" w:sz="0" w:space="0" w:color="000000"/>
+              <w:top w:val="none" w:sz="0" w:space="0" w:color="000000"/>
+              <w:left w:val="none" w:sz="0" w:space="0" w:color="000000"/>
+              <w:right w:val="none" w:sz="0" w:space="0" w:color="000000"/>
+            </w:tcBorders>
+            <w:shd w:val="clear" w:color="auto" w:fill="FFFFFF"/>
+            <w:tcMar>
+              <w:top w:w="0" w:type="dxa"/>
+              <w:bottom w:w="0" w:type="dxa"/>
+              <w:left w:w="0" w:type="dxa"/>
+              <w:right w:w="0" w:type="dxa"/>
+            </w:tcMar>
+            <w:vAlign w:val="center"/>
+          </w:tcPr>
+          <w:p>
+            <w:pPr>
+              <w:pStyle w:val="Normal"/>
+              <w:jc w:val="left"/>
+              <w:pBdr>
+                <w:bottom w:val="none" w:sz="0" w:space="0" w:color="000000"/>
+                <w:top w:val="none" w:sz="0" w:space="0" w:color="000000"/>
+                <w:left w:val="none" w:sz="0" w:space="0" w:color="000000"/>
+                <w:right w:val="none" w:sz="0" w:space="0" w:color="000000"/>
+              </w:pBdr>
+              <w:spacing w:after="40" w:before="40" w:line="240"/>
+              <w:ind w:left="40" w:right="40" w:firstLine="0" w:firstLineChars="0"/>
+              <w:rPr>
+                <w:rFonts w:ascii="Helvetica" w:hAnsi="Helvetica" w:eastAsia="Helvetica" w:cs="Helvetica"/>
+                <w:i w:val="false"/>
+                <w:b w:val="false"/>
+                <w:u w:val="none"/>
+                <w:sz w:val="22"/>
+                <w:szCs w:val="22"/>
+                <w:color w:val="666666"/>
+              </w:rPr>
+            </w:pPr>
+            <w:r>
+              <w:rPr>
+                <w:rFonts w:ascii="Helvetica" w:hAnsi="Helvetica" w:eastAsia="Helvetica" w:cs="Helvetica"/>
+                <w:i w:val="false"/>
+                <w:b w:val="false"/>
+                <w:u w:val="none"/>
+                <w:sz w:val="22"/>
+                <w:szCs w:val="22"/>
+                <w:color w:val="666666"/>
+              </w:rPr>
+              <w:t xml:space="preserve">(Zweifel, 1956)</w:t>
             </w:r>
           </w:p>
         </w:tc>
@@ -13049,7 +13049,331 @@
                 <w:szCs w:val="22"/>
                 <w:color w:val="666666"/>
               </w:rPr>
-              <w:t xml:space="preserve">banshee</w:t>
+              <w:t xml:space="preserve">brevicrus</w:t>
+            </w:r>
+          </w:p>
+        </w:tc>
+        <w:tc>
+          <w:tcPr>
+            <w:tcBorders>
+              <w:bottom w:val="none" w:sz="0" w:space="0" w:color="000000"/>
+              <w:top w:val="none" w:sz="0" w:space="0" w:color="000000"/>
+              <w:left w:val="none" w:sz="0" w:space="0" w:color="000000"/>
+              <w:right w:val="none" w:sz="0" w:space="0" w:color="000000"/>
+            </w:tcBorders>
+            <w:shd w:val="clear" w:color="auto" w:fill="FFFFFF"/>
+            <w:tcMar>
+              <w:top w:w="0" w:type="dxa"/>
+              <w:bottom w:w="0" w:type="dxa"/>
+              <w:left w:w="0" w:type="dxa"/>
+              <w:right w:w="0" w:type="dxa"/>
+            </w:tcMar>
+            <w:vAlign w:val="center"/>
+          </w:tcPr>
+          <w:p>
+            <w:pPr>
+              <w:pStyle w:val="Normal"/>
+              <w:jc w:val="left"/>
+              <w:pBdr>
+                <w:bottom w:val="none" w:sz="0" w:space="0" w:color="000000"/>
+                <w:top w:val="none" w:sz="0" w:space="0" w:color="000000"/>
+                <w:left w:val="none" w:sz="0" w:space="0" w:color="000000"/>
+                <w:right w:val="none" w:sz="0" w:space="0" w:color="000000"/>
+              </w:pBdr>
+              <w:spacing w:after="40" w:before="40" w:line="240"/>
+              <w:ind w:left="40" w:right="40" w:firstLine="0" w:firstLineChars="0"/>
+              <w:rPr>
+                <w:rFonts w:ascii="Helvetica" w:hAnsi="Helvetica" w:eastAsia="Helvetica" w:cs="Helvetica"/>
+                <w:i w:val="false"/>
+                <w:b w:val="false"/>
+                <w:u w:val="none"/>
+                <w:sz w:val="22"/>
+                <w:szCs w:val="22"/>
+                <w:color w:val="666666"/>
+              </w:rPr>
+            </w:pPr>
+            <w:r>
+              <w:rPr>
+                <w:rFonts w:ascii="Helvetica" w:hAnsi="Helvetica" w:eastAsia="Helvetica" w:cs="Helvetica"/>
+                <w:i w:val="false"/>
+                <w:b w:val="false"/>
+                <w:u w:val="none"/>
+                <w:sz w:val="22"/>
+                <w:szCs w:val="22"/>
+                <w:color w:val="666666"/>
+              </w:rPr>
+              <w:t xml:space="preserve"/>
+            </w:r>
+          </w:p>
+        </w:tc>
+      </w:tr>
+      <w:tr>
+        <w:trPr>
+          <w:trHeight w:val="461" w:hRule="auto"/>
+        </w:trPr>
+        body40
+        <w:tc>
+          <w:tcPr>
+            <w:tcBorders>
+              <w:bottom w:val="none" w:sz="0" w:space="0" w:color="000000"/>
+              <w:top w:val="none" w:sz="0" w:space="0" w:color="000000"/>
+              <w:left w:val="none" w:sz="0" w:space="0" w:color="000000"/>
+              <w:right w:val="none" w:sz="0" w:space="0" w:color="000000"/>
+            </w:tcBorders>
+            <w:shd w:val="clear" w:color="auto" w:fill="FFFFFF"/>
+            <w:tcMar>
+              <w:top w:w="0" w:type="dxa"/>
+              <w:bottom w:w="0" w:type="dxa"/>
+              <w:left w:w="0" w:type="dxa"/>
+              <w:right w:w="0" w:type="dxa"/>
+            </w:tcMar>
+            <w:vAlign w:val="center"/>
+          </w:tcPr>
+          <w:p>
+            <w:pPr>
+              <w:pStyle w:val="Normal"/>
+              <w:jc w:val="left"/>
+              <w:pBdr>
+                <w:bottom w:val="none" w:sz="0" w:space="0" w:color="000000"/>
+                <w:top w:val="none" w:sz="0" w:space="0" w:color="000000"/>
+                <w:left w:val="none" w:sz="0" w:space="0" w:color="000000"/>
+                <w:right w:val="none" w:sz="0" w:space="0" w:color="000000"/>
+              </w:pBdr>
+              <w:spacing w:after="40" w:before="40" w:line="240"/>
+              <w:ind w:left="40" w:right="40" w:firstLine="0" w:firstLineChars="0"/>
+              <w:rPr>
+                <w:rFonts w:ascii="Helvetica" w:hAnsi="Helvetica" w:eastAsia="Helvetica" w:cs="Helvetica"/>
+                <w:i w:val="true"/>
+                <w:b w:val="false"/>
+                <w:u w:val="none"/>
+                <w:sz w:val="22"/>
+                <w:szCs w:val="22"/>
+                <w:color w:val="666666"/>
+              </w:rPr>
+            </w:pPr>
+            <w:r>
+              <w:rPr>
+                <w:rFonts w:ascii="Helvetica" w:hAnsi="Helvetica" w:eastAsia="Helvetica" w:cs="Helvetica"/>
+                <w:i w:val="true"/>
+                <w:b w:val="false"/>
+                <w:u w:val="none"/>
+                <w:sz w:val="22"/>
+                <w:szCs w:val="22"/>
+                <w:color w:val="666666"/>
+              </w:rPr>
+              <w:t xml:space="preserve">Oreophryne brevirostris </w:t>
+            </w:r>
+          </w:p>
+        </w:tc>
+        <w:tc>
+          <w:tcPr>
+            <w:tcBorders>
+              <w:bottom w:val="none" w:sz="0" w:space="0" w:color="000000"/>
+              <w:top w:val="none" w:sz="0" w:space="0" w:color="000000"/>
+              <w:left w:val="none" w:sz="0" w:space="0" w:color="000000"/>
+              <w:right w:val="none" w:sz="0" w:space="0" w:color="000000"/>
+            </w:tcBorders>
+            <w:shd w:val="clear" w:color="auto" w:fill="FFFFFF"/>
+            <w:tcMar>
+              <w:top w:w="0" w:type="dxa"/>
+              <w:bottom w:w="0" w:type="dxa"/>
+              <w:left w:w="0" w:type="dxa"/>
+              <w:right w:w="0" w:type="dxa"/>
+            </w:tcMar>
+            <w:vAlign w:val="center"/>
+          </w:tcPr>
+          <w:p>
+            <w:pPr>
+              <w:pStyle w:val="Normal"/>
+              <w:jc w:val="left"/>
+              <w:pBdr>
+                <w:bottom w:val="none" w:sz="0" w:space="0" w:color="000000"/>
+                <w:top w:val="none" w:sz="0" w:space="0" w:color="000000"/>
+                <w:left w:val="none" w:sz="0" w:space="0" w:color="000000"/>
+                <w:right w:val="none" w:sz="0" w:space="0" w:color="000000"/>
+              </w:pBdr>
+              <w:spacing w:after="40" w:before="40" w:line="240"/>
+              <w:ind w:left="40" w:right="40" w:firstLine="0" w:firstLineChars="0"/>
+              <w:rPr>
+                <w:rFonts w:ascii="Helvetica" w:hAnsi="Helvetica" w:eastAsia="Helvetica" w:cs="Helvetica"/>
+                <w:i w:val="false"/>
+                <w:b w:val="false"/>
+                <w:u w:val="none"/>
+                <w:sz w:val="22"/>
+                <w:szCs w:val="22"/>
+                <w:color w:val="666666"/>
+              </w:rPr>
+            </w:pPr>
+            <w:r>
+              <w:rPr>
+                <w:rFonts w:ascii="Helvetica" w:hAnsi="Helvetica" w:eastAsia="Helvetica" w:cs="Helvetica"/>
+                <w:i w:val="false"/>
+                <w:b w:val="false"/>
+                <w:u w:val="none"/>
+                <w:sz w:val="22"/>
+                <w:szCs w:val="22"/>
+                <w:color w:val="666666"/>
+              </w:rPr>
+              <w:t xml:space="preserve">(Zweifel, Cogger, and Richards, 2005)</w:t>
+            </w:r>
+          </w:p>
+        </w:tc>
+        <w:tc>
+          <w:tcPr>
+            <w:tcBorders>
+              <w:bottom w:val="none" w:sz="0" w:space="0" w:color="000000"/>
+              <w:top w:val="none" w:sz="0" w:space="0" w:color="000000"/>
+              <w:left w:val="none" w:sz="0" w:space="0" w:color="000000"/>
+              <w:right w:val="none" w:sz="0" w:space="0" w:color="000000"/>
+            </w:tcBorders>
+            <w:shd w:val="clear" w:color="auto" w:fill="FFFFFF"/>
+            <w:tcMar>
+              <w:top w:w="0" w:type="dxa"/>
+              <w:bottom w:w="0" w:type="dxa"/>
+              <w:left w:w="0" w:type="dxa"/>
+              <w:right w:w="0" w:type="dxa"/>
+            </w:tcMar>
+            <w:vAlign w:val="center"/>
+          </w:tcPr>
+          <w:p>
+            <w:pPr>
+              <w:pStyle w:val="Normal"/>
+              <w:jc w:val="left"/>
+              <w:pBdr>
+                <w:bottom w:val="none" w:sz="0" w:space="0" w:color="000000"/>
+                <w:top w:val="none" w:sz="0" w:space="0" w:color="000000"/>
+                <w:left w:val="none" w:sz="0" w:space="0" w:color="000000"/>
+                <w:right w:val="none" w:sz="0" w:space="0" w:color="000000"/>
+              </w:pBdr>
+              <w:spacing w:after="40" w:before="40" w:line="240"/>
+              <w:ind w:left="40" w:right="40" w:firstLine="0" w:firstLineChars="0"/>
+              <w:rPr>
+                <w:rFonts w:ascii="Helvetica" w:hAnsi="Helvetica" w:eastAsia="Helvetica" w:cs="Helvetica"/>
+                <w:i w:val="true"/>
+                <w:b w:val="false"/>
+                <w:u w:val="none"/>
+                <w:sz w:val="22"/>
+                <w:szCs w:val="22"/>
+                <w:color w:val="666666"/>
+              </w:rPr>
+            </w:pPr>
+            <w:r>
+              <w:rPr>
+                <w:rFonts w:ascii="Helvetica" w:hAnsi="Helvetica" w:eastAsia="Helvetica" w:cs="Helvetica"/>
+                <w:i w:val="true"/>
+                <w:b w:val="false"/>
+                <w:u w:val="none"/>
+                <w:sz w:val="22"/>
+                <w:szCs w:val="22"/>
+                <w:color w:val="666666"/>
+              </w:rPr>
+              <w:t xml:space="preserve">Oreophryne</w:t>
+            </w:r>
+          </w:p>
+        </w:tc>
+        <w:tc>
+          <w:tcPr>
+            <w:tcBorders>
+              <w:bottom w:val="none" w:sz="0" w:space="0" w:color="000000"/>
+              <w:top w:val="none" w:sz="0" w:space="0" w:color="000000"/>
+              <w:left w:val="none" w:sz="0" w:space="0" w:color="000000"/>
+              <w:right w:val="none" w:sz="0" w:space="0" w:color="000000"/>
+            </w:tcBorders>
+            <w:shd w:val="clear" w:color="auto" w:fill="FFFFFF"/>
+            <w:tcMar>
+              <w:top w:w="0" w:type="dxa"/>
+              <w:bottom w:w="0" w:type="dxa"/>
+              <w:left w:w="0" w:type="dxa"/>
+              <w:right w:w="0" w:type="dxa"/>
+            </w:tcMar>
+            <w:vAlign w:val="center"/>
+          </w:tcPr>
+          <w:p>
+            <w:pPr>
+              <w:pStyle w:val="Normal"/>
+              <w:jc w:val="left"/>
+              <w:pBdr>
+                <w:bottom w:val="none" w:sz="0" w:space="0" w:color="000000"/>
+                <w:top w:val="none" w:sz="0" w:space="0" w:color="000000"/>
+                <w:left w:val="none" w:sz="0" w:space="0" w:color="000000"/>
+                <w:right w:val="none" w:sz="0" w:space="0" w:color="000000"/>
+              </w:pBdr>
+              <w:spacing w:after="40" w:before="40" w:line="240"/>
+              <w:ind w:left="40" w:right="40" w:firstLine="0" w:firstLineChars="0"/>
+              <w:rPr>
+                <w:rFonts w:ascii="Helvetica" w:hAnsi="Helvetica" w:eastAsia="Helvetica" w:cs="Helvetica"/>
+                <w:i w:val="true"/>
+                <w:b w:val="false"/>
+                <w:u w:val="none"/>
+                <w:sz w:val="22"/>
+                <w:szCs w:val="22"/>
+                <w:color w:val="666666"/>
+              </w:rPr>
+            </w:pPr>
+            <w:r>
+              <w:rPr>
+                <w:rFonts w:ascii="Helvetica" w:hAnsi="Helvetica" w:eastAsia="Helvetica" w:cs="Helvetica"/>
+                <w:i w:val="true"/>
+                <w:b w:val="false"/>
+                <w:u w:val="none"/>
+                <w:sz w:val="22"/>
+                <w:szCs w:val="22"/>
+                <w:color w:val="666666"/>
+              </w:rPr>
+              <w:t xml:space="preserve">incertae sedis</w:t>
+            </w:r>
+          </w:p>
+        </w:tc>
+        <w:tc>
+          <w:tcPr>
+            <w:tcBorders>
+              <w:bottom w:val="none" w:sz="0" w:space="0" w:color="000000"/>
+              <w:top w:val="none" w:sz="0" w:space="0" w:color="000000"/>
+              <w:left w:val="none" w:sz="0" w:space="0" w:color="000000"/>
+              <w:right w:val="none" w:sz="0" w:space="0" w:color="000000"/>
+            </w:tcBorders>
+            <w:shd w:val="clear" w:color="auto" w:fill="FFFFFF"/>
+            <w:tcMar>
+              <w:top w:w="0" w:type="dxa"/>
+              <w:bottom w:w="0" w:type="dxa"/>
+              <w:left w:w="0" w:type="dxa"/>
+              <w:right w:w="0" w:type="dxa"/>
+            </w:tcMar>
+            <w:vAlign w:val="center"/>
+          </w:tcPr>
+          <w:p>
+            <w:pPr>
+              <w:pStyle w:val="Normal"/>
+              <w:jc w:val="left"/>
+              <w:pBdr>
+                <w:bottom w:val="none" w:sz="0" w:space="0" w:color="000000"/>
+                <w:top w:val="none" w:sz="0" w:space="0" w:color="000000"/>
+                <w:left w:val="none" w:sz="0" w:space="0" w:color="000000"/>
+                <w:right w:val="none" w:sz="0" w:space="0" w:color="000000"/>
+              </w:pBdr>
+              <w:spacing w:after="40" w:before="40" w:line="240"/>
+              <w:ind w:left="40" w:right="40" w:firstLine="0" w:firstLineChars="0"/>
+              <w:rPr>
+                <w:rFonts w:ascii="Helvetica" w:hAnsi="Helvetica" w:eastAsia="Helvetica" w:cs="Helvetica"/>
+                <w:i w:val="true"/>
+                <w:b w:val="false"/>
+                <w:u w:val="none"/>
+                <w:sz w:val="22"/>
+                <w:szCs w:val="22"/>
+                <w:color w:val="666666"/>
+              </w:rPr>
+            </w:pPr>
+            <w:r>
+              <w:rPr>
+                <w:rFonts w:ascii="Helvetica" w:hAnsi="Helvetica" w:eastAsia="Helvetica" w:cs="Helvetica"/>
+                <w:i w:val="true"/>
+                <w:b w:val="false"/>
+                <w:u w:val="none"/>
+                <w:sz w:val="22"/>
+                <w:szCs w:val="22"/>
+                <w:color w:val="666666"/>
+              </w:rPr>
+              <w:t xml:space="preserve">brevirostris</w:t>
             </w:r>
           </w:p>
         </w:tc>
@@ -13111,110 +13435,110 @@
         <w:trPr>
           <w:trHeight w:val="460" w:hRule="auto"/>
         </w:trPr>
-        body40
-        <w:tc>
-          <w:tcPr>
-            <w:tcBorders>
-              <w:bottom w:val="none" w:sz="0" w:space="0" w:color="000000"/>
-              <w:top w:val="none" w:sz="0" w:space="0" w:color="000000"/>
-              <w:left w:val="none" w:sz="0" w:space="0" w:color="000000"/>
-              <w:right w:val="none" w:sz="0" w:space="0" w:color="000000"/>
-            </w:tcBorders>
-            <w:shd w:val="clear" w:color="auto" w:fill="FFFFFF"/>
-            <w:tcMar>
-              <w:top w:w="0" w:type="dxa"/>
-              <w:bottom w:w="0" w:type="dxa"/>
-              <w:left w:w="0" w:type="dxa"/>
-              <w:right w:w="0" w:type="dxa"/>
-            </w:tcMar>
-            <w:vAlign w:val="center"/>
-          </w:tcPr>
-          <w:p>
-            <w:pPr>
-              <w:pStyle w:val="Normal"/>
-              <w:jc w:val="left"/>
-              <w:pBdr>
-                <w:bottom w:val="none" w:sz="0" w:space="0" w:color="000000"/>
-                <w:top w:val="none" w:sz="0" w:space="0" w:color="000000"/>
-                <w:left w:val="none" w:sz="0" w:space="0" w:color="000000"/>
-                <w:right w:val="none" w:sz="0" w:space="0" w:color="000000"/>
-              </w:pBdr>
-              <w:spacing w:after="40" w:before="40" w:line="240"/>
-              <w:ind w:left="40" w:right="40" w:firstLine="0" w:firstLineChars="0"/>
-              <w:rPr>
-                <w:rFonts w:ascii="Helvetica" w:hAnsi="Helvetica" w:eastAsia="Helvetica" w:cs="Helvetica"/>
-                <w:i w:val="true"/>
-                <w:b w:val="false"/>
-                <w:u w:val="none"/>
-                <w:sz w:val="22"/>
-                <w:szCs w:val="22"/>
-                <w:color w:val="666666"/>
-              </w:rPr>
-            </w:pPr>
-            <w:r>
-              <w:rPr>
-                <w:rFonts w:ascii="Helvetica" w:hAnsi="Helvetica" w:eastAsia="Helvetica" w:cs="Helvetica"/>
-                <w:i w:val="true"/>
-                <w:b w:val="false"/>
-                <w:u w:val="none"/>
-                <w:sz w:val="22"/>
-                <w:szCs w:val="22"/>
-                <w:color w:val="666666"/>
-              </w:rPr>
-              <w:t xml:space="preserve">Oreophryne brevicrus </w:t>
-            </w:r>
-          </w:p>
-        </w:tc>
-        <w:tc>
-          <w:tcPr>
-            <w:tcBorders>
-              <w:bottom w:val="none" w:sz="0" w:space="0" w:color="000000"/>
-              <w:top w:val="none" w:sz="0" w:space="0" w:color="000000"/>
-              <w:left w:val="none" w:sz="0" w:space="0" w:color="000000"/>
-              <w:right w:val="none" w:sz="0" w:space="0" w:color="000000"/>
-            </w:tcBorders>
-            <w:shd w:val="clear" w:color="auto" w:fill="FFFFFF"/>
-            <w:tcMar>
-              <w:top w:w="0" w:type="dxa"/>
-              <w:bottom w:w="0" w:type="dxa"/>
-              <w:left w:w="0" w:type="dxa"/>
-              <w:right w:w="0" w:type="dxa"/>
-            </w:tcMar>
-            <w:vAlign w:val="center"/>
-          </w:tcPr>
-          <w:p>
-            <w:pPr>
-              <w:pStyle w:val="Normal"/>
-              <w:jc w:val="left"/>
-              <w:pBdr>
-                <w:bottom w:val="none" w:sz="0" w:space="0" w:color="000000"/>
-                <w:top w:val="none" w:sz="0" w:space="0" w:color="000000"/>
-                <w:left w:val="none" w:sz="0" w:space="0" w:color="000000"/>
-                <w:right w:val="none" w:sz="0" w:space="0" w:color="000000"/>
-              </w:pBdr>
-              <w:spacing w:after="40" w:before="40" w:line="240"/>
-              <w:ind w:left="40" w:right="40" w:firstLine="0" w:firstLineChars="0"/>
-              <w:rPr>
-                <w:rFonts w:ascii="Helvetica" w:hAnsi="Helvetica" w:eastAsia="Helvetica" w:cs="Helvetica"/>
-                <w:i w:val="false"/>
-                <w:b w:val="false"/>
-                <w:u w:val="none"/>
-                <w:sz w:val="22"/>
-                <w:szCs w:val="22"/>
-                <w:color w:val="666666"/>
-              </w:rPr>
-            </w:pPr>
-            <w:r>
-              <w:rPr>
-                <w:rFonts w:ascii="Helvetica" w:hAnsi="Helvetica" w:eastAsia="Helvetica" w:cs="Helvetica"/>
-                <w:i w:val="false"/>
-                <w:b w:val="false"/>
-                <w:u w:val="none"/>
-                <w:sz w:val="22"/>
-                <w:szCs w:val="22"/>
-                <w:color w:val="666666"/>
-              </w:rPr>
-              <w:t xml:space="preserve">(Zweifel, 1956)</w:t>
+        body41
+        <w:tc>
+          <w:tcPr>
+            <w:tcBorders>
+              <w:bottom w:val="none" w:sz="0" w:space="0" w:color="000000"/>
+              <w:top w:val="none" w:sz="0" w:space="0" w:color="000000"/>
+              <w:left w:val="none" w:sz="0" w:space="0" w:color="000000"/>
+              <w:right w:val="none" w:sz="0" w:space="0" w:color="000000"/>
+            </w:tcBorders>
+            <w:shd w:val="clear" w:color="auto" w:fill="FFFFFF"/>
+            <w:tcMar>
+              <w:top w:w="0" w:type="dxa"/>
+              <w:bottom w:w="0" w:type="dxa"/>
+              <w:left w:w="0" w:type="dxa"/>
+              <w:right w:w="0" w:type="dxa"/>
+            </w:tcMar>
+            <w:vAlign w:val="center"/>
+          </w:tcPr>
+          <w:p>
+            <w:pPr>
+              <w:pStyle w:val="Normal"/>
+              <w:jc w:val="left"/>
+              <w:pBdr>
+                <w:bottom w:val="none" w:sz="0" w:space="0" w:color="000000"/>
+                <w:top w:val="none" w:sz="0" w:space="0" w:color="000000"/>
+                <w:left w:val="none" w:sz="0" w:space="0" w:color="000000"/>
+                <w:right w:val="none" w:sz="0" w:space="0" w:color="000000"/>
+              </w:pBdr>
+              <w:spacing w:after="40" w:before="40" w:line="240"/>
+              <w:ind w:left="40" w:right="40" w:firstLine="0" w:firstLineChars="0"/>
+              <w:rPr>
+                <w:rFonts w:ascii="Helvetica" w:hAnsi="Helvetica" w:eastAsia="Helvetica" w:cs="Helvetica"/>
+                <w:i w:val="true"/>
+                <w:b w:val="false"/>
+                <w:u w:val="none"/>
+                <w:sz w:val="22"/>
+                <w:szCs w:val="22"/>
+                <w:color w:val="666666"/>
+              </w:rPr>
+            </w:pPr>
+            <w:r>
+              <w:rPr>
+                <w:rFonts w:ascii="Helvetica" w:hAnsi="Helvetica" w:eastAsia="Helvetica" w:cs="Helvetica"/>
+                <w:i w:val="true"/>
+                <w:b w:val="false"/>
+                <w:u w:val="none"/>
+                <w:sz w:val="22"/>
+                <w:szCs w:val="22"/>
+                <w:color w:val="666666"/>
+              </w:rPr>
+              <w:t xml:space="preserve">Sphenophryne celebensis </w:t>
+            </w:r>
+          </w:p>
+        </w:tc>
+        <w:tc>
+          <w:tcPr>
+            <w:tcBorders>
+              <w:bottom w:val="none" w:sz="0" w:space="0" w:color="000000"/>
+              <w:top w:val="none" w:sz="0" w:space="0" w:color="000000"/>
+              <w:left w:val="none" w:sz="0" w:space="0" w:color="000000"/>
+              <w:right w:val="none" w:sz="0" w:space="0" w:color="000000"/>
+            </w:tcBorders>
+            <w:shd w:val="clear" w:color="auto" w:fill="FFFFFF"/>
+            <w:tcMar>
+              <w:top w:w="0" w:type="dxa"/>
+              <w:bottom w:w="0" w:type="dxa"/>
+              <w:left w:w="0" w:type="dxa"/>
+              <w:right w:w="0" w:type="dxa"/>
+            </w:tcMar>
+            <w:vAlign w:val="center"/>
+          </w:tcPr>
+          <w:p>
+            <w:pPr>
+              <w:pStyle w:val="Normal"/>
+              <w:jc w:val="left"/>
+              <w:pBdr>
+                <w:bottom w:val="none" w:sz="0" w:space="0" w:color="000000"/>
+                <w:top w:val="none" w:sz="0" w:space="0" w:color="000000"/>
+                <w:left w:val="none" w:sz="0" w:space="0" w:color="000000"/>
+                <w:right w:val="none" w:sz="0" w:space="0" w:color="000000"/>
+              </w:pBdr>
+              <w:spacing w:after="40" w:before="40" w:line="240"/>
+              <w:ind w:left="40" w:right="40" w:firstLine="0" w:firstLineChars="0"/>
+              <w:rPr>
+                <w:rFonts w:ascii="Helvetica" w:hAnsi="Helvetica" w:eastAsia="Helvetica" w:cs="Helvetica"/>
+                <w:i w:val="false"/>
+                <w:b w:val="false"/>
+                <w:u w:val="none"/>
+                <w:sz w:val="22"/>
+                <w:szCs w:val="22"/>
+                <w:color w:val="666666"/>
+              </w:rPr>
+            </w:pPr>
+            <w:r>
+              <w:rPr>
+                <w:rFonts w:ascii="Helvetica" w:hAnsi="Helvetica" w:eastAsia="Helvetica" w:cs="Helvetica"/>
+                <w:i w:val="false"/>
+                <w:b w:val="false"/>
+                <w:u w:val="none"/>
+                <w:sz w:val="22"/>
+                <w:szCs w:val="22"/>
+                <w:color w:val="666666"/>
+              </w:rPr>
+              <w:t xml:space="preserve">(Müller, 1894)</w:t>
             </w:r>
           </w:p>
         </w:tc>
@@ -13373,331 +13697,7 @@
                 <w:szCs w:val="22"/>
                 <w:color w:val="666666"/>
               </w:rPr>
-              <w:t xml:space="preserve">brevicrus</w:t>
-            </w:r>
-          </w:p>
-        </w:tc>
-        <w:tc>
-          <w:tcPr>
-            <w:tcBorders>
-              <w:bottom w:val="none" w:sz="0" w:space="0" w:color="000000"/>
-              <w:top w:val="none" w:sz="0" w:space="0" w:color="000000"/>
-              <w:left w:val="none" w:sz="0" w:space="0" w:color="000000"/>
-              <w:right w:val="none" w:sz="0" w:space="0" w:color="000000"/>
-            </w:tcBorders>
-            <w:shd w:val="clear" w:color="auto" w:fill="FFFFFF"/>
-            <w:tcMar>
-              <w:top w:w="0" w:type="dxa"/>
-              <w:bottom w:w="0" w:type="dxa"/>
-              <w:left w:w="0" w:type="dxa"/>
-              <w:right w:w="0" w:type="dxa"/>
-            </w:tcMar>
-            <w:vAlign w:val="center"/>
-          </w:tcPr>
-          <w:p>
-            <w:pPr>
-              <w:pStyle w:val="Normal"/>
-              <w:jc w:val="left"/>
-              <w:pBdr>
-                <w:bottom w:val="none" w:sz="0" w:space="0" w:color="000000"/>
-                <w:top w:val="none" w:sz="0" w:space="0" w:color="000000"/>
-                <w:left w:val="none" w:sz="0" w:space="0" w:color="000000"/>
-                <w:right w:val="none" w:sz="0" w:space="0" w:color="000000"/>
-              </w:pBdr>
-              <w:spacing w:after="40" w:before="40" w:line="240"/>
-              <w:ind w:left="40" w:right="40" w:firstLine="0" w:firstLineChars="0"/>
-              <w:rPr>
-                <w:rFonts w:ascii="Helvetica" w:hAnsi="Helvetica" w:eastAsia="Helvetica" w:cs="Helvetica"/>
-                <w:i w:val="false"/>
-                <w:b w:val="false"/>
-                <w:u w:val="none"/>
-                <w:sz w:val="22"/>
-                <w:szCs w:val="22"/>
-                <w:color w:val="666666"/>
-              </w:rPr>
-            </w:pPr>
-            <w:r>
-              <w:rPr>
-                <w:rFonts w:ascii="Helvetica" w:hAnsi="Helvetica" w:eastAsia="Helvetica" w:cs="Helvetica"/>
-                <w:i w:val="false"/>
-                <w:b w:val="false"/>
-                <w:u w:val="none"/>
-                <w:sz w:val="22"/>
-                <w:szCs w:val="22"/>
-                <w:color w:val="666666"/>
-              </w:rPr>
-              <w:t xml:space="preserve"/>
-            </w:r>
-          </w:p>
-        </w:tc>
-      </w:tr>
-      <w:tr>
-        <w:trPr>
-          <w:trHeight w:val="461" w:hRule="auto"/>
-        </w:trPr>
-        body41
-        <w:tc>
-          <w:tcPr>
-            <w:tcBorders>
-              <w:bottom w:val="none" w:sz="0" w:space="0" w:color="000000"/>
-              <w:top w:val="none" w:sz="0" w:space="0" w:color="000000"/>
-              <w:left w:val="none" w:sz="0" w:space="0" w:color="000000"/>
-              <w:right w:val="none" w:sz="0" w:space="0" w:color="000000"/>
-            </w:tcBorders>
-            <w:shd w:val="clear" w:color="auto" w:fill="FFFFFF"/>
-            <w:tcMar>
-              <w:top w:w="0" w:type="dxa"/>
-              <w:bottom w:w="0" w:type="dxa"/>
-              <w:left w:w="0" w:type="dxa"/>
-              <w:right w:w="0" w:type="dxa"/>
-            </w:tcMar>
-            <w:vAlign w:val="center"/>
-          </w:tcPr>
-          <w:p>
-            <w:pPr>
-              <w:pStyle w:val="Normal"/>
-              <w:jc w:val="left"/>
-              <w:pBdr>
-                <w:bottom w:val="none" w:sz="0" w:space="0" w:color="000000"/>
-                <w:top w:val="none" w:sz="0" w:space="0" w:color="000000"/>
-                <w:left w:val="none" w:sz="0" w:space="0" w:color="000000"/>
-                <w:right w:val="none" w:sz="0" w:space="0" w:color="000000"/>
-              </w:pBdr>
-              <w:spacing w:after="40" w:before="40" w:line="240"/>
-              <w:ind w:left="40" w:right="40" w:firstLine="0" w:firstLineChars="0"/>
-              <w:rPr>
-                <w:rFonts w:ascii="Helvetica" w:hAnsi="Helvetica" w:eastAsia="Helvetica" w:cs="Helvetica"/>
-                <w:i w:val="true"/>
-                <w:b w:val="false"/>
-                <w:u w:val="none"/>
-                <w:sz w:val="22"/>
-                <w:szCs w:val="22"/>
-                <w:color w:val="666666"/>
-              </w:rPr>
-            </w:pPr>
-            <w:r>
-              <w:rPr>
-                <w:rFonts w:ascii="Helvetica" w:hAnsi="Helvetica" w:eastAsia="Helvetica" w:cs="Helvetica"/>
-                <w:i w:val="true"/>
-                <w:b w:val="false"/>
-                <w:u w:val="none"/>
-                <w:sz w:val="22"/>
-                <w:szCs w:val="22"/>
-                <w:color w:val="666666"/>
-              </w:rPr>
-              <w:t xml:space="preserve">Oreophryne brevirostris </w:t>
-            </w:r>
-          </w:p>
-        </w:tc>
-        <w:tc>
-          <w:tcPr>
-            <w:tcBorders>
-              <w:bottom w:val="none" w:sz="0" w:space="0" w:color="000000"/>
-              <w:top w:val="none" w:sz="0" w:space="0" w:color="000000"/>
-              <w:left w:val="none" w:sz="0" w:space="0" w:color="000000"/>
-              <w:right w:val="none" w:sz="0" w:space="0" w:color="000000"/>
-            </w:tcBorders>
-            <w:shd w:val="clear" w:color="auto" w:fill="FFFFFF"/>
-            <w:tcMar>
-              <w:top w:w="0" w:type="dxa"/>
-              <w:bottom w:w="0" w:type="dxa"/>
-              <w:left w:w="0" w:type="dxa"/>
-              <w:right w:w="0" w:type="dxa"/>
-            </w:tcMar>
-            <w:vAlign w:val="center"/>
-          </w:tcPr>
-          <w:p>
-            <w:pPr>
-              <w:pStyle w:val="Normal"/>
-              <w:jc w:val="left"/>
-              <w:pBdr>
-                <w:bottom w:val="none" w:sz="0" w:space="0" w:color="000000"/>
-                <w:top w:val="none" w:sz="0" w:space="0" w:color="000000"/>
-                <w:left w:val="none" w:sz="0" w:space="0" w:color="000000"/>
-                <w:right w:val="none" w:sz="0" w:space="0" w:color="000000"/>
-              </w:pBdr>
-              <w:spacing w:after="40" w:before="40" w:line="240"/>
-              <w:ind w:left="40" w:right="40" w:firstLine="0" w:firstLineChars="0"/>
-              <w:rPr>
-                <w:rFonts w:ascii="Helvetica" w:hAnsi="Helvetica" w:eastAsia="Helvetica" w:cs="Helvetica"/>
-                <w:i w:val="false"/>
-                <w:b w:val="false"/>
-                <w:u w:val="none"/>
-                <w:sz w:val="22"/>
-                <w:szCs w:val="22"/>
-                <w:color w:val="666666"/>
-              </w:rPr>
-            </w:pPr>
-            <w:r>
-              <w:rPr>
-                <w:rFonts w:ascii="Helvetica" w:hAnsi="Helvetica" w:eastAsia="Helvetica" w:cs="Helvetica"/>
-                <w:i w:val="false"/>
-                <w:b w:val="false"/>
-                <w:u w:val="none"/>
-                <w:sz w:val="22"/>
-                <w:szCs w:val="22"/>
-                <w:color w:val="666666"/>
-              </w:rPr>
-              <w:t xml:space="preserve">(Zweifel, Cogger, and Richards, 2005)</w:t>
-            </w:r>
-          </w:p>
-        </w:tc>
-        <w:tc>
-          <w:tcPr>
-            <w:tcBorders>
-              <w:bottom w:val="none" w:sz="0" w:space="0" w:color="000000"/>
-              <w:top w:val="none" w:sz="0" w:space="0" w:color="000000"/>
-              <w:left w:val="none" w:sz="0" w:space="0" w:color="000000"/>
-              <w:right w:val="none" w:sz="0" w:space="0" w:color="000000"/>
-            </w:tcBorders>
-            <w:shd w:val="clear" w:color="auto" w:fill="FFFFFF"/>
-            <w:tcMar>
-              <w:top w:w="0" w:type="dxa"/>
-              <w:bottom w:w="0" w:type="dxa"/>
-              <w:left w:w="0" w:type="dxa"/>
-              <w:right w:w="0" w:type="dxa"/>
-            </w:tcMar>
-            <w:vAlign w:val="center"/>
-          </w:tcPr>
-          <w:p>
-            <w:pPr>
-              <w:pStyle w:val="Normal"/>
-              <w:jc w:val="left"/>
-              <w:pBdr>
-                <w:bottom w:val="none" w:sz="0" w:space="0" w:color="000000"/>
-                <w:top w:val="none" w:sz="0" w:space="0" w:color="000000"/>
-                <w:left w:val="none" w:sz="0" w:space="0" w:color="000000"/>
-                <w:right w:val="none" w:sz="0" w:space="0" w:color="000000"/>
-              </w:pBdr>
-              <w:spacing w:after="40" w:before="40" w:line="240"/>
-              <w:ind w:left="40" w:right="40" w:firstLine="0" w:firstLineChars="0"/>
-              <w:rPr>
-                <w:rFonts w:ascii="Helvetica" w:hAnsi="Helvetica" w:eastAsia="Helvetica" w:cs="Helvetica"/>
-                <w:i w:val="true"/>
-                <w:b w:val="false"/>
-                <w:u w:val="none"/>
-                <w:sz w:val="22"/>
-                <w:szCs w:val="22"/>
-                <w:color w:val="666666"/>
-              </w:rPr>
-            </w:pPr>
-            <w:r>
-              <w:rPr>
-                <w:rFonts w:ascii="Helvetica" w:hAnsi="Helvetica" w:eastAsia="Helvetica" w:cs="Helvetica"/>
-                <w:i w:val="true"/>
-                <w:b w:val="false"/>
-                <w:u w:val="none"/>
-                <w:sz w:val="22"/>
-                <w:szCs w:val="22"/>
-                <w:color w:val="666666"/>
-              </w:rPr>
-              <w:t xml:space="preserve">Oreophryne</w:t>
-            </w:r>
-          </w:p>
-        </w:tc>
-        <w:tc>
-          <w:tcPr>
-            <w:tcBorders>
-              <w:bottom w:val="none" w:sz="0" w:space="0" w:color="000000"/>
-              <w:top w:val="none" w:sz="0" w:space="0" w:color="000000"/>
-              <w:left w:val="none" w:sz="0" w:space="0" w:color="000000"/>
-              <w:right w:val="none" w:sz="0" w:space="0" w:color="000000"/>
-            </w:tcBorders>
-            <w:shd w:val="clear" w:color="auto" w:fill="FFFFFF"/>
-            <w:tcMar>
-              <w:top w:w="0" w:type="dxa"/>
-              <w:bottom w:w="0" w:type="dxa"/>
-              <w:left w:w="0" w:type="dxa"/>
-              <w:right w:w="0" w:type="dxa"/>
-            </w:tcMar>
-            <w:vAlign w:val="center"/>
-          </w:tcPr>
-          <w:p>
-            <w:pPr>
-              <w:pStyle w:val="Normal"/>
-              <w:jc w:val="left"/>
-              <w:pBdr>
-                <w:bottom w:val="none" w:sz="0" w:space="0" w:color="000000"/>
-                <w:top w:val="none" w:sz="0" w:space="0" w:color="000000"/>
-                <w:left w:val="none" w:sz="0" w:space="0" w:color="000000"/>
-                <w:right w:val="none" w:sz="0" w:space="0" w:color="000000"/>
-              </w:pBdr>
-              <w:spacing w:after="40" w:before="40" w:line="240"/>
-              <w:ind w:left="40" w:right="40" w:firstLine="0" w:firstLineChars="0"/>
-              <w:rPr>
-                <w:rFonts w:ascii="Helvetica" w:hAnsi="Helvetica" w:eastAsia="Helvetica" w:cs="Helvetica"/>
-                <w:i w:val="true"/>
-                <w:b w:val="false"/>
-                <w:u w:val="none"/>
-                <w:sz w:val="22"/>
-                <w:szCs w:val="22"/>
-                <w:color w:val="666666"/>
-              </w:rPr>
-            </w:pPr>
-            <w:r>
-              <w:rPr>
-                <w:rFonts w:ascii="Helvetica" w:hAnsi="Helvetica" w:eastAsia="Helvetica" w:cs="Helvetica"/>
-                <w:i w:val="true"/>
-                <w:b w:val="false"/>
-                <w:u w:val="none"/>
-                <w:sz w:val="22"/>
-                <w:szCs w:val="22"/>
-                <w:color w:val="666666"/>
-              </w:rPr>
-              <w:t xml:space="preserve">incertae sedis</w:t>
-            </w:r>
-          </w:p>
-        </w:tc>
-        <w:tc>
-          <w:tcPr>
-            <w:tcBorders>
-              <w:bottom w:val="none" w:sz="0" w:space="0" w:color="000000"/>
-              <w:top w:val="none" w:sz="0" w:space="0" w:color="000000"/>
-              <w:left w:val="none" w:sz="0" w:space="0" w:color="000000"/>
-              <w:right w:val="none" w:sz="0" w:space="0" w:color="000000"/>
-            </w:tcBorders>
-            <w:shd w:val="clear" w:color="auto" w:fill="FFFFFF"/>
-            <w:tcMar>
-              <w:top w:w="0" w:type="dxa"/>
-              <w:bottom w:w="0" w:type="dxa"/>
-              <w:left w:w="0" w:type="dxa"/>
-              <w:right w:w="0" w:type="dxa"/>
-            </w:tcMar>
-            <w:vAlign w:val="center"/>
-          </w:tcPr>
-          <w:p>
-            <w:pPr>
-              <w:pStyle w:val="Normal"/>
-              <w:jc w:val="left"/>
-              <w:pBdr>
-                <w:bottom w:val="none" w:sz="0" w:space="0" w:color="000000"/>
-                <w:top w:val="none" w:sz="0" w:space="0" w:color="000000"/>
-                <w:left w:val="none" w:sz="0" w:space="0" w:color="000000"/>
-                <w:right w:val="none" w:sz="0" w:space="0" w:color="000000"/>
-              </w:pBdr>
-              <w:spacing w:after="40" w:before="40" w:line="240"/>
-              <w:ind w:left="40" w:right="40" w:firstLine="0" w:firstLineChars="0"/>
-              <w:rPr>
-                <w:rFonts w:ascii="Helvetica" w:hAnsi="Helvetica" w:eastAsia="Helvetica" w:cs="Helvetica"/>
-                <w:i w:val="true"/>
-                <w:b w:val="false"/>
-                <w:u w:val="none"/>
-                <w:sz w:val="22"/>
-                <w:szCs w:val="22"/>
-                <w:color w:val="666666"/>
-              </w:rPr>
-            </w:pPr>
-            <w:r>
-              <w:rPr>
-                <w:rFonts w:ascii="Helvetica" w:hAnsi="Helvetica" w:eastAsia="Helvetica" w:cs="Helvetica"/>
-                <w:i w:val="true"/>
-                <w:b w:val="false"/>
-                <w:u w:val="none"/>
-                <w:sz w:val="22"/>
-                <w:szCs w:val="22"/>
-                <w:color w:val="666666"/>
-              </w:rPr>
-              <w:t xml:space="preserve">brevirostris</w:t>
+              <w:t xml:space="preserve">celebensis</w:t>
             </w:r>
           </w:p>
         </w:tc>
@@ -13809,60 +13809,60 @@
                 <w:szCs w:val="22"/>
                 <w:color w:val="666666"/>
               </w:rPr>
-              <w:t xml:space="preserve">Sphenophryne celebensis </w:t>
-            </w:r>
-          </w:p>
-        </w:tc>
-        <w:tc>
-          <w:tcPr>
-            <w:tcBorders>
-              <w:bottom w:val="none" w:sz="0" w:space="0" w:color="000000"/>
-              <w:top w:val="none" w:sz="0" w:space="0" w:color="000000"/>
-              <w:left w:val="none" w:sz="0" w:space="0" w:color="000000"/>
-              <w:right w:val="none" w:sz="0" w:space="0" w:color="000000"/>
-            </w:tcBorders>
-            <w:shd w:val="clear" w:color="auto" w:fill="FFFFFF"/>
-            <w:tcMar>
-              <w:top w:w="0" w:type="dxa"/>
-              <w:bottom w:w="0" w:type="dxa"/>
-              <w:left w:w="0" w:type="dxa"/>
-              <w:right w:w="0" w:type="dxa"/>
-            </w:tcMar>
-            <w:vAlign w:val="center"/>
-          </w:tcPr>
-          <w:p>
-            <w:pPr>
-              <w:pStyle w:val="Normal"/>
-              <w:jc w:val="left"/>
-              <w:pBdr>
-                <w:bottom w:val="none" w:sz="0" w:space="0" w:color="000000"/>
-                <w:top w:val="none" w:sz="0" w:space="0" w:color="000000"/>
-                <w:left w:val="none" w:sz="0" w:space="0" w:color="000000"/>
-                <w:right w:val="none" w:sz="0" w:space="0" w:color="000000"/>
-              </w:pBdr>
-              <w:spacing w:after="40" w:before="40" w:line="240"/>
-              <w:ind w:left="40" w:right="40" w:firstLine="0" w:firstLineChars="0"/>
-              <w:rPr>
-                <w:rFonts w:ascii="Helvetica" w:hAnsi="Helvetica" w:eastAsia="Helvetica" w:cs="Helvetica"/>
-                <w:i w:val="false"/>
-                <w:b w:val="false"/>
-                <w:u w:val="none"/>
-                <w:sz w:val="22"/>
-                <w:szCs w:val="22"/>
-                <w:color w:val="666666"/>
-              </w:rPr>
-            </w:pPr>
-            <w:r>
-              <w:rPr>
-                <w:rFonts w:ascii="Helvetica" w:hAnsi="Helvetica" w:eastAsia="Helvetica" w:cs="Helvetica"/>
-                <w:i w:val="false"/>
-                <w:b w:val="false"/>
-                <w:u w:val="none"/>
-                <w:sz w:val="22"/>
-                <w:szCs w:val="22"/>
-                <w:color w:val="666666"/>
-              </w:rPr>
-              <w:t xml:space="preserve">(Müller, 1894)</w:t>
+              <w:t xml:space="preserve">Oreophryne choerophrynoides </w:t>
+            </w:r>
+          </w:p>
+        </w:tc>
+        <w:tc>
+          <w:tcPr>
+            <w:tcBorders>
+              <w:bottom w:val="none" w:sz="0" w:space="0" w:color="000000"/>
+              <w:top w:val="none" w:sz="0" w:space="0" w:color="000000"/>
+              <w:left w:val="none" w:sz="0" w:space="0" w:color="000000"/>
+              <w:right w:val="none" w:sz="0" w:space="0" w:color="000000"/>
+            </w:tcBorders>
+            <w:shd w:val="clear" w:color="auto" w:fill="FFFFFF"/>
+            <w:tcMar>
+              <w:top w:w="0" w:type="dxa"/>
+              <w:bottom w:w="0" w:type="dxa"/>
+              <w:left w:w="0" w:type="dxa"/>
+              <w:right w:w="0" w:type="dxa"/>
+            </w:tcMar>
+            <w:vAlign w:val="center"/>
+          </w:tcPr>
+          <w:p>
+            <w:pPr>
+              <w:pStyle w:val="Normal"/>
+              <w:jc w:val="left"/>
+              <w:pBdr>
+                <w:bottom w:val="none" w:sz="0" w:space="0" w:color="000000"/>
+                <w:top w:val="none" w:sz="0" w:space="0" w:color="000000"/>
+                <w:left w:val="none" w:sz="0" w:space="0" w:color="000000"/>
+                <w:right w:val="none" w:sz="0" w:space="0" w:color="000000"/>
+              </w:pBdr>
+              <w:spacing w:after="40" w:before="40" w:line="240"/>
+              <w:ind w:left="40" w:right="40" w:firstLine="0" w:firstLineChars="0"/>
+              <w:rPr>
+                <w:rFonts w:ascii="Helvetica" w:hAnsi="Helvetica" w:eastAsia="Helvetica" w:cs="Helvetica"/>
+                <w:i w:val="false"/>
+                <w:b w:val="false"/>
+                <w:u w:val="none"/>
+                <w:sz w:val="22"/>
+                <w:szCs w:val="22"/>
+                <w:color w:val="666666"/>
+              </w:rPr>
+            </w:pPr>
+            <w:r>
+              <w:rPr>
+                <w:rFonts w:ascii="Helvetica" w:hAnsi="Helvetica" w:eastAsia="Helvetica" w:cs="Helvetica"/>
+                <w:i w:val="false"/>
+                <w:b w:val="false"/>
+                <w:u w:val="none"/>
+                <w:sz w:val="22"/>
+                <w:szCs w:val="22"/>
+                <w:color w:val="666666"/>
+              </w:rPr>
+              <w:t xml:space="preserve">(Günther, 2015)</w:t>
             </w:r>
           </w:p>
         </w:tc>
@@ -14021,7 +14021,7 @@
                 <w:szCs w:val="22"/>
                 <w:color w:val="666666"/>
               </w:rPr>
-              <w:t xml:space="preserve">celebensis</w:t>
+              <w:t xml:space="preserve">choerophrynoides</w:t>
             </w:r>
           </w:p>
         </w:tc>
@@ -14133,60 +14133,60 @@
                 <w:szCs w:val="22"/>
                 <w:color w:val="666666"/>
               </w:rPr>
-              <w:t xml:space="preserve">Oreophryne choerophrynoides </w:t>
-            </w:r>
-          </w:p>
-        </w:tc>
-        <w:tc>
-          <w:tcPr>
-            <w:tcBorders>
-              <w:bottom w:val="none" w:sz="0" w:space="0" w:color="000000"/>
-              <w:top w:val="none" w:sz="0" w:space="0" w:color="000000"/>
-              <w:left w:val="none" w:sz="0" w:space="0" w:color="000000"/>
-              <w:right w:val="none" w:sz="0" w:space="0" w:color="000000"/>
-            </w:tcBorders>
-            <w:shd w:val="clear" w:color="auto" w:fill="FFFFFF"/>
-            <w:tcMar>
-              <w:top w:w="0" w:type="dxa"/>
-              <w:bottom w:w="0" w:type="dxa"/>
-              <w:left w:w="0" w:type="dxa"/>
-              <w:right w:w="0" w:type="dxa"/>
-            </w:tcMar>
-            <w:vAlign w:val="center"/>
-          </w:tcPr>
-          <w:p>
-            <w:pPr>
-              <w:pStyle w:val="Normal"/>
-              <w:jc w:val="left"/>
-              <w:pBdr>
-                <w:bottom w:val="none" w:sz="0" w:space="0" w:color="000000"/>
-                <w:top w:val="none" w:sz="0" w:space="0" w:color="000000"/>
-                <w:left w:val="none" w:sz="0" w:space="0" w:color="000000"/>
-                <w:right w:val="none" w:sz="0" w:space="0" w:color="000000"/>
-              </w:pBdr>
-              <w:spacing w:after="40" w:before="40" w:line="240"/>
-              <w:ind w:left="40" w:right="40" w:firstLine="0" w:firstLineChars="0"/>
-              <w:rPr>
-                <w:rFonts w:ascii="Helvetica" w:hAnsi="Helvetica" w:eastAsia="Helvetica" w:cs="Helvetica"/>
-                <w:i w:val="false"/>
-                <w:b w:val="false"/>
-                <w:u w:val="none"/>
-                <w:sz w:val="22"/>
-                <w:szCs w:val="22"/>
-                <w:color w:val="666666"/>
-              </w:rPr>
-            </w:pPr>
-            <w:r>
-              <w:rPr>
-                <w:rFonts w:ascii="Helvetica" w:hAnsi="Helvetica" w:eastAsia="Helvetica" w:cs="Helvetica"/>
-                <w:i w:val="false"/>
-                <w:b w:val="false"/>
-                <w:u w:val="none"/>
-                <w:sz w:val="22"/>
-                <w:szCs w:val="22"/>
-                <w:color w:val="666666"/>
-              </w:rPr>
-              <w:t xml:space="preserve">(Günther, 2015)</w:t>
+              <w:t xml:space="preserve">Oreophryne chlorops </w:t>
+            </w:r>
+          </w:p>
+        </w:tc>
+        <w:tc>
+          <w:tcPr>
+            <w:tcBorders>
+              <w:bottom w:val="none" w:sz="0" w:space="0" w:color="000000"/>
+              <w:top w:val="none" w:sz="0" w:space="0" w:color="000000"/>
+              <w:left w:val="none" w:sz="0" w:space="0" w:color="000000"/>
+              <w:right w:val="none" w:sz="0" w:space="0" w:color="000000"/>
+            </w:tcBorders>
+            <w:shd w:val="clear" w:color="auto" w:fill="FFFFFF"/>
+            <w:tcMar>
+              <w:top w:w="0" w:type="dxa"/>
+              <w:bottom w:w="0" w:type="dxa"/>
+              <w:left w:w="0" w:type="dxa"/>
+              <w:right w:w="0" w:type="dxa"/>
+            </w:tcMar>
+            <w:vAlign w:val="center"/>
+          </w:tcPr>
+          <w:p>
+            <w:pPr>
+              <w:pStyle w:val="Normal"/>
+              <w:jc w:val="left"/>
+              <w:pBdr>
+                <w:bottom w:val="none" w:sz="0" w:space="0" w:color="000000"/>
+                <w:top w:val="none" w:sz="0" w:space="0" w:color="000000"/>
+                <w:left w:val="none" w:sz="0" w:space="0" w:color="000000"/>
+                <w:right w:val="none" w:sz="0" w:space="0" w:color="000000"/>
+              </w:pBdr>
+              <w:spacing w:after="40" w:before="40" w:line="240"/>
+              <w:ind w:left="40" w:right="40" w:firstLine="0" w:firstLineChars="0"/>
+              <w:rPr>
+                <w:rFonts w:ascii="Helvetica" w:hAnsi="Helvetica" w:eastAsia="Helvetica" w:cs="Helvetica"/>
+                <w:i w:val="false"/>
+                <w:b w:val="false"/>
+                <w:u w:val="none"/>
+                <w:sz w:val="22"/>
+                <w:szCs w:val="22"/>
+                <w:color w:val="666666"/>
+              </w:rPr>
+            </w:pPr>
+            <w:r>
+              <w:rPr>
+                <w:rFonts w:ascii="Helvetica" w:hAnsi="Helvetica" w:eastAsia="Helvetica" w:cs="Helvetica"/>
+                <w:i w:val="false"/>
+                <w:b w:val="false"/>
+                <w:u w:val="none"/>
+                <w:sz w:val="22"/>
+                <w:szCs w:val="22"/>
+                <w:color w:val="666666"/>
+              </w:rPr>
+              <w:t xml:space="preserve">(Günther, Iskandar, and Richards, 2023)</w:t>
             </w:r>
           </w:p>
         </w:tc>
@@ -14345,7 +14345,7 @@
                 <w:szCs w:val="22"/>
                 <w:color w:val="666666"/>
               </w:rPr>
-              <w:t xml:space="preserve">choerophrynoides</w:t>
+              <w:t xml:space="preserve">chlorops</w:t>
             </w:r>
           </w:p>
         </w:tc>
@@ -14457,60 +14457,60 @@
                 <w:szCs w:val="22"/>
                 <w:color w:val="666666"/>
               </w:rPr>
-              <w:t xml:space="preserve">Oreophryne chlorops </w:t>
-            </w:r>
-          </w:p>
-        </w:tc>
-        <w:tc>
-          <w:tcPr>
-            <w:tcBorders>
-              <w:bottom w:val="none" w:sz="0" w:space="0" w:color="000000"/>
-              <w:top w:val="none" w:sz="0" w:space="0" w:color="000000"/>
-              <w:left w:val="none" w:sz="0" w:space="0" w:color="000000"/>
-              <w:right w:val="none" w:sz="0" w:space="0" w:color="000000"/>
-            </w:tcBorders>
-            <w:shd w:val="clear" w:color="auto" w:fill="FFFFFF"/>
-            <w:tcMar>
-              <w:top w:w="0" w:type="dxa"/>
-              <w:bottom w:w="0" w:type="dxa"/>
-              <w:left w:w="0" w:type="dxa"/>
-              <w:right w:w="0" w:type="dxa"/>
-            </w:tcMar>
-            <w:vAlign w:val="center"/>
-          </w:tcPr>
-          <w:p>
-            <w:pPr>
-              <w:pStyle w:val="Normal"/>
-              <w:jc w:val="left"/>
-              <w:pBdr>
-                <w:bottom w:val="none" w:sz="0" w:space="0" w:color="000000"/>
-                <w:top w:val="none" w:sz="0" w:space="0" w:color="000000"/>
-                <w:left w:val="none" w:sz="0" w:space="0" w:color="000000"/>
-                <w:right w:val="none" w:sz="0" w:space="0" w:color="000000"/>
-              </w:pBdr>
-              <w:spacing w:after="40" w:before="40" w:line="240"/>
-              <w:ind w:left="40" w:right="40" w:firstLine="0" w:firstLineChars="0"/>
-              <w:rPr>
-                <w:rFonts w:ascii="Helvetica" w:hAnsi="Helvetica" w:eastAsia="Helvetica" w:cs="Helvetica"/>
-                <w:i w:val="false"/>
-                <w:b w:val="false"/>
-                <w:u w:val="none"/>
-                <w:sz w:val="22"/>
-                <w:szCs w:val="22"/>
-                <w:color w:val="666666"/>
-              </w:rPr>
-            </w:pPr>
-            <w:r>
-              <w:rPr>
-                <w:rFonts w:ascii="Helvetica" w:hAnsi="Helvetica" w:eastAsia="Helvetica" w:cs="Helvetica"/>
-                <w:i w:val="false"/>
-                <w:b w:val="false"/>
-                <w:u w:val="none"/>
-                <w:sz w:val="22"/>
-                <w:szCs w:val="22"/>
-                <w:color w:val="666666"/>
-              </w:rPr>
-              <w:t xml:space="preserve">(Günther, Iskandar, and Richards, 2023)</w:t>
+              <w:t xml:space="preserve">Oreophryne clamata </w:t>
+            </w:r>
+          </w:p>
+        </w:tc>
+        <w:tc>
+          <w:tcPr>
+            <w:tcBorders>
+              <w:bottom w:val="none" w:sz="0" w:space="0" w:color="000000"/>
+              <w:top w:val="none" w:sz="0" w:space="0" w:color="000000"/>
+              <w:left w:val="none" w:sz="0" w:space="0" w:color="000000"/>
+              <w:right w:val="none" w:sz="0" w:space="0" w:color="000000"/>
+            </w:tcBorders>
+            <w:shd w:val="clear" w:color="auto" w:fill="FFFFFF"/>
+            <w:tcMar>
+              <w:top w:w="0" w:type="dxa"/>
+              <w:bottom w:w="0" w:type="dxa"/>
+              <w:left w:w="0" w:type="dxa"/>
+              <w:right w:w="0" w:type="dxa"/>
+            </w:tcMar>
+            <w:vAlign w:val="center"/>
+          </w:tcPr>
+          <w:p>
+            <w:pPr>
+              <w:pStyle w:val="Normal"/>
+              <w:jc w:val="left"/>
+              <w:pBdr>
+                <w:bottom w:val="none" w:sz="0" w:space="0" w:color="000000"/>
+                <w:top w:val="none" w:sz="0" w:space="0" w:color="000000"/>
+                <w:left w:val="none" w:sz="0" w:space="0" w:color="000000"/>
+                <w:right w:val="none" w:sz="0" w:space="0" w:color="000000"/>
+              </w:pBdr>
+              <w:spacing w:after="40" w:before="40" w:line="240"/>
+              <w:ind w:left="40" w:right="40" w:firstLine="0" w:firstLineChars="0"/>
+              <w:rPr>
+                <w:rFonts w:ascii="Helvetica" w:hAnsi="Helvetica" w:eastAsia="Helvetica" w:cs="Helvetica"/>
+                <w:i w:val="false"/>
+                <w:b w:val="false"/>
+                <w:u w:val="none"/>
+                <w:sz w:val="22"/>
+                <w:szCs w:val="22"/>
+                <w:color w:val="666666"/>
+              </w:rPr>
+            </w:pPr>
+            <w:r>
+              <w:rPr>
+                <w:rFonts w:ascii="Helvetica" w:hAnsi="Helvetica" w:eastAsia="Helvetica" w:cs="Helvetica"/>
+                <w:i w:val="false"/>
+                <w:b w:val="false"/>
+                <w:u w:val="none"/>
+                <w:sz w:val="22"/>
+                <w:szCs w:val="22"/>
+                <w:color w:val="666666"/>
+              </w:rPr>
+              <w:t xml:space="preserve">(Günther, 2003)</w:t>
             </w:r>
           </w:p>
         </w:tc>
@@ -14669,7 +14669,7 @@
                 <w:szCs w:val="22"/>
                 <w:color w:val="666666"/>
               </w:rPr>
-              <w:t xml:space="preserve">chlorops</w:t>
+              <w:t xml:space="preserve">clamata</w:t>
             </w:r>
           </w:p>
         </w:tc>
@@ -14781,60 +14781,60 @@
                 <w:szCs w:val="22"/>
                 <w:color w:val="666666"/>
               </w:rPr>
-              <w:t xml:space="preserve">Oreophryne clamata </w:t>
-            </w:r>
-          </w:p>
-        </w:tc>
-        <w:tc>
-          <w:tcPr>
-            <w:tcBorders>
-              <w:bottom w:val="none" w:sz="0" w:space="0" w:color="000000"/>
-              <w:top w:val="none" w:sz="0" w:space="0" w:color="000000"/>
-              <w:left w:val="none" w:sz="0" w:space="0" w:color="000000"/>
-              <w:right w:val="none" w:sz="0" w:space="0" w:color="000000"/>
-            </w:tcBorders>
-            <w:shd w:val="clear" w:color="auto" w:fill="FFFFFF"/>
-            <w:tcMar>
-              <w:top w:w="0" w:type="dxa"/>
-              <w:bottom w:w="0" w:type="dxa"/>
-              <w:left w:w="0" w:type="dxa"/>
-              <w:right w:w="0" w:type="dxa"/>
-            </w:tcMar>
-            <w:vAlign w:val="center"/>
-          </w:tcPr>
-          <w:p>
-            <w:pPr>
-              <w:pStyle w:val="Normal"/>
-              <w:jc w:val="left"/>
-              <w:pBdr>
-                <w:bottom w:val="none" w:sz="0" w:space="0" w:color="000000"/>
-                <w:top w:val="none" w:sz="0" w:space="0" w:color="000000"/>
-                <w:left w:val="none" w:sz="0" w:space="0" w:color="000000"/>
-                <w:right w:val="none" w:sz="0" w:space="0" w:color="000000"/>
-              </w:pBdr>
-              <w:spacing w:after="40" w:before="40" w:line="240"/>
-              <w:ind w:left="40" w:right="40" w:firstLine="0" w:firstLineChars="0"/>
-              <w:rPr>
-                <w:rFonts w:ascii="Helvetica" w:hAnsi="Helvetica" w:eastAsia="Helvetica" w:cs="Helvetica"/>
-                <w:i w:val="false"/>
-                <w:b w:val="false"/>
-                <w:u w:val="none"/>
-                <w:sz w:val="22"/>
-                <w:szCs w:val="22"/>
-                <w:color w:val="666666"/>
-              </w:rPr>
-            </w:pPr>
-            <w:r>
-              <w:rPr>
-                <w:rFonts w:ascii="Helvetica" w:hAnsi="Helvetica" w:eastAsia="Helvetica" w:cs="Helvetica"/>
-                <w:i w:val="false"/>
-                <w:b w:val="false"/>
-                <w:u w:val="none"/>
-                <w:sz w:val="22"/>
-                <w:szCs w:val="22"/>
-                <w:color w:val="666666"/>
-              </w:rPr>
-              <w:t xml:space="preserve">(Günther, 2003)</w:t>
+              <w:t xml:space="preserve">Cophixalus crucifer </w:t>
+            </w:r>
+          </w:p>
+        </w:tc>
+        <w:tc>
+          <w:tcPr>
+            <w:tcBorders>
+              <w:bottom w:val="none" w:sz="0" w:space="0" w:color="000000"/>
+              <w:top w:val="none" w:sz="0" w:space="0" w:color="000000"/>
+              <w:left w:val="none" w:sz="0" w:space="0" w:color="000000"/>
+              <w:right w:val="none" w:sz="0" w:space="0" w:color="000000"/>
+            </w:tcBorders>
+            <w:shd w:val="clear" w:color="auto" w:fill="FFFFFF"/>
+            <w:tcMar>
+              <w:top w:w="0" w:type="dxa"/>
+              <w:bottom w:w="0" w:type="dxa"/>
+              <w:left w:w="0" w:type="dxa"/>
+              <w:right w:w="0" w:type="dxa"/>
+            </w:tcMar>
+            <w:vAlign w:val="center"/>
+          </w:tcPr>
+          <w:p>
+            <w:pPr>
+              <w:pStyle w:val="Normal"/>
+              <w:jc w:val="left"/>
+              <w:pBdr>
+                <w:bottom w:val="none" w:sz="0" w:space="0" w:color="000000"/>
+                <w:top w:val="none" w:sz="0" w:space="0" w:color="000000"/>
+                <w:left w:val="none" w:sz="0" w:space="0" w:color="000000"/>
+                <w:right w:val="none" w:sz="0" w:space="0" w:color="000000"/>
+              </w:pBdr>
+              <w:spacing w:after="40" w:before="40" w:line="240"/>
+              <w:ind w:left="40" w:right="40" w:firstLine="0" w:firstLineChars="0"/>
+              <w:rPr>
+                <w:rFonts w:ascii="Helvetica" w:hAnsi="Helvetica" w:eastAsia="Helvetica" w:cs="Helvetica"/>
+                <w:i w:val="false"/>
+                <w:b w:val="false"/>
+                <w:u w:val="none"/>
+                <w:sz w:val="22"/>
+                <w:szCs w:val="22"/>
+                <w:color w:val="666666"/>
+              </w:rPr>
+            </w:pPr>
+            <w:r>
+              <w:rPr>
+                <w:rFonts w:ascii="Helvetica" w:hAnsi="Helvetica" w:eastAsia="Helvetica" w:cs="Helvetica"/>
+                <w:i w:val="false"/>
+                <w:b w:val="false"/>
+                <w:u w:val="none"/>
+                <w:sz w:val="22"/>
+                <w:szCs w:val="22"/>
+                <w:color w:val="666666"/>
+              </w:rPr>
+              <w:t xml:space="preserve">(Van Kampen, 1913)</w:t>
             </w:r>
           </w:p>
         </w:tc>
@@ -14993,7 +14993,7 @@
                 <w:szCs w:val="22"/>
                 <w:color w:val="666666"/>
               </w:rPr>
-              <w:t xml:space="preserve">clamata</w:t>
+              <w:t xml:space="preserve">crucifer</w:t>
             </w:r>
           </w:p>
         </w:tc>
@@ -15105,60 +15105,60 @@
                 <w:szCs w:val="22"/>
                 <w:color w:val="666666"/>
               </w:rPr>
-              <w:t xml:space="preserve">Cophixalus crucifer </w:t>
-            </w:r>
-          </w:p>
-        </w:tc>
-        <w:tc>
-          <w:tcPr>
-            <w:tcBorders>
-              <w:bottom w:val="none" w:sz="0" w:space="0" w:color="000000"/>
-              <w:top w:val="none" w:sz="0" w:space="0" w:color="000000"/>
-              <w:left w:val="none" w:sz="0" w:space="0" w:color="000000"/>
-              <w:right w:val="none" w:sz="0" w:space="0" w:color="000000"/>
-            </w:tcBorders>
-            <w:shd w:val="clear" w:color="auto" w:fill="FFFFFF"/>
-            <w:tcMar>
-              <w:top w:w="0" w:type="dxa"/>
-              <w:bottom w:w="0" w:type="dxa"/>
-              <w:left w:w="0" w:type="dxa"/>
-              <w:right w:w="0" w:type="dxa"/>
-            </w:tcMar>
-            <w:vAlign w:val="center"/>
-          </w:tcPr>
-          <w:p>
-            <w:pPr>
-              <w:pStyle w:val="Normal"/>
-              <w:jc w:val="left"/>
-              <w:pBdr>
-                <w:bottom w:val="none" w:sz="0" w:space="0" w:color="000000"/>
-                <w:top w:val="none" w:sz="0" w:space="0" w:color="000000"/>
-                <w:left w:val="none" w:sz="0" w:space="0" w:color="000000"/>
-                <w:right w:val="none" w:sz="0" w:space="0" w:color="000000"/>
-              </w:pBdr>
-              <w:spacing w:after="40" w:before="40" w:line="240"/>
-              <w:ind w:left="40" w:right="40" w:firstLine="0" w:firstLineChars="0"/>
-              <w:rPr>
-                <w:rFonts w:ascii="Helvetica" w:hAnsi="Helvetica" w:eastAsia="Helvetica" w:cs="Helvetica"/>
-                <w:i w:val="false"/>
-                <w:b w:val="false"/>
-                <w:u w:val="none"/>
-                <w:sz w:val="22"/>
-                <w:szCs w:val="22"/>
-                <w:color w:val="666666"/>
-              </w:rPr>
-            </w:pPr>
-            <w:r>
-              <w:rPr>
-                <w:rFonts w:ascii="Helvetica" w:hAnsi="Helvetica" w:eastAsia="Helvetica" w:cs="Helvetica"/>
-                <w:i w:val="false"/>
-                <w:b w:val="false"/>
-                <w:u w:val="none"/>
-                <w:sz w:val="22"/>
-                <w:szCs w:val="22"/>
-                <w:color w:val="666666"/>
-              </w:rPr>
-              <w:t xml:space="preserve">(Van Kampen, 1913)</w:t>
+              <w:t xml:space="preserve">Oreophryne curator </w:t>
+            </w:r>
+          </w:p>
+        </w:tc>
+        <w:tc>
+          <w:tcPr>
+            <w:tcBorders>
+              <w:bottom w:val="none" w:sz="0" w:space="0" w:color="000000"/>
+              <w:top w:val="none" w:sz="0" w:space="0" w:color="000000"/>
+              <w:left w:val="none" w:sz="0" w:space="0" w:color="000000"/>
+              <w:right w:val="none" w:sz="0" w:space="0" w:color="000000"/>
+            </w:tcBorders>
+            <w:shd w:val="clear" w:color="auto" w:fill="FFFFFF"/>
+            <w:tcMar>
+              <w:top w:w="0" w:type="dxa"/>
+              <w:bottom w:w="0" w:type="dxa"/>
+              <w:left w:w="0" w:type="dxa"/>
+              <w:right w:w="0" w:type="dxa"/>
+            </w:tcMar>
+            <w:vAlign w:val="center"/>
+          </w:tcPr>
+          <w:p>
+            <w:pPr>
+              <w:pStyle w:val="Normal"/>
+              <w:jc w:val="left"/>
+              <w:pBdr>
+                <w:bottom w:val="none" w:sz="0" w:space="0" w:color="000000"/>
+                <w:top w:val="none" w:sz="0" w:space="0" w:color="000000"/>
+                <w:left w:val="none" w:sz="0" w:space="0" w:color="000000"/>
+                <w:right w:val="none" w:sz="0" w:space="0" w:color="000000"/>
+              </w:pBdr>
+              <w:spacing w:after="40" w:before="40" w:line="240"/>
+              <w:ind w:left="40" w:right="40" w:firstLine="0" w:firstLineChars="0"/>
+              <w:rPr>
+                <w:rFonts w:ascii="Helvetica" w:hAnsi="Helvetica" w:eastAsia="Helvetica" w:cs="Helvetica"/>
+                <w:i w:val="false"/>
+                <w:b w:val="false"/>
+                <w:u w:val="none"/>
+                <w:sz w:val="22"/>
+                <w:szCs w:val="22"/>
+                <w:color w:val="666666"/>
+              </w:rPr>
+            </w:pPr>
+            <w:r>
+              <w:rPr>
+                <w:rFonts w:ascii="Helvetica" w:hAnsi="Helvetica" w:eastAsia="Helvetica" w:cs="Helvetica"/>
+                <w:i w:val="false"/>
+                <w:b w:val="false"/>
+                <w:u w:val="none"/>
+                <w:sz w:val="22"/>
+                <w:szCs w:val="22"/>
+                <w:color w:val="666666"/>
+              </w:rPr>
+              <w:t xml:space="preserve">(Günther, Richards, and Dahl, 2014)</w:t>
             </w:r>
           </w:p>
         </w:tc>
@@ -15317,7 +15317,7 @@
                 <w:szCs w:val="22"/>
                 <w:color w:val="666666"/>
               </w:rPr>
-              <w:t xml:space="preserve">crucifer</w:t>
+              <w:t xml:space="preserve">curator</w:t>
             </w:r>
           </w:p>
         </w:tc>
@@ -15429,60 +15429,60 @@
                 <w:szCs w:val="22"/>
                 <w:color w:val="666666"/>
               </w:rPr>
-              <w:t xml:space="preserve">Oreophryne curator </w:t>
-            </w:r>
-          </w:p>
-        </w:tc>
-        <w:tc>
-          <w:tcPr>
-            <w:tcBorders>
-              <w:bottom w:val="none" w:sz="0" w:space="0" w:color="000000"/>
-              <w:top w:val="none" w:sz="0" w:space="0" w:color="000000"/>
-              <w:left w:val="none" w:sz="0" w:space="0" w:color="000000"/>
-              <w:right w:val="none" w:sz="0" w:space="0" w:color="000000"/>
-            </w:tcBorders>
-            <w:shd w:val="clear" w:color="auto" w:fill="FFFFFF"/>
-            <w:tcMar>
-              <w:top w:w="0" w:type="dxa"/>
-              <w:bottom w:w="0" w:type="dxa"/>
-              <w:left w:w="0" w:type="dxa"/>
-              <w:right w:w="0" w:type="dxa"/>
-            </w:tcMar>
-            <w:vAlign w:val="center"/>
-          </w:tcPr>
-          <w:p>
-            <w:pPr>
-              <w:pStyle w:val="Normal"/>
-              <w:jc w:val="left"/>
-              <w:pBdr>
-                <w:bottom w:val="none" w:sz="0" w:space="0" w:color="000000"/>
-                <w:top w:val="none" w:sz="0" w:space="0" w:color="000000"/>
-                <w:left w:val="none" w:sz="0" w:space="0" w:color="000000"/>
-                <w:right w:val="none" w:sz="0" w:space="0" w:color="000000"/>
-              </w:pBdr>
-              <w:spacing w:after="40" w:before="40" w:line="240"/>
-              <w:ind w:left="40" w:right="40" w:firstLine="0" w:firstLineChars="0"/>
-              <w:rPr>
-                <w:rFonts w:ascii="Helvetica" w:hAnsi="Helvetica" w:eastAsia="Helvetica" w:cs="Helvetica"/>
-                <w:i w:val="false"/>
-                <w:b w:val="false"/>
-                <w:u w:val="none"/>
-                <w:sz w:val="22"/>
-                <w:szCs w:val="22"/>
-                <w:color w:val="666666"/>
-              </w:rPr>
-            </w:pPr>
-            <w:r>
-              <w:rPr>
-                <w:rFonts w:ascii="Helvetica" w:hAnsi="Helvetica" w:eastAsia="Helvetica" w:cs="Helvetica"/>
-                <w:i w:val="false"/>
-                <w:b w:val="false"/>
-                <w:u w:val="none"/>
-                <w:sz w:val="22"/>
-                <w:szCs w:val="22"/>
-                <w:color w:val="666666"/>
-              </w:rPr>
-              <w:t xml:space="preserve">(Günther, Richards, and Dahl, 2014)</w:t>
+              <w:t xml:space="preserve">Oreophryne flava </w:t>
+            </w:r>
+          </w:p>
+        </w:tc>
+        <w:tc>
+          <w:tcPr>
+            <w:tcBorders>
+              <w:bottom w:val="none" w:sz="0" w:space="0" w:color="000000"/>
+              <w:top w:val="none" w:sz="0" w:space="0" w:color="000000"/>
+              <w:left w:val="none" w:sz="0" w:space="0" w:color="000000"/>
+              <w:right w:val="none" w:sz="0" w:space="0" w:color="000000"/>
+            </w:tcBorders>
+            <w:shd w:val="clear" w:color="auto" w:fill="FFFFFF"/>
+            <w:tcMar>
+              <w:top w:w="0" w:type="dxa"/>
+              <w:bottom w:w="0" w:type="dxa"/>
+              <w:left w:w="0" w:type="dxa"/>
+              <w:right w:w="0" w:type="dxa"/>
+            </w:tcMar>
+            <w:vAlign w:val="center"/>
+          </w:tcPr>
+          <w:p>
+            <w:pPr>
+              <w:pStyle w:val="Normal"/>
+              <w:jc w:val="left"/>
+              <w:pBdr>
+                <w:bottom w:val="none" w:sz="0" w:space="0" w:color="000000"/>
+                <w:top w:val="none" w:sz="0" w:space="0" w:color="000000"/>
+                <w:left w:val="none" w:sz="0" w:space="0" w:color="000000"/>
+                <w:right w:val="none" w:sz="0" w:space="0" w:color="000000"/>
+              </w:pBdr>
+              <w:spacing w:after="40" w:before="40" w:line="240"/>
+              <w:ind w:left="40" w:right="40" w:firstLine="0" w:firstLineChars="0"/>
+              <w:rPr>
+                <w:rFonts w:ascii="Helvetica" w:hAnsi="Helvetica" w:eastAsia="Helvetica" w:cs="Helvetica"/>
+                <w:i w:val="false"/>
+                <w:b w:val="false"/>
+                <w:u w:val="none"/>
+                <w:sz w:val="22"/>
+                <w:szCs w:val="22"/>
+                <w:color w:val="666666"/>
+              </w:rPr>
+            </w:pPr>
+            <w:r>
+              <w:rPr>
+                <w:rFonts w:ascii="Helvetica" w:hAnsi="Helvetica" w:eastAsia="Helvetica" w:cs="Helvetica"/>
+                <w:i w:val="false"/>
+                <w:b w:val="false"/>
+                <w:u w:val="none"/>
+                <w:sz w:val="22"/>
+                <w:szCs w:val="22"/>
+                <w:color w:val="666666"/>
+              </w:rPr>
+              <w:t xml:space="preserve">(Parker, 1934)</w:t>
             </w:r>
           </w:p>
         </w:tc>
@@ -15641,7 +15641,7 @@
                 <w:szCs w:val="22"/>
                 <w:color w:val="666666"/>
               </w:rPr>
-              <w:t xml:space="preserve">curator</w:t>
+              <w:t xml:space="preserve">flava</w:t>
             </w:r>
           </w:p>
         </w:tc>
@@ -15753,60 +15753,60 @@
                 <w:szCs w:val="22"/>
                 <w:color w:val="666666"/>
               </w:rPr>
-              <w:t xml:space="preserve">Oreophryne flava </w:t>
-            </w:r>
-          </w:p>
-        </w:tc>
-        <w:tc>
-          <w:tcPr>
-            <w:tcBorders>
-              <w:bottom w:val="none" w:sz="0" w:space="0" w:color="000000"/>
-              <w:top w:val="none" w:sz="0" w:space="0" w:color="000000"/>
-              <w:left w:val="none" w:sz="0" w:space="0" w:color="000000"/>
-              <w:right w:val="none" w:sz="0" w:space="0" w:color="000000"/>
-            </w:tcBorders>
-            <w:shd w:val="clear" w:color="auto" w:fill="FFFFFF"/>
-            <w:tcMar>
-              <w:top w:w="0" w:type="dxa"/>
-              <w:bottom w:w="0" w:type="dxa"/>
-              <w:left w:w="0" w:type="dxa"/>
-              <w:right w:w="0" w:type="dxa"/>
-            </w:tcMar>
-            <w:vAlign w:val="center"/>
-          </w:tcPr>
-          <w:p>
-            <w:pPr>
-              <w:pStyle w:val="Normal"/>
-              <w:jc w:val="left"/>
-              <w:pBdr>
-                <w:bottom w:val="none" w:sz="0" w:space="0" w:color="000000"/>
-                <w:top w:val="none" w:sz="0" w:space="0" w:color="000000"/>
-                <w:left w:val="none" w:sz="0" w:space="0" w:color="000000"/>
-                <w:right w:val="none" w:sz="0" w:space="0" w:color="000000"/>
-              </w:pBdr>
-              <w:spacing w:after="40" w:before="40" w:line="240"/>
-              <w:ind w:left="40" w:right="40" w:firstLine="0" w:firstLineChars="0"/>
-              <w:rPr>
-                <w:rFonts w:ascii="Helvetica" w:hAnsi="Helvetica" w:eastAsia="Helvetica" w:cs="Helvetica"/>
-                <w:i w:val="false"/>
-                <w:b w:val="false"/>
-                <w:u w:val="none"/>
-                <w:sz w:val="22"/>
-                <w:szCs w:val="22"/>
-                <w:color w:val="666666"/>
-              </w:rPr>
-            </w:pPr>
-            <w:r>
-              <w:rPr>
-                <w:rFonts w:ascii="Helvetica" w:hAnsi="Helvetica" w:eastAsia="Helvetica" w:cs="Helvetica"/>
-                <w:i w:val="false"/>
-                <w:b w:val="false"/>
-                <w:u w:val="none"/>
-                <w:sz w:val="22"/>
-                <w:szCs w:val="22"/>
-                <w:color w:val="666666"/>
-              </w:rPr>
-              <w:t xml:space="preserve">(Parker, 1934)</w:t>
+              <w:t xml:space="preserve">Oreophryne flavomaculata </w:t>
+            </w:r>
+          </w:p>
+        </w:tc>
+        <w:tc>
+          <w:tcPr>
+            <w:tcBorders>
+              <w:bottom w:val="none" w:sz="0" w:space="0" w:color="000000"/>
+              <w:top w:val="none" w:sz="0" w:space="0" w:color="000000"/>
+              <w:left w:val="none" w:sz="0" w:space="0" w:color="000000"/>
+              <w:right w:val="none" w:sz="0" w:space="0" w:color="000000"/>
+            </w:tcBorders>
+            <w:shd w:val="clear" w:color="auto" w:fill="FFFFFF"/>
+            <w:tcMar>
+              <w:top w:w="0" w:type="dxa"/>
+              <w:bottom w:w="0" w:type="dxa"/>
+              <w:left w:w="0" w:type="dxa"/>
+              <w:right w:w="0" w:type="dxa"/>
+            </w:tcMar>
+            <w:vAlign w:val="center"/>
+          </w:tcPr>
+          <w:p>
+            <w:pPr>
+              <w:pStyle w:val="Normal"/>
+              <w:jc w:val="left"/>
+              <w:pBdr>
+                <w:bottom w:val="none" w:sz="0" w:space="0" w:color="000000"/>
+                <w:top w:val="none" w:sz="0" w:space="0" w:color="000000"/>
+                <w:left w:val="none" w:sz="0" w:space="0" w:color="000000"/>
+                <w:right w:val="none" w:sz="0" w:space="0" w:color="000000"/>
+              </w:pBdr>
+              <w:spacing w:after="40" w:before="40" w:line="240"/>
+              <w:ind w:left="40" w:right="40" w:firstLine="0" w:firstLineChars="0"/>
+              <w:rPr>
+                <w:rFonts w:ascii="Helvetica" w:hAnsi="Helvetica" w:eastAsia="Helvetica" w:cs="Helvetica"/>
+                <w:i w:val="false"/>
+                <w:b w:val="false"/>
+                <w:u w:val="none"/>
+                <w:sz w:val="22"/>
+                <w:szCs w:val="22"/>
+                <w:color w:val="666666"/>
+              </w:rPr>
+            </w:pPr>
+            <w:r>
+              <w:rPr>
+                <w:rFonts w:ascii="Helvetica" w:hAnsi="Helvetica" w:eastAsia="Helvetica" w:cs="Helvetica"/>
+                <w:i w:val="false"/>
+                <w:b w:val="false"/>
+                <w:u w:val="none"/>
+                <w:sz w:val="22"/>
+                <w:szCs w:val="22"/>
+                <w:color w:val="666666"/>
+              </w:rPr>
+              <w:t xml:space="preserve">(Günther and Richards, 2016)</w:t>
             </w:r>
           </w:p>
         </w:tc>
@@ -15965,7 +15965,7 @@
                 <w:szCs w:val="22"/>
                 <w:color w:val="666666"/>
               </w:rPr>
-              <w:t xml:space="preserve">flava</w:t>
+              <w:t xml:space="preserve">flavomaculata</w:t>
             </w:r>
           </w:p>
         </w:tc>
@@ -16077,60 +16077,60 @@
                 <w:szCs w:val="22"/>
                 <w:color w:val="666666"/>
               </w:rPr>
-              <w:t xml:space="preserve">Oreophryne flavomaculata </w:t>
-            </w:r>
-          </w:p>
-        </w:tc>
-        <w:tc>
-          <w:tcPr>
-            <w:tcBorders>
-              <w:bottom w:val="none" w:sz="0" w:space="0" w:color="000000"/>
-              <w:top w:val="none" w:sz="0" w:space="0" w:color="000000"/>
-              <w:left w:val="none" w:sz="0" w:space="0" w:color="000000"/>
-              <w:right w:val="none" w:sz="0" w:space="0" w:color="000000"/>
-            </w:tcBorders>
-            <w:shd w:val="clear" w:color="auto" w:fill="FFFFFF"/>
-            <w:tcMar>
-              <w:top w:w="0" w:type="dxa"/>
-              <w:bottom w:w="0" w:type="dxa"/>
-              <w:left w:w="0" w:type="dxa"/>
-              <w:right w:w="0" w:type="dxa"/>
-            </w:tcMar>
-            <w:vAlign w:val="center"/>
-          </w:tcPr>
-          <w:p>
-            <w:pPr>
-              <w:pStyle w:val="Normal"/>
-              <w:jc w:val="left"/>
-              <w:pBdr>
-                <w:bottom w:val="none" w:sz="0" w:space="0" w:color="000000"/>
-                <w:top w:val="none" w:sz="0" w:space="0" w:color="000000"/>
-                <w:left w:val="none" w:sz="0" w:space="0" w:color="000000"/>
-                <w:right w:val="none" w:sz="0" w:space="0" w:color="000000"/>
-              </w:pBdr>
-              <w:spacing w:after="40" w:before="40" w:line="240"/>
-              <w:ind w:left="40" w:right="40" w:firstLine="0" w:firstLineChars="0"/>
-              <w:rPr>
-                <w:rFonts w:ascii="Helvetica" w:hAnsi="Helvetica" w:eastAsia="Helvetica" w:cs="Helvetica"/>
-                <w:i w:val="false"/>
-                <w:b w:val="false"/>
-                <w:u w:val="none"/>
-                <w:sz w:val="22"/>
-                <w:szCs w:val="22"/>
-                <w:color w:val="666666"/>
-              </w:rPr>
-            </w:pPr>
-            <w:r>
-              <w:rPr>
-                <w:rFonts w:ascii="Helvetica" w:hAnsi="Helvetica" w:eastAsia="Helvetica" w:cs="Helvetica"/>
-                <w:i w:val="false"/>
-                <w:b w:val="false"/>
-                <w:u w:val="none"/>
-                <w:sz w:val="22"/>
-                <w:szCs w:val="22"/>
-                <w:color w:val="666666"/>
-              </w:rPr>
-              <w:t xml:space="preserve">(Günther and Richards, 2016)</w:t>
+              <w:t xml:space="preserve">Callula frontifasciata </w:t>
+            </w:r>
+          </w:p>
+        </w:tc>
+        <w:tc>
+          <w:tcPr>
+            <w:tcBorders>
+              <w:bottom w:val="none" w:sz="0" w:space="0" w:color="000000"/>
+              <w:top w:val="none" w:sz="0" w:space="0" w:color="000000"/>
+              <w:left w:val="none" w:sz="0" w:space="0" w:color="000000"/>
+              <w:right w:val="none" w:sz="0" w:space="0" w:color="000000"/>
+            </w:tcBorders>
+            <w:shd w:val="clear" w:color="auto" w:fill="FFFFFF"/>
+            <w:tcMar>
+              <w:top w:w="0" w:type="dxa"/>
+              <w:bottom w:w="0" w:type="dxa"/>
+              <w:left w:w="0" w:type="dxa"/>
+              <w:right w:w="0" w:type="dxa"/>
+            </w:tcMar>
+            <w:vAlign w:val="center"/>
+          </w:tcPr>
+          <w:p>
+            <w:pPr>
+              <w:pStyle w:val="Normal"/>
+              <w:jc w:val="left"/>
+              <w:pBdr>
+                <w:bottom w:val="none" w:sz="0" w:space="0" w:color="000000"/>
+                <w:top w:val="none" w:sz="0" w:space="0" w:color="000000"/>
+                <w:left w:val="none" w:sz="0" w:space="0" w:color="000000"/>
+                <w:right w:val="none" w:sz="0" w:space="0" w:color="000000"/>
+              </w:pBdr>
+              <w:spacing w:after="40" w:before="40" w:line="240"/>
+              <w:ind w:left="40" w:right="40" w:firstLine="0" w:firstLineChars="0"/>
+              <w:rPr>
+                <w:rFonts w:ascii="Helvetica" w:hAnsi="Helvetica" w:eastAsia="Helvetica" w:cs="Helvetica"/>
+                <w:i w:val="false"/>
+                <w:b w:val="false"/>
+                <w:u w:val="none"/>
+                <w:sz w:val="22"/>
+                <w:szCs w:val="22"/>
+                <w:color w:val="666666"/>
+              </w:rPr>
+            </w:pPr>
+            <w:r>
+              <w:rPr>
+                <w:rFonts w:ascii="Helvetica" w:hAnsi="Helvetica" w:eastAsia="Helvetica" w:cs="Helvetica"/>
+                <w:i w:val="false"/>
+                <w:b w:val="false"/>
+                <w:u w:val="none"/>
+                <w:sz w:val="22"/>
+                <w:szCs w:val="22"/>
+                <w:color w:val="666666"/>
+              </w:rPr>
+              <w:t xml:space="preserve">(Horst, 1883)</w:t>
             </w:r>
           </w:p>
         </w:tc>
@@ -16289,7 +16289,7 @@
                 <w:szCs w:val="22"/>
                 <w:color w:val="666666"/>
               </w:rPr>
-              <w:t xml:space="preserve">flavomaculata</w:t>
+              <w:t xml:space="preserve">frontifasciata</w:t>
             </w:r>
           </w:p>
         </w:tc>

--- a/Results/table5.taxonomy.docx
+++ b/Results/table5.taxonomy.docx
@@ -143,7 +143,7 @@
                 <w:szCs w:val="22"/>
                 <w:color w:val="666666"/>
               </w:rPr>
-              <w:t xml:space="preserve">Classification of Auparoparo and Oreophryne based on phylogenetic evidence from two mitochondrial gene fragments (CytB, ND4) and three nuclear loci (BDNF, SIA, NXC). Incertae sedis taxa require phylogenetic evidence for classification.</w:t>
+              <w:t xml:space="preserve">Classification of Auparoparo and Oreophryne based on phylogenetic evidence from two mitochondrial gene fragments (CytB, ND4) and three nuclear loci (BDNF, SIA, NXC). Incertae sedis taxa require molecular phylogenetic evidence for assignment.</w:t>
             </w:r>
           </w:p>
         </w:tc>
